--- a/5.人员管理/1.流程制度规范类文件/TXHS-05-06-人员绩效考核管理制度.docx
+++ b/5.人员管理/1.流程制度规范类文件/TXHS-05-06-人员绩效考核管理制度.docx
@@ -616,8 +616,6 @@
               </w:rPr>
               <w:t>审核时间</w:t>
             </w:r>
-            <w:bookmarkStart w:id="29" w:name="_GoBack"/>
-            <w:bookmarkEnd w:id="29"/>
             <w:r>
               <w:rPr>
                 <w:rFonts w:hint="eastAsia" w:asciiTheme="minorAscii" w:hAnsiTheme="minorAscii" w:eastAsiaTheme="minorEastAsia"/>
@@ -876,12 +874,6 @@
             <w:insideH w:val="single" w:color="000000" w:sz="2" w:space="0"/>
             <w:insideV w:val="single" w:color="000000" w:sz="2" w:space="0"/>
           </w:tblBorders>
-          <w:tblCellMar>
-            <w:top w:w="0" w:type="dxa"/>
-            <w:left w:w="0" w:type="dxa"/>
-            <w:bottom w:w="0" w:type="dxa"/>
-            <w:right w:w="0" w:type="dxa"/>
-          </w:tblCellMar>
         </w:tblPrEx>
         <w:trPr>
           <w:trHeight w:val="593" w:hRule="atLeast"/>
@@ -4140,7 +4132,16 @@
           <w:rFonts w:hint="default"/>
           <w:lang w:val="en-US" w:eastAsia="zh-CN"/>
         </w:rPr>
-        <w:t>为建立科学、公正的绩效管理体系，客观评价员工的工作业绩与行为表现，有效激励员工持续改进、提升能力，实现个人与公司软件运维服务业务的协同发展，支撑公司战略目标的达成，特制定本制度。</w:t>
+        <w:t>为建立科学、公正的绩效管理体系，客观评价员工的工作业绩与行为表现，有效激励员工持续改进、提升能力，实现个人与公司</w:t>
+      </w:r>
+      <w:bookmarkStart w:id="29" w:name="_GoBack"/>
+      <w:bookmarkEnd w:id="29"/>
+      <w:r>
+        <w:rPr>
+          <w:rFonts w:hint="default"/>
+          <w:lang w:val="en-US" w:eastAsia="zh-CN"/>
+        </w:rPr>
+        <w:t>运维服务业务的协同发展，支撑公司战略目标的达成，特制定本制度。</w:t>
       </w:r>
     </w:p>
     <w:p>

--- a/5.人员管理/1.流程制度规范类文件/TXHS-05-06-人员绩效考核管理制度.docx
+++ b/5.人员管理/1.流程制度规范类文件/TXHS-05-06-人员绩效考核管理制度.docx
@@ -1,10 +1,11 @@
 
 <file path=word/document.xml><?xml version="1.0" encoding="utf-8"?>
-<w:document xmlns:wpc="http://schemas.microsoft.com/office/word/2010/wordprocessingCanvas" xmlns:mc="http://schemas.openxmlformats.org/markup-compatibility/2006" xmlns:o="urn:schemas-microsoft-com:office:office" xmlns:r="http://schemas.openxmlformats.org/officeDocument/2006/relationships" xmlns:m="http://schemas.openxmlformats.org/officeDocument/2006/math" xmlns:v="urn:schemas-microsoft-com:vml" xmlns:wp14="http://schemas.microsoft.com/office/word/2010/wordprocessingDrawing" xmlns:wp="http://schemas.openxmlformats.org/drawingml/2006/wordprocessingDrawing" xmlns:w="http://schemas.openxmlformats.org/wordprocessingml/2006/main" xmlns:w14="http://schemas.microsoft.com/office/word/2010/wordml" xmlns:w10="urn:schemas-microsoft-com:office:word" xmlns:w15="http://schemas.microsoft.com/office/word/2012/wordml" xmlns:wpg="http://schemas.microsoft.com/office/word/2010/wordprocessingGroup" xmlns:wpi="http://schemas.microsoft.com/office/word/2010/wordprocessingInk" xmlns:wne="http://schemas.microsoft.com/office/word/2006/wordml" xmlns:wps="http://schemas.microsoft.com/office/word/2010/wordprocessingShape" xmlns:wpsCustomData="http://www.wps.cn/officeDocument/2013/wpsCustomData" mc:Ignorable="w14 w15 wp14">
+<w:document xmlns:wpc="http://schemas.microsoft.com/office/word/2010/wordprocessingCanvas" xmlns:mc="http://schemas.openxmlformats.org/markup-compatibility/2006" xmlns:o="urn:schemas-microsoft-com:office:office" xmlns:r="http://schemas.openxmlformats.org/officeDocument/2006/relationships" xmlns:m="http://schemas.openxmlformats.org/officeDocument/2006/math" xmlns:v="urn:schemas-microsoft-com:vml" xmlns:wp14="http://schemas.microsoft.com/office/word/2010/wordprocessingDrawing" xmlns:wp="http://schemas.openxmlformats.org/drawingml/2006/wordprocessingDrawing" xmlns:w10="urn:schemas-microsoft-com:office:word" xmlns:w="http://schemas.openxmlformats.org/wordprocessingml/2006/main" xmlns:w14="http://schemas.microsoft.com/office/word/2010/wordml" xmlns:w15="http://schemas.microsoft.com/office/word/2012/wordml" xmlns:wne="http://schemas.microsoft.com/office/word/2006/wordml" xmlns:wpg="http://schemas.microsoft.com/office/word/2010/wordprocessingGroup" xmlns:wpi="http://schemas.microsoft.com/office/word/2010/wordprocessingInk" xmlns:wps="http://schemas.microsoft.com/office/word/2010/wordprocessingShape" mc:Ignorable="w14 w15 wp14">
+  <!-- Generated by Aspose.Words for .NET 13.3.0.1 -->
   <w:body>
     <w:p>
       <w:pPr>
-        <w:pStyle w:val="24"/>
+        <w:pStyle w:val="a"/>
         <w:keepNext w:val="0"/>
         <w:keepLines w:val="0"/>
         <w:pageBreakBefore w:val="0"/>
@@ -24,7 +25,7 @@
       <w:bookmarkStart w:id="0" w:name="_Toc24968"/>
       <w:r>
         <w:drawing>
-          <wp:anchor distT="0" distB="0" distL="114300" distR="114300" simplePos="0" relativeHeight="251661312" behindDoc="1" locked="0" layoutInCell="1" allowOverlap="1">
+          <wp:anchor distT="0" distB="0" distL="114300" distR="114300" simplePos="0" relativeHeight="251660288" behindDoc="1" locked="0" layoutInCell="1" allowOverlap="1">
             <wp:simplePos x="0" y="0"/>
             <wp:positionH relativeFrom="column">
               <wp:posOffset>-19050</wp:posOffset>
@@ -49,7 +50,7 @@
                     </pic:cNvPicPr>
                   </pic:nvPicPr>
                   <pic:blipFill>
-                    <a:blip r:embed="rId7"/>
+                    <a:blip xmlns:r="http://schemas.openxmlformats.org/officeDocument/2006/relationships" r:embed="rId4"/>
                     <a:stretch>
                       <a:fillRect/>
                     </a:stretch>
@@ -75,7 +76,7 @@
       </w:r>
       <w:r>
         <w:drawing>
-          <wp:anchor distT="0" distB="0" distL="114300" distR="114300" simplePos="0" relativeHeight="251660288" behindDoc="1" locked="0" layoutInCell="1" allowOverlap="1">
+          <wp:anchor distT="0" distB="0" distL="114300" distR="114300" simplePos="0" relativeHeight="251659264" behindDoc="1" locked="0" layoutInCell="1" allowOverlap="1">
             <wp:simplePos x="0" y="0"/>
             <wp:positionH relativeFrom="column">
               <wp:posOffset>0</wp:posOffset>
@@ -100,7 +101,7 @@
                     </pic:cNvPicPr>
                   </pic:nvPicPr>
                   <pic:blipFill>
-                    <a:blip r:embed="rId8"/>
+                    <a:blip xmlns:r="http://schemas.openxmlformats.org/officeDocument/2006/relationships" r:embed="rId5"/>
                     <a:stretch>
                       <a:fillRect/>
                     </a:stretch>
@@ -130,7 +131,7 @@
           <w:lang w:val="en-US" w:eastAsia="zh-CN"/>
         </w:rPr>
         <w:drawing>
-          <wp:anchor distT="0" distB="0" distL="114300" distR="114300" simplePos="0" relativeHeight="251659264" behindDoc="1" locked="0" layoutInCell="1" allowOverlap="1">
+          <wp:anchor distT="0" distB="0" distL="114300" distR="114300" simplePos="0" relativeHeight="251658240" behindDoc="1" locked="0" layoutInCell="1" allowOverlap="1">
             <wp:simplePos x="0" y="0"/>
             <wp:positionH relativeFrom="column">
               <wp:posOffset>635</wp:posOffset>
@@ -155,7 +156,7 @@
                     </pic:cNvPicPr>
                   </pic:nvPicPr>
                   <pic:blipFill>
-                    <a:blip r:embed="rId9">
+                    <a:blip xmlns:r="http://schemas.openxmlformats.org/officeDocument/2006/relationships" r:embed="rId6">
                       <a:alphaModFix amt="58000"/>
                       <a:lum contrast="-52000"/>
                     </a:blip>
@@ -189,7 +190,7 @@
     </w:p>
     <w:p>
       <w:pPr>
-        <w:pStyle w:val="25"/>
+        <w:pStyle w:val="a0"/>
         <w:keepNext w:val="0"/>
         <w:keepLines w:val="0"/>
         <w:pageBreakBefore w:val="0"/>
@@ -236,11 +237,11 @@
         <w:adjustRightInd w:val="0"/>
         <w:snapToGrid w:val="0"/>
         <w:spacing w:after="624" w:afterLines="200" w:line="219" w:lineRule="auto"/>
-        <w:ind w:left="0" w:leftChars="0" w:right="0" w:rightChars="0" w:firstLine="0" w:firstLineChars="0"/>
+        <w:ind w:left="0" w:right="0" w:firstLine="0" w:leftChars="0" w:rightChars="0" w:firstLineChars="0"/>
         <w:jc w:val="center"/>
         <w:textAlignment w:val="baseline"/>
         <w:rPr>
-          <w:rFonts w:hint="eastAsia" w:ascii="宋体" w:hAnsi="宋体" w:eastAsia="宋体" w:cs="宋体"/>
+          <w:rFonts w:ascii="宋体" w:eastAsia="宋体" w:hAnsi="宋体" w:cs="宋体" w:hint="eastAsia"/>
           <w:sz w:val="24"/>
           <w:szCs w:val="24"/>
           <w:lang w:val="en-US" w:eastAsia="zh-CN"/>
@@ -248,7 +249,7 @@
       </w:pPr>
       <w:r>
         <w:rPr>
-          <w:rFonts w:ascii="宋体" w:hAnsi="宋体" w:eastAsia="宋体" w:cs="宋体"/>
+          <w:rFonts w:ascii="宋体" w:eastAsia="宋体" w:hAnsi="宋体" w:cs="宋体"/>
           <w:b/>
           <w:bCs/>
           <w:spacing w:val="-3"/>
@@ -259,7 +260,7 @@
       </w:r>
       <w:r>
         <w:rPr>
-          <w:rFonts w:hint="eastAsia" w:ascii="宋体" w:hAnsi="宋体" w:eastAsia="宋体" w:cs="宋体"/>
+          <w:rFonts w:ascii="宋体" w:eastAsia="宋体" w:hAnsi="宋体" w:cs="宋体" w:hint="eastAsia"/>
           <w:b/>
           <w:bCs/>
           <w:spacing w:val="-3"/>
@@ -271,7 +272,7 @@
       </w:r>
       <w:r>
         <w:rPr>
-          <w:rFonts w:ascii="宋体" w:hAnsi="宋体" w:eastAsia="宋体" w:cs="宋体"/>
+          <w:rFonts w:ascii="宋体" w:eastAsia="宋体" w:hAnsi="宋体" w:cs="宋体"/>
           <w:b/>
           <w:bCs/>
           <w:spacing w:val="-3"/>
@@ -282,7 +283,7 @@
       </w:r>
       <w:r>
         <w:rPr>
-          <w:rFonts w:hint="eastAsia" w:ascii="宋体" w:hAnsi="宋体" w:eastAsia="宋体" w:cs="宋体"/>
+          <w:rFonts w:ascii="宋体" w:eastAsia="宋体" w:hAnsi="宋体" w:cs="宋体" w:hint="eastAsia"/>
           <w:b/>
           <w:bCs/>
           <w:spacing w:val="-3"/>
@@ -294,7 +295,7 @@
       </w:r>
       <w:r>
         <w:rPr>
-          <w:rFonts w:ascii="宋体" w:hAnsi="宋体" w:eastAsia="宋体" w:cs="宋体"/>
+          <w:rFonts w:ascii="宋体" w:eastAsia="宋体" w:hAnsi="宋体" w:cs="宋体"/>
           <w:b/>
           <w:bCs/>
           <w:spacing w:val="-3"/>
@@ -305,7 +306,7 @@
       </w:r>
       <w:r>
         <w:rPr>
-          <w:rFonts w:hint="eastAsia" w:ascii="宋体" w:hAnsi="宋体" w:cs="宋体"/>
+          <w:rFonts w:ascii="宋体" w:hAnsi="宋体" w:cs="宋体" w:hint="eastAsia"/>
           <w:b/>
           <w:bCs/>
           <w:spacing w:val="-3"/>
@@ -318,18 +319,17 @@
     </w:p>
     <w:tbl>
       <w:tblPr>
-        <w:tblStyle w:val="21"/>
+        <w:tblStyle w:val="TableGrid"/>
         <w:tblW w:w="0" w:type="auto"/>
         <w:jc w:val="center"/>
         <w:tblBorders>
-          <w:top w:val="none" w:color="auto" w:sz="0" w:space="0"/>
-          <w:left w:val="none" w:color="auto" w:sz="0" w:space="0"/>
-          <w:bottom w:val="none" w:color="auto" w:sz="0" w:space="0"/>
-          <w:right w:val="none" w:color="auto" w:sz="0" w:space="0"/>
-          <w:insideH w:val="none" w:color="auto" w:sz="0" w:space="0"/>
-          <w:insideV w:val="none" w:color="auto" w:sz="0" w:space="0"/>
+          <w:top w:val="nil"/>
+          <w:left w:val="nil"/>
+          <w:bottom w:val="nil"/>
+          <w:right w:val="nil"/>
+          <w:insideH w:val="nil"/>
+          <w:insideV w:val="nil"/>
         </w:tblBorders>
-        <w:tblLayout w:type="autofit"/>
         <w:tblCellMar>
           <w:top w:w="0" w:type="dxa"/>
           <w:left w:w="108" w:type="dxa"/>
@@ -343,13 +343,15 @@
       </w:tblGrid>
       <w:tr>
         <w:tblPrEx>
+          <w:tblW w:w="0" w:type="auto"/>
+          <w:jc w:val="center"/>
           <w:tblBorders>
-            <w:top w:val="none" w:color="auto" w:sz="0" w:space="0"/>
-            <w:left w:val="none" w:color="auto" w:sz="0" w:space="0"/>
-            <w:bottom w:val="none" w:color="auto" w:sz="0" w:space="0"/>
-            <w:right w:val="none" w:color="auto" w:sz="0" w:space="0"/>
-            <w:insideH w:val="none" w:color="auto" w:sz="0" w:space="0"/>
-            <w:insideV w:val="none" w:color="auto" w:sz="0" w:space="0"/>
+            <w:top w:val="nil"/>
+            <w:left w:val="nil"/>
+            <w:bottom w:val="nil"/>
+            <w:right w:val="nil"/>
+            <w:insideH w:val="nil"/>
+            <w:insideV w:val="nil"/>
           </w:tblBorders>
           <w:tblCellMar>
             <w:top w:w="0" w:type="dxa"/>
@@ -359,7 +361,7 @@
           </w:tblCellMar>
         </w:tblPrEx>
         <w:trPr>
-          <w:trHeight w:val="810" w:hRule="atLeast"/>
+          <w:trHeight w:val="810"/>
           <w:jc w:val="center"/>
         </w:trPr>
         <w:tc>
@@ -397,7 +399,7 @@
             </w:r>
             <w:r>
               <w:rPr>
-                <w:rFonts w:hint="default" w:asciiTheme="minorAscii" w:hAnsiTheme="minorAscii" w:eastAsiaTheme="minorEastAsia"/>
+                <w:rFonts w:asciiTheme="minorAscii" w:eastAsiaTheme="minorEastAsia" w:hAnsiTheme="minorAscii" w:hint="default"/>
                 <w:spacing w:val="227"/>
                 <w:sz w:val="21"/>
                 <w:vertAlign w:val="baseline"/>
@@ -451,7 +453,7 @@
             </w:r>
             <w:r>
               <w:rPr>
-                <w:rFonts w:hint="eastAsia" w:asciiTheme="minorAscii" w:hAnsiTheme="minorAscii" w:eastAsiaTheme="minorEastAsia"/>
+                <w:rFonts w:asciiTheme="minorAscii" w:eastAsiaTheme="minorEastAsia" w:hAnsiTheme="minorAscii" w:hint="eastAsia"/>
                 <w:spacing w:val="227"/>
                 <w:sz w:val="21"/>
                 <w:vertAlign w:val="baseline"/>
@@ -473,14 +475,8 @@
       </w:tr>
       <w:tr>
         <w:tblPrEx>
-          <w:tblBorders>
-            <w:top w:val="none" w:color="auto" w:sz="0" w:space="0"/>
-            <w:left w:val="none" w:color="auto" w:sz="0" w:space="0"/>
-            <w:bottom w:val="none" w:color="auto" w:sz="0" w:space="0"/>
-            <w:right w:val="none" w:color="auto" w:sz="0" w:space="0"/>
-            <w:insideH w:val="none" w:color="auto" w:sz="0" w:space="0"/>
-            <w:insideV w:val="none" w:color="auto" w:sz="0" w:space="0"/>
-          </w:tblBorders>
+          <w:tblW w:w="0" w:type="auto"/>
+          <w:jc w:val="center"/>
           <w:tblCellMar>
             <w:top w:w="0" w:type="dxa"/>
             <w:left w:w="108" w:type="dxa"/>
@@ -489,7 +485,7 @@
           </w:tblCellMar>
         </w:tblPrEx>
         <w:trPr>
-          <w:trHeight w:val="810" w:hRule="atLeast"/>
+          <w:trHeight w:val="810"/>
           <w:jc w:val="center"/>
         </w:trPr>
         <w:tc>
@@ -513,7 +509,7 @@
               <w:snapToGrid w:val="0"/>
               <w:textAlignment w:val="baseline"/>
               <w:rPr>
-                <w:rFonts w:hint="default" w:ascii="Arial" w:hAnsi="Arial" w:eastAsia="Arial" w:cs="Arial"/>
+                <w:rFonts w:ascii="Arial" w:eastAsia="Arial" w:hAnsi="Arial" w:cs="Arial" w:hint="default"/>
                 <w:snapToGrid w:val="0"/>
                 <w:color w:val="000000"/>
                 <w:kern w:val="0"/>
@@ -545,7 +541,7 @@
             </w:r>
             <w:r>
               <w:rPr>
-                <w:rFonts w:hint="default" w:asciiTheme="minorAscii" w:hAnsiTheme="minorAscii" w:eastAsiaTheme="minorEastAsia"/>
+                <w:rFonts w:asciiTheme="minorAscii" w:eastAsiaTheme="minorEastAsia" w:hAnsiTheme="minorAscii" w:hint="default"/>
                 <w:spacing w:val="227"/>
                 <w:sz w:val="21"/>
                 <w:vertAlign w:val="baseline"/>
@@ -562,18 +558,7 @@
                 <w:vertAlign w:val="baseline"/>
                 <w:lang w:val="en-US" w:eastAsia="zh-CN"/>
               </w:rPr>
-              <w:t>V2.</w:t>
-            </w:r>
-            <w:r>
-              <w:rPr>
-                <w:rFonts w:hint="eastAsia"/>
-                <w:spacing w:val="0"/>
-                <w:kern w:val="0"/>
-                <w:u w:val="single"/>
-                <w:vertAlign w:val="baseline"/>
-                <w:lang w:val="en-US" w:eastAsia="zh-CN"/>
-              </w:rPr>
-              <w:t>0</w:t>
+              <w:t>V1.0</w:t>
             </w:r>
           </w:p>
         </w:tc>
@@ -598,7 +583,7 @@
               <w:snapToGrid w:val="0"/>
               <w:textAlignment w:val="baseline"/>
               <w:rPr>
-                <w:rFonts w:hint="default" w:ascii="Arial" w:hAnsi="Arial" w:eastAsia="Arial" w:cs="Arial"/>
+                <w:rFonts w:ascii="Arial" w:eastAsia="Arial" w:hAnsi="Arial" w:cs="Arial" w:hint="default"/>
                 <w:snapToGrid w:val="0"/>
                 <w:color w:val="000000"/>
                 <w:kern w:val="0"/>
@@ -618,7 +603,7 @@
             </w:r>
             <w:r>
               <w:rPr>
-                <w:rFonts w:hint="eastAsia" w:asciiTheme="minorAscii" w:hAnsiTheme="minorAscii" w:eastAsiaTheme="minorEastAsia"/>
+                <w:rFonts w:asciiTheme="minorAscii" w:eastAsiaTheme="minorEastAsia" w:hAnsiTheme="minorAscii" w:hint="eastAsia"/>
                 <w:spacing w:val="227"/>
                 <w:sz w:val="21"/>
                 <w:vertAlign w:val="baseline"/>
@@ -640,14 +625,8 @@
       </w:tr>
       <w:tr>
         <w:tblPrEx>
-          <w:tblBorders>
-            <w:top w:val="none" w:color="auto" w:sz="0" w:space="0"/>
-            <w:left w:val="none" w:color="auto" w:sz="0" w:space="0"/>
-            <w:bottom w:val="none" w:color="auto" w:sz="0" w:space="0"/>
-            <w:right w:val="none" w:color="auto" w:sz="0" w:space="0"/>
-            <w:insideH w:val="none" w:color="auto" w:sz="0" w:space="0"/>
-            <w:insideV w:val="none" w:color="auto" w:sz="0" w:space="0"/>
-          </w:tblBorders>
+          <w:tblW w:w="0" w:type="auto"/>
+          <w:jc w:val="center"/>
           <w:tblCellMar>
             <w:top w:w="0" w:type="dxa"/>
             <w:left w:w="108" w:type="dxa"/>
@@ -656,7 +635,7 @@
           </w:tblCellMar>
         </w:tblPrEx>
         <w:trPr>
-          <w:trHeight w:val="635" w:hRule="atLeast"/>
+          <w:trHeight w:val="635"/>
           <w:jc w:val="center"/>
         </w:trPr>
         <w:tc>
@@ -706,7 +685,7 @@
             </w:r>
             <w:r>
               <w:rPr>
-                <w:rFonts w:hint="eastAsia" w:asciiTheme="minorAscii" w:hAnsiTheme="minorAscii" w:eastAsiaTheme="minorEastAsia"/>
+                <w:rFonts w:asciiTheme="minorAscii" w:eastAsiaTheme="minorEastAsia" w:hAnsiTheme="minorAscii" w:hint="eastAsia"/>
                 <w:spacing w:val="227"/>
                 <w:sz w:val="21"/>
                 <w:vertAlign w:val="baseline"/>
@@ -759,7 +738,7 @@
             </w:r>
             <w:r>
               <w:rPr>
-                <w:rFonts w:hint="eastAsia" w:asciiTheme="minorAscii" w:hAnsiTheme="minorAscii" w:eastAsiaTheme="minorEastAsia"/>
+                <w:rFonts w:asciiTheme="minorAscii" w:eastAsiaTheme="minorEastAsia" w:hAnsiTheme="minorAscii" w:hint="eastAsia"/>
                 <w:spacing w:val="227"/>
                 <w:sz w:val="21"/>
                 <w:vertAlign w:val="baseline"/>
@@ -818,14 +797,14 @@
         <w:ind w:left="3634"/>
         <w:textAlignment w:val="baseline"/>
         <w:rPr>
-          <w:rFonts w:ascii="宋体" w:hAnsi="宋体" w:eastAsia="宋体" w:cs="宋体"/>
+          <w:rFonts w:ascii="宋体" w:eastAsia="宋体" w:hAnsi="宋体" w:cs="宋体"/>
           <w:sz w:val="31"/>
           <w:szCs w:val="31"/>
         </w:rPr>
       </w:pPr>
       <w:r>
         <w:rPr>
-          <w:rFonts w:ascii="宋体" w:hAnsi="宋体" w:eastAsia="宋体" w:cs="宋体"/>
+          <w:rFonts w:ascii="宋体" w:eastAsia="宋体" w:hAnsi="宋体" w:cs="宋体"/>
           <w:b/>
           <w:bCs/>
           <w:spacing w:val="4"/>
@@ -837,16 +816,16 @@
     </w:p>
     <w:tbl>
       <w:tblPr>
-        <w:tblStyle w:val="26"/>
+        <w:tblStyle w:val="TableNormal0"/>
         <w:tblW w:w="8214" w:type="dxa"/>
         <w:jc w:val="center"/>
         <w:tblBorders>
-          <w:top w:val="single" w:color="000000" w:sz="2" w:space="0"/>
-          <w:left w:val="single" w:color="000000" w:sz="2" w:space="0"/>
-          <w:bottom w:val="single" w:color="000000" w:sz="2" w:space="0"/>
-          <w:right w:val="single" w:color="000000" w:sz="2" w:space="0"/>
-          <w:insideH w:val="single" w:color="000000" w:sz="2" w:space="0"/>
-          <w:insideV w:val="single" w:color="000000" w:sz="2" w:space="0"/>
+          <w:top w:val="single" w:sz="2" w:space="0" w:color="000000"/>
+          <w:left w:val="single" w:sz="2" w:space="0" w:color="000000"/>
+          <w:bottom w:val="single" w:sz="2" w:space="0" w:color="000000"/>
+          <w:right w:val="single" w:sz="2" w:space="0" w:color="000000"/>
+          <w:insideH w:val="single" w:sz="2" w:space="0" w:color="000000"/>
+          <w:insideV w:val="single" w:sz="2" w:space="0" w:color="000000"/>
         </w:tblBorders>
         <w:tblLayout w:type="fixed"/>
         <w:tblCellMar>
@@ -866,17 +845,26 @@
       </w:tblGrid>
       <w:tr>
         <w:tblPrEx>
+          <w:tblW w:w="8214" w:type="dxa"/>
+          <w:jc w:val="center"/>
           <w:tblBorders>
-            <w:top w:val="single" w:color="000000" w:sz="2" w:space="0"/>
-            <w:left w:val="single" w:color="000000" w:sz="2" w:space="0"/>
-            <w:bottom w:val="single" w:color="000000" w:sz="2" w:space="0"/>
-            <w:right w:val="single" w:color="000000" w:sz="2" w:space="0"/>
-            <w:insideH w:val="single" w:color="000000" w:sz="2" w:space="0"/>
-            <w:insideV w:val="single" w:color="000000" w:sz="2" w:space="0"/>
+            <w:top w:val="single" w:sz="2" w:space="0" w:color="000000"/>
+            <w:left w:val="single" w:sz="2" w:space="0" w:color="000000"/>
+            <w:bottom w:val="single" w:sz="2" w:space="0" w:color="000000"/>
+            <w:right w:val="single" w:sz="2" w:space="0" w:color="000000"/>
+            <w:insideH w:val="single" w:sz="2" w:space="0" w:color="000000"/>
+            <w:insideV w:val="single" w:sz="2" w:space="0" w:color="000000"/>
           </w:tblBorders>
+          <w:tblLayout w:type="fixed"/>
+          <w:tblCellMar>
+            <w:top w:w="0" w:type="dxa"/>
+            <w:left w:w="0" w:type="dxa"/>
+            <w:bottom w:w="0" w:type="dxa"/>
+            <w:right w:w="0" w:type="dxa"/>
+          </w:tblCellMar>
         </w:tblPrEx>
         <w:trPr>
-          <w:trHeight w:val="593" w:hRule="atLeast"/>
+          <w:trHeight w:val="593"/>
           <w:jc w:val="center"/>
         </w:trPr>
         <w:tc>
@@ -898,18 +886,18 @@
               <w:adjustRightInd w:val="0"/>
               <w:snapToGrid w:val="0"/>
               <w:spacing w:before="176" w:line="228" w:lineRule="auto"/>
-              <w:ind w:left="0" w:leftChars="0" w:right="0" w:rightChars="0" w:firstLine="0" w:firstLineChars="0"/>
+              <w:ind w:left="0" w:right="0" w:firstLine="0" w:leftChars="0" w:rightChars="0" w:firstLineChars="0"/>
               <w:jc w:val="center"/>
               <w:textAlignment w:val="baseline"/>
               <w:rPr>
-                <w:rFonts w:ascii="宋体" w:hAnsi="宋体" w:eastAsia="宋体" w:cs="宋体"/>
+                <w:rFonts w:ascii="宋体" w:eastAsia="宋体" w:hAnsi="宋体" w:cs="宋体"/>
                 <w:sz w:val="20"/>
                 <w:szCs w:val="20"/>
               </w:rPr>
             </w:pPr>
             <w:r>
               <w:rPr>
-                <w:rFonts w:hint="eastAsia" w:ascii="宋体" w:hAnsi="宋体" w:cs="宋体"/>
+                <w:rFonts w:ascii="宋体" w:hAnsi="宋体" w:cs="宋体" w:hint="eastAsia"/>
                 <w:spacing w:val="-14"/>
                 <w:sz w:val="20"/>
                 <w:szCs w:val="20"/>
@@ -919,7 +907,7 @@
             </w:r>
             <w:r>
               <w:rPr>
-                <w:rFonts w:ascii="宋体" w:hAnsi="宋体" w:eastAsia="宋体" w:cs="宋体"/>
+                <w:rFonts w:ascii="宋体" w:eastAsia="宋体" w:hAnsi="宋体" w:cs="宋体"/>
                 <w:spacing w:val="-14"/>
                 <w:sz w:val="20"/>
                 <w:szCs w:val="20"/>
@@ -947,18 +935,18 @@
               <w:adjustRightInd w:val="0"/>
               <w:snapToGrid w:val="0"/>
               <w:spacing w:before="175" w:line="227" w:lineRule="auto"/>
-              <w:ind w:left="0" w:leftChars="0" w:right="0" w:rightChars="0" w:firstLine="0" w:firstLineChars="0"/>
+              <w:ind w:left="0" w:right="0" w:firstLine="0" w:leftChars="0" w:rightChars="0" w:firstLineChars="0"/>
               <w:jc w:val="center"/>
               <w:textAlignment w:val="baseline"/>
               <w:rPr>
-                <w:rFonts w:ascii="宋体" w:hAnsi="宋体" w:eastAsia="宋体" w:cs="宋体"/>
+                <w:rFonts w:ascii="宋体" w:eastAsia="宋体" w:hAnsi="宋体" w:cs="宋体"/>
                 <w:sz w:val="20"/>
                 <w:szCs w:val="20"/>
               </w:rPr>
             </w:pPr>
             <w:r>
               <w:rPr>
-                <w:rFonts w:ascii="宋体" w:hAnsi="宋体" w:eastAsia="宋体" w:cs="宋体"/>
+                <w:rFonts w:ascii="宋体" w:eastAsia="宋体" w:hAnsi="宋体" w:cs="宋体"/>
                 <w:spacing w:val="4"/>
                 <w:sz w:val="20"/>
                 <w:szCs w:val="20"/>
@@ -986,18 +974,18 @@
               <w:adjustRightInd w:val="0"/>
               <w:snapToGrid w:val="0"/>
               <w:spacing w:before="175" w:line="228" w:lineRule="auto"/>
-              <w:ind w:left="0" w:leftChars="0" w:right="0" w:rightChars="0" w:firstLine="0" w:firstLineChars="0"/>
+              <w:ind w:left="0" w:right="0" w:firstLine="0" w:leftChars="0" w:rightChars="0" w:firstLineChars="0"/>
               <w:jc w:val="center"/>
               <w:textAlignment w:val="baseline"/>
               <w:rPr>
-                <w:rFonts w:ascii="宋体" w:hAnsi="宋体" w:eastAsia="宋体" w:cs="宋体"/>
+                <w:rFonts w:ascii="宋体" w:eastAsia="宋体" w:hAnsi="宋体" w:cs="宋体"/>
                 <w:sz w:val="20"/>
                 <w:szCs w:val="20"/>
               </w:rPr>
             </w:pPr>
             <w:r>
               <w:rPr>
-                <w:rFonts w:ascii="宋体" w:hAnsi="宋体" w:eastAsia="宋体" w:cs="宋体"/>
+                <w:rFonts w:ascii="宋体" w:eastAsia="宋体" w:hAnsi="宋体" w:cs="宋体"/>
                 <w:spacing w:val="7"/>
                 <w:sz w:val="20"/>
                 <w:szCs w:val="20"/>
@@ -1025,11 +1013,11 @@
               <w:adjustRightInd w:val="0"/>
               <w:snapToGrid w:val="0"/>
               <w:spacing w:before="175" w:line="228" w:lineRule="auto"/>
-              <w:ind w:left="0" w:leftChars="0" w:right="0" w:rightChars="0" w:firstLine="0" w:firstLineChars="0"/>
+              <w:ind w:left="0" w:right="0" w:firstLine="0" w:leftChars="0" w:rightChars="0" w:firstLineChars="0"/>
               <w:jc w:val="center"/>
               <w:textAlignment w:val="baseline"/>
               <w:rPr>
-                <w:rFonts w:hint="eastAsia" w:ascii="宋体" w:hAnsi="宋体" w:eastAsia="宋体" w:cs="宋体"/>
+                <w:rFonts w:ascii="宋体" w:eastAsia="宋体" w:hAnsi="宋体" w:cs="宋体" w:hint="eastAsia"/>
                 <w:spacing w:val="7"/>
                 <w:sz w:val="20"/>
                 <w:szCs w:val="20"/>
@@ -1038,7 +1026,7 @@
             </w:pPr>
             <w:r>
               <w:rPr>
-                <w:rFonts w:hint="eastAsia" w:ascii="宋体" w:hAnsi="宋体" w:cs="宋体"/>
+                <w:rFonts w:ascii="宋体" w:hAnsi="宋体" w:cs="宋体" w:hint="eastAsia"/>
                 <w:spacing w:val="7"/>
                 <w:sz w:val="20"/>
                 <w:szCs w:val="20"/>
@@ -1067,11 +1055,11 @@
               <w:adjustRightInd w:val="0"/>
               <w:snapToGrid w:val="0"/>
               <w:spacing w:before="175" w:line="228" w:lineRule="auto"/>
-              <w:ind w:left="0" w:leftChars="0" w:right="0" w:rightChars="0" w:firstLine="0" w:firstLineChars="0"/>
+              <w:ind w:left="0" w:right="0" w:firstLine="0" w:leftChars="0" w:rightChars="0" w:firstLineChars="0"/>
               <w:jc w:val="center"/>
               <w:textAlignment w:val="baseline"/>
               <w:rPr>
-                <w:rFonts w:hint="default" w:ascii="宋体" w:hAnsi="宋体" w:cs="宋体"/>
+                <w:rFonts w:ascii="宋体" w:hAnsi="宋体" w:cs="宋体" w:hint="default"/>
                 <w:spacing w:val="7"/>
                 <w:sz w:val="20"/>
                 <w:szCs w:val="20"/>
@@ -1080,7 +1068,7 @@
             </w:pPr>
             <w:r>
               <w:rPr>
-                <w:rFonts w:hint="eastAsia" w:ascii="宋体" w:hAnsi="宋体" w:cs="宋体"/>
+                <w:rFonts w:ascii="宋体" w:hAnsi="宋体" w:cs="宋体" w:hint="eastAsia"/>
                 <w:spacing w:val="7"/>
                 <w:sz w:val="20"/>
                 <w:szCs w:val="20"/>
@@ -1109,18 +1097,18 @@
               <w:adjustRightInd w:val="0"/>
               <w:snapToGrid w:val="0"/>
               <w:spacing w:before="176" w:line="229" w:lineRule="auto"/>
-              <w:ind w:left="0" w:leftChars="0" w:right="0" w:rightChars="0" w:firstLine="0" w:firstLineChars="0"/>
+              <w:ind w:left="0" w:right="0" w:firstLine="0" w:leftChars="0" w:rightChars="0" w:firstLineChars="0"/>
               <w:jc w:val="center"/>
               <w:textAlignment w:val="baseline"/>
               <w:rPr>
-                <w:rFonts w:ascii="宋体" w:hAnsi="宋体" w:eastAsia="宋体" w:cs="宋体"/>
+                <w:rFonts w:ascii="宋体" w:eastAsia="宋体" w:hAnsi="宋体" w:cs="宋体"/>
                 <w:sz w:val="20"/>
                 <w:szCs w:val="20"/>
               </w:rPr>
             </w:pPr>
             <w:r>
               <w:rPr>
-                <w:rFonts w:ascii="宋体" w:hAnsi="宋体" w:eastAsia="宋体" w:cs="宋体"/>
+                <w:rFonts w:ascii="宋体" w:eastAsia="宋体" w:hAnsi="宋体" w:cs="宋体"/>
                 <w:spacing w:val="7"/>
                 <w:sz w:val="20"/>
                 <w:szCs w:val="20"/>
@@ -1132,14 +1120,9 @@
       </w:tr>
       <w:tr>
         <w:tblPrEx>
-          <w:tblBorders>
-            <w:top w:val="single" w:color="000000" w:sz="2" w:space="0"/>
-            <w:left w:val="single" w:color="000000" w:sz="2" w:space="0"/>
-            <w:bottom w:val="single" w:color="000000" w:sz="2" w:space="0"/>
-            <w:right w:val="single" w:color="000000" w:sz="2" w:space="0"/>
-            <w:insideH w:val="single" w:color="000000" w:sz="2" w:space="0"/>
-            <w:insideV w:val="single" w:color="000000" w:sz="2" w:space="0"/>
-          </w:tblBorders>
+          <w:tblW w:w="8214" w:type="dxa"/>
+          <w:jc w:val="center"/>
+          <w:tblLayout w:type="fixed"/>
           <w:tblCellMar>
             <w:top w:w="0" w:type="dxa"/>
             <w:left w:w="0" w:type="dxa"/>
@@ -1148,7 +1131,7 @@
           </w:tblCellMar>
         </w:tblPrEx>
         <w:trPr>
-          <w:trHeight w:val="516" w:hRule="atLeast"/>
+          <w:trHeight w:val="516"/>
           <w:jc w:val="center"/>
         </w:trPr>
         <w:tc>
@@ -1171,11 +1154,11 @@
               <w:adjustRightInd w:val="0"/>
               <w:snapToGrid w:val="0"/>
               <w:spacing w:before="173" w:line="267" w:lineRule="exact"/>
-              <w:ind w:left="0" w:leftChars="0" w:right="0" w:rightChars="0" w:firstLine="0" w:firstLineChars="0"/>
+              <w:ind w:left="0" w:right="0" w:firstLine="0" w:leftChars="0" w:rightChars="0" w:firstLineChars="0"/>
               <w:jc w:val="center"/>
               <w:textAlignment w:val="baseline"/>
               <w:rPr>
-                <w:rFonts w:hint="default" w:ascii="宋体" w:hAnsi="宋体" w:eastAsia="宋体" w:cs="宋体"/>
+                <w:rFonts w:ascii="宋体" w:eastAsia="宋体" w:hAnsi="宋体" w:cs="宋体" w:hint="default"/>
                 <w:snapToGrid w:val="0"/>
                 <w:color w:val="000000"/>
                 <w:kern w:val="0"/>
@@ -1186,7 +1169,7 @@
             </w:pPr>
             <w:r>
               <w:rPr>
-                <w:rFonts w:ascii="宋体" w:hAnsi="宋体" w:eastAsia="宋体" w:cs="宋体"/>
+                <w:rFonts w:ascii="宋体" w:eastAsia="宋体" w:hAnsi="宋体" w:cs="宋体"/>
                 <w:spacing w:val="3"/>
                 <w:position w:val="1"/>
                 <w:sz w:val="20"/>
@@ -1216,11 +1199,11 @@
               <w:adjustRightInd w:val="0"/>
               <w:snapToGrid w:val="0"/>
               <w:spacing w:before="173" w:line="267" w:lineRule="exact"/>
-              <w:ind w:left="0" w:leftChars="0" w:right="0" w:rightChars="0" w:firstLine="0" w:firstLineChars="0"/>
+              <w:ind w:left="0" w:right="0" w:firstLine="0" w:leftChars="0" w:rightChars="0" w:firstLineChars="0"/>
               <w:jc w:val="center"/>
               <w:textAlignment w:val="baseline"/>
               <w:rPr>
-                <w:rFonts w:ascii="宋体" w:hAnsi="宋体" w:eastAsia="宋体" w:cs="宋体"/>
+                <w:rFonts w:ascii="宋体" w:eastAsia="宋体" w:hAnsi="宋体" w:cs="宋体"/>
                 <w:snapToGrid w:val="0"/>
                 <w:color w:val="000000"/>
                 <w:kern w:val="0"/>
@@ -1231,7 +1214,7 @@
             </w:pPr>
             <w:r>
               <w:rPr>
-                <w:rFonts w:ascii="宋体" w:hAnsi="宋体" w:eastAsia="宋体" w:cs="宋体"/>
+                <w:rFonts w:ascii="宋体" w:eastAsia="宋体" w:hAnsi="宋体" w:cs="宋体"/>
                 <w:spacing w:val="4"/>
                 <w:position w:val="1"/>
                 <w:sz w:val="20"/>
@@ -1261,11 +1244,11 @@
               <w:adjustRightInd w:val="0"/>
               <w:snapToGrid w:val="0"/>
               <w:spacing w:before="172" w:line="228" w:lineRule="auto"/>
-              <w:ind w:left="0" w:leftChars="0" w:right="0" w:rightChars="0" w:firstLine="0" w:firstLineChars="0"/>
+              <w:ind w:left="0" w:right="0" w:firstLine="0" w:leftChars="0" w:rightChars="0" w:firstLineChars="0"/>
               <w:jc w:val="center"/>
               <w:textAlignment w:val="baseline"/>
               <w:rPr>
-                <w:rFonts w:ascii="宋体" w:hAnsi="宋体" w:eastAsia="宋体" w:cs="宋体"/>
+                <w:rFonts w:ascii="宋体" w:eastAsia="宋体" w:hAnsi="宋体" w:cs="宋体"/>
                 <w:snapToGrid w:val="0"/>
                 <w:color w:val="000000"/>
                 <w:kern w:val="0"/>
@@ -1276,7 +1259,7 @@
             </w:pPr>
             <w:r>
               <w:rPr>
-                <w:rFonts w:ascii="宋体" w:hAnsi="宋体" w:eastAsia="宋体" w:cs="宋体"/>
+                <w:rFonts w:ascii="宋体" w:eastAsia="宋体" w:hAnsi="宋体" w:cs="宋体"/>
                 <w:spacing w:val="200"/>
                 <w:kern w:val="0"/>
                 <w:sz w:val="20"/>
@@ -1286,7 +1269,7 @@
             </w:r>
             <w:r>
               <w:rPr>
-                <w:rFonts w:ascii="宋体" w:hAnsi="宋体" w:eastAsia="宋体" w:cs="宋体"/>
+                <w:rFonts w:ascii="宋体" w:eastAsia="宋体" w:hAnsi="宋体" w:cs="宋体"/>
                 <w:spacing w:val="0"/>
                 <w:kern w:val="0"/>
                 <w:sz w:val="20"/>
@@ -1316,11 +1299,11 @@
               <w:adjustRightInd w:val="0"/>
               <w:snapToGrid w:val="0"/>
               <w:spacing w:before="172" w:line="228" w:lineRule="auto"/>
-              <w:ind w:left="0" w:leftChars="0" w:right="0" w:rightChars="0" w:firstLine="0" w:firstLineChars="0"/>
+              <w:ind w:left="0" w:right="0" w:firstLine="0" w:leftChars="0" w:rightChars="0" w:firstLineChars="0"/>
               <w:jc w:val="center"/>
               <w:textAlignment w:val="baseline"/>
               <w:rPr>
-                <w:rFonts w:ascii="宋体" w:hAnsi="宋体" w:eastAsia="宋体" w:cs="宋体"/>
+                <w:rFonts w:ascii="宋体" w:eastAsia="宋体" w:hAnsi="宋体" w:cs="宋体"/>
                 <w:snapToGrid w:val="0"/>
                 <w:color w:val="000000"/>
                 <w:spacing w:val="200"/>
@@ -1332,14 +1315,14 @@
             </w:pPr>
             <w:r>
               <w:rPr>
-                <w:rFonts w:hint="eastAsia" w:ascii="宋体" w:hAnsi="宋体" w:eastAsia="宋体" w:cs="宋体"/>
+                <w:rFonts w:ascii="宋体" w:eastAsia="宋体" w:hAnsi="宋体" w:cs="宋体" w:hint="eastAsia"/>
                 <w:spacing w:val="200"/>
                 <w:kern w:val="0"/>
                 <w:sz w:val="20"/>
                 <w:szCs w:val="20"/>
                 <w:lang w:val="en-US" w:eastAsia="zh-CN"/>
               </w:rPr>
-              <w:t>吴夤</w:t>
+              <w:t>平湾</w:t>
             </w:r>
           </w:p>
         </w:tc>
@@ -1363,11 +1346,11 @@
               <w:adjustRightInd w:val="0"/>
               <w:snapToGrid w:val="0"/>
               <w:spacing w:before="173" w:line="229" w:lineRule="auto"/>
-              <w:ind w:left="0" w:leftChars="0" w:right="0" w:rightChars="0" w:firstLine="0" w:firstLineChars="0"/>
+              <w:ind w:left="0" w:right="0" w:firstLine="0" w:leftChars="0" w:rightChars="0" w:firstLineChars="0"/>
               <w:jc w:val="center"/>
               <w:textAlignment w:val="baseline"/>
               <w:rPr>
-                <w:rFonts w:ascii="宋体" w:hAnsi="宋体" w:eastAsia="宋体" w:cs="宋体"/>
+                <w:rFonts w:ascii="宋体" w:eastAsia="宋体" w:hAnsi="宋体" w:cs="宋体"/>
                 <w:snapToGrid w:val="0"/>
                 <w:color w:val="000000"/>
                 <w:spacing w:val="200"/>
@@ -1379,14 +1362,14 @@
             </w:pPr>
             <w:r>
               <w:rPr>
-                <w:rFonts w:hint="eastAsia" w:asciiTheme="minorAscii" w:hAnsiTheme="minorAscii" w:eastAsiaTheme="minorEastAsia"/>
+                <w:rFonts w:asciiTheme="minorAscii" w:eastAsiaTheme="minorEastAsia" w:hAnsiTheme="minorAscii" w:hint="eastAsia"/>
                 <w:spacing w:val="0"/>
                 <w:kern w:val="0"/>
                 <w:sz w:val="21"/>
                 <w:vertAlign w:val="baseline"/>
                 <w:lang w:val="en-US" w:eastAsia="zh-CN"/>
               </w:rPr>
-              <w:t>茅建根</w:t>
+              <w:t>陈凯</w:t>
             </w:r>
           </w:p>
         </w:tc>
@@ -1410,11 +1393,11 @@
               <w:adjustRightInd w:val="0"/>
               <w:snapToGrid w:val="0"/>
               <w:spacing w:before="173" w:line="229" w:lineRule="auto"/>
-              <w:ind w:left="0" w:leftChars="0" w:right="0" w:rightChars="0" w:firstLine="0" w:firstLineChars="0"/>
+              <w:ind w:left="0" w:right="0" w:firstLine="0" w:leftChars="0" w:rightChars="0" w:firstLineChars="0"/>
               <w:jc w:val="center"/>
               <w:textAlignment w:val="baseline"/>
               <w:rPr>
-                <w:rFonts w:ascii="宋体" w:hAnsi="宋体" w:eastAsia="宋体" w:cs="宋体"/>
+                <w:rFonts w:ascii="宋体" w:eastAsia="宋体" w:hAnsi="宋体" w:cs="宋体"/>
                 <w:snapToGrid w:val="0"/>
                 <w:color w:val="000000"/>
                 <w:kern w:val="0"/>
@@ -1425,7 +1408,7 @@
             </w:pPr>
             <w:r>
               <w:rPr>
-                <w:rFonts w:hint="eastAsia" w:asciiTheme="minorAscii" w:hAnsiTheme="minorAscii" w:eastAsiaTheme="minorEastAsia"/>
+                <w:rFonts w:asciiTheme="minorAscii" w:eastAsiaTheme="minorEastAsia" w:hAnsiTheme="minorAscii" w:hint="eastAsia"/>
                 <w:spacing w:val="0"/>
                 <w:kern w:val="0"/>
                 <w:sz w:val="21"/>
@@ -1439,14 +1422,9 @@
       </w:tr>
       <w:tr>
         <w:tblPrEx>
-          <w:tblBorders>
-            <w:top w:val="single" w:color="000000" w:sz="2" w:space="0"/>
-            <w:left w:val="single" w:color="000000" w:sz="2" w:space="0"/>
-            <w:bottom w:val="single" w:color="000000" w:sz="2" w:space="0"/>
-            <w:right w:val="single" w:color="000000" w:sz="2" w:space="0"/>
-            <w:insideH w:val="single" w:color="000000" w:sz="2" w:space="0"/>
-            <w:insideV w:val="single" w:color="000000" w:sz="2" w:space="0"/>
-          </w:tblBorders>
+          <w:tblW w:w="8214" w:type="dxa"/>
+          <w:jc w:val="center"/>
+          <w:tblLayout w:type="fixed"/>
           <w:tblCellMar>
             <w:top w:w="0" w:type="dxa"/>
             <w:left w:w="0" w:type="dxa"/>
@@ -1455,7 +1433,7 @@
           </w:tblCellMar>
         </w:tblPrEx>
         <w:trPr>
-          <w:trHeight w:val="556" w:hRule="atLeast"/>
+          <w:trHeight w:val="556"/>
           <w:jc w:val="center"/>
         </w:trPr>
         <w:tc>
@@ -1478,11 +1456,11 @@
               <w:adjustRightInd w:val="0"/>
               <w:snapToGrid w:val="0"/>
               <w:spacing w:before="173" w:line="267" w:lineRule="exact"/>
-              <w:ind w:left="0" w:leftChars="0" w:right="0" w:rightChars="0" w:firstLine="0" w:firstLineChars="0"/>
+              <w:ind w:left="0" w:right="0" w:firstLine="0" w:leftChars="0" w:rightChars="0" w:firstLineChars="0"/>
               <w:jc w:val="center"/>
               <w:textAlignment w:val="baseline"/>
               <w:rPr>
-                <w:rFonts w:hint="default" w:ascii="宋体" w:hAnsi="宋体" w:eastAsia="宋体" w:cs="宋体"/>
+                <w:rFonts w:ascii="宋体" w:eastAsia="宋体" w:hAnsi="宋体" w:cs="宋体" w:hint="default"/>
                 <w:snapToGrid w:val="0"/>
                 <w:color w:val="000000"/>
                 <w:kern w:val="0"/>
@@ -1493,7 +1471,7 @@
             </w:pPr>
             <w:r>
               <w:rPr>
-                <w:rFonts w:ascii="宋体" w:hAnsi="宋体" w:eastAsia="宋体" w:cs="宋体"/>
+                <w:rFonts w:ascii="宋体" w:eastAsia="宋体" w:hAnsi="宋体" w:cs="宋体"/>
                 <w:spacing w:val="3"/>
                 <w:position w:val="1"/>
                 <w:sz w:val="20"/>
@@ -1503,7 +1481,7 @@
             </w:r>
             <w:r>
               <w:rPr>
-                <w:rFonts w:hint="eastAsia" w:ascii="宋体" w:hAnsi="宋体" w:cs="宋体"/>
+                <w:rFonts w:ascii="宋体" w:hAnsi="宋体" w:cs="宋体" w:hint="eastAsia"/>
                 <w:spacing w:val="3"/>
                 <w:position w:val="1"/>
                 <w:sz w:val="20"/>
@@ -1534,11 +1512,11 @@
               <w:adjustRightInd w:val="0"/>
               <w:snapToGrid w:val="0"/>
               <w:spacing w:before="173" w:line="267" w:lineRule="exact"/>
-              <w:ind w:left="0" w:leftChars="0" w:right="0" w:rightChars="0" w:firstLine="0" w:firstLineChars="0"/>
+              <w:ind w:left="0" w:right="0" w:firstLine="0" w:leftChars="0" w:rightChars="0" w:firstLineChars="0"/>
               <w:jc w:val="center"/>
               <w:textAlignment w:val="baseline"/>
               <w:rPr>
-                <w:rFonts w:ascii="宋体" w:hAnsi="宋体" w:eastAsia="宋体" w:cs="宋体"/>
+                <w:rFonts w:ascii="宋体" w:eastAsia="宋体" w:hAnsi="宋体" w:cs="宋体"/>
                 <w:snapToGrid w:val="0"/>
                 <w:color w:val="000000"/>
                 <w:kern w:val="0"/>
@@ -1549,34 +1527,13 @@
             </w:pPr>
             <w:r>
               <w:rPr>
-                <w:rFonts w:ascii="宋体" w:hAnsi="宋体" w:eastAsia="宋体" w:cs="宋体"/>
+                <w:rFonts w:ascii="宋体" w:eastAsia="宋体" w:hAnsi="宋体" w:cs="宋体"/>
                 <w:spacing w:val="4"/>
                 <w:position w:val="1"/>
                 <w:sz w:val="20"/>
                 <w:szCs w:val="20"/>
               </w:rPr>
-              <w:t>V</w:t>
-            </w:r>
-            <w:r>
-              <w:rPr>
-                <w:rFonts w:hint="eastAsia" w:ascii="宋体" w:hAnsi="宋体" w:cs="宋体"/>
-                <w:spacing w:val="4"/>
-                <w:position w:val="1"/>
-                <w:sz w:val="20"/>
-                <w:szCs w:val="20"/>
-                <w:lang w:val="en-US" w:eastAsia="zh-CN"/>
-              </w:rPr>
-              <w:t>2</w:t>
-            </w:r>
-            <w:r>
-              <w:rPr>
-                <w:rFonts w:ascii="宋体" w:hAnsi="宋体" w:eastAsia="宋体" w:cs="宋体"/>
-                <w:spacing w:val="4"/>
-                <w:position w:val="1"/>
-                <w:sz w:val="20"/>
-                <w:szCs w:val="20"/>
-              </w:rPr>
-              <w:t>.0</w:t>
+              <w:t>V1.0</w:t>
             </w:r>
           </w:p>
         </w:tc>
@@ -1600,11 +1557,11 @@
               <w:adjustRightInd w:val="0"/>
               <w:snapToGrid w:val="0"/>
               <w:spacing w:before="172" w:line="228" w:lineRule="auto"/>
-              <w:ind w:left="0" w:leftChars="0" w:right="0" w:rightChars="0" w:firstLine="0" w:firstLineChars="0"/>
+              <w:ind w:left="0" w:right="0" w:firstLine="0" w:leftChars="0" w:rightChars="0" w:firstLineChars="0"/>
               <w:jc w:val="center"/>
               <w:textAlignment w:val="baseline"/>
               <w:rPr>
-                <w:rFonts w:hint="default" w:ascii="宋体" w:hAnsi="宋体" w:eastAsia="宋体" w:cs="宋体"/>
+                <w:rFonts w:ascii="宋体" w:eastAsia="宋体" w:hAnsi="宋体" w:cs="宋体" w:hint="default"/>
                 <w:snapToGrid w:val="0"/>
                 <w:color w:val="000000"/>
                 <w:kern w:val="0"/>
@@ -1615,7 +1572,7 @@
             </w:pPr>
             <w:r>
               <w:rPr>
-                <w:rFonts w:hint="eastAsia" w:ascii="宋体" w:hAnsi="宋体" w:cs="宋体"/>
+                <w:rFonts w:ascii="宋体" w:hAnsi="宋体" w:cs="宋体" w:hint="eastAsia"/>
                 <w:snapToGrid w:val="0"/>
                 <w:color w:val="000000"/>
                 <w:kern w:val="0"/>
@@ -1647,11 +1604,11 @@
               <w:adjustRightInd w:val="0"/>
               <w:snapToGrid w:val="0"/>
               <w:spacing w:before="172" w:line="228" w:lineRule="auto"/>
-              <w:ind w:left="0" w:leftChars="0" w:right="0" w:rightChars="0" w:firstLine="0" w:firstLineChars="0"/>
+              <w:ind w:left="0" w:right="0" w:firstLine="0" w:leftChars="0" w:rightChars="0" w:firstLineChars="0"/>
               <w:jc w:val="center"/>
               <w:textAlignment w:val="baseline"/>
               <w:rPr>
-                <w:rFonts w:ascii="宋体" w:hAnsi="宋体" w:eastAsia="宋体" w:cs="宋体"/>
+                <w:rFonts w:ascii="宋体" w:eastAsia="宋体" w:hAnsi="宋体" w:cs="宋体"/>
                 <w:snapToGrid w:val="0"/>
                 <w:color w:val="000000"/>
                 <w:spacing w:val="200"/>
@@ -1663,14 +1620,14 @@
             </w:pPr>
             <w:r>
               <w:rPr>
-                <w:rFonts w:hint="eastAsia" w:ascii="宋体" w:hAnsi="宋体" w:eastAsia="宋体" w:cs="宋体"/>
+                <w:rFonts w:ascii="宋体" w:eastAsia="宋体" w:hAnsi="宋体" w:cs="宋体" w:hint="eastAsia"/>
                 <w:spacing w:val="200"/>
                 <w:kern w:val="0"/>
                 <w:sz w:val="20"/>
                 <w:szCs w:val="20"/>
                 <w:lang w:val="en-US" w:eastAsia="zh-CN"/>
               </w:rPr>
-              <w:t>吴夤</w:t>
+              <w:t>平湾</w:t>
             </w:r>
           </w:p>
         </w:tc>
@@ -1694,11 +1651,11 @@
               <w:adjustRightInd w:val="0"/>
               <w:snapToGrid w:val="0"/>
               <w:spacing w:before="173" w:line="229" w:lineRule="auto"/>
-              <w:ind w:left="0" w:leftChars="0" w:right="0" w:rightChars="0" w:firstLine="0" w:firstLineChars="0"/>
+              <w:ind w:left="0" w:right="0" w:firstLine="0" w:leftChars="0" w:rightChars="0" w:firstLineChars="0"/>
               <w:jc w:val="center"/>
               <w:textAlignment w:val="baseline"/>
               <w:rPr>
-                <w:rFonts w:ascii="宋体" w:hAnsi="宋体" w:eastAsia="宋体" w:cs="宋体"/>
+                <w:rFonts w:ascii="宋体" w:eastAsia="宋体" w:hAnsi="宋体" w:cs="宋体"/>
                 <w:snapToGrid w:val="0"/>
                 <w:color w:val="000000"/>
                 <w:spacing w:val="200"/>
@@ -1710,14 +1667,14 @@
             </w:pPr>
             <w:r>
               <w:rPr>
-                <w:rFonts w:hint="eastAsia" w:asciiTheme="minorAscii" w:hAnsiTheme="minorAscii" w:eastAsiaTheme="minorEastAsia"/>
+                <w:rFonts w:asciiTheme="minorAscii" w:eastAsiaTheme="minorEastAsia" w:hAnsiTheme="minorAscii" w:hint="eastAsia"/>
                 <w:spacing w:val="0"/>
                 <w:kern w:val="0"/>
                 <w:sz w:val="21"/>
                 <w:vertAlign w:val="baseline"/>
                 <w:lang w:val="en-US" w:eastAsia="zh-CN"/>
               </w:rPr>
-              <w:t>茅建根</w:t>
+              <w:t>陈凯</w:t>
             </w:r>
           </w:p>
         </w:tc>
@@ -1741,11 +1698,11 @@
               <w:adjustRightInd w:val="0"/>
               <w:snapToGrid w:val="0"/>
               <w:spacing w:before="173" w:line="229" w:lineRule="auto"/>
-              <w:ind w:left="0" w:leftChars="0" w:right="0" w:rightChars="0" w:firstLine="0" w:firstLineChars="0"/>
+              <w:ind w:left="0" w:right="0" w:firstLine="0" w:leftChars="0" w:rightChars="0" w:firstLineChars="0"/>
               <w:jc w:val="center"/>
               <w:textAlignment w:val="baseline"/>
               <w:rPr>
-                <w:rFonts w:ascii="宋体" w:hAnsi="宋体" w:eastAsia="宋体" w:cs="宋体"/>
+                <w:rFonts w:ascii="宋体" w:eastAsia="宋体" w:hAnsi="宋体" w:cs="宋体"/>
                 <w:snapToGrid w:val="0"/>
                 <w:color w:val="000000"/>
                 <w:kern w:val="0"/>
@@ -1756,7 +1713,7 @@
             </w:pPr>
             <w:r>
               <w:rPr>
-                <w:rFonts w:hint="eastAsia" w:asciiTheme="minorAscii" w:hAnsiTheme="minorAscii" w:eastAsiaTheme="minorEastAsia"/>
+                <w:rFonts w:asciiTheme="minorAscii" w:eastAsiaTheme="minorEastAsia" w:hAnsiTheme="minorAscii" w:hint="eastAsia"/>
                 <w:spacing w:val="0"/>
                 <w:kern w:val="0"/>
                 <w:sz w:val="21"/>
@@ -1770,14 +1727,9 @@
       </w:tr>
       <w:tr>
         <w:tblPrEx>
-          <w:tblBorders>
-            <w:top w:val="single" w:color="000000" w:sz="2" w:space="0"/>
-            <w:left w:val="single" w:color="000000" w:sz="2" w:space="0"/>
-            <w:bottom w:val="single" w:color="000000" w:sz="2" w:space="0"/>
-            <w:right w:val="single" w:color="000000" w:sz="2" w:space="0"/>
-            <w:insideH w:val="single" w:color="000000" w:sz="2" w:space="0"/>
-            <w:insideV w:val="single" w:color="000000" w:sz="2" w:space="0"/>
-          </w:tblBorders>
+          <w:tblW w:w="8214" w:type="dxa"/>
+          <w:jc w:val="center"/>
+          <w:tblLayout w:type="fixed"/>
           <w:tblCellMar>
             <w:top w:w="0" w:type="dxa"/>
             <w:left w:w="0" w:type="dxa"/>
@@ -1786,7 +1738,7 @@
           </w:tblCellMar>
         </w:tblPrEx>
         <w:trPr>
-          <w:trHeight w:val="556" w:hRule="atLeast"/>
+          <w:trHeight w:val="556"/>
           <w:jc w:val="center"/>
         </w:trPr>
         <w:tc>
@@ -1795,7 +1747,7 @@
           </w:tcPr>
           <w:p>
             <w:pPr>
-              <w:pStyle w:val="27"/>
+              <w:pStyle w:val="TableText"/>
               <w:keepNext w:val="0"/>
               <w:keepLines w:val="0"/>
               <w:pageBreakBefore w:val="0"/>
@@ -1808,7 +1760,7 @@
               <w:bidi w:val="0"/>
               <w:adjustRightInd w:val="0"/>
               <w:snapToGrid w:val="0"/>
-              <w:ind w:left="0" w:leftChars="0" w:right="0" w:rightChars="0" w:firstLine="0" w:firstLineChars="0"/>
+              <w:ind w:left="0" w:right="0" w:firstLine="0" w:leftChars="0" w:rightChars="0" w:firstLineChars="0"/>
               <w:jc w:val="center"/>
               <w:textAlignment w:val="baseline"/>
             </w:pPr>
@@ -1820,7 +1772,7 @@
           </w:tcPr>
           <w:p>
             <w:pPr>
-              <w:pStyle w:val="27"/>
+              <w:pStyle w:val="TableText"/>
               <w:keepNext w:val="0"/>
               <w:keepLines w:val="0"/>
               <w:pageBreakBefore w:val="0"/>
@@ -1833,7 +1785,7 @@
               <w:bidi w:val="0"/>
               <w:adjustRightInd w:val="0"/>
               <w:snapToGrid w:val="0"/>
-              <w:ind w:left="0" w:leftChars="0" w:right="0" w:rightChars="0" w:firstLine="0" w:firstLineChars="0"/>
+              <w:ind w:left="0" w:right="0" w:firstLine="0" w:leftChars="0" w:rightChars="0" w:firstLineChars="0"/>
               <w:jc w:val="center"/>
               <w:textAlignment w:val="baseline"/>
             </w:pPr>
@@ -1845,7 +1797,7 @@
           </w:tcPr>
           <w:p>
             <w:pPr>
-              <w:pStyle w:val="27"/>
+              <w:pStyle w:val="TableText"/>
               <w:keepNext w:val="0"/>
               <w:keepLines w:val="0"/>
               <w:pageBreakBefore w:val="0"/>
@@ -1858,7 +1810,7 @@
               <w:bidi w:val="0"/>
               <w:adjustRightInd w:val="0"/>
               <w:snapToGrid w:val="0"/>
-              <w:ind w:left="0" w:leftChars="0" w:right="0" w:rightChars="0" w:firstLine="0" w:firstLineChars="0"/>
+              <w:ind w:left="0" w:right="0" w:firstLine="0" w:leftChars="0" w:rightChars="0" w:firstLineChars="0"/>
               <w:jc w:val="center"/>
               <w:textAlignment w:val="baseline"/>
             </w:pPr>
@@ -1870,7 +1822,7 @@
           </w:tcPr>
           <w:p>
             <w:pPr>
-              <w:pStyle w:val="27"/>
+              <w:pStyle w:val="TableText"/>
               <w:keepNext w:val="0"/>
               <w:keepLines w:val="0"/>
               <w:pageBreakBefore w:val="0"/>
@@ -1883,7 +1835,7 @@
               <w:bidi w:val="0"/>
               <w:adjustRightInd w:val="0"/>
               <w:snapToGrid w:val="0"/>
-              <w:ind w:left="0" w:leftChars="0" w:right="0" w:rightChars="0" w:firstLine="0" w:firstLineChars="0"/>
+              <w:ind w:left="0" w:right="0" w:firstLine="0" w:leftChars="0" w:rightChars="0" w:firstLineChars="0"/>
               <w:jc w:val="center"/>
               <w:textAlignment w:val="baseline"/>
             </w:pPr>
@@ -1895,7 +1847,7 @@
           </w:tcPr>
           <w:p>
             <w:pPr>
-              <w:pStyle w:val="27"/>
+              <w:pStyle w:val="TableText"/>
               <w:keepNext w:val="0"/>
               <w:keepLines w:val="0"/>
               <w:pageBreakBefore w:val="0"/>
@@ -1908,7 +1860,7 @@
               <w:bidi w:val="0"/>
               <w:adjustRightInd w:val="0"/>
               <w:snapToGrid w:val="0"/>
-              <w:ind w:left="0" w:leftChars="0" w:right="0" w:rightChars="0" w:firstLine="0" w:firstLineChars="0"/>
+              <w:ind w:left="0" w:right="0" w:firstLine="0" w:leftChars="0" w:rightChars="0" w:firstLineChars="0"/>
               <w:jc w:val="center"/>
               <w:textAlignment w:val="baseline"/>
             </w:pPr>
@@ -1920,7 +1872,7 @@
           </w:tcPr>
           <w:p>
             <w:pPr>
-              <w:pStyle w:val="27"/>
+              <w:pStyle w:val="TableText"/>
               <w:keepNext w:val="0"/>
               <w:keepLines w:val="0"/>
               <w:pageBreakBefore w:val="0"/>
@@ -1933,7 +1885,7 @@
               <w:bidi w:val="0"/>
               <w:adjustRightInd w:val="0"/>
               <w:snapToGrid w:val="0"/>
-              <w:ind w:left="0" w:leftChars="0" w:right="0" w:rightChars="0" w:firstLine="0" w:firstLineChars="0"/>
+              <w:ind w:left="0" w:right="0" w:firstLine="0" w:leftChars="0" w:rightChars="0" w:firstLineChars="0"/>
               <w:jc w:val="center"/>
               <w:textAlignment w:val="baseline"/>
             </w:pPr>
@@ -1942,14 +1894,9 @@
       </w:tr>
       <w:tr>
         <w:tblPrEx>
-          <w:tblBorders>
-            <w:top w:val="single" w:color="000000" w:sz="2" w:space="0"/>
-            <w:left w:val="single" w:color="000000" w:sz="2" w:space="0"/>
-            <w:bottom w:val="single" w:color="000000" w:sz="2" w:space="0"/>
-            <w:right w:val="single" w:color="000000" w:sz="2" w:space="0"/>
-            <w:insideH w:val="single" w:color="000000" w:sz="2" w:space="0"/>
-            <w:insideV w:val="single" w:color="000000" w:sz="2" w:space="0"/>
-          </w:tblBorders>
+          <w:tblW w:w="8214" w:type="dxa"/>
+          <w:jc w:val="center"/>
+          <w:tblLayout w:type="fixed"/>
           <w:tblCellMar>
             <w:top w:w="0" w:type="dxa"/>
             <w:left w:w="0" w:type="dxa"/>
@@ -1958,7 +1905,7 @@
           </w:tblCellMar>
         </w:tblPrEx>
         <w:trPr>
-          <w:trHeight w:val="557" w:hRule="atLeast"/>
+          <w:trHeight w:val="557"/>
           <w:jc w:val="center"/>
         </w:trPr>
         <w:tc>
@@ -1967,7 +1914,7 @@
           </w:tcPr>
           <w:p>
             <w:pPr>
-              <w:pStyle w:val="27"/>
+              <w:pStyle w:val="TableText"/>
               <w:keepNext w:val="0"/>
               <w:keepLines w:val="0"/>
               <w:pageBreakBefore w:val="0"/>
@@ -1980,7 +1927,7 @@
               <w:bidi w:val="0"/>
               <w:adjustRightInd w:val="0"/>
               <w:snapToGrid w:val="0"/>
-              <w:ind w:left="0" w:leftChars="0" w:right="0" w:rightChars="0" w:firstLine="0" w:firstLineChars="0"/>
+              <w:ind w:left="0" w:right="0" w:firstLine="0" w:leftChars="0" w:rightChars="0" w:firstLineChars="0"/>
               <w:jc w:val="center"/>
               <w:textAlignment w:val="baseline"/>
             </w:pPr>
@@ -1992,7 +1939,7 @@
           </w:tcPr>
           <w:p>
             <w:pPr>
-              <w:pStyle w:val="27"/>
+              <w:pStyle w:val="TableText"/>
               <w:keepNext w:val="0"/>
               <w:keepLines w:val="0"/>
               <w:pageBreakBefore w:val="0"/>
@@ -2005,7 +1952,7 @@
               <w:bidi w:val="0"/>
               <w:adjustRightInd w:val="0"/>
               <w:snapToGrid w:val="0"/>
-              <w:ind w:left="0" w:leftChars="0" w:right="0" w:rightChars="0" w:firstLine="0" w:firstLineChars="0"/>
+              <w:ind w:left="0" w:right="0" w:firstLine="0" w:leftChars="0" w:rightChars="0" w:firstLineChars="0"/>
               <w:jc w:val="center"/>
               <w:textAlignment w:val="baseline"/>
             </w:pPr>
@@ -2017,7 +1964,7 @@
           </w:tcPr>
           <w:p>
             <w:pPr>
-              <w:pStyle w:val="27"/>
+              <w:pStyle w:val="TableText"/>
               <w:keepNext w:val="0"/>
               <w:keepLines w:val="0"/>
               <w:pageBreakBefore w:val="0"/>
@@ -2030,7 +1977,7 @@
               <w:bidi w:val="0"/>
               <w:adjustRightInd w:val="0"/>
               <w:snapToGrid w:val="0"/>
-              <w:ind w:left="0" w:leftChars="0" w:right="0" w:rightChars="0" w:firstLine="0" w:firstLineChars="0"/>
+              <w:ind w:left="0" w:right="0" w:firstLine="0" w:leftChars="0" w:rightChars="0" w:firstLineChars="0"/>
               <w:jc w:val="center"/>
               <w:textAlignment w:val="baseline"/>
             </w:pPr>
@@ -2042,7 +1989,7 @@
           </w:tcPr>
           <w:p>
             <w:pPr>
-              <w:pStyle w:val="27"/>
+              <w:pStyle w:val="TableText"/>
               <w:keepNext w:val="0"/>
               <w:keepLines w:val="0"/>
               <w:pageBreakBefore w:val="0"/>
@@ -2055,7 +2002,7 @@
               <w:bidi w:val="0"/>
               <w:adjustRightInd w:val="0"/>
               <w:snapToGrid w:val="0"/>
-              <w:ind w:left="0" w:leftChars="0" w:right="0" w:rightChars="0" w:firstLine="0" w:firstLineChars="0"/>
+              <w:ind w:left="0" w:right="0" w:firstLine="0" w:leftChars="0" w:rightChars="0" w:firstLineChars="0"/>
               <w:jc w:val="center"/>
               <w:textAlignment w:val="baseline"/>
             </w:pPr>
@@ -2067,7 +2014,7 @@
           </w:tcPr>
           <w:p>
             <w:pPr>
-              <w:pStyle w:val="27"/>
+              <w:pStyle w:val="TableText"/>
               <w:keepNext w:val="0"/>
               <w:keepLines w:val="0"/>
               <w:pageBreakBefore w:val="0"/>
@@ -2080,7 +2027,7 @@
               <w:bidi w:val="0"/>
               <w:adjustRightInd w:val="0"/>
               <w:snapToGrid w:val="0"/>
-              <w:ind w:left="0" w:leftChars="0" w:right="0" w:rightChars="0" w:firstLine="0" w:firstLineChars="0"/>
+              <w:ind w:left="0" w:right="0" w:firstLine="0" w:leftChars="0" w:rightChars="0" w:firstLineChars="0"/>
               <w:jc w:val="center"/>
               <w:textAlignment w:val="baseline"/>
             </w:pPr>
@@ -2092,7 +2039,7 @@
           </w:tcPr>
           <w:p>
             <w:pPr>
-              <w:pStyle w:val="27"/>
+              <w:pStyle w:val="TableText"/>
               <w:keepNext w:val="0"/>
               <w:keepLines w:val="0"/>
               <w:pageBreakBefore w:val="0"/>
@@ -2105,7 +2052,7 @@
               <w:bidi w:val="0"/>
               <w:adjustRightInd w:val="0"/>
               <w:snapToGrid w:val="0"/>
-              <w:ind w:left="0" w:leftChars="0" w:right="0" w:rightChars="0" w:firstLine="0" w:firstLineChars="0"/>
+              <w:ind w:left="0" w:right="0" w:firstLine="0" w:leftChars="0" w:rightChars="0" w:firstLineChars="0"/>
               <w:jc w:val="center"/>
               <w:textAlignment w:val="baseline"/>
             </w:pPr>
@@ -2136,7 +2083,7 @@
     <w:sdt>
       <w:sdtPr>
         <w:rPr>
-          <w:rFonts w:ascii="宋体" w:hAnsi="宋体" w:eastAsia="宋体" w:cs="Arial"/>
+          <w:rFonts w:ascii="宋体" w:eastAsia="宋体" w:hAnsi="宋体" w:cs="Arial"/>
           <w:snapToGrid w:val="0"/>
           <w:color w:val="000000"/>
           <w:kern w:val="0"/>
@@ -2152,7 +2099,7 @@
       </w:sdtPr>
       <w:sdtEndPr>
         <w:rPr>
-          <w:rFonts w:hint="eastAsia" w:ascii="宋体" w:hAnsi="宋体" w:eastAsia="宋体" w:cs="宋体"/>
+          <w:rFonts w:ascii="宋体" w:eastAsia="宋体" w:hAnsi="宋体" w:cs="宋体" w:hint="eastAsia"/>
           <w:snapToGrid w:val="0"/>
           <w:color w:val="000000"/>
           <w:kern w:val="0"/>
@@ -2177,18 +2124,18 @@
             <w:adjustRightInd w:val="0"/>
             <w:snapToGrid w:val="0"/>
             <w:spacing w:before="0" w:beforeLines="0" w:after="0" w:afterLines="0" w:line="240" w:lineRule="auto"/>
-            <w:ind w:left="0" w:leftChars="0" w:right="0" w:rightChars="0" w:firstLine="0" w:firstLineChars="0"/>
+            <w:ind w:left="0" w:right="0" w:firstLine="0" w:leftChars="0" w:rightChars="0" w:firstLineChars="0"/>
             <w:jc w:val="center"/>
             <w:textAlignment w:val="baseline"/>
             <w:rPr>
-              <w:rFonts w:hint="eastAsia" w:ascii="宋体" w:hAnsi="宋体" w:eastAsia="宋体" w:cs="宋体"/>
+              <w:rFonts w:ascii="宋体" w:eastAsia="宋体" w:hAnsi="宋体" w:cs="宋体" w:hint="eastAsia"/>
               <w:sz w:val="24"/>
               <w:szCs w:val="24"/>
             </w:rPr>
           </w:pPr>
           <w:r>
             <w:rPr>
-              <w:rFonts w:hint="eastAsia" w:ascii="宋体" w:hAnsi="宋体" w:eastAsia="宋体" w:cs="宋体"/>
+              <w:rFonts w:ascii="宋体" w:eastAsia="宋体" w:hAnsi="宋体" w:cs="宋体" w:hint="eastAsia"/>
               <w:sz w:val="24"/>
               <w:szCs w:val="24"/>
             </w:rPr>
@@ -2197,14 +2144,14 @@
         </w:p>
         <w:p>
           <w:pPr>
-            <w:pStyle w:val="16"/>
+            <w:pStyle w:val="TOC1"/>
             <w:tabs>
               <w:tab w:val="right" w:leader="dot" w:pos="8306"/>
             </w:tabs>
           </w:pPr>
           <w:r>
             <w:rPr>
-              <w:rFonts w:hint="eastAsia" w:ascii="宋体" w:hAnsi="宋体" w:eastAsia="宋体" w:cs="宋体"/>
+              <w:rFonts w:ascii="宋体" w:eastAsia="宋体" w:hAnsi="宋体" w:cs="宋体" w:hint="eastAsia"/>
               <w:sz w:val="24"/>
               <w:szCs w:val="24"/>
             </w:rPr>
@@ -2212,7 +2159,7 @@
           </w:r>
           <w:r>
             <w:rPr>
-              <w:rFonts w:hint="eastAsia" w:ascii="宋体" w:hAnsi="宋体" w:eastAsia="宋体" w:cs="宋体"/>
+              <w:rFonts w:ascii="宋体" w:eastAsia="宋体" w:hAnsi="宋体" w:cs="宋体" w:hint="eastAsia"/>
               <w:sz w:val="24"/>
               <w:szCs w:val="24"/>
             </w:rPr>
@@ -2220,7 +2167,7 @@
           </w:r>
           <w:r>
             <w:rPr>
-              <w:rFonts w:hint="eastAsia" w:ascii="宋体" w:hAnsi="宋体" w:eastAsia="宋体" w:cs="宋体"/>
+              <w:rFonts w:ascii="宋体" w:eastAsia="宋体" w:hAnsi="宋体" w:cs="宋体" w:hint="eastAsia"/>
               <w:sz w:val="24"/>
               <w:szCs w:val="24"/>
             </w:rPr>
@@ -2228,21 +2175,21 @@
           </w:r>
           <w:r>
             <w:rPr>
-              <w:rFonts w:hint="eastAsia" w:ascii="宋体" w:hAnsi="宋体" w:eastAsia="宋体" w:cs="宋体"/>
+              <w:rFonts w:ascii="宋体" w:eastAsia="宋体" w:hAnsi="宋体" w:cs="宋体" w:hint="eastAsia"/>
               <w:szCs w:val="24"/>
             </w:rPr>
             <w:fldChar w:fldCharType="begin"/>
           </w:r>
           <w:r>
             <w:rPr>
-              <w:rFonts w:hint="eastAsia" w:ascii="宋体" w:hAnsi="宋体" w:eastAsia="宋体" w:cs="宋体"/>
+              <w:rFonts w:ascii="宋体" w:eastAsia="宋体" w:hAnsi="宋体" w:cs="宋体" w:hint="eastAsia"/>
               <w:szCs w:val="24"/>
             </w:rPr>
             <w:instrText xml:space="preserve"> HYPERLINK \l _Toc24968 </w:instrText>
           </w:r>
           <w:r>
             <w:rPr>
-              <w:rFonts w:hint="eastAsia" w:ascii="宋体" w:hAnsi="宋体" w:eastAsia="宋体" w:cs="宋体"/>
+              <w:rFonts w:ascii="宋体" w:eastAsia="宋体" w:hAnsi="宋体" w:cs="宋体" w:hint="eastAsia"/>
               <w:szCs w:val="24"/>
             </w:rPr>
             <w:fldChar w:fldCharType="separate"/>
@@ -2274,7 +2221,7 @@
           </w:r>
           <w:r>
             <w:rPr>
-              <w:rFonts w:hint="eastAsia" w:ascii="宋体" w:hAnsi="宋体" w:eastAsia="宋体" w:cs="宋体"/>
+              <w:rFonts w:ascii="宋体" w:eastAsia="宋体" w:hAnsi="宋体" w:cs="宋体" w:hint="eastAsia"/>
               <w:szCs w:val="24"/>
             </w:rPr>
             <w:fldChar w:fldCharType="end"/>
@@ -2282,28 +2229,28 @@
         </w:p>
         <w:p>
           <w:pPr>
-            <w:pStyle w:val="16"/>
+            <w:pStyle w:val="TOC1"/>
             <w:tabs>
               <w:tab w:val="right" w:leader="dot" w:pos="8306"/>
             </w:tabs>
           </w:pPr>
           <w:r>
             <w:rPr>
-              <w:rFonts w:hint="eastAsia" w:ascii="宋体" w:hAnsi="宋体" w:eastAsia="宋体" w:cs="宋体"/>
+              <w:rFonts w:ascii="宋体" w:eastAsia="宋体" w:hAnsi="宋体" w:cs="宋体" w:hint="eastAsia"/>
               <w:szCs w:val="24"/>
             </w:rPr>
             <w:fldChar w:fldCharType="begin"/>
           </w:r>
           <w:r>
             <w:rPr>
-              <w:rFonts w:hint="eastAsia" w:ascii="宋体" w:hAnsi="宋体" w:eastAsia="宋体" w:cs="宋体"/>
+              <w:rFonts w:ascii="宋体" w:eastAsia="宋体" w:hAnsi="宋体" w:cs="宋体" w:hint="eastAsia"/>
               <w:szCs w:val="24"/>
             </w:rPr>
             <w:instrText xml:space="preserve"> HYPERLINK \l _Toc13708 </w:instrText>
           </w:r>
           <w:r>
             <w:rPr>
-              <w:rFonts w:hint="eastAsia" w:ascii="宋体" w:hAnsi="宋体" w:eastAsia="宋体" w:cs="宋体"/>
+              <w:rFonts w:ascii="宋体" w:eastAsia="宋体" w:hAnsi="宋体" w:cs="宋体" w:hint="eastAsia"/>
               <w:szCs w:val="24"/>
             </w:rPr>
             <w:fldChar w:fldCharType="separate"/>
@@ -2335,7 +2282,7 @@
           </w:r>
           <w:r>
             <w:rPr>
-              <w:rFonts w:hint="eastAsia" w:ascii="宋体" w:hAnsi="宋体" w:eastAsia="宋体" w:cs="宋体"/>
+              <w:rFonts w:ascii="宋体" w:eastAsia="宋体" w:hAnsi="宋体" w:cs="宋体" w:hint="eastAsia"/>
               <w:szCs w:val="24"/>
             </w:rPr>
             <w:fldChar w:fldCharType="end"/>
@@ -2343,28 +2290,28 @@
         </w:p>
         <w:p>
           <w:pPr>
-            <w:pStyle w:val="16"/>
+            <w:pStyle w:val="TOC1"/>
             <w:tabs>
               <w:tab w:val="right" w:leader="dot" w:pos="8306"/>
             </w:tabs>
           </w:pPr>
           <w:r>
             <w:rPr>
-              <w:rFonts w:hint="eastAsia" w:ascii="宋体" w:hAnsi="宋体" w:eastAsia="宋体" w:cs="宋体"/>
+              <w:rFonts w:ascii="宋体" w:eastAsia="宋体" w:hAnsi="宋体" w:cs="宋体" w:hint="eastAsia"/>
               <w:szCs w:val="24"/>
             </w:rPr>
             <w:fldChar w:fldCharType="begin"/>
           </w:r>
           <w:r>
             <w:rPr>
-              <w:rFonts w:hint="eastAsia" w:ascii="宋体" w:hAnsi="宋体" w:eastAsia="宋体" w:cs="宋体"/>
+              <w:rFonts w:ascii="宋体" w:eastAsia="宋体" w:hAnsi="宋体" w:cs="宋体" w:hint="eastAsia"/>
               <w:szCs w:val="24"/>
             </w:rPr>
             <w:instrText xml:space="preserve"> HYPERLINK \l _Toc22630 </w:instrText>
           </w:r>
           <w:r>
             <w:rPr>
-              <w:rFonts w:hint="eastAsia" w:ascii="宋体" w:hAnsi="宋体" w:eastAsia="宋体" w:cs="宋体"/>
+              <w:rFonts w:ascii="宋体" w:eastAsia="宋体" w:hAnsi="宋体" w:cs="宋体" w:hint="eastAsia"/>
               <w:szCs w:val="24"/>
             </w:rPr>
             <w:fldChar w:fldCharType="separate"/>
@@ -2396,7 +2343,7 @@
           </w:r>
           <w:r>
             <w:rPr>
-              <w:rFonts w:hint="eastAsia" w:ascii="宋体" w:hAnsi="宋体" w:eastAsia="宋体" w:cs="宋体"/>
+              <w:rFonts w:ascii="宋体" w:eastAsia="宋体" w:hAnsi="宋体" w:cs="宋体" w:hint="eastAsia"/>
               <w:szCs w:val="24"/>
             </w:rPr>
             <w:fldChar w:fldCharType="end"/>
@@ -2404,28 +2351,28 @@
         </w:p>
         <w:p>
           <w:pPr>
-            <w:pStyle w:val="17"/>
+            <w:pStyle w:val="TOC2"/>
             <w:tabs>
               <w:tab w:val="right" w:leader="dot" w:pos="8306"/>
             </w:tabs>
           </w:pPr>
           <w:r>
             <w:rPr>
-              <w:rFonts w:hint="eastAsia" w:ascii="宋体" w:hAnsi="宋体" w:eastAsia="宋体" w:cs="宋体"/>
+              <w:rFonts w:ascii="宋体" w:eastAsia="宋体" w:hAnsi="宋体" w:cs="宋体" w:hint="eastAsia"/>
               <w:szCs w:val="24"/>
             </w:rPr>
             <w:fldChar w:fldCharType="begin"/>
           </w:r>
           <w:r>
             <w:rPr>
-              <w:rFonts w:hint="eastAsia" w:ascii="宋体" w:hAnsi="宋体" w:eastAsia="宋体" w:cs="宋体"/>
+              <w:rFonts w:ascii="宋体" w:eastAsia="宋体" w:hAnsi="宋体" w:cs="宋体" w:hint="eastAsia"/>
               <w:szCs w:val="24"/>
             </w:rPr>
             <w:instrText xml:space="preserve"> HYPERLINK \l _Toc7058 </w:instrText>
           </w:r>
           <w:r>
             <w:rPr>
-              <w:rFonts w:hint="eastAsia" w:ascii="宋体" w:hAnsi="宋体" w:eastAsia="宋体" w:cs="宋体"/>
+              <w:rFonts w:ascii="宋体" w:eastAsia="宋体" w:hAnsi="宋体" w:cs="宋体" w:hint="eastAsia"/>
               <w:szCs w:val="24"/>
             </w:rPr>
             <w:fldChar w:fldCharType="separate"/>
@@ -2457,7 +2404,7 @@
           </w:r>
           <w:r>
             <w:rPr>
-              <w:rFonts w:hint="eastAsia" w:ascii="宋体" w:hAnsi="宋体" w:eastAsia="宋体" w:cs="宋体"/>
+              <w:rFonts w:ascii="宋体" w:eastAsia="宋体" w:hAnsi="宋体" w:cs="宋体" w:hint="eastAsia"/>
               <w:szCs w:val="24"/>
             </w:rPr>
             <w:fldChar w:fldCharType="end"/>
@@ -2465,28 +2412,28 @@
         </w:p>
         <w:p>
           <w:pPr>
-            <w:pStyle w:val="17"/>
+            <w:pStyle w:val="TOC2"/>
             <w:tabs>
               <w:tab w:val="right" w:leader="dot" w:pos="8306"/>
             </w:tabs>
           </w:pPr>
           <w:r>
             <w:rPr>
-              <w:rFonts w:hint="eastAsia" w:ascii="宋体" w:hAnsi="宋体" w:eastAsia="宋体" w:cs="宋体"/>
+              <w:rFonts w:ascii="宋体" w:eastAsia="宋体" w:hAnsi="宋体" w:cs="宋体" w:hint="eastAsia"/>
               <w:szCs w:val="24"/>
             </w:rPr>
             <w:fldChar w:fldCharType="begin"/>
           </w:r>
           <w:r>
             <w:rPr>
-              <w:rFonts w:hint="eastAsia" w:ascii="宋体" w:hAnsi="宋体" w:eastAsia="宋体" w:cs="宋体"/>
+              <w:rFonts w:ascii="宋体" w:eastAsia="宋体" w:hAnsi="宋体" w:cs="宋体" w:hint="eastAsia"/>
               <w:szCs w:val="24"/>
             </w:rPr>
             <w:instrText xml:space="preserve"> HYPERLINK \l _Toc30096 </w:instrText>
           </w:r>
           <w:r>
             <w:rPr>
-              <w:rFonts w:hint="eastAsia" w:ascii="宋体" w:hAnsi="宋体" w:eastAsia="宋体" w:cs="宋体"/>
+              <w:rFonts w:ascii="宋体" w:eastAsia="宋体" w:hAnsi="宋体" w:cs="宋体" w:hint="eastAsia"/>
               <w:szCs w:val="24"/>
             </w:rPr>
             <w:fldChar w:fldCharType="separate"/>
@@ -2518,7 +2465,7 @@
           </w:r>
           <w:r>
             <w:rPr>
-              <w:rFonts w:hint="eastAsia" w:ascii="宋体" w:hAnsi="宋体" w:eastAsia="宋体" w:cs="宋体"/>
+              <w:rFonts w:ascii="宋体" w:eastAsia="宋体" w:hAnsi="宋体" w:cs="宋体" w:hint="eastAsia"/>
               <w:szCs w:val="24"/>
             </w:rPr>
             <w:fldChar w:fldCharType="end"/>
@@ -2526,28 +2473,28 @@
         </w:p>
         <w:p>
           <w:pPr>
-            <w:pStyle w:val="17"/>
+            <w:pStyle w:val="TOC2"/>
             <w:tabs>
               <w:tab w:val="right" w:leader="dot" w:pos="8306"/>
             </w:tabs>
           </w:pPr>
           <w:r>
             <w:rPr>
-              <w:rFonts w:hint="eastAsia" w:ascii="宋体" w:hAnsi="宋体" w:eastAsia="宋体" w:cs="宋体"/>
+              <w:rFonts w:ascii="宋体" w:eastAsia="宋体" w:hAnsi="宋体" w:cs="宋体" w:hint="eastAsia"/>
               <w:szCs w:val="24"/>
             </w:rPr>
             <w:fldChar w:fldCharType="begin"/>
           </w:r>
           <w:r>
             <w:rPr>
-              <w:rFonts w:hint="eastAsia" w:ascii="宋体" w:hAnsi="宋体" w:eastAsia="宋体" w:cs="宋体"/>
+              <w:rFonts w:ascii="宋体" w:eastAsia="宋体" w:hAnsi="宋体" w:cs="宋体" w:hint="eastAsia"/>
               <w:szCs w:val="24"/>
             </w:rPr>
             <w:instrText xml:space="preserve"> HYPERLINK \l _Toc18688 </w:instrText>
           </w:r>
           <w:r>
             <w:rPr>
-              <w:rFonts w:hint="eastAsia" w:ascii="宋体" w:hAnsi="宋体" w:eastAsia="宋体" w:cs="宋体"/>
+              <w:rFonts w:ascii="宋体" w:eastAsia="宋体" w:hAnsi="宋体" w:cs="宋体" w:hint="eastAsia"/>
               <w:szCs w:val="24"/>
             </w:rPr>
             <w:fldChar w:fldCharType="separate"/>
@@ -2579,7 +2526,7 @@
           </w:r>
           <w:r>
             <w:rPr>
-              <w:rFonts w:hint="eastAsia" w:ascii="宋体" w:hAnsi="宋体" w:eastAsia="宋体" w:cs="宋体"/>
+              <w:rFonts w:ascii="宋体" w:eastAsia="宋体" w:hAnsi="宋体" w:cs="宋体" w:hint="eastAsia"/>
               <w:szCs w:val="24"/>
             </w:rPr>
             <w:fldChar w:fldCharType="end"/>
@@ -2587,28 +2534,28 @@
         </w:p>
         <w:p>
           <w:pPr>
-            <w:pStyle w:val="16"/>
+            <w:pStyle w:val="TOC1"/>
             <w:tabs>
               <w:tab w:val="right" w:leader="dot" w:pos="8306"/>
             </w:tabs>
           </w:pPr>
           <w:r>
             <w:rPr>
-              <w:rFonts w:hint="eastAsia" w:ascii="宋体" w:hAnsi="宋体" w:eastAsia="宋体" w:cs="宋体"/>
+              <w:rFonts w:ascii="宋体" w:eastAsia="宋体" w:hAnsi="宋体" w:cs="宋体" w:hint="eastAsia"/>
               <w:szCs w:val="24"/>
             </w:rPr>
             <w:fldChar w:fldCharType="begin"/>
           </w:r>
           <w:r>
             <w:rPr>
-              <w:rFonts w:hint="eastAsia" w:ascii="宋体" w:hAnsi="宋体" w:eastAsia="宋体" w:cs="宋体"/>
+              <w:rFonts w:ascii="宋体" w:eastAsia="宋体" w:hAnsi="宋体" w:cs="宋体" w:hint="eastAsia"/>
               <w:szCs w:val="24"/>
             </w:rPr>
             <w:instrText xml:space="preserve"> HYPERLINK \l _Toc1701 </w:instrText>
           </w:r>
           <w:r>
             <w:rPr>
-              <w:rFonts w:hint="eastAsia" w:ascii="宋体" w:hAnsi="宋体" w:eastAsia="宋体" w:cs="宋体"/>
+              <w:rFonts w:ascii="宋体" w:eastAsia="宋体" w:hAnsi="宋体" w:cs="宋体" w:hint="eastAsia"/>
               <w:szCs w:val="24"/>
             </w:rPr>
             <w:fldChar w:fldCharType="separate"/>
@@ -2640,7 +2587,7 @@
           </w:r>
           <w:r>
             <w:rPr>
-              <w:rFonts w:hint="eastAsia" w:ascii="宋体" w:hAnsi="宋体" w:eastAsia="宋体" w:cs="宋体"/>
+              <w:rFonts w:ascii="宋体" w:eastAsia="宋体" w:hAnsi="宋体" w:cs="宋体" w:hint="eastAsia"/>
               <w:szCs w:val="24"/>
             </w:rPr>
             <w:fldChar w:fldCharType="end"/>
@@ -2648,28 +2595,28 @@
         </w:p>
         <w:p>
           <w:pPr>
-            <w:pStyle w:val="17"/>
+            <w:pStyle w:val="TOC2"/>
             <w:tabs>
               <w:tab w:val="right" w:leader="dot" w:pos="8306"/>
             </w:tabs>
           </w:pPr>
           <w:r>
             <w:rPr>
-              <w:rFonts w:hint="eastAsia" w:ascii="宋体" w:hAnsi="宋体" w:eastAsia="宋体" w:cs="宋体"/>
+              <w:rFonts w:ascii="宋体" w:eastAsia="宋体" w:hAnsi="宋体" w:cs="宋体" w:hint="eastAsia"/>
               <w:szCs w:val="24"/>
             </w:rPr>
             <w:fldChar w:fldCharType="begin"/>
           </w:r>
           <w:r>
             <w:rPr>
-              <w:rFonts w:hint="eastAsia" w:ascii="宋体" w:hAnsi="宋体" w:eastAsia="宋体" w:cs="宋体"/>
+              <w:rFonts w:ascii="宋体" w:eastAsia="宋体" w:hAnsi="宋体" w:cs="宋体" w:hint="eastAsia"/>
               <w:szCs w:val="24"/>
             </w:rPr>
             <w:instrText xml:space="preserve"> HYPERLINK \l _Toc20811 </w:instrText>
           </w:r>
           <w:r>
             <w:rPr>
-              <w:rFonts w:hint="eastAsia" w:ascii="宋体" w:hAnsi="宋体" w:eastAsia="宋体" w:cs="宋体"/>
+              <w:rFonts w:ascii="宋体" w:eastAsia="宋体" w:hAnsi="宋体" w:cs="宋体" w:hint="eastAsia"/>
               <w:szCs w:val="24"/>
             </w:rPr>
             <w:fldChar w:fldCharType="separate"/>
@@ -2701,7 +2648,7 @@
           </w:r>
           <w:r>
             <w:rPr>
-              <w:rFonts w:hint="eastAsia" w:ascii="宋体" w:hAnsi="宋体" w:eastAsia="宋体" w:cs="宋体"/>
+              <w:rFonts w:ascii="宋体" w:eastAsia="宋体" w:hAnsi="宋体" w:cs="宋体" w:hint="eastAsia"/>
               <w:szCs w:val="24"/>
             </w:rPr>
             <w:fldChar w:fldCharType="end"/>
@@ -2709,28 +2656,28 @@
         </w:p>
         <w:p>
           <w:pPr>
-            <w:pStyle w:val="17"/>
+            <w:pStyle w:val="TOC2"/>
             <w:tabs>
               <w:tab w:val="right" w:leader="dot" w:pos="8306"/>
             </w:tabs>
           </w:pPr>
           <w:r>
             <w:rPr>
-              <w:rFonts w:hint="eastAsia" w:ascii="宋体" w:hAnsi="宋体" w:eastAsia="宋体" w:cs="宋体"/>
+              <w:rFonts w:ascii="宋体" w:eastAsia="宋体" w:hAnsi="宋体" w:cs="宋体" w:hint="eastAsia"/>
               <w:szCs w:val="24"/>
             </w:rPr>
             <w:fldChar w:fldCharType="begin"/>
           </w:r>
           <w:r>
             <w:rPr>
-              <w:rFonts w:hint="eastAsia" w:ascii="宋体" w:hAnsi="宋体" w:eastAsia="宋体" w:cs="宋体"/>
+              <w:rFonts w:ascii="宋体" w:eastAsia="宋体" w:hAnsi="宋体" w:cs="宋体" w:hint="eastAsia"/>
               <w:szCs w:val="24"/>
             </w:rPr>
             <w:instrText xml:space="preserve"> HYPERLINK \l _Toc9294 </w:instrText>
           </w:r>
           <w:r>
             <w:rPr>
-              <w:rFonts w:hint="eastAsia" w:ascii="宋体" w:hAnsi="宋体" w:eastAsia="宋体" w:cs="宋体"/>
+              <w:rFonts w:ascii="宋体" w:eastAsia="宋体" w:hAnsi="宋体" w:cs="宋体" w:hint="eastAsia"/>
               <w:szCs w:val="24"/>
             </w:rPr>
             <w:fldChar w:fldCharType="separate"/>
@@ -2762,7 +2709,7 @@
           </w:r>
           <w:r>
             <w:rPr>
-              <w:rFonts w:hint="eastAsia" w:ascii="宋体" w:hAnsi="宋体" w:eastAsia="宋体" w:cs="宋体"/>
+              <w:rFonts w:ascii="宋体" w:eastAsia="宋体" w:hAnsi="宋体" w:cs="宋体" w:hint="eastAsia"/>
               <w:szCs w:val="24"/>
             </w:rPr>
             <w:fldChar w:fldCharType="end"/>
@@ -2770,28 +2717,28 @@
         </w:p>
         <w:p>
           <w:pPr>
-            <w:pStyle w:val="17"/>
+            <w:pStyle w:val="TOC2"/>
             <w:tabs>
               <w:tab w:val="right" w:leader="dot" w:pos="8306"/>
             </w:tabs>
           </w:pPr>
           <w:r>
             <w:rPr>
-              <w:rFonts w:hint="eastAsia" w:ascii="宋体" w:hAnsi="宋体" w:eastAsia="宋体" w:cs="宋体"/>
+              <w:rFonts w:ascii="宋体" w:eastAsia="宋体" w:hAnsi="宋体" w:cs="宋体" w:hint="eastAsia"/>
               <w:szCs w:val="24"/>
             </w:rPr>
             <w:fldChar w:fldCharType="begin"/>
           </w:r>
           <w:r>
             <w:rPr>
-              <w:rFonts w:hint="eastAsia" w:ascii="宋体" w:hAnsi="宋体" w:eastAsia="宋体" w:cs="宋体"/>
+              <w:rFonts w:ascii="宋体" w:eastAsia="宋体" w:hAnsi="宋体" w:cs="宋体" w:hint="eastAsia"/>
               <w:szCs w:val="24"/>
             </w:rPr>
             <w:instrText xml:space="preserve"> HYPERLINK \l _Toc6485 </w:instrText>
           </w:r>
           <w:r>
             <w:rPr>
-              <w:rFonts w:hint="eastAsia" w:ascii="宋体" w:hAnsi="宋体" w:eastAsia="宋体" w:cs="宋体"/>
+              <w:rFonts w:ascii="宋体" w:eastAsia="宋体" w:hAnsi="宋体" w:cs="宋体" w:hint="eastAsia"/>
               <w:szCs w:val="24"/>
             </w:rPr>
             <w:fldChar w:fldCharType="separate"/>
@@ -2823,7 +2770,7 @@
           </w:r>
           <w:r>
             <w:rPr>
-              <w:rFonts w:hint="eastAsia" w:ascii="宋体" w:hAnsi="宋体" w:eastAsia="宋体" w:cs="宋体"/>
+              <w:rFonts w:ascii="宋体" w:eastAsia="宋体" w:hAnsi="宋体" w:cs="宋体" w:hint="eastAsia"/>
               <w:szCs w:val="24"/>
             </w:rPr>
             <w:fldChar w:fldCharType="end"/>
@@ -2831,28 +2778,28 @@
         </w:p>
         <w:p>
           <w:pPr>
-            <w:pStyle w:val="17"/>
+            <w:pStyle w:val="TOC2"/>
             <w:tabs>
               <w:tab w:val="right" w:leader="dot" w:pos="8306"/>
             </w:tabs>
           </w:pPr>
           <w:r>
             <w:rPr>
-              <w:rFonts w:hint="eastAsia" w:ascii="宋体" w:hAnsi="宋体" w:eastAsia="宋体" w:cs="宋体"/>
+              <w:rFonts w:ascii="宋体" w:eastAsia="宋体" w:hAnsi="宋体" w:cs="宋体" w:hint="eastAsia"/>
               <w:szCs w:val="24"/>
             </w:rPr>
             <w:fldChar w:fldCharType="begin"/>
           </w:r>
           <w:r>
             <w:rPr>
-              <w:rFonts w:hint="eastAsia" w:ascii="宋体" w:hAnsi="宋体" w:eastAsia="宋体" w:cs="宋体"/>
+              <w:rFonts w:ascii="宋体" w:eastAsia="宋体" w:hAnsi="宋体" w:cs="宋体" w:hint="eastAsia"/>
               <w:szCs w:val="24"/>
             </w:rPr>
             <w:instrText xml:space="preserve"> HYPERLINK \l _Toc6973 </w:instrText>
           </w:r>
           <w:r>
             <w:rPr>
-              <w:rFonts w:hint="eastAsia" w:ascii="宋体" w:hAnsi="宋体" w:eastAsia="宋体" w:cs="宋体"/>
+              <w:rFonts w:ascii="宋体" w:eastAsia="宋体" w:hAnsi="宋体" w:cs="宋体" w:hint="eastAsia"/>
               <w:szCs w:val="24"/>
             </w:rPr>
             <w:fldChar w:fldCharType="separate"/>
@@ -2884,7 +2831,7 @@
           </w:r>
           <w:r>
             <w:rPr>
-              <w:rFonts w:hint="eastAsia" w:ascii="宋体" w:hAnsi="宋体" w:eastAsia="宋体" w:cs="宋体"/>
+              <w:rFonts w:ascii="宋体" w:eastAsia="宋体" w:hAnsi="宋体" w:cs="宋体" w:hint="eastAsia"/>
               <w:szCs w:val="24"/>
             </w:rPr>
             <w:fldChar w:fldCharType="end"/>
@@ -2892,28 +2839,28 @@
         </w:p>
         <w:p>
           <w:pPr>
-            <w:pStyle w:val="16"/>
+            <w:pStyle w:val="TOC1"/>
             <w:tabs>
               <w:tab w:val="right" w:leader="dot" w:pos="8306"/>
             </w:tabs>
           </w:pPr>
           <w:r>
             <w:rPr>
-              <w:rFonts w:hint="eastAsia" w:ascii="宋体" w:hAnsi="宋体" w:eastAsia="宋体" w:cs="宋体"/>
+              <w:rFonts w:ascii="宋体" w:eastAsia="宋体" w:hAnsi="宋体" w:cs="宋体" w:hint="eastAsia"/>
               <w:szCs w:val="24"/>
             </w:rPr>
             <w:fldChar w:fldCharType="begin"/>
           </w:r>
           <w:r>
             <w:rPr>
-              <w:rFonts w:hint="eastAsia" w:ascii="宋体" w:hAnsi="宋体" w:eastAsia="宋体" w:cs="宋体"/>
+              <w:rFonts w:ascii="宋体" w:eastAsia="宋体" w:hAnsi="宋体" w:cs="宋体" w:hint="eastAsia"/>
               <w:szCs w:val="24"/>
             </w:rPr>
             <w:instrText xml:space="preserve"> HYPERLINK \l _Toc12543 </w:instrText>
           </w:r>
           <w:r>
             <w:rPr>
-              <w:rFonts w:hint="eastAsia" w:ascii="宋体" w:hAnsi="宋体" w:eastAsia="宋体" w:cs="宋体"/>
+              <w:rFonts w:ascii="宋体" w:eastAsia="宋体" w:hAnsi="宋体" w:cs="宋体" w:hint="eastAsia"/>
               <w:szCs w:val="24"/>
             </w:rPr>
             <w:fldChar w:fldCharType="separate"/>
@@ -2945,7 +2892,7 @@
           </w:r>
           <w:r>
             <w:rPr>
-              <w:rFonts w:hint="eastAsia" w:ascii="宋体" w:hAnsi="宋体" w:eastAsia="宋体" w:cs="宋体"/>
+              <w:rFonts w:ascii="宋体" w:eastAsia="宋体" w:hAnsi="宋体" w:cs="宋体" w:hint="eastAsia"/>
               <w:szCs w:val="24"/>
             </w:rPr>
             <w:fldChar w:fldCharType="end"/>
@@ -2953,28 +2900,28 @@
         </w:p>
         <w:p>
           <w:pPr>
-            <w:pStyle w:val="17"/>
+            <w:pStyle w:val="TOC2"/>
             <w:tabs>
               <w:tab w:val="right" w:leader="dot" w:pos="8306"/>
             </w:tabs>
           </w:pPr>
           <w:r>
             <w:rPr>
-              <w:rFonts w:hint="eastAsia" w:ascii="宋体" w:hAnsi="宋体" w:eastAsia="宋体" w:cs="宋体"/>
+              <w:rFonts w:ascii="宋体" w:eastAsia="宋体" w:hAnsi="宋体" w:cs="宋体" w:hint="eastAsia"/>
               <w:szCs w:val="24"/>
             </w:rPr>
             <w:fldChar w:fldCharType="begin"/>
           </w:r>
           <w:r>
             <w:rPr>
-              <w:rFonts w:hint="eastAsia" w:ascii="宋体" w:hAnsi="宋体" w:eastAsia="宋体" w:cs="宋体"/>
+              <w:rFonts w:ascii="宋体" w:eastAsia="宋体" w:hAnsi="宋体" w:cs="宋体" w:hint="eastAsia"/>
               <w:szCs w:val="24"/>
             </w:rPr>
             <w:instrText xml:space="preserve"> HYPERLINK \l _Toc8701 </w:instrText>
           </w:r>
           <w:r>
             <w:rPr>
-              <w:rFonts w:hint="eastAsia" w:ascii="宋体" w:hAnsi="宋体" w:eastAsia="宋体" w:cs="宋体"/>
+              <w:rFonts w:ascii="宋体" w:eastAsia="宋体" w:hAnsi="宋体" w:cs="宋体" w:hint="eastAsia"/>
               <w:szCs w:val="24"/>
             </w:rPr>
             <w:fldChar w:fldCharType="separate"/>
@@ -3006,7 +2953,7 @@
           </w:r>
           <w:r>
             <w:rPr>
-              <w:rFonts w:hint="eastAsia" w:ascii="宋体" w:hAnsi="宋体" w:eastAsia="宋体" w:cs="宋体"/>
+              <w:rFonts w:ascii="宋体" w:eastAsia="宋体" w:hAnsi="宋体" w:cs="宋体" w:hint="eastAsia"/>
               <w:szCs w:val="24"/>
             </w:rPr>
             <w:fldChar w:fldCharType="end"/>
@@ -3014,28 +2961,28 @@
         </w:p>
         <w:p>
           <w:pPr>
-            <w:pStyle w:val="17"/>
+            <w:pStyle w:val="TOC2"/>
             <w:tabs>
               <w:tab w:val="right" w:leader="dot" w:pos="8306"/>
             </w:tabs>
           </w:pPr>
           <w:r>
             <w:rPr>
-              <w:rFonts w:hint="eastAsia" w:ascii="宋体" w:hAnsi="宋体" w:eastAsia="宋体" w:cs="宋体"/>
+              <w:rFonts w:ascii="宋体" w:eastAsia="宋体" w:hAnsi="宋体" w:cs="宋体" w:hint="eastAsia"/>
               <w:szCs w:val="24"/>
             </w:rPr>
             <w:fldChar w:fldCharType="begin"/>
           </w:r>
           <w:r>
             <w:rPr>
-              <w:rFonts w:hint="eastAsia" w:ascii="宋体" w:hAnsi="宋体" w:eastAsia="宋体" w:cs="宋体"/>
+              <w:rFonts w:ascii="宋体" w:eastAsia="宋体" w:hAnsi="宋体" w:cs="宋体" w:hint="eastAsia"/>
               <w:szCs w:val="24"/>
             </w:rPr>
             <w:instrText xml:space="preserve"> HYPERLINK \l _Toc27175 </w:instrText>
           </w:r>
           <w:r>
             <w:rPr>
-              <w:rFonts w:hint="eastAsia" w:ascii="宋体" w:hAnsi="宋体" w:eastAsia="宋体" w:cs="宋体"/>
+              <w:rFonts w:ascii="宋体" w:eastAsia="宋体" w:hAnsi="宋体" w:cs="宋体" w:hint="eastAsia"/>
               <w:szCs w:val="24"/>
             </w:rPr>
             <w:fldChar w:fldCharType="separate"/>
@@ -3067,7 +3014,7 @@
           </w:r>
           <w:r>
             <w:rPr>
-              <w:rFonts w:hint="eastAsia" w:ascii="宋体" w:hAnsi="宋体" w:eastAsia="宋体" w:cs="宋体"/>
+              <w:rFonts w:ascii="宋体" w:eastAsia="宋体" w:hAnsi="宋体" w:cs="宋体" w:hint="eastAsia"/>
               <w:szCs w:val="24"/>
             </w:rPr>
             <w:fldChar w:fldCharType="end"/>
@@ -3075,28 +3022,28 @@
         </w:p>
         <w:p>
           <w:pPr>
-            <w:pStyle w:val="16"/>
+            <w:pStyle w:val="TOC1"/>
             <w:tabs>
               <w:tab w:val="right" w:leader="dot" w:pos="8306"/>
             </w:tabs>
           </w:pPr>
           <w:r>
             <w:rPr>
-              <w:rFonts w:hint="eastAsia" w:ascii="宋体" w:hAnsi="宋体" w:eastAsia="宋体" w:cs="宋体"/>
+              <w:rFonts w:ascii="宋体" w:eastAsia="宋体" w:hAnsi="宋体" w:cs="宋体" w:hint="eastAsia"/>
               <w:szCs w:val="24"/>
             </w:rPr>
             <w:fldChar w:fldCharType="begin"/>
           </w:r>
           <w:r>
             <w:rPr>
-              <w:rFonts w:hint="eastAsia" w:ascii="宋体" w:hAnsi="宋体" w:eastAsia="宋体" w:cs="宋体"/>
+              <w:rFonts w:ascii="宋体" w:eastAsia="宋体" w:hAnsi="宋体" w:cs="宋体" w:hint="eastAsia"/>
               <w:szCs w:val="24"/>
             </w:rPr>
             <w:instrText xml:space="preserve"> HYPERLINK \l _Toc27241 </w:instrText>
           </w:r>
           <w:r>
             <w:rPr>
-              <w:rFonts w:hint="eastAsia" w:ascii="宋体" w:hAnsi="宋体" w:eastAsia="宋体" w:cs="宋体"/>
+              <w:rFonts w:ascii="宋体" w:eastAsia="宋体" w:hAnsi="宋体" w:cs="宋体" w:hint="eastAsia"/>
               <w:szCs w:val="24"/>
             </w:rPr>
             <w:fldChar w:fldCharType="separate"/>
@@ -3128,7 +3075,7 @@
           </w:r>
           <w:r>
             <w:rPr>
-              <w:rFonts w:hint="eastAsia" w:ascii="宋体" w:hAnsi="宋体" w:eastAsia="宋体" w:cs="宋体"/>
+              <w:rFonts w:ascii="宋体" w:eastAsia="宋体" w:hAnsi="宋体" w:cs="宋体" w:hint="eastAsia"/>
               <w:szCs w:val="24"/>
             </w:rPr>
             <w:fldChar w:fldCharType="end"/>
@@ -3136,28 +3083,28 @@
         </w:p>
         <w:p>
           <w:pPr>
-            <w:pStyle w:val="17"/>
+            <w:pStyle w:val="TOC2"/>
             <w:tabs>
               <w:tab w:val="right" w:leader="dot" w:pos="8306"/>
             </w:tabs>
           </w:pPr>
           <w:r>
             <w:rPr>
-              <w:rFonts w:hint="eastAsia" w:ascii="宋体" w:hAnsi="宋体" w:eastAsia="宋体" w:cs="宋体"/>
+              <w:rFonts w:ascii="宋体" w:eastAsia="宋体" w:hAnsi="宋体" w:cs="宋体" w:hint="eastAsia"/>
               <w:szCs w:val="24"/>
             </w:rPr>
             <w:fldChar w:fldCharType="begin"/>
           </w:r>
           <w:r>
             <w:rPr>
-              <w:rFonts w:hint="eastAsia" w:ascii="宋体" w:hAnsi="宋体" w:eastAsia="宋体" w:cs="宋体"/>
+              <w:rFonts w:ascii="宋体" w:eastAsia="宋体" w:hAnsi="宋体" w:cs="宋体" w:hint="eastAsia"/>
               <w:szCs w:val="24"/>
             </w:rPr>
             <w:instrText xml:space="preserve"> HYPERLINK \l _Toc8399 </w:instrText>
           </w:r>
           <w:r>
             <w:rPr>
-              <w:rFonts w:hint="eastAsia" w:ascii="宋体" w:hAnsi="宋体" w:eastAsia="宋体" w:cs="宋体"/>
+              <w:rFonts w:ascii="宋体" w:eastAsia="宋体" w:hAnsi="宋体" w:cs="宋体" w:hint="eastAsia"/>
               <w:szCs w:val="24"/>
             </w:rPr>
             <w:fldChar w:fldCharType="separate"/>
@@ -3189,7 +3136,7 @@
           </w:r>
           <w:r>
             <w:rPr>
-              <w:rFonts w:hint="eastAsia" w:ascii="宋体" w:hAnsi="宋体" w:eastAsia="宋体" w:cs="宋体"/>
+              <w:rFonts w:ascii="宋体" w:eastAsia="宋体" w:hAnsi="宋体" w:cs="宋体" w:hint="eastAsia"/>
               <w:szCs w:val="24"/>
             </w:rPr>
             <w:fldChar w:fldCharType="end"/>
@@ -3197,28 +3144,28 @@
         </w:p>
         <w:p>
           <w:pPr>
-            <w:pStyle w:val="17"/>
+            <w:pStyle w:val="TOC2"/>
             <w:tabs>
               <w:tab w:val="right" w:leader="dot" w:pos="8306"/>
             </w:tabs>
           </w:pPr>
           <w:r>
             <w:rPr>
-              <w:rFonts w:hint="eastAsia" w:ascii="宋体" w:hAnsi="宋体" w:eastAsia="宋体" w:cs="宋体"/>
+              <w:rFonts w:ascii="宋体" w:eastAsia="宋体" w:hAnsi="宋体" w:cs="宋体" w:hint="eastAsia"/>
               <w:szCs w:val="24"/>
             </w:rPr>
             <w:fldChar w:fldCharType="begin"/>
           </w:r>
           <w:r>
             <w:rPr>
-              <w:rFonts w:hint="eastAsia" w:ascii="宋体" w:hAnsi="宋体" w:eastAsia="宋体" w:cs="宋体"/>
+              <w:rFonts w:ascii="宋体" w:eastAsia="宋体" w:hAnsi="宋体" w:cs="宋体" w:hint="eastAsia"/>
               <w:szCs w:val="24"/>
             </w:rPr>
             <w:instrText xml:space="preserve"> HYPERLINK \l _Toc21451 </w:instrText>
           </w:r>
           <w:r>
             <w:rPr>
-              <w:rFonts w:hint="eastAsia" w:ascii="宋体" w:hAnsi="宋体" w:eastAsia="宋体" w:cs="宋体"/>
+              <w:rFonts w:ascii="宋体" w:eastAsia="宋体" w:hAnsi="宋体" w:cs="宋体" w:hint="eastAsia"/>
               <w:szCs w:val="24"/>
             </w:rPr>
             <w:fldChar w:fldCharType="separate"/>
@@ -3250,7 +3197,7 @@
           </w:r>
           <w:r>
             <w:rPr>
-              <w:rFonts w:hint="eastAsia" w:ascii="宋体" w:hAnsi="宋体" w:eastAsia="宋体" w:cs="宋体"/>
+              <w:rFonts w:ascii="宋体" w:eastAsia="宋体" w:hAnsi="宋体" w:cs="宋体" w:hint="eastAsia"/>
               <w:szCs w:val="24"/>
             </w:rPr>
             <w:fldChar w:fldCharType="end"/>
@@ -3258,28 +3205,28 @@
         </w:p>
         <w:p>
           <w:pPr>
-            <w:pStyle w:val="17"/>
+            <w:pStyle w:val="TOC2"/>
             <w:tabs>
               <w:tab w:val="right" w:leader="dot" w:pos="8306"/>
             </w:tabs>
           </w:pPr>
           <w:r>
             <w:rPr>
-              <w:rFonts w:hint="eastAsia" w:ascii="宋体" w:hAnsi="宋体" w:eastAsia="宋体" w:cs="宋体"/>
+              <w:rFonts w:ascii="宋体" w:eastAsia="宋体" w:hAnsi="宋体" w:cs="宋体" w:hint="eastAsia"/>
               <w:szCs w:val="24"/>
             </w:rPr>
             <w:fldChar w:fldCharType="begin"/>
           </w:r>
           <w:r>
             <w:rPr>
-              <w:rFonts w:hint="eastAsia" w:ascii="宋体" w:hAnsi="宋体" w:eastAsia="宋体" w:cs="宋体"/>
+              <w:rFonts w:ascii="宋体" w:eastAsia="宋体" w:hAnsi="宋体" w:cs="宋体" w:hint="eastAsia"/>
               <w:szCs w:val="24"/>
             </w:rPr>
             <w:instrText xml:space="preserve"> HYPERLINK \l _Toc1341 </w:instrText>
           </w:r>
           <w:r>
             <w:rPr>
-              <w:rFonts w:hint="eastAsia" w:ascii="宋体" w:hAnsi="宋体" w:eastAsia="宋体" w:cs="宋体"/>
+              <w:rFonts w:ascii="宋体" w:eastAsia="宋体" w:hAnsi="宋体" w:cs="宋体" w:hint="eastAsia"/>
               <w:szCs w:val="24"/>
             </w:rPr>
             <w:fldChar w:fldCharType="separate"/>
@@ -3311,7 +3258,7 @@
           </w:r>
           <w:r>
             <w:rPr>
-              <w:rFonts w:hint="eastAsia" w:ascii="宋体" w:hAnsi="宋体" w:eastAsia="宋体" w:cs="宋体"/>
+              <w:rFonts w:ascii="宋体" w:eastAsia="宋体" w:hAnsi="宋体" w:cs="宋体" w:hint="eastAsia"/>
               <w:szCs w:val="24"/>
             </w:rPr>
             <w:fldChar w:fldCharType="end"/>
@@ -3319,28 +3266,28 @@
         </w:p>
         <w:p>
           <w:pPr>
-            <w:pStyle w:val="16"/>
+            <w:pStyle w:val="TOC1"/>
             <w:tabs>
               <w:tab w:val="right" w:leader="dot" w:pos="8306"/>
             </w:tabs>
           </w:pPr>
           <w:r>
             <w:rPr>
-              <w:rFonts w:hint="eastAsia" w:ascii="宋体" w:hAnsi="宋体" w:eastAsia="宋体" w:cs="宋体"/>
+              <w:rFonts w:ascii="宋体" w:eastAsia="宋体" w:hAnsi="宋体" w:cs="宋体" w:hint="eastAsia"/>
               <w:szCs w:val="24"/>
             </w:rPr>
             <w:fldChar w:fldCharType="begin"/>
           </w:r>
           <w:r>
             <w:rPr>
-              <w:rFonts w:hint="eastAsia" w:ascii="宋体" w:hAnsi="宋体" w:eastAsia="宋体" w:cs="宋体"/>
+              <w:rFonts w:ascii="宋体" w:eastAsia="宋体" w:hAnsi="宋体" w:cs="宋体" w:hint="eastAsia"/>
               <w:szCs w:val="24"/>
             </w:rPr>
             <w:instrText xml:space="preserve"> HYPERLINK \l _Toc27368 </w:instrText>
           </w:r>
           <w:r>
             <w:rPr>
-              <w:rFonts w:hint="eastAsia" w:ascii="宋体" w:hAnsi="宋体" w:eastAsia="宋体" w:cs="宋体"/>
+              <w:rFonts w:ascii="宋体" w:eastAsia="宋体" w:hAnsi="宋体" w:cs="宋体" w:hint="eastAsia"/>
               <w:szCs w:val="24"/>
             </w:rPr>
             <w:fldChar w:fldCharType="separate"/>
@@ -3372,7 +3319,7 @@
           </w:r>
           <w:r>
             <w:rPr>
-              <w:rFonts w:hint="eastAsia" w:ascii="宋体" w:hAnsi="宋体" w:eastAsia="宋体" w:cs="宋体"/>
+              <w:rFonts w:ascii="宋体" w:eastAsia="宋体" w:hAnsi="宋体" w:cs="宋体" w:hint="eastAsia"/>
               <w:szCs w:val="24"/>
             </w:rPr>
             <w:fldChar w:fldCharType="end"/>
@@ -3380,28 +3327,28 @@
         </w:p>
         <w:p>
           <w:pPr>
-            <w:pStyle w:val="17"/>
+            <w:pStyle w:val="TOC2"/>
             <w:tabs>
               <w:tab w:val="right" w:leader="dot" w:pos="8306"/>
             </w:tabs>
           </w:pPr>
           <w:r>
             <w:rPr>
-              <w:rFonts w:hint="eastAsia" w:ascii="宋体" w:hAnsi="宋体" w:eastAsia="宋体" w:cs="宋体"/>
+              <w:rFonts w:ascii="宋体" w:eastAsia="宋体" w:hAnsi="宋体" w:cs="宋体" w:hint="eastAsia"/>
               <w:szCs w:val="24"/>
             </w:rPr>
             <w:fldChar w:fldCharType="begin"/>
           </w:r>
           <w:r>
             <w:rPr>
-              <w:rFonts w:hint="eastAsia" w:ascii="宋体" w:hAnsi="宋体" w:eastAsia="宋体" w:cs="宋体"/>
+              <w:rFonts w:ascii="宋体" w:eastAsia="宋体" w:hAnsi="宋体" w:cs="宋体" w:hint="eastAsia"/>
               <w:szCs w:val="24"/>
             </w:rPr>
             <w:instrText xml:space="preserve"> HYPERLINK \l _Toc81 </w:instrText>
           </w:r>
           <w:r>
             <w:rPr>
-              <w:rFonts w:hint="eastAsia" w:ascii="宋体" w:hAnsi="宋体" w:eastAsia="宋体" w:cs="宋体"/>
+              <w:rFonts w:ascii="宋体" w:eastAsia="宋体" w:hAnsi="宋体" w:cs="宋体" w:hint="eastAsia"/>
               <w:szCs w:val="24"/>
             </w:rPr>
             <w:fldChar w:fldCharType="separate"/>
@@ -3433,7 +3380,7 @@
           </w:r>
           <w:r>
             <w:rPr>
-              <w:rFonts w:hint="eastAsia" w:ascii="宋体" w:hAnsi="宋体" w:eastAsia="宋体" w:cs="宋体"/>
+              <w:rFonts w:ascii="宋体" w:eastAsia="宋体" w:hAnsi="宋体" w:cs="宋体" w:hint="eastAsia"/>
               <w:szCs w:val="24"/>
             </w:rPr>
             <w:fldChar w:fldCharType="end"/>
@@ -3441,28 +3388,28 @@
         </w:p>
         <w:p>
           <w:pPr>
-            <w:pStyle w:val="17"/>
+            <w:pStyle w:val="TOC2"/>
             <w:tabs>
               <w:tab w:val="right" w:leader="dot" w:pos="8306"/>
             </w:tabs>
           </w:pPr>
           <w:r>
             <w:rPr>
-              <w:rFonts w:hint="eastAsia" w:ascii="宋体" w:hAnsi="宋体" w:eastAsia="宋体" w:cs="宋体"/>
+              <w:rFonts w:ascii="宋体" w:eastAsia="宋体" w:hAnsi="宋体" w:cs="宋体" w:hint="eastAsia"/>
               <w:szCs w:val="24"/>
             </w:rPr>
             <w:fldChar w:fldCharType="begin"/>
           </w:r>
           <w:r>
             <w:rPr>
-              <w:rFonts w:hint="eastAsia" w:ascii="宋体" w:hAnsi="宋体" w:eastAsia="宋体" w:cs="宋体"/>
+              <w:rFonts w:ascii="宋体" w:eastAsia="宋体" w:hAnsi="宋体" w:cs="宋体" w:hint="eastAsia"/>
               <w:szCs w:val="24"/>
             </w:rPr>
             <w:instrText xml:space="preserve"> HYPERLINK \l _Toc3980 </w:instrText>
           </w:r>
           <w:r>
             <w:rPr>
-              <w:rFonts w:hint="eastAsia" w:ascii="宋体" w:hAnsi="宋体" w:eastAsia="宋体" w:cs="宋体"/>
+              <w:rFonts w:ascii="宋体" w:eastAsia="宋体" w:hAnsi="宋体" w:cs="宋体" w:hint="eastAsia"/>
               <w:szCs w:val="24"/>
             </w:rPr>
             <w:fldChar w:fldCharType="separate"/>
@@ -3494,7 +3441,7 @@
           </w:r>
           <w:r>
             <w:rPr>
-              <w:rFonts w:hint="eastAsia" w:ascii="宋体" w:hAnsi="宋体" w:eastAsia="宋体" w:cs="宋体"/>
+              <w:rFonts w:ascii="宋体" w:eastAsia="宋体" w:hAnsi="宋体" w:cs="宋体" w:hint="eastAsia"/>
               <w:szCs w:val="24"/>
             </w:rPr>
             <w:fldChar w:fldCharType="end"/>
@@ -3502,28 +3449,28 @@
         </w:p>
         <w:p>
           <w:pPr>
-            <w:pStyle w:val="17"/>
+            <w:pStyle w:val="TOC2"/>
             <w:tabs>
               <w:tab w:val="right" w:leader="dot" w:pos="8306"/>
             </w:tabs>
           </w:pPr>
           <w:r>
             <w:rPr>
-              <w:rFonts w:hint="eastAsia" w:ascii="宋体" w:hAnsi="宋体" w:eastAsia="宋体" w:cs="宋体"/>
+              <w:rFonts w:ascii="宋体" w:eastAsia="宋体" w:hAnsi="宋体" w:cs="宋体" w:hint="eastAsia"/>
               <w:szCs w:val="24"/>
             </w:rPr>
             <w:fldChar w:fldCharType="begin"/>
           </w:r>
           <w:r>
             <w:rPr>
-              <w:rFonts w:hint="eastAsia" w:ascii="宋体" w:hAnsi="宋体" w:eastAsia="宋体" w:cs="宋体"/>
+              <w:rFonts w:ascii="宋体" w:eastAsia="宋体" w:hAnsi="宋体" w:cs="宋体" w:hint="eastAsia"/>
               <w:szCs w:val="24"/>
             </w:rPr>
             <w:instrText xml:space="preserve"> HYPERLINK \l _Toc19305 </w:instrText>
           </w:r>
           <w:r>
             <w:rPr>
-              <w:rFonts w:hint="eastAsia" w:ascii="宋体" w:hAnsi="宋体" w:eastAsia="宋体" w:cs="宋体"/>
+              <w:rFonts w:ascii="宋体" w:eastAsia="宋体" w:hAnsi="宋体" w:cs="宋体" w:hint="eastAsia"/>
               <w:szCs w:val="24"/>
             </w:rPr>
             <w:fldChar w:fldCharType="separate"/>
@@ -3555,7 +3502,7 @@
           </w:r>
           <w:r>
             <w:rPr>
-              <w:rFonts w:hint="eastAsia" w:ascii="宋体" w:hAnsi="宋体" w:eastAsia="宋体" w:cs="宋体"/>
+              <w:rFonts w:ascii="宋体" w:eastAsia="宋体" w:hAnsi="宋体" w:cs="宋体" w:hint="eastAsia"/>
               <w:szCs w:val="24"/>
             </w:rPr>
             <w:fldChar w:fldCharType="end"/>
@@ -3563,28 +3510,28 @@
         </w:p>
         <w:p>
           <w:pPr>
-            <w:pStyle w:val="17"/>
+            <w:pStyle w:val="TOC2"/>
             <w:tabs>
               <w:tab w:val="right" w:leader="dot" w:pos="8306"/>
             </w:tabs>
           </w:pPr>
           <w:r>
             <w:rPr>
-              <w:rFonts w:hint="eastAsia" w:ascii="宋体" w:hAnsi="宋体" w:eastAsia="宋体" w:cs="宋体"/>
+              <w:rFonts w:ascii="宋体" w:eastAsia="宋体" w:hAnsi="宋体" w:cs="宋体" w:hint="eastAsia"/>
               <w:szCs w:val="24"/>
             </w:rPr>
             <w:fldChar w:fldCharType="begin"/>
           </w:r>
           <w:r>
             <w:rPr>
-              <w:rFonts w:hint="eastAsia" w:ascii="宋体" w:hAnsi="宋体" w:eastAsia="宋体" w:cs="宋体"/>
+              <w:rFonts w:ascii="宋体" w:eastAsia="宋体" w:hAnsi="宋体" w:cs="宋体" w:hint="eastAsia"/>
               <w:szCs w:val="24"/>
             </w:rPr>
             <w:instrText xml:space="preserve"> HYPERLINK \l _Toc4945 </w:instrText>
           </w:r>
           <w:r>
             <w:rPr>
-              <w:rFonts w:hint="eastAsia" w:ascii="宋体" w:hAnsi="宋体" w:eastAsia="宋体" w:cs="宋体"/>
+              <w:rFonts w:ascii="宋体" w:eastAsia="宋体" w:hAnsi="宋体" w:cs="宋体" w:hint="eastAsia"/>
               <w:szCs w:val="24"/>
             </w:rPr>
             <w:fldChar w:fldCharType="separate"/>
@@ -3616,7 +3563,7 @@
           </w:r>
           <w:r>
             <w:rPr>
-              <w:rFonts w:hint="eastAsia" w:ascii="宋体" w:hAnsi="宋体" w:eastAsia="宋体" w:cs="宋体"/>
+              <w:rFonts w:ascii="宋体" w:eastAsia="宋体" w:hAnsi="宋体" w:cs="宋体" w:hint="eastAsia"/>
               <w:szCs w:val="24"/>
             </w:rPr>
             <w:fldChar w:fldCharType="end"/>
@@ -3624,28 +3571,28 @@
         </w:p>
         <w:p>
           <w:pPr>
-            <w:pStyle w:val="16"/>
+            <w:pStyle w:val="TOC1"/>
             <w:tabs>
               <w:tab w:val="right" w:leader="dot" w:pos="8306"/>
             </w:tabs>
           </w:pPr>
           <w:r>
             <w:rPr>
-              <w:rFonts w:hint="eastAsia" w:ascii="宋体" w:hAnsi="宋体" w:eastAsia="宋体" w:cs="宋体"/>
+              <w:rFonts w:ascii="宋体" w:eastAsia="宋体" w:hAnsi="宋体" w:cs="宋体" w:hint="eastAsia"/>
               <w:szCs w:val="24"/>
             </w:rPr>
             <w:fldChar w:fldCharType="begin"/>
           </w:r>
           <w:r>
             <w:rPr>
-              <w:rFonts w:hint="eastAsia" w:ascii="宋体" w:hAnsi="宋体" w:eastAsia="宋体" w:cs="宋体"/>
+              <w:rFonts w:ascii="宋体" w:eastAsia="宋体" w:hAnsi="宋体" w:cs="宋体" w:hint="eastAsia"/>
               <w:szCs w:val="24"/>
             </w:rPr>
             <w:instrText xml:space="preserve"> HYPERLINK \l _Toc24717 </w:instrText>
           </w:r>
           <w:r>
             <w:rPr>
-              <w:rFonts w:hint="eastAsia" w:ascii="宋体" w:hAnsi="宋体" w:eastAsia="宋体" w:cs="宋体"/>
+              <w:rFonts w:ascii="宋体" w:eastAsia="宋体" w:hAnsi="宋体" w:cs="宋体" w:hint="eastAsia"/>
               <w:szCs w:val="24"/>
             </w:rPr>
             <w:fldChar w:fldCharType="separate"/>
@@ -3677,7 +3624,7 @@
           </w:r>
           <w:r>
             <w:rPr>
-              <w:rFonts w:hint="eastAsia" w:ascii="宋体" w:hAnsi="宋体" w:eastAsia="宋体" w:cs="宋体"/>
+              <w:rFonts w:ascii="宋体" w:eastAsia="宋体" w:hAnsi="宋体" w:cs="宋体" w:hint="eastAsia"/>
               <w:szCs w:val="24"/>
             </w:rPr>
             <w:fldChar w:fldCharType="end"/>
@@ -3685,28 +3632,28 @@
         </w:p>
         <w:p>
           <w:pPr>
-            <w:pStyle w:val="17"/>
+            <w:pStyle w:val="TOC2"/>
             <w:tabs>
               <w:tab w:val="right" w:leader="dot" w:pos="8306"/>
             </w:tabs>
           </w:pPr>
           <w:r>
             <w:rPr>
-              <w:rFonts w:hint="eastAsia" w:ascii="宋体" w:hAnsi="宋体" w:eastAsia="宋体" w:cs="宋体"/>
+              <w:rFonts w:ascii="宋体" w:eastAsia="宋体" w:hAnsi="宋体" w:cs="宋体" w:hint="eastAsia"/>
               <w:szCs w:val="24"/>
             </w:rPr>
             <w:fldChar w:fldCharType="begin"/>
           </w:r>
           <w:r>
             <w:rPr>
-              <w:rFonts w:hint="eastAsia" w:ascii="宋体" w:hAnsi="宋体" w:eastAsia="宋体" w:cs="宋体"/>
+              <w:rFonts w:ascii="宋体" w:eastAsia="宋体" w:hAnsi="宋体" w:cs="宋体" w:hint="eastAsia"/>
               <w:szCs w:val="24"/>
             </w:rPr>
             <w:instrText xml:space="preserve"> HYPERLINK \l _Toc944 </w:instrText>
           </w:r>
           <w:r>
             <w:rPr>
-              <w:rFonts w:hint="eastAsia" w:ascii="宋体" w:hAnsi="宋体" w:eastAsia="宋体" w:cs="宋体"/>
+              <w:rFonts w:ascii="宋体" w:eastAsia="宋体" w:hAnsi="宋体" w:cs="宋体" w:hint="eastAsia"/>
               <w:szCs w:val="24"/>
             </w:rPr>
             <w:fldChar w:fldCharType="separate"/>
@@ -3738,7 +3685,7 @@
           </w:r>
           <w:r>
             <w:rPr>
-              <w:rFonts w:hint="eastAsia" w:ascii="宋体" w:hAnsi="宋体" w:eastAsia="宋体" w:cs="宋体"/>
+              <w:rFonts w:ascii="宋体" w:eastAsia="宋体" w:hAnsi="宋体" w:cs="宋体" w:hint="eastAsia"/>
               <w:szCs w:val="24"/>
             </w:rPr>
             <w:fldChar w:fldCharType="end"/>
@@ -3746,28 +3693,28 @@
         </w:p>
         <w:p>
           <w:pPr>
-            <w:pStyle w:val="17"/>
+            <w:pStyle w:val="TOC2"/>
             <w:tabs>
               <w:tab w:val="right" w:leader="dot" w:pos="8306"/>
             </w:tabs>
           </w:pPr>
           <w:r>
             <w:rPr>
-              <w:rFonts w:hint="eastAsia" w:ascii="宋体" w:hAnsi="宋体" w:eastAsia="宋体" w:cs="宋体"/>
+              <w:rFonts w:ascii="宋体" w:eastAsia="宋体" w:hAnsi="宋体" w:cs="宋体" w:hint="eastAsia"/>
               <w:szCs w:val="24"/>
             </w:rPr>
             <w:fldChar w:fldCharType="begin"/>
           </w:r>
           <w:r>
             <w:rPr>
-              <w:rFonts w:hint="eastAsia" w:ascii="宋体" w:hAnsi="宋体" w:eastAsia="宋体" w:cs="宋体"/>
+              <w:rFonts w:ascii="宋体" w:eastAsia="宋体" w:hAnsi="宋体" w:cs="宋体" w:hint="eastAsia"/>
               <w:szCs w:val="24"/>
             </w:rPr>
             <w:instrText xml:space="preserve"> HYPERLINK \l _Toc19632 </w:instrText>
           </w:r>
           <w:r>
             <w:rPr>
-              <w:rFonts w:hint="eastAsia" w:ascii="宋体" w:hAnsi="宋体" w:eastAsia="宋体" w:cs="宋体"/>
+              <w:rFonts w:ascii="宋体" w:eastAsia="宋体" w:hAnsi="宋体" w:cs="宋体" w:hint="eastAsia"/>
               <w:szCs w:val="24"/>
             </w:rPr>
             <w:fldChar w:fldCharType="separate"/>
@@ -3799,7 +3746,7 @@
           </w:r>
           <w:r>
             <w:rPr>
-              <w:rFonts w:hint="eastAsia" w:ascii="宋体" w:hAnsi="宋体" w:eastAsia="宋体" w:cs="宋体"/>
+              <w:rFonts w:ascii="宋体" w:eastAsia="宋体" w:hAnsi="宋体" w:cs="宋体" w:hint="eastAsia"/>
               <w:szCs w:val="24"/>
             </w:rPr>
             <w:fldChar w:fldCharType="end"/>
@@ -3807,28 +3754,28 @@
         </w:p>
         <w:p>
           <w:pPr>
-            <w:pStyle w:val="16"/>
+            <w:pStyle w:val="TOC1"/>
             <w:tabs>
               <w:tab w:val="right" w:leader="dot" w:pos="8306"/>
             </w:tabs>
           </w:pPr>
           <w:r>
             <w:rPr>
-              <w:rFonts w:hint="eastAsia" w:ascii="宋体" w:hAnsi="宋体" w:eastAsia="宋体" w:cs="宋体"/>
+              <w:rFonts w:ascii="宋体" w:eastAsia="宋体" w:hAnsi="宋体" w:cs="宋体" w:hint="eastAsia"/>
               <w:szCs w:val="24"/>
             </w:rPr>
             <w:fldChar w:fldCharType="begin"/>
           </w:r>
           <w:r>
             <w:rPr>
-              <w:rFonts w:hint="eastAsia" w:ascii="宋体" w:hAnsi="宋体" w:eastAsia="宋体" w:cs="宋体"/>
+              <w:rFonts w:ascii="宋体" w:eastAsia="宋体" w:hAnsi="宋体" w:cs="宋体" w:hint="eastAsia"/>
               <w:szCs w:val="24"/>
             </w:rPr>
             <w:instrText xml:space="preserve"> HYPERLINK \l _Toc8615 </w:instrText>
           </w:r>
           <w:r>
             <w:rPr>
-              <w:rFonts w:hint="eastAsia" w:ascii="宋体" w:hAnsi="宋体" w:eastAsia="宋体" w:cs="宋体"/>
+              <w:rFonts w:ascii="宋体" w:eastAsia="宋体" w:hAnsi="宋体" w:cs="宋体" w:hint="eastAsia"/>
               <w:szCs w:val="24"/>
             </w:rPr>
             <w:fldChar w:fldCharType="separate"/>
@@ -3860,7 +3807,7 @@
           </w:r>
           <w:r>
             <w:rPr>
-              <w:rFonts w:hint="eastAsia" w:ascii="宋体" w:hAnsi="宋体" w:eastAsia="宋体" w:cs="宋体"/>
+              <w:rFonts w:ascii="宋体" w:eastAsia="宋体" w:hAnsi="宋体" w:cs="宋体" w:hint="eastAsia"/>
               <w:szCs w:val="24"/>
             </w:rPr>
             <w:fldChar w:fldCharType="end"/>
@@ -3868,28 +3815,28 @@
         </w:p>
         <w:p>
           <w:pPr>
-            <w:pStyle w:val="16"/>
+            <w:pStyle w:val="TOC1"/>
             <w:tabs>
               <w:tab w:val="right" w:leader="dot" w:pos="8306"/>
             </w:tabs>
           </w:pPr>
           <w:r>
             <w:rPr>
-              <w:rFonts w:hint="eastAsia" w:ascii="宋体" w:hAnsi="宋体" w:eastAsia="宋体" w:cs="宋体"/>
+              <w:rFonts w:ascii="宋体" w:eastAsia="宋体" w:hAnsi="宋体" w:cs="宋体" w:hint="eastAsia"/>
               <w:szCs w:val="24"/>
             </w:rPr>
             <w:fldChar w:fldCharType="begin"/>
           </w:r>
           <w:r>
             <w:rPr>
-              <w:rFonts w:hint="eastAsia" w:ascii="宋体" w:hAnsi="宋体" w:eastAsia="宋体" w:cs="宋体"/>
+              <w:rFonts w:ascii="宋体" w:eastAsia="宋体" w:hAnsi="宋体" w:cs="宋体" w:hint="eastAsia"/>
               <w:szCs w:val="24"/>
             </w:rPr>
             <w:instrText xml:space="preserve"> HYPERLINK \l _Toc32076 </w:instrText>
           </w:r>
           <w:r>
             <w:rPr>
-              <w:rFonts w:hint="eastAsia" w:ascii="宋体" w:hAnsi="宋体" w:eastAsia="宋体" w:cs="宋体"/>
+              <w:rFonts w:ascii="宋体" w:eastAsia="宋体" w:hAnsi="宋体" w:cs="宋体" w:hint="eastAsia"/>
               <w:szCs w:val="24"/>
             </w:rPr>
             <w:fldChar w:fldCharType="separate"/>
@@ -3928,7 +3875,7 @@
           </w:r>
           <w:r>
             <w:rPr>
-              <w:rFonts w:hint="eastAsia" w:ascii="宋体" w:hAnsi="宋体" w:eastAsia="宋体" w:cs="宋体"/>
+              <w:rFonts w:ascii="宋体" w:eastAsia="宋体" w:hAnsi="宋体" w:cs="宋体" w:hint="eastAsia"/>
               <w:szCs w:val="24"/>
             </w:rPr>
             <w:fldChar w:fldCharType="end"/>
@@ -3936,28 +3883,28 @@
         </w:p>
         <w:p>
           <w:pPr>
-            <w:pStyle w:val="16"/>
+            <w:pStyle w:val="TOC1"/>
             <w:tabs>
               <w:tab w:val="right" w:leader="dot" w:pos="8306"/>
             </w:tabs>
           </w:pPr>
           <w:r>
             <w:rPr>
-              <w:rFonts w:hint="eastAsia" w:ascii="宋体" w:hAnsi="宋体" w:eastAsia="宋体" w:cs="宋体"/>
+              <w:rFonts w:ascii="宋体" w:eastAsia="宋体" w:hAnsi="宋体" w:cs="宋体" w:hint="eastAsia"/>
               <w:szCs w:val="24"/>
             </w:rPr>
             <w:fldChar w:fldCharType="begin"/>
           </w:r>
           <w:r>
             <w:rPr>
-              <w:rFonts w:hint="eastAsia" w:ascii="宋体" w:hAnsi="宋体" w:eastAsia="宋体" w:cs="宋体"/>
+              <w:rFonts w:ascii="宋体" w:eastAsia="宋体" w:hAnsi="宋体" w:cs="宋体" w:hint="eastAsia"/>
               <w:szCs w:val="24"/>
             </w:rPr>
             <w:instrText xml:space="preserve"> HYPERLINK \l _Toc23410 </w:instrText>
           </w:r>
           <w:r>
             <w:rPr>
-              <w:rFonts w:hint="eastAsia" w:ascii="宋体" w:hAnsi="宋体" w:eastAsia="宋体" w:cs="宋体"/>
+              <w:rFonts w:ascii="宋体" w:eastAsia="宋体" w:hAnsi="宋体" w:cs="宋体" w:hint="eastAsia"/>
               <w:szCs w:val="24"/>
             </w:rPr>
             <w:fldChar w:fldCharType="separate"/>
@@ -3989,7 +3936,7 @@
           </w:r>
           <w:r>
             <w:rPr>
-              <w:rFonts w:hint="eastAsia" w:ascii="宋体" w:hAnsi="宋体" w:eastAsia="宋体" w:cs="宋体"/>
+              <w:rFonts w:ascii="宋体" w:eastAsia="宋体" w:hAnsi="宋体" w:cs="宋体" w:hint="eastAsia"/>
               <w:szCs w:val="24"/>
             </w:rPr>
             <w:fldChar w:fldCharType="end"/>
@@ -4011,7 +3958,7 @@
             <w:snapToGrid w:val="0"/>
             <w:textAlignment w:val="baseline"/>
             <w:rPr>
-              <w:rFonts w:hint="eastAsia" w:ascii="宋体" w:hAnsi="宋体" w:eastAsia="宋体" w:cs="宋体"/>
+              <w:rFonts w:ascii="宋体" w:eastAsia="宋体" w:hAnsi="宋体" w:cs="宋体" w:hint="eastAsia"/>
               <w:snapToGrid w:val="0"/>
               <w:color w:val="000000"/>
               <w:kern w:val="0"/>
@@ -4022,7 +3969,7 @@
           </w:pPr>
           <w:r>
             <w:rPr>
-              <w:rFonts w:hint="eastAsia" w:ascii="宋体" w:hAnsi="宋体" w:eastAsia="宋体" w:cs="宋体"/>
+              <w:rFonts w:ascii="宋体" w:eastAsia="宋体" w:hAnsi="宋体" w:cs="宋体" w:hint="eastAsia"/>
               <w:szCs w:val="24"/>
             </w:rPr>
             <w:fldChar w:fldCharType="end"/>
@@ -4046,7 +3993,7 @@
         <w:snapToGrid w:val="0"/>
         <w:textAlignment w:val="baseline"/>
         <w:rPr>
-          <w:rFonts w:ascii="Arial" w:hAnsi="Arial" w:eastAsia="Arial" w:cs="Arial"/>
+          <w:rFonts w:ascii="Arial" w:eastAsia="Arial" w:hAnsi="Arial" w:cs="Arial"/>
           <w:snapToGrid w:val="0"/>
           <w:color w:val="000000"/>
           <w:kern w:val="0"/>
@@ -4057,7 +4004,7 @@
       </w:pPr>
       <w:r>
         <w:rPr>
-          <w:rFonts w:ascii="Arial" w:hAnsi="Arial" w:eastAsia="Arial" w:cs="Arial"/>
+          <w:rFonts w:ascii="Arial" w:eastAsia="Arial" w:hAnsi="Arial" w:cs="Arial"/>
           <w:snapToGrid w:val="0"/>
           <w:color w:val="000000"/>
           <w:kern w:val="0"/>
@@ -4070,7 +4017,7 @@
     </w:p>
     <w:p>
       <w:pPr>
-        <w:pStyle w:val="28"/>
+        <w:pStyle w:val="1"/>
         <w:bidi w:val="0"/>
         <w:rPr>
           <w:rFonts w:hint="default"/>
@@ -4089,7 +4036,7 @@
     </w:p>
     <w:p>
       <w:pPr>
-        <w:pStyle w:val="30"/>
+        <w:pStyle w:val="2"/>
         <w:bidi w:val="0"/>
         <w:rPr>
           <w:rFonts w:hint="default"/>
@@ -4108,7 +4055,7 @@
     </w:p>
     <w:p>
       <w:pPr>
-        <w:pStyle w:val="29"/>
+        <w:pStyle w:val="a1"/>
         <w:keepNext w:val="0"/>
         <w:keepLines w:val="0"/>
         <w:pageBreakBefore w:val="0"/>
@@ -4134,8 +4081,8 @@
         </w:rPr>
         <w:t>为建立科学、公正的绩效管理体系，客观评价员工的工作业绩与行为表现，有效激励员工持续改进、提升能力，实现个人与公司</w:t>
       </w:r>
-      <w:bookmarkStart w:id="29" w:name="_GoBack"/>
-      <w:bookmarkEnd w:id="29"/>
+      <w:bookmarkStart w:id="4" w:name="_GoBack"/>
+      <w:bookmarkEnd w:id="4"/>
       <w:r>
         <w:rPr>
           <w:rFonts w:hint="default"/>
@@ -4146,14 +4093,14 @@
     </w:p>
     <w:p>
       <w:pPr>
-        <w:pStyle w:val="30"/>
-        <w:bidi w:val="0"/>
-        <w:rPr>
-          <w:rFonts w:hint="default"/>
-          <w:lang w:val="en-US" w:eastAsia="zh-CN"/>
-        </w:rPr>
-      </w:pPr>
-      <w:bookmarkStart w:id="4" w:name="_Toc30096"/>
+        <w:pStyle w:val="2"/>
+        <w:bidi w:val="0"/>
+        <w:rPr>
+          <w:rFonts w:hint="default"/>
+          <w:lang w:val="en-US" w:eastAsia="zh-CN"/>
+        </w:rPr>
+      </w:pPr>
+      <w:bookmarkStart w:id="5" w:name="_Toc30096"/>
       <w:r>
         <w:rPr>
           <w:rFonts w:hint="default"/>
@@ -4161,11 +4108,11 @@
         </w:rPr>
         <w:t>适用范围</w:t>
       </w:r>
-      <w:bookmarkEnd w:id="4"/>
-    </w:p>
-    <w:p>
-      <w:pPr>
-        <w:pStyle w:val="29"/>
+      <w:bookmarkEnd w:id="5"/>
+    </w:p>
+    <w:p>
+      <w:pPr>
+        <w:pStyle w:val="a1"/>
         <w:keepNext w:val="0"/>
         <w:keepLines w:val="0"/>
         <w:pageBreakBefore w:val="0"/>
@@ -4194,14 +4141,14 @@
     </w:p>
     <w:p>
       <w:pPr>
-        <w:pStyle w:val="30"/>
-        <w:bidi w:val="0"/>
-        <w:rPr>
-          <w:rFonts w:hint="default"/>
-          <w:lang w:val="en-US" w:eastAsia="zh-CN"/>
-        </w:rPr>
-      </w:pPr>
-      <w:bookmarkStart w:id="5" w:name="_Toc18688"/>
+        <w:pStyle w:val="2"/>
+        <w:bidi w:val="0"/>
+        <w:rPr>
+          <w:rFonts w:hint="default"/>
+          <w:lang w:val="en-US" w:eastAsia="zh-CN"/>
+        </w:rPr>
+      </w:pPr>
+      <w:bookmarkStart w:id="6" w:name="_Toc18688"/>
       <w:r>
         <w:rPr>
           <w:rFonts w:hint="default"/>
@@ -4209,11 +4156,11 @@
         </w:rPr>
         <w:t>基本原则</w:t>
       </w:r>
-      <w:bookmarkEnd w:id="5"/>
-    </w:p>
-    <w:p>
-      <w:pPr>
-        <w:pStyle w:val="29"/>
+      <w:bookmarkEnd w:id="6"/>
+    </w:p>
+    <w:p>
+      <w:pPr>
+        <w:pStyle w:val="a1"/>
         <w:keepNext w:val="0"/>
         <w:keepLines w:val="0"/>
         <w:pageBreakBefore w:val="0"/>
@@ -4242,7 +4189,7 @@
     </w:p>
     <w:p>
       <w:pPr>
-        <w:pStyle w:val="29"/>
+        <w:pStyle w:val="a1"/>
         <w:keepNext w:val="0"/>
         <w:keepLines w:val="0"/>
         <w:pageBreakBefore w:val="0"/>
@@ -4271,7 +4218,7 @@
     </w:p>
     <w:p>
       <w:pPr>
-        <w:pStyle w:val="29"/>
+        <w:pStyle w:val="a1"/>
         <w:keepNext w:val="0"/>
         <w:keepLines w:val="0"/>
         <w:pageBreakBefore w:val="0"/>
@@ -4300,7 +4247,7 @@
     </w:p>
     <w:p>
       <w:pPr>
-        <w:pStyle w:val="29"/>
+        <w:pStyle w:val="a1"/>
         <w:keepNext w:val="0"/>
         <w:keepLines w:val="0"/>
         <w:pageBreakBefore w:val="0"/>
@@ -4329,7 +4276,7 @@
     </w:p>
     <w:p>
       <w:pPr>
-        <w:pStyle w:val="29"/>
+        <w:pStyle w:val="a1"/>
         <w:keepNext w:val="0"/>
         <w:keepLines w:val="0"/>
         <w:pageBreakBefore w:val="0"/>
@@ -4358,14 +4305,14 @@
     </w:p>
     <w:p>
       <w:pPr>
-        <w:pStyle w:val="28"/>
-        <w:bidi w:val="0"/>
-        <w:rPr>
-          <w:rFonts w:hint="default"/>
-          <w:lang w:val="en-US" w:eastAsia="zh-CN"/>
-        </w:rPr>
-      </w:pPr>
-      <w:bookmarkStart w:id="6" w:name="_Toc1701"/>
+        <w:pStyle w:val="1"/>
+        <w:bidi w:val="0"/>
+        <w:rPr>
+          <w:rFonts w:hint="default"/>
+          <w:lang w:val="en-US" w:eastAsia="zh-CN"/>
+        </w:rPr>
+      </w:pPr>
+      <w:bookmarkStart w:id="7" w:name="_Toc1701"/>
       <w:r>
         <w:rPr>
           <w:rFonts w:hint="default"/>
@@ -4373,18 +4320,18 @@
         </w:rPr>
         <w:t>组织与职责</w:t>
       </w:r>
-      <w:bookmarkEnd w:id="6"/>
-    </w:p>
-    <w:p>
-      <w:pPr>
-        <w:pStyle w:val="30"/>
-        <w:bidi w:val="0"/>
-        <w:rPr>
-          <w:rFonts w:hint="default"/>
-          <w:lang w:val="en-US" w:eastAsia="zh-CN"/>
-        </w:rPr>
-      </w:pPr>
-      <w:bookmarkStart w:id="7" w:name="_Toc20811"/>
+      <w:bookmarkEnd w:id="7"/>
+    </w:p>
+    <w:p>
+      <w:pPr>
+        <w:pStyle w:val="2"/>
+        <w:bidi w:val="0"/>
+        <w:rPr>
+          <w:rFonts w:hint="default"/>
+          <w:lang w:val="en-US" w:eastAsia="zh-CN"/>
+        </w:rPr>
+      </w:pPr>
+      <w:bookmarkStart w:id="8" w:name="_Toc20811"/>
       <w:r>
         <w:rPr>
           <w:rFonts w:hint="default"/>
@@ -4392,11 +4339,11 @@
         </w:rPr>
         <w:t>绩效考核领导小组</w:t>
       </w:r>
-      <w:bookmarkEnd w:id="7"/>
-    </w:p>
-    <w:p>
-      <w:pPr>
-        <w:pStyle w:val="29"/>
+      <w:bookmarkEnd w:id="8"/>
+    </w:p>
+    <w:p>
+      <w:pPr>
+        <w:pStyle w:val="a1"/>
         <w:keepNext w:val="0"/>
         <w:keepLines w:val="0"/>
         <w:pageBreakBefore w:val="0"/>
@@ -4425,14 +4372,14 @@
     </w:p>
     <w:p>
       <w:pPr>
-        <w:pStyle w:val="30"/>
-        <w:bidi w:val="0"/>
-        <w:rPr>
-          <w:rFonts w:hint="default"/>
-          <w:lang w:val="en-US" w:eastAsia="zh-CN"/>
-        </w:rPr>
-      </w:pPr>
-      <w:bookmarkStart w:id="8" w:name="_Toc9294"/>
+        <w:pStyle w:val="2"/>
+        <w:bidi w:val="0"/>
+        <w:rPr>
+          <w:rFonts w:hint="default"/>
+          <w:lang w:val="en-US" w:eastAsia="zh-CN"/>
+        </w:rPr>
+      </w:pPr>
+      <w:bookmarkStart w:id="9" w:name="_Toc9294"/>
       <w:r>
         <w:rPr>
           <w:rFonts w:hint="default"/>
@@ -4440,11 +4387,11 @@
         </w:rPr>
         <w:t>人力资源部</w:t>
       </w:r>
-      <w:bookmarkEnd w:id="8"/>
-    </w:p>
-    <w:p>
-      <w:pPr>
-        <w:pStyle w:val="29"/>
+      <w:bookmarkEnd w:id="9"/>
+    </w:p>
+    <w:p>
+      <w:pPr>
+        <w:pStyle w:val="a1"/>
         <w:keepNext w:val="0"/>
         <w:keepLines w:val="0"/>
         <w:pageBreakBefore w:val="0"/>
@@ -4473,7 +4420,7 @@
     </w:p>
     <w:p>
       <w:pPr>
-        <w:pStyle w:val="29"/>
+        <w:pStyle w:val="a1"/>
         <w:keepNext w:val="0"/>
         <w:keepLines w:val="0"/>
         <w:pageBreakBefore w:val="0"/>
@@ -4490,7 +4437,7 @@
         <w:bidi w:val="0"/>
         <w:adjustRightInd w:val="0"/>
         <w:snapToGrid w:val="0"/>
-        <w:ind w:left="425" w:leftChars="0" w:hanging="425" w:firstLineChars="0"/>
+        <w:ind w:left="425" w:hanging="425" w:leftChars="0" w:firstLineChars="0"/>
         <w:textAlignment w:val="baseline"/>
         <w:rPr>
           <w:rFonts w:hint="default"/>
@@ -4514,7 +4461,7 @@
     </w:p>
     <w:p>
       <w:pPr>
-        <w:pStyle w:val="29"/>
+        <w:pStyle w:val="a1"/>
         <w:keepNext w:val="0"/>
         <w:keepLines w:val="0"/>
         <w:pageBreakBefore w:val="0"/>
@@ -4531,7 +4478,7 @@
         <w:bidi w:val="0"/>
         <w:adjustRightInd w:val="0"/>
         <w:snapToGrid w:val="0"/>
-        <w:ind w:left="425" w:leftChars="0" w:hanging="425" w:firstLineChars="0"/>
+        <w:ind w:left="425" w:hanging="425" w:leftChars="0" w:firstLineChars="0"/>
         <w:textAlignment w:val="baseline"/>
         <w:rPr>
           <w:rFonts w:hint="default"/>
@@ -4555,7 +4502,7 @@
     </w:p>
     <w:p>
       <w:pPr>
-        <w:pStyle w:val="29"/>
+        <w:pStyle w:val="a1"/>
         <w:keepNext w:val="0"/>
         <w:keepLines w:val="0"/>
         <w:pageBreakBefore w:val="0"/>
@@ -4572,7 +4519,7 @@
         <w:bidi w:val="0"/>
         <w:adjustRightInd w:val="0"/>
         <w:snapToGrid w:val="0"/>
-        <w:ind w:left="425" w:leftChars="0" w:hanging="425" w:firstLineChars="0"/>
+        <w:ind w:left="425" w:hanging="425" w:leftChars="0" w:firstLineChars="0"/>
         <w:textAlignment w:val="baseline"/>
         <w:rPr>
           <w:rFonts w:hint="default"/>
@@ -4596,7 +4543,7 @@
     </w:p>
     <w:p>
       <w:pPr>
-        <w:pStyle w:val="29"/>
+        <w:pStyle w:val="a1"/>
         <w:keepNext w:val="0"/>
         <w:keepLines w:val="0"/>
         <w:pageBreakBefore w:val="0"/>
@@ -4613,7 +4560,7 @@
         <w:bidi w:val="0"/>
         <w:adjustRightInd w:val="0"/>
         <w:snapToGrid w:val="0"/>
-        <w:ind w:left="425" w:leftChars="0" w:hanging="425" w:firstLineChars="0"/>
+        <w:ind w:left="425" w:hanging="425" w:leftChars="0" w:firstLineChars="0"/>
         <w:textAlignment w:val="baseline"/>
         <w:rPr>
           <w:rFonts w:hint="default"/>
@@ -4637,7 +4584,7 @@
     </w:p>
     <w:p>
       <w:pPr>
-        <w:pStyle w:val="29"/>
+        <w:pStyle w:val="a1"/>
         <w:keepNext w:val="0"/>
         <w:keepLines w:val="0"/>
         <w:pageBreakBefore w:val="0"/>
@@ -4654,7 +4601,7 @@
         <w:bidi w:val="0"/>
         <w:adjustRightInd w:val="0"/>
         <w:snapToGrid w:val="0"/>
-        <w:ind w:left="425" w:leftChars="0" w:hanging="425" w:firstLineChars="0"/>
+        <w:ind w:left="425" w:hanging="425" w:leftChars="0" w:firstLineChars="0"/>
         <w:textAlignment w:val="baseline"/>
         <w:rPr>
           <w:rFonts w:hint="default"/>
@@ -4671,14 +4618,14 @@
     </w:p>
     <w:p>
       <w:pPr>
-        <w:pStyle w:val="30"/>
-        <w:bidi w:val="0"/>
-        <w:rPr>
-          <w:rFonts w:hint="default"/>
-          <w:lang w:val="en-US" w:eastAsia="zh-CN"/>
-        </w:rPr>
-      </w:pPr>
-      <w:bookmarkStart w:id="9" w:name="_Toc6485"/>
+        <w:pStyle w:val="2"/>
+        <w:bidi w:val="0"/>
+        <w:rPr>
+          <w:rFonts w:hint="default"/>
+          <w:lang w:val="en-US" w:eastAsia="zh-CN"/>
+        </w:rPr>
+      </w:pPr>
+      <w:bookmarkStart w:id="10" w:name="_Toc6485"/>
       <w:r>
         <w:rPr>
           <w:rFonts w:hint="default"/>
@@ -4686,11 +4633,11 @@
         </w:rPr>
         <w:t>各业务与职能部门</w:t>
       </w:r>
-      <w:bookmarkEnd w:id="9"/>
-    </w:p>
-    <w:p>
-      <w:pPr>
-        <w:pStyle w:val="29"/>
+      <w:bookmarkEnd w:id="10"/>
+    </w:p>
+    <w:p>
+      <w:pPr>
+        <w:pStyle w:val="a1"/>
         <w:keepNext w:val="0"/>
         <w:keepLines w:val="0"/>
         <w:pageBreakBefore w:val="0"/>
@@ -4719,7 +4666,7 @@
     </w:p>
     <w:p>
       <w:pPr>
-        <w:pStyle w:val="29"/>
+        <w:pStyle w:val="a1"/>
         <w:keepNext w:val="0"/>
         <w:keepLines w:val="0"/>
         <w:pageBreakBefore w:val="0"/>
@@ -4736,7 +4683,7 @@
         <w:bidi w:val="0"/>
         <w:adjustRightInd w:val="0"/>
         <w:snapToGrid w:val="0"/>
-        <w:ind w:left="425" w:leftChars="0" w:hanging="425" w:firstLineChars="0"/>
+        <w:ind w:left="425" w:hanging="425" w:leftChars="0" w:firstLineChars="0"/>
         <w:textAlignment w:val="baseline"/>
         <w:rPr>
           <w:rFonts w:hint="default"/>
@@ -4760,7 +4707,7 @@
     </w:p>
     <w:p>
       <w:pPr>
-        <w:pStyle w:val="29"/>
+        <w:pStyle w:val="a1"/>
         <w:keepNext w:val="0"/>
         <w:keepLines w:val="0"/>
         <w:pageBreakBefore w:val="0"/>
@@ -4777,7 +4724,7 @@
         <w:bidi w:val="0"/>
         <w:adjustRightInd w:val="0"/>
         <w:snapToGrid w:val="0"/>
-        <w:ind w:left="425" w:leftChars="0" w:hanging="425" w:firstLineChars="0"/>
+        <w:ind w:left="425" w:hanging="425" w:leftChars="0" w:firstLineChars="0"/>
         <w:textAlignment w:val="baseline"/>
         <w:rPr>
           <w:rFonts w:hint="default"/>
@@ -4801,7 +4748,7 @@
     </w:p>
     <w:p>
       <w:pPr>
-        <w:pStyle w:val="29"/>
+        <w:pStyle w:val="a1"/>
         <w:keepNext w:val="0"/>
         <w:keepLines w:val="0"/>
         <w:pageBreakBefore w:val="0"/>
@@ -4818,7 +4765,7 @@
         <w:bidi w:val="0"/>
         <w:adjustRightInd w:val="0"/>
         <w:snapToGrid w:val="0"/>
-        <w:ind w:left="425" w:leftChars="0" w:hanging="425" w:firstLineChars="0"/>
+        <w:ind w:left="425" w:hanging="425" w:leftChars="0" w:firstLineChars="0"/>
         <w:textAlignment w:val="baseline"/>
         <w:rPr>
           <w:rFonts w:hint="default"/>
@@ -4842,7 +4789,7 @@
     </w:p>
     <w:p>
       <w:pPr>
-        <w:pStyle w:val="29"/>
+        <w:pStyle w:val="a1"/>
         <w:keepNext w:val="0"/>
         <w:keepLines w:val="0"/>
         <w:pageBreakBefore w:val="0"/>
@@ -4859,7 +4806,7 @@
         <w:bidi w:val="0"/>
         <w:adjustRightInd w:val="0"/>
         <w:snapToGrid w:val="0"/>
-        <w:ind w:left="425" w:leftChars="0" w:hanging="425" w:firstLineChars="0"/>
+        <w:ind w:left="425" w:hanging="425" w:leftChars="0" w:firstLineChars="0"/>
         <w:textAlignment w:val="baseline"/>
         <w:rPr>
           <w:rFonts w:hint="default"/>
@@ -4876,14 +4823,14 @@
     </w:p>
     <w:p>
       <w:pPr>
-        <w:pStyle w:val="30"/>
-        <w:bidi w:val="0"/>
-        <w:rPr>
-          <w:rFonts w:hint="default"/>
-          <w:lang w:val="en-US" w:eastAsia="zh-CN"/>
-        </w:rPr>
-      </w:pPr>
-      <w:bookmarkStart w:id="10" w:name="_Toc6973"/>
+        <w:pStyle w:val="2"/>
+        <w:bidi w:val="0"/>
+        <w:rPr>
+          <w:rFonts w:hint="default"/>
+          <w:lang w:val="en-US" w:eastAsia="zh-CN"/>
+        </w:rPr>
+      </w:pPr>
+      <w:bookmarkStart w:id="11" w:name="_Toc6973"/>
       <w:r>
         <w:rPr>
           <w:rFonts w:hint="default"/>
@@ -4891,11 +4838,11 @@
         </w:rPr>
         <w:t>被考核人</w:t>
       </w:r>
-      <w:bookmarkEnd w:id="10"/>
-    </w:p>
-    <w:p>
-      <w:pPr>
-        <w:pStyle w:val="29"/>
+      <w:bookmarkEnd w:id="11"/>
+    </w:p>
+    <w:p>
+      <w:pPr>
+        <w:pStyle w:val="a1"/>
         <w:keepNext w:val="0"/>
         <w:keepLines w:val="0"/>
         <w:pageBreakBefore w:val="0"/>
@@ -4924,14 +4871,14 @@
     </w:p>
     <w:p>
       <w:pPr>
-        <w:pStyle w:val="28"/>
-        <w:bidi w:val="0"/>
-        <w:rPr>
-          <w:rFonts w:hint="default"/>
-          <w:lang w:val="en-US" w:eastAsia="zh-CN"/>
-        </w:rPr>
-      </w:pPr>
-      <w:bookmarkStart w:id="11" w:name="_Toc12543"/>
+        <w:pStyle w:val="1"/>
+        <w:bidi w:val="0"/>
+        <w:rPr>
+          <w:rFonts w:hint="default"/>
+          <w:lang w:val="en-US" w:eastAsia="zh-CN"/>
+        </w:rPr>
+      </w:pPr>
+      <w:bookmarkStart w:id="12" w:name="_Toc12543"/>
       <w:r>
         <w:rPr>
           <w:rFonts w:hint="default"/>
@@ -4939,18 +4886,18 @@
         </w:rPr>
         <w:t>考核周期与对象</w:t>
       </w:r>
-      <w:bookmarkEnd w:id="11"/>
-    </w:p>
-    <w:p>
-      <w:pPr>
-        <w:pStyle w:val="30"/>
-        <w:bidi w:val="0"/>
-        <w:rPr>
-          <w:rFonts w:hint="default"/>
-          <w:lang w:val="en-US" w:eastAsia="zh-CN"/>
-        </w:rPr>
-      </w:pPr>
-      <w:bookmarkStart w:id="12" w:name="_Toc8701"/>
+      <w:bookmarkEnd w:id="12"/>
+    </w:p>
+    <w:p>
+      <w:pPr>
+        <w:pStyle w:val="2"/>
+        <w:bidi w:val="0"/>
+        <w:rPr>
+          <w:rFonts w:hint="default"/>
+          <w:lang w:val="en-US" w:eastAsia="zh-CN"/>
+        </w:rPr>
+      </w:pPr>
+      <w:bookmarkStart w:id="13" w:name="_Toc8701"/>
       <w:r>
         <w:rPr>
           <w:rFonts w:hint="default"/>
@@ -4958,11 +4905,11 @@
         </w:rPr>
         <w:t>考核周期</w:t>
       </w:r>
-      <w:bookmarkEnd w:id="12"/>
-    </w:p>
-    <w:p>
-      <w:pPr>
-        <w:pStyle w:val="29"/>
+      <w:bookmarkEnd w:id="13"/>
+    </w:p>
+    <w:p>
+      <w:pPr>
+        <w:pStyle w:val="a1"/>
         <w:keepNext w:val="0"/>
         <w:keepLines w:val="0"/>
         <w:pageBreakBefore w:val="0"/>
@@ -4991,7 +4938,7 @@
     </w:p>
     <w:p>
       <w:pPr>
-        <w:pStyle w:val="29"/>
+        <w:pStyle w:val="a1"/>
         <w:keepNext w:val="0"/>
         <w:keepLines w:val="0"/>
         <w:pageBreakBefore w:val="0"/>
@@ -5020,14 +4967,14 @@
     </w:p>
     <w:p>
       <w:pPr>
-        <w:pStyle w:val="30"/>
-        <w:bidi w:val="0"/>
-        <w:rPr>
-          <w:rFonts w:hint="default"/>
-          <w:lang w:val="en-US" w:eastAsia="zh-CN"/>
-        </w:rPr>
-      </w:pPr>
-      <w:bookmarkStart w:id="13" w:name="_Toc27175"/>
+        <w:pStyle w:val="2"/>
+        <w:bidi w:val="0"/>
+        <w:rPr>
+          <w:rFonts w:hint="default"/>
+          <w:lang w:val="en-US" w:eastAsia="zh-CN"/>
+        </w:rPr>
+      </w:pPr>
+      <w:bookmarkStart w:id="14" w:name="_Toc27175"/>
       <w:r>
         <w:rPr>
           <w:rFonts w:hint="default"/>
@@ -5035,11 +4982,11 @@
         </w:rPr>
         <w:t>考核对象</w:t>
       </w:r>
-      <w:bookmarkEnd w:id="13"/>
-    </w:p>
-    <w:p>
-      <w:pPr>
-        <w:pStyle w:val="29"/>
+      <w:bookmarkEnd w:id="14"/>
+    </w:p>
+    <w:p>
+      <w:pPr>
+        <w:pStyle w:val="a1"/>
         <w:keepNext w:val="0"/>
         <w:keepLines w:val="0"/>
         <w:pageBreakBefore w:val="0"/>
@@ -5068,7 +5015,7 @@
     </w:p>
     <w:p>
       <w:pPr>
-        <w:pStyle w:val="29"/>
+        <w:pStyle w:val="a1"/>
         <w:keepNext w:val="0"/>
         <w:keepLines w:val="0"/>
         <w:pageBreakBefore w:val="0"/>
@@ -5097,14 +5044,14 @@
     </w:p>
     <w:p>
       <w:pPr>
-        <w:pStyle w:val="28"/>
-        <w:bidi w:val="0"/>
-        <w:rPr>
-          <w:rFonts w:hint="default"/>
-          <w:lang w:val="en-US" w:eastAsia="zh-CN"/>
-        </w:rPr>
-      </w:pPr>
-      <w:bookmarkStart w:id="14" w:name="_Toc27241"/>
+        <w:pStyle w:val="1"/>
+        <w:bidi w:val="0"/>
+        <w:rPr>
+          <w:rFonts w:hint="default"/>
+          <w:lang w:val="en-US" w:eastAsia="zh-CN"/>
+        </w:rPr>
+      </w:pPr>
+      <w:bookmarkStart w:id="15" w:name="_Toc27241"/>
       <w:r>
         <w:rPr>
           <w:rFonts w:hint="default"/>
@@ -5112,18 +5059,18 @@
         </w:rPr>
         <w:t>考核内容与指标</w:t>
       </w:r>
-      <w:bookmarkEnd w:id="14"/>
-    </w:p>
-    <w:p>
-      <w:pPr>
-        <w:pStyle w:val="30"/>
-        <w:bidi w:val="0"/>
-        <w:rPr>
-          <w:rFonts w:hint="default"/>
-          <w:lang w:val="en-US" w:eastAsia="zh-CN"/>
-        </w:rPr>
-      </w:pPr>
-      <w:bookmarkStart w:id="15" w:name="_Toc8399"/>
+      <w:bookmarkEnd w:id="15"/>
+    </w:p>
+    <w:p>
+      <w:pPr>
+        <w:pStyle w:val="2"/>
+        <w:bidi w:val="0"/>
+        <w:rPr>
+          <w:rFonts w:hint="default"/>
+          <w:lang w:val="en-US" w:eastAsia="zh-CN"/>
+        </w:rPr>
+      </w:pPr>
+      <w:bookmarkStart w:id="16" w:name="_Toc8399"/>
       <w:r>
         <w:rPr>
           <w:rFonts w:hint="default"/>
@@ -5131,11 +5078,11 @@
         </w:rPr>
         <w:t>考核内容构成</w:t>
       </w:r>
-      <w:bookmarkEnd w:id="15"/>
-    </w:p>
-    <w:p>
-      <w:pPr>
-        <w:pStyle w:val="29"/>
+      <w:bookmarkEnd w:id="16"/>
+    </w:p>
+    <w:p>
+      <w:pPr>
+        <w:pStyle w:val="a1"/>
         <w:keepNext w:val="0"/>
         <w:keepLines w:val="0"/>
         <w:pageBreakBefore w:val="0"/>
@@ -5164,7 +5111,7 @@
     </w:p>
     <w:p>
       <w:pPr>
-        <w:pStyle w:val="29"/>
+        <w:pStyle w:val="a1"/>
         <w:keepNext w:val="0"/>
         <w:keepLines w:val="0"/>
         <w:pageBreakBefore w:val="0"/>
@@ -5181,7 +5128,7 @@
         <w:bidi w:val="0"/>
         <w:adjustRightInd w:val="0"/>
         <w:snapToGrid w:val="0"/>
-        <w:ind w:left="425" w:leftChars="0" w:hanging="425" w:firstLineChars="0"/>
+        <w:ind w:left="425" w:hanging="425" w:leftChars="0" w:firstLineChars="0"/>
         <w:textAlignment w:val="baseline"/>
         <w:rPr>
           <w:rFonts w:hint="default"/>
@@ -5205,7 +5152,7 @@
     </w:p>
     <w:p>
       <w:pPr>
-        <w:pStyle w:val="29"/>
+        <w:pStyle w:val="a1"/>
         <w:keepNext w:val="0"/>
         <w:keepLines w:val="0"/>
         <w:pageBreakBefore w:val="0"/>
@@ -5222,7 +5169,7 @@
         <w:bidi w:val="0"/>
         <w:adjustRightInd w:val="0"/>
         <w:snapToGrid w:val="0"/>
-        <w:ind w:left="425" w:leftChars="0" w:hanging="425" w:firstLineChars="0"/>
+        <w:ind w:left="425" w:hanging="425" w:leftChars="0" w:firstLineChars="0"/>
         <w:textAlignment w:val="baseline"/>
         <w:rPr>
           <w:rFonts w:hint="default"/>
@@ -5246,7 +5193,7 @@
     </w:p>
     <w:p>
       <w:pPr>
-        <w:pStyle w:val="29"/>
+        <w:pStyle w:val="a1"/>
         <w:keepNext w:val="0"/>
         <w:keepLines w:val="0"/>
         <w:pageBreakBefore w:val="0"/>
@@ -5263,7 +5210,7 @@
         <w:bidi w:val="0"/>
         <w:adjustRightInd w:val="0"/>
         <w:snapToGrid w:val="0"/>
-        <w:ind w:left="425" w:leftChars="0" w:hanging="425" w:firstLineChars="0"/>
+        <w:ind w:left="425" w:hanging="425" w:leftChars="0" w:firstLineChars="0"/>
         <w:textAlignment w:val="baseline"/>
         <w:rPr>
           <w:rFonts w:hint="default"/>
@@ -5280,14 +5227,14 @@
     </w:p>
     <w:p>
       <w:pPr>
-        <w:pStyle w:val="30"/>
-        <w:bidi w:val="0"/>
-        <w:rPr>
-          <w:rFonts w:hint="default"/>
-          <w:lang w:val="en-US" w:eastAsia="zh-CN"/>
-        </w:rPr>
-      </w:pPr>
-      <w:bookmarkStart w:id="16" w:name="_Toc21451"/>
+        <w:pStyle w:val="2"/>
+        <w:bidi w:val="0"/>
+        <w:rPr>
+          <w:rFonts w:hint="default"/>
+          <w:lang w:val="en-US" w:eastAsia="zh-CN"/>
+        </w:rPr>
+      </w:pPr>
+      <w:bookmarkStart w:id="17" w:name="_Toc21451"/>
       <w:r>
         <w:rPr>
           <w:rFonts w:hint="default"/>
@@ -5295,11 +5242,11 @@
         </w:rPr>
         <w:t>指标设定原则</w:t>
       </w:r>
-      <w:bookmarkEnd w:id="16"/>
-    </w:p>
-    <w:p>
-      <w:pPr>
-        <w:pStyle w:val="29"/>
+      <w:bookmarkEnd w:id="17"/>
+    </w:p>
+    <w:p>
+      <w:pPr>
+        <w:pStyle w:val="a1"/>
         <w:keepNext w:val="0"/>
         <w:keepLines w:val="0"/>
         <w:pageBreakBefore w:val="0"/>
@@ -5328,14 +5275,14 @@
     </w:p>
     <w:p>
       <w:pPr>
-        <w:pStyle w:val="30"/>
-        <w:bidi w:val="0"/>
-        <w:rPr>
-          <w:rFonts w:hint="default"/>
-          <w:lang w:val="en-US" w:eastAsia="zh-CN"/>
-        </w:rPr>
-      </w:pPr>
-      <w:bookmarkStart w:id="17" w:name="_Toc1341"/>
+        <w:pStyle w:val="2"/>
+        <w:bidi w:val="0"/>
+        <w:rPr>
+          <w:rFonts w:hint="default"/>
+          <w:lang w:val="en-US" w:eastAsia="zh-CN"/>
+        </w:rPr>
+      </w:pPr>
+      <w:bookmarkStart w:id="18" w:name="_Toc1341"/>
       <w:r>
         <w:rPr>
           <w:rFonts w:hint="default"/>
@@ -5343,11 +5290,11 @@
         </w:rPr>
         <w:t>不同岗位考核侧重</w:t>
       </w:r>
-      <w:bookmarkEnd w:id="17"/>
-    </w:p>
-    <w:p>
-      <w:pPr>
-        <w:pStyle w:val="29"/>
+      <w:bookmarkEnd w:id="18"/>
+    </w:p>
+    <w:p>
+      <w:pPr>
+        <w:pStyle w:val="a1"/>
         <w:keepNext w:val="0"/>
         <w:keepLines w:val="0"/>
         <w:pageBreakBefore w:val="0"/>
@@ -5376,7 +5323,7 @@
     </w:p>
     <w:p>
       <w:pPr>
-        <w:pStyle w:val="29"/>
+        <w:pStyle w:val="a1"/>
         <w:keepNext w:val="0"/>
         <w:keepLines w:val="0"/>
         <w:pageBreakBefore w:val="0"/>
@@ -5405,7 +5352,7 @@
     </w:p>
     <w:p>
       <w:pPr>
-        <w:pStyle w:val="29"/>
+        <w:pStyle w:val="a1"/>
         <w:keepNext w:val="0"/>
         <w:keepLines w:val="0"/>
         <w:pageBreakBefore w:val="0"/>
@@ -5434,14 +5381,14 @@
     </w:p>
     <w:p>
       <w:pPr>
-        <w:pStyle w:val="28"/>
-        <w:bidi w:val="0"/>
-        <w:rPr>
-          <w:rFonts w:hint="default"/>
-          <w:lang w:val="en-US" w:eastAsia="zh-CN"/>
-        </w:rPr>
-      </w:pPr>
-      <w:bookmarkStart w:id="18" w:name="_Toc27368"/>
+        <w:pStyle w:val="1"/>
+        <w:bidi w:val="0"/>
+        <w:rPr>
+          <w:rFonts w:hint="default"/>
+          <w:lang w:val="en-US" w:eastAsia="zh-CN"/>
+        </w:rPr>
+      </w:pPr>
+      <w:bookmarkStart w:id="19" w:name="_Toc27368"/>
       <w:r>
         <w:rPr>
           <w:rFonts w:hint="default"/>
@@ -5449,18 +5396,18 @@
         </w:rPr>
         <w:t>考核流程</w:t>
       </w:r>
-      <w:bookmarkEnd w:id="18"/>
-    </w:p>
-    <w:p>
-      <w:pPr>
-        <w:pStyle w:val="30"/>
-        <w:bidi w:val="0"/>
-        <w:rPr>
-          <w:rFonts w:hint="default"/>
-          <w:lang w:val="en-US" w:eastAsia="zh-CN"/>
-        </w:rPr>
-      </w:pPr>
-      <w:bookmarkStart w:id="19" w:name="_Toc81"/>
+      <w:bookmarkEnd w:id="19"/>
+    </w:p>
+    <w:p>
+      <w:pPr>
+        <w:pStyle w:val="2"/>
+        <w:bidi w:val="0"/>
+        <w:rPr>
+          <w:rFonts w:hint="default"/>
+          <w:lang w:val="en-US" w:eastAsia="zh-CN"/>
+        </w:rPr>
+      </w:pPr>
+      <w:bookmarkStart w:id="20" w:name="_Toc81"/>
       <w:r>
         <w:rPr>
           <w:rFonts w:hint="default"/>
@@ -5468,11 +5415,11 @@
         </w:rPr>
         <w:t>绩效计划制定（P）</w:t>
       </w:r>
-      <w:bookmarkEnd w:id="19"/>
-    </w:p>
-    <w:p>
-      <w:pPr>
-        <w:pStyle w:val="29"/>
+      <w:bookmarkEnd w:id="20"/>
+    </w:p>
+    <w:p>
+      <w:pPr>
+        <w:pStyle w:val="a1"/>
         <w:keepNext w:val="0"/>
         <w:keepLines w:val="0"/>
         <w:pageBreakBefore w:val="0"/>
@@ -5501,14 +5448,14 @@
     </w:p>
     <w:p>
       <w:pPr>
-        <w:pStyle w:val="30"/>
-        <w:bidi w:val="0"/>
-        <w:rPr>
-          <w:rFonts w:hint="default"/>
-          <w:lang w:val="en-US" w:eastAsia="zh-CN"/>
-        </w:rPr>
-      </w:pPr>
-      <w:bookmarkStart w:id="20" w:name="_Toc3980"/>
+        <w:pStyle w:val="2"/>
+        <w:bidi w:val="0"/>
+        <w:rPr>
+          <w:rFonts w:hint="default"/>
+          <w:lang w:val="en-US" w:eastAsia="zh-CN"/>
+        </w:rPr>
+      </w:pPr>
+      <w:bookmarkStart w:id="21" w:name="_Toc3980"/>
       <w:r>
         <w:rPr>
           <w:rFonts w:hint="default"/>
@@ -5516,11 +5463,11 @@
         </w:rPr>
         <w:t>绩效过程辅导与反馈（D/C）</w:t>
       </w:r>
-      <w:bookmarkEnd w:id="20"/>
-    </w:p>
-    <w:p>
-      <w:pPr>
-        <w:pStyle w:val="29"/>
+      <w:bookmarkEnd w:id="21"/>
+    </w:p>
+    <w:p>
+      <w:pPr>
+        <w:pStyle w:val="a1"/>
         <w:keepNext w:val="0"/>
         <w:keepLines w:val="0"/>
         <w:pageBreakBefore w:val="0"/>
@@ -5549,14 +5496,14 @@
     </w:p>
     <w:p>
       <w:pPr>
-        <w:pStyle w:val="30"/>
-        <w:bidi w:val="0"/>
-        <w:rPr>
-          <w:rFonts w:hint="default"/>
-          <w:lang w:val="en-US" w:eastAsia="zh-CN"/>
-        </w:rPr>
-      </w:pPr>
-      <w:bookmarkStart w:id="21" w:name="_Toc19305"/>
+        <w:pStyle w:val="2"/>
+        <w:bidi w:val="0"/>
+        <w:rPr>
+          <w:rFonts w:hint="default"/>
+          <w:lang w:val="en-US" w:eastAsia="zh-CN"/>
+        </w:rPr>
+      </w:pPr>
+      <w:bookmarkStart w:id="22" w:name="_Toc19305"/>
       <w:r>
         <w:rPr>
           <w:rFonts w:hint="default"/>
@@ -5564,11 +5511,11 @@
         </w:rPr>
         <w:t>绩效考核评估（A）</w:t>
       </w:r>
-      <w:bookmarkEnd w:id="21"/>
-    </w:p>
-    <w:p>
-      <w:pPr>
-        <w:pStyle w:val="29"/>
+      <w:bookmarkEnd w:id="22"/>
+    </w:p>
+    <w:p>
+      <w:pPr>
+        <w:pStyle w:val="a1"/>
         <w:keepNext w:val="0"/>
         <w:keepLines w:val="0"/>
         <w:pageBreakBefore w:val="0"/>
@@ -5597,7 +5544,7 @@
     </w:p>
     <w:p>
       <w:pPr>
-        <w:pStyle w:val="29"/>
+        <w:pStyle w:val="a1"/>
         <w:keepNext w:val="0"/>
         <w:keepLines w:val="0"/>
         <w:pageBreakBefore w:val="0"/>
@@ -5626,7 +5573,7 @@
     </w:p>
     <w:p>
       <w:pPr>
-        <w:pStyle w:val="29"/>
+        <w:pStyle w:val="a1"/>
         <w:keepNext w:val="0"/>
         <w:keepLines w:val="0"/>
         <w:pageBreakBefore w:val="0"/>
@@ -5662,14 +5609,14 @@
     </w:p>
     <w:p>
       <w:pPr>
-        <w:pStyle w:val="30"/>
-        <w:bidi w:val="0"/>
-        <w:rPr>
-          <w:rFonts w:hint="default"/>
-          <w:lang w:val="en-US" w:eastAsia="zh-CN"/>
-        </w:rPr>
-      </w:pPr>
-      <w:bookmarkStart w:id="22" w:name="_Toc4945"/>
+        <w:pStyle w:val="2"/>
+        <w:bidi w:val="0"/>
+        <w:rPr>
+          <w:rFonts w:hint="default"/>
+          <w:lang w:val="en-US" w:eastAsia="zh-CN"/>
+        </w:rPr>
+      </w:pPr>
+      <w:bookmarkStart w:id="23" w:name="_Toc4945"/>
       <w:r>
         <w:rPr>
           <w:rFonts w:hint="default"/>
@@ -5677,11 +5624,11 @@
         </w:rPr>
         <w:t>绩效结果反馈与面谈</w:t>
       </w:r>
-      <w:bookmarkEnd w:id="22"/>
-    </w:p>
-    <w:p>
-      <w:pPr>
-        <w:pStyle w:val="29"/>
+      <w:bookmarkEnd w:id="23"/>
+    </w:p>
+    <w:p>
+      <w:pPr>
+        <w:pStyle w:val="a1"/>
         <w:keepNext w:val="0"/>
         <w:keepLines w:val="0"/>
         <w:pageBreakBefore w:val="0"/>
@@ -5710,14 +5657,14 @@
     </w:p>
     <w:p>
       <w:pPr>
-        <w:pStyle w:val="28"/>
-        <w:bidi w:val="0"/>
-        <w:rPr>
-          <w:rFonts w:hint="default"/>
-          <w:lang w:val="en-US" w:eastAsia="zh-CN"/>
-        </w:rPr>
-      </w:pPr>
-      <w:bookmarkStart w:id="23" w:name="_Toc24717"/>
+        <w:pStyle w:val="1"/>
+        <w:bidi w:val="0"/>
+        <w:rPr>
+          <w:rFonts w:hint="default"/>
+          <w:lang w:val="en-US" w:eastAsia="zh-CN"/>
+        </w:rPr>
+      </w:pPr>
+      <w:bookmarkStart w:id="24" w:name="_Toc24717"/>
       <w:r>
         <w:rPr>
           <w:rFonts w:hint="default"/>
@@ -5725,18 +5672,18 @@
         </w:rPr>
         <w:t>考核结果与运用</w:t>
       </w:r>
-      <w:bookmarkEnd w:id="23"/>
-    </w:p>
-    <w:p>
-      <w:pPr>
-        <w:pStyle w:val="30"/>
-        <w:bidi w:val="0"/>
-        <w:rPr>
-          <w:rFonts w:hint="default"/>
-          <w:lang w:val="en-US" w:eastAsia="zh-CN"/>
-        </w:rPr>
-      </w:pPr>
-      <w:bookmarkStart w:id="24" w:name="_Toc944"/>
+      <w:bookmarkEnd w:id="24"/>
+    </w:p>
+    <w:p>
+      <w:pPr>
+        <w:pStyle w:val="2"/>
+        <w:bidi w:val="0"/>
+        <w:rPr>
+          <w:rFonts w:hint="default"/>
+          <w:lang w:val="en-US" w:eastAsia="zh-CN"/>
+        </w:rPr>
+      </w:pPr>
+      <w:bookmarkStart w:id="25" w:name="_Toc944"/>
       <w:r>
         <w:rPr>
           <w:rFonts w:hint="default"/>
@@ -5744,11 +5691,11 @@
         </w:rPr>
         <w:t>考核结果等级</w:t>
       </w:r>
-      <w:bookmarkEnd w:id="24"/>
-    </w:p>
-    <w:p>
-      <w:pPr>
-        <w:pStyle w:val="29"/>
+      <w:bookmarkEnd w:id="25"/>
+    </w:p>
+    <w:p>
+      <w:pPr>
+        <w:pStyle w:val="a1"/>
         <w:keepNext w:val="0"/>
         <w:keepLines w:val="0"/>
         <w:pageBreakBefore w:val="0"/>
@@ -5777,7 +5724,7 @@
     </w:p>
     <w:p>
       <w:pPr>
-        <w:pStyle w:val="29"/>
+        <w:pStyle w:val="a1"/>
         <w:keepNext w:val="0"/>
         <w:keepLines w:val="0"/>
         <w:pageBreakBefore w:val="0"/>
@@ -5806,7 +5753,7 @@
     </w:p>
     <w:p>
       <w:pPr>
-        <w:pStyle w:val="29"/>
+        <w:pStyle w:val="a1"/>
         <w:keepNext w:val="0"/>
         <w:keepLines w:val="0"/>
         <w:pageBreakBefore w:val="0"/>
@@ -5835,7 +5782,7 @@
     </w:p>
     <w:p>
       <w:pPr>
-        <w:pStyle w:val="29"/>
+        <w:pStyle w:val="a1"/>
         <w:keepNext w:val="0"/>
         <w:keepLines w:val="0"/>
         <w:pageBreakBefore w:val="0"/>
@@ -5864,7 +5811,7 @@
     </w:p>
     <w:p>
       <w:pPr>
-        <w:pStyle w:val="29"/>
+        <w:pStyle w:val="a1"/>
         <w:keepNext w:val="0"/>
         <w:keepLines w:val="0"/>
         <w:pageBreakBefore w:val="0"/>
@@ -5893,7 +5840,7 @@
     </w:p>
     <w:p>
       <w:pPr>
-        <w:pStyle w:val="29"/>
+        <w:pStyle w:val="a1"/>
         <w:keepNext w:val="0"/>
         <w:keepLines w:val="0"/>
         <w:pageBreakBefore w:val="0"/>
@@ -5922,14 +5869,14 @@
     </w:p>
     <w:p>
       <w:pPr>
-        <w:pStyle w:val="30"/>
-        <w:bidi w:val="0"/>
-        <w:rPr>
-          <w:rFonts w:hint="default"/>
-          <w:lang w:val="en-US" w:eastAsia="zh-CN"/>
-        </w:rPr>
-      </w:pPr>
-      <w:bookmarkStart w:id="25" w:name="_Toc19632"/>
+        <w:pStyle w:val="2"/>
+        <w:bidi w:val="0"/>
+        <w:rPr>
+          <w:rFonts w:hint="default"/>
+          <w:lang w:val="en-US" w:eastAsia="zh-CN"/>
+        </w:rPr>
+      </w:pPr>
+      <w:bookmarkStart w:id="26" w:name="_Toc19632"/>
       <w:r>
         <w:rPr>
           <w:rFonts w:hint="default"/>
@@ -5937,11 +5884,11 @@
         </w:rPr>
         <w:t>结果应用</w:t>
       </w:r>
-      <w:bookmarkEnd w:id="25"/>
-    </w:p>
-    <w:p>
-      <w:pPr>
-        <w:pStyle w:val="29"/>
+      <w:bookmarkEnd w:id="26"/>
+    </w:p>
+    <w:p>
+      <w:pPr>
+        <w:pStyle w:val="a1"/>
         <w:keepNext w:val="0"/>
         <w:keepLines w:val="0"/>
         <w:pageBreakBefore w:val="0"/>
@@ -5970,7 +5917,7 @@
     </w:p>
     <w:p>
       <w:pPr>
-        <w:pStyle w:val="29"/>
+        <w:pStyle w:val="a1"/>
         <w:keepNext w:val="0"/>
         <w:keepLines w:val="0"/>
         <w:pageBreakBefore w:val="0"/>
@@ -5999,7 +5946,7 @@
     </w:p>
     <w:p>
       <w:pPr>
-        <w:pStyle w:val="29"/>
+        <w:pStyle w:val="a1"/>
         <w:keepNext w:val="0"/>
         <w:keepLines w:val="0"/>
         <w:pageBreakBefore w:val="0"/>
@@ -6028,7 +5975,7 @@
     </w:p>
     <w:p>
       <w:pPr>
-        <w:pStyle w:val="29"/>
+        <w:pStyle w:val="a1"/>
         <w:keepNext w:val="0"/>
         <w:keepLines w:val="0"/>
         <w:pageBreakBefore w:val="0"/>
@@ -6057,7 +6004,7 @@
     </w:p>
     <w:p>
       <w:pPr>
-        <w:pStyle w:val="29"/>
+        <w:pStyle w:val="a1"/>
         <w:keepNext w:val="0"/>
         <w:keepLines w:val="0"/>
         <w:pageBreakBefore w:val="0"/>
@@ -6086,14 +6033,14 @@
     </w:p>
     <w:p>
       <w:pPr>
-        <w:pStyle w:val="28"/>
-        <w:bidi w:val="0"/>
-        <w:rPr>
-          <w:rFonts w:hint="default"/>
-          <w:lang w:val="en-US" w:eastAsia="zh-CN"/>
-        </w:rPr>
-      </w:pPr>
-      <w:bookmarkStart w:id="26" w:name="_Toc8615"/>
+        <w:pStyle w:val="1"/>
+        <w:bidi w:val="0"/>
+        <w:rPr>
+          <w:rFonts w:hint="default"/>
+          <w:lang w:val="en-US" w:eastAsia="zh-CN"/>
+        </w:rPr>
+      </w:pPr>
+      <w:bookmarkStart w:id="27" w:name="_Toc8615"/>
       <w:r>
         <w:rPr>
           <w:rFonts w:hint="default"/>
@@ -6101,11 +6048,11 @@
         </w:rPr>
         <w:t>绩效申诉</w:t>
       </w:r>
-      <w:bookmarkEnd w:id="26"/>
-    </w:p>
-    <w:p>
-      <w:pPr>
-        <w:pStyle w:val="29"/>
+      <w:bookmarkEnd w:id="27"/>
+    </w:p>
+    <w:p>
+      <w:pPr>
+        <w:pStyle w:val="a1"/>
         <w:keepNext w:val="0"/>
         <w:keepLines w:val="0"/>
         <w:pageBreakBefore w:val="0"/>
@@ -6134,14 +6081,14 @@
     </w:p>
     <w:p>
       <w:pPr>
-        <w:pStyle w:val="28"/>
-        <w:bidi w:val="0"/>
-        <w:rPr>
-          <w:rFonts w:hint="default"/>
-          <w:lang w:val="en-US" w:eastAsia="zh-CN"/>
-        </w:rPr>
-      </w:pPr>
-      <w:bookmarkStart w:id="27" w:name="_Toc32076"/>
+        <w:pStyle w:val="1"/>
+        <w:bidi w:val="0"/>
+        <w:rPr>
+          <w:rFonts w:hint="default"/>
+          <w:lang w:val="en-US" w:eastAsia="zh-CN"/>
+        </w:rPr>
+      </w:pPr>
+      <w:bookmarkStart w:id="28" w:name="_Toc32076"/>
       <w:r>
         <w:rPr>
           <w:rFonts w:hint="eastAsia"/>
@@ -6149,23 +6096,22 @@
         </w:rPr>
         <w:t>考核指标</w:t>
       </w:r>
-      <w:bookmarkEnd w:id="27"/>
+      <w:bookmarkEnd w:id="28"/>
     </w:p>
     <w:tbl>
       <w:tblPr>
-        <w:tblStyle w:val="20"/>
+        <w:tblStyle w:val="TableNormal"/>
         <w:tblW w:w="8504" w:type="dxa"/>
         <w:tblInd w:w="96" w:type="dxa"/>
         <w:tblBorders>
-          <w:top w:val="none" w:color="auto" w:sz="0" w:space="0"/>
-          <w:left w:val="none" w:color="auto" w:sz="0" w:space="0"/>
-          <w:bottom w:val="none" w:color="auto" w:sz="0" w:space="0"/>
-          <w:right w:val="none" w:color="auto" w:sz="0" w:space="0"/>
-          <w:insideH w:val="none" w:color="auto" w:sz="0" w:space="0"/>
-          <w:insideV w:val="none" w:color="auto" w:sz="0" w:space="0"/>
+          <w:top w:val="nil"/>
+          <w:left w:val="nil"/>
+          <w:bottom w:val="nil"/>
+          <w:right w:val="nil"/>
+          <w:insideH w:val="nil"/>
+          <w:insideV w:val="nil"/>
         </w:tblBorders>
         <w:shd w:val="clear" w:color="auto" w:fill="auto"/>
-        <w:tblLayout w:type="autofit"/>
         <w:tblCellMar>
           <w:top w:w="0" w:type="dxa"/>
           <w:left w:w="108" w:type="dxa"/>
@@ -6181,13 +6127,15 @@
       </w:tblGrid>
       <w:tr>
         <w:tblPrEx>
+          <w:tblW w:w="8504" w:type="dxa"/>
+          <w:tblInd w:w="96" w:type="dxa"/>
           <w:tblBorders>
-            <w:top w:val="none" w:color="auto" w:sz="0" w:space="0"/>
-            <w:left w:val="none" w:color="auto" w:sz="0" w:space="0"/>
-            <w:bottom w:val="none" w:color="auto" w:sz="0" w:space="0"/>
-            <w:right w:val="none" w:color="auto" w:sz="0" w:space="0"/>
-            <w:insideH w:val="none" w:color="auto" w:sz="0" w:space="0"/>
-            <w:insideV w:val="none" w:color="auto" w:sz="0" w:space="0"/>
+            <w:top w:val="nil"/>
+            <w:left w:val="nil"/>
+            <w:bottom w:val="nil"/>
+            <w:right w:val="nil"/>
+            <w:insideH w:val="nil"/>
+            <w:insideV w:val="nil"/>
           </w:tblBorders>
           <w:shd w:val="clear" w:color="auto" w:fill="auto"/>
           <w:tblCellMar>
@@ -6198,16 +6146,16 @@
           </w:tblCellMar>
         </w:tblPrEx>
         <w:trPr>
-          <w:trHeight w:val="493" w:hRule="atLeast"/>
+          <w:trHeight w:val="493"/>
         </w:trPr>
         <w:tc>
           <w:tcPr>
             <w:tcW w:w="1903" w:type="dxa"/>
             <w:tcBorders>
-              <w:top w:val="single" w:color="000000" w:sz="4" w:space="0"/>
-              <w:left w:val="single" w:color="000000" w:sz="4" w:space="0"/>
-              <w:bottom w:val="single" w:color="000000" w:sz="4" w:space="0"/>
-              <w:right w:val="single" w:color="000000" w:sz="4" w:space="0"/>
+              <w:top w:val="single" w:sz="4" w:space="0" w:color="000000"/>
+              <w:left w:val="single" w:sz="4" w:space="0" w:color="000000"/>
+              <w:bottom w:val="single" w:sz="4" w:space="0" w:color="000000"/>
+              <w:right w:val="single" w:sz="4" w:space="0" w:color="000000"/>
             </w:tcBorders>
             <w:shd w:val="clear" w:color="auto" w:fill="C0C0C0"/>
             <w:vAlign w:val="center"/>
@@ -6221,7 +6169,7 @@
               <w:jc w:val="center"/>
               <w:textAlignment w:val="center"/>
               <w:rPr>
-                <w:rFonts w:ascii="楷体_GB2312" w:hAnsi="宋体" w:eastAsia="楷体_GB2312" w:cs="楷体_GB2312"/>
+                <w:rFonts w:ascii="楷体_GB2312" w:eastAsia="楷体_GB2312" w:hAnsi="宋体" w:cs="楷体_GB2312"/>
                 <w:b/>
                 <w:bCs/>
                 <w:i w:val="0"/>
@@ -6234,7 +6182,7 @@
             </w:pPr>
             <w:r>
               <w:rPr>
-                <w:rFonts w:hint="default" w:ascii="楷体_GB2312" w:hAnsi="宋体" w:eastAsia="楷体_GB2312" w:cs="楷体_GB2312"/>
+                <w:rFonts w:ascii="楷体_GB2312" w:eastAsia="楷体_GB2312" w:hAnsi="宋体" w:cs="楷体_GB2312" w:hint="default"/>
                 <w:b/>
                 <w:bCs/>
                 <w:i w:val="0"/>
@@ -6255,10 +6203,10 @@
           <w:tcPr>
             <w:tcW w:w="1644" w:type="dxa"/>
             <w:tcBorders>
-              <w:top w:val="single" w:color="000000" w:sz="4" w:space="0"/>
-              <w:left w:val="single" w:color="000000" w:sz="4" w:space="0"/>
-              <w:bottom w:val="single" w:color="000000" w:sz="4" w:space="0"/>
-              <w:right w:val="single" w:color="000000" w:sz="4" w:space="0"/>
+              <w:top w:val="single" w:sz="4" w:space="0" w:color="000000"/>
+              <w:left w:val="single" w:sz="4" w:space="0" w:color="000000"/>
+              <w:bottom w:val="single" w:sz="4" w:space="0" w:color="000000"/>
+              <w:right w:val="single" w:sz="4" w:space="0" w:color="000000"/>
             </w:tcBorders>
             <w:shd w:val="clear" w:color="auto" w:fill="C0C0C0"/>
             <w:vAlign w:val="center"/>
@@ -6272,7 +6220,7 @@
               <w:jc w:val="center"/>
               <w:textAlignment w:val="center"/>
               <w:rPr>
-                <w:rFonts w:hint="default" w:ascii="楷体_GB2312" w:hAnsi="宋体" w:eastAsia="楷体_GB2312" w:cs="楷体_GB2312"/>
+                <w:rFonts w:ascii="楷体_GB2312" w:eastAsia="楷体_GB2312" w:hAnsi="宋体" w:cs="楷体_GB2312" w:hint="default"/>
                 <w:b/>
                 <w:bCs/>
                 <w:i w:val="0"/>
@@ -6285,7 +6233,7 @@
             </w:pPr>
             <w:r>
               <w:rPr>
-                <w:rFonts w:hint="default" w:ascii="楷体_GB2312" w:hAnsi="宋体" w:eastAsia="楷体_GB2312" w:cs="楷体_GB2312"/>
+                <w:rFonts w:ascii="楷体_GB2312" w:eastAsia="楷体_GB2312" w:hAnsi="宋体" w:cs="楷体_GB2312" w:hint="default"/>
                 <w:b/>
                 <w:bCs/>
                 <w:i w:val="0"/>
@@ -6306,10 +6254,10 @@
           <w:tcPr>
             <w:tcW w:w="4031" w:type="dxa"/>
             <w:tcBorders>
-              <w:top w:val="single" w:color="000000" w:sz="4" w:space="0"/>
-              <w:left w:val="single" w:color="000000" w:sz="4" w:space="0"/>
-              <w:bottom w:val="single" w:color="000000" w:sz="4" w:space="0"/>
-              <w:right w:val="single" w:color="000000" w:sz="4" w:space="0"/>
+              <w:top w:val="single" w:sz="4" w:space="0" w:color="000000"/>
+              <w:left w:val="single" w:sz="4" w:space="0" w:color="000000"/>
+              <w:bottom w:val="single" w:sz="4" w:space="0" w:color="000000"/>
+              <w:right w:val="single" w:sz="4" w:space="0" w:color="000000"/>
             </w:tcBorders>
             <w:shd w:val="clear" w:color="auto" w:fill="C0C0C0"/>
             <w:vAlign w:val="center"/>
@@ -6323,7 +6271,7 @@
               <w:jc w:val="center"/>
               <w:textAlignment w:val="center"/>
               <w:rPr>
-                <w:rFonts w:hint="default" w:ascii="楷体_GB2312" w:hAnsi="宋体" w:eastAsia="楷体_GB2312" w:cs="楷体_GB2312"/>
+                <w:rFonts w:ascii="楷体_GB2312" w:eastAsia="楷体_GB2312" w:hAnsi="宋体" w:cs="楷体_GB2312" w:hint="default"/>
                 <w:b/>
                 <w:bCs/>
                 <w:i w:val="0"/>
@@ -6336,7 +6284,7 @@
             </w:pPr>
             <w:r>
               <w:rPr>
-                <w:rFonts w:hint="default" w:ascii="楷体_GB2312" w:hAnsi="宋体" w:eastAsia="楷体_GB2312" w:cs="楷体_GB2312"/>
+                <w:rFonts w:ascii="楷体_GB2312" w:eastAsia="楷体_GB2312" w:hAnsi="宋体" w:cs="楷体_GB2312" w:hint="default"/>
                 <w:b/>
                 <w:bCs/>
                 <w:i w:val="0"/>
@@ -6357,10 +6305,10 @@
           <w:tcPr>
             <w:tcW w:w="926" w:type="dxa"/>
             <w:tcBorders>
-              <w:top w:val="single" w:color="000000" w:sz="4" w:space="0"/>
-              <w:left w:val="single" w:color="000000" w:sz="4" w:space="0"/>
-              <w:bottom w:val="single" w:color="000000" w:sz="4" w:space="0"/>
-              <w:right w:val="single" w:color="000000" w:sz="4" w:space="0"/>
+              <w:top w:val="single" w:sz="4" w:space="0" w:color="000000"/>
+              <w:left w:val="single" w:sz="4" w:space="0" w:color="000000"/>
+              <w:bottom w:val="single" w:sz="4" w:space="0" w:color="000000"/>
+              <w:right w:val="single" w:sz="4" w:space="0" w:color="000000"/>
             </w:tcBorders>
             <w:shd w:val="clear" w:color="auto" w:fill="C0C0C0"/>
             <w:vAlign w:val="center"/>
@@ -6374,7 +6322,7 @@
               <w:jc w:val="center"/>
               <w:textAlignment w:val="center"/>
               <w:rPr>
-                <w:rFonts w:hint="default" w:ascii="楷体_GB2312" w:hAnsi="宋体" w:eastAsia="楷体_GB2312" w:cs="楷体_GB2312"/>
+                <w:rFonts w:ascii="楷体_GB2312" w:eastAsia="楷体_GB2312" w:hAnsi="宋体" w:cs="楷体_GB2312" w:hint="default"/>
                 <w:b/>
                 <w:bCs/>
                 <w:i w:val="0"/>
@@ -6387,7 +6335,7 @@
             </w:pPr>
             <w:r>
               <w:rPr>
-                <w:rFonts w:hint="default" w:ascii="楷体_GB2312" w:hAnsi="宋体" w:eastAsia="楷体_GB2312" w:cs="楷体_GB2312"/>
+                <w:rFonts w:ascii="楷体_GB2312" w:eastAsia="楷体_GB2312" w:hAnsi="宋体" w:cs="楷体_GB2312" w:hint="default"/>
                 <w:b/>
                 <w:bCs/>
                 <w:i w:val="0"/>
@@ -6407,14 +6355,8 @@
       </w:tr>
       <w:tr>
         <w:tblPrEx>
-          <w:tblBorders>
-            <w:top w:val="none" w:color="auto" w:sz="0" w:space="0"/>
-            <w:left w:val="none" w:color="auto" w:sz="0" w:space="0"/>
-            <w:bottom w:val="none" w:color="auto" w:sz="0" w:space="0"/>
-            <w:right w:val="none" w:color="auto" w:sz="0" w:space="0"/>
-            <w:insideH w:val="none" w:color="auto" w:sz="0" w:space="0"/>
-            <w:insideV w:val="none" w:color="auto" w:sz="0" w:space="0"/>
-          </w:tblBorders>
+          <w:tblW w:w="8504" w:type="dxa"/>
+          <w:tblInd w:w="96" w:type="dxa"/>
           <w:shd w:val="clear" w:color="auto" w:fill="auto"/>
           <w:tblCellMar>
             <w:top w:w="0" w:type="dxa"/>
@@ -6424,16 +6366,16 @@
           </w:tblCellMar>
         </w:tblPrEx>
         <w:trPr>
-          <w:trHeight w:val="493" w:hRule="atLeast"/>
+          <w:trHeight w:val="493"/>
         </w:trPr>
         <w:tc>
           <w:tcPr>
             <w:tcW w:w="1903" w:type="dxa"/>
             <w:tcBorders>
-              <w:top w:val="single" w:color="000000" w:sz="4" w:space="0"/>
-              <w:left w:val="single" w:color="000000" w:sz="4" w:space="0"/>
-              <w:bottom w:val="single" w:color="000000" w:sz="4" w:space="0"/>
-              <w:right w:val="single" w:color="000000" w:sz="4" w:space="0"/>
+              <w:top w:val="single" w:sz="4" w:space="0" w:color="000000"/>
+              <w:left w:val="single" w:sz="4" w:space="0" w:color="000000"/>
+              <w:bottom w:val="single" w:sz="4" w:space="0" w:color="000000"/>
+              <w:right w:val="single" w:sz="4" w:space="0" w:color="000000"/>
             </w:tcBorders>
             <w:shd w:val="clear" w:color="auto" w:fill="auto"/>
             <w:vAlign w:val="center"/>
@@ -6447,7 +6389,7 @@
               <w:jc w:val="left"/>
               <w:textAlignment w:val="center"/>
               <w:rPr>
-                <w:rFonts w:hint="default" w:ascii="楷体_GB2312" w:hAnsi="宋体" w:eastAsia="楷体_GB2312" w:cs="楷体_GB2312"/>
+                <w:rFonts w:ascii="楷体_GB2312" w:eastAsia="楷体_GB2312" w:hAnsi="宋体" w:cs="楷体_GB2312" w:hint="default"/>
                 <w:b/>
                 <w:bCs/>
                 <w:i w:val="0"/>
@@ -6463,7 +6405,7 @@
             </w:pPr>
             <w:r>
               <w:rPr>
-                <w:rFonts w:hint="eastAsia" w:ascii="宋体" w:hAnsi="宋体" w:eastAsia="宋体" w:cs="宋体"/>
+                <w:rFonts w:ascii="宋体" w:eastAsia="宋体" w:hAnsi="宋体" w:cs="宋体" w:hint="eastAsia"/>
                 <w:i w:val="0"/>
                 <w:iCs w:val="0"/>
                 <w:snapToGrid w:val="0"/>
@@ -6482,10 +6424,10 @@
           <w:tcPr>
             <w:tcW w:w="1644" w:type="dxa"/>
             <w:tcBorders>
-              <w:top w:val="single" w:color="000000" w:sz="4" w:space="0"/>
-              <w:left w:val="single" w:color="000000" w:sz="4" w:space="0"/>
-              <w:bottom w:val="single" w:color="000000" w:sz="4" w:space="0"/>
-              <w:right w:val="single" w:color="000000" w:sz="4" w:space="0"/>
+              <w:top w:val="single" w:sz="4" w:space="0" w:color="000000"/>
+              <w:left w:val="single" w:sz="4" w:space="0" w:color="000000"/>
+              <w:bottom w:val="single" w:sz="4" w:space="0" w:color="000000"/>
+              <w:right w:val="single" w:sz="4" w:space="0" w:color="000000"/>
             </w:tcBorders>
             <w:shd w:val="clear" w:color="auto" w:fill="auto"/>
             <w:vAlign w:val="center"/>
@@ -6499,7 +6441,7 @@
               <w:jc w:val="left"/>
               <w:textAlignment w:val="center"/>
               <w:rPr>
-                <w:rFonts w:hint="default" w:ascii="楷体_GB2312" w:hAnsi="宋体" w:eastAsia="楷体_GB2312" w:cs="楷体_GB2312"/>
+                <w:rFonts w:ascii="楷体_GB2312" w:eastAsia="楷体_GB2312" w:hAnsi="宋体" w:cs="楷体_GB2312" w:hint="default"/>
                 <w:b/>
                 <w:bCs/>
                 <w:i w:val="0"/>
@@ -6515,7 +6457,7 @@
             </w:pPr>
             <w:r>
               <w:rPr>
-                <w:rFonts w:hint="eastAsia" w:ascii="宋体" w:hAnsi="宋体" w:eastAsia="宋体" w:cs="宋体"/>
+                <w:rFonts w:ascii="宋体" w:eastAsia="宋体" w:hAnsi="宋体" w:cs="宋体" w:hint="eastAsia"/>
                 <w:i w:val="0"/>
                 <w:iCs w:val="0"/>
                 <w:snapToGrid w:val="0"/>
@@ -6534,10 +6476,10 @@
           <w:tcPr>
             <w:tcW w:w="4031" w:type="dxa"/>
             <w:tcBorders>
-              <w:top w:val="single" w:color="000000" w:sz="4" w:space="0"/>
-              <w:left w:val="single" w:color="000000" w:sz="4" w:space="0"/>
-              <w:bottom w:val="single" w:color="000000" w:sz="4" w:space="0"/>
-              <w:right w:val="single" w:color="000000" w:sz="4" w:space="0"/>
+              <w:top w:val="single" w:sz="4" w:space="0" w:color="000000"/>
+              <w:left w:val="single" w:sz="4" w:space="0" w:color="000000"/>
+              <w:bottom w:val="single" w:sz="4" w:space="0" w:color="000000"/>
+              <w:right w:val="single" w:sz="4" w:space="0" w:color="000000"/>
             </w:tcBorders>
             <w:shd w:val="clear" w:color="auto" w:fill="auto"/>
             <w:vAlign w:val="center"/>
@@ -6551,7 +6493,7 @@
               <w:jc w:val="left"/>
               <w:textAlignment w:val="center"/>
               <w:rPr>
-                <w:rFonts w:hint="default" w:ascii="楷体_GB2312" w:hAnsi="宋体" w:eastAsia="楷体_GB2312" w:cs="楷体_GB2312"/>
+                <w:rFonts w:ascii="楷体_GB2312" w:eastAsia="楷体_GB2312" w:hAnsi="宋体" w:cs="楷体_GB2312" w:hint="default"/>
                 <w:b/>
                 <w:bCs/>
                 <w:i w:val="0"/>
@@ -6567,7 +6509,7 @@
             </w:pPr>
             <w:r>
               <w:rPr>
-                <w:rFonts w:hint="eastAsia" w:ascii="宋体" w:hAnsi="宋体" w:eastAsia="宋体" w:cs="宋体"/>
+                <w:rFonts w:ascii="宋体" w:eastAsia="宋体" w:hAnsi="宋体" w:cs="宋体" w:hint="eastAsia"/>
                 <w:i w:val="0"/>
                 <w:iCs w:val="0"/>
                 <w:snapToGrid w:val="0"/>
@@ -6586,10 +6528,10 @@
           <w:tcPr>
             <w:tcW w:w="926" w:type="dxa"/>
             <w:tcBorders>
-              <w:top w:val="single" w:color="000000" w:sz="4" w:space="0"/>
-              <w:left w:val="single" w:color="000000" w:sz="4" w:space="0"/>
-              <w:bottom w:val="single" w:color="000000" w:sz="4" w:space="0"/>
-              <w:right w:val="single" w:color="000000" w:sz="4" w:space="0"/>
+              <w:top w:val="single" w:sz="4" w:space="0" w:color="000000"/>
+              <w:left w:val="single" w:sz="4" w:space="0" w:color="000000"/>
+              <w:bottom w:val="single" w:sz="4" w:space="0" w:color="000000"/>
+              <w:right w:val="single" w:sz="4" w:space="0" w:color="000000"/>
             </w:tcBorders>
             <w:shd w:val="clear" w:color="auto" w:fill="auto"/>
             <w:vAlign w:val="center"/>
@@ -6603,7 +6545,7 @@
               <w:jc w:val="left"/>
               <w:textAlignment w:val="center"/>
               <w:rPr>
-                <w:rFonts w:hint="default" w:ascii="楷体_GB2312" w:hAnsi="宋体" w:eastAsia="楷体_GB2312" w:cs="楷体_GB2312"/>
+                <w:rFonts w:ascii="楷体_GB2312" w:eastAsia="楷体_GB2312" w:hAnsi="宋体" w:cs="楷体_GB2312" w:hint="default"/>
                 <w:b/>
                 <w:bCs/>
                 <w:i w:val="0"/>
@@ -6619,7 +6561,7 @@
             </w:pPr>
             <w:r>
               <w:rPr>
-                <w:rFonts w:hint="eastAsia" w:ascii="宋体" w:hAnsi="宋体" w:eastAsia="宋体" w:cs="宋体"/>
+                <w:rFonts w:ascii="宋体" w:eastAsia="宋体" w:hAnsi="宋体" w:cs="宋体" w:hint="eastAsia"/>
                 <w:i w:val="0"/>
                 <w:iCs w:val="0"/>
                 <w:snapToGrid w:val="0"/>
@@ -6638,14 +6580,14 @@
     </w:tbl>
     <w:p>
       <w:pPr>
-        <w:pStyle w:val="28"/>
-        <w:bidi w:val="0"/>
-        <w:rPr>
-          <w:rFonts w:hint="default"/>
-          <w:lang w:val="en-US" w:eastAsia="zh-CN"/>
-        </w:rPr>
-      </w:pPr>
-      <w:bookmarkStart w:id="28" w:name="_Toc23410"/>
+        <w:pStyle w:val="1"/>
+        <w:bidi w:val="0"/>
+        <w:rPr>
+          <w:rFonts w:hint="default"/>
+          <w:lang w:val="en-US" w:eastAsia="zh-CN"/>
+        </w:rPr>
+      </w:pPr>
+      <w:bookmarkStart w:id="29" w:name="_Toc23410"/>
       <w:r>
         <w:rPr>
           <w:rFonts w:hint="default"/>
@@ -6653,11 +6595,11 @@
         </w:rPr>
         <w:t>附则</w:t>
       </w:r>
-      <w:bookmarkEnd w:id="28"/>
-    </w:p>
-    <w:p>
-      <w:pPr>
-        <w:pStyle w:val="29"/>
+      <w:bookmarkEnd w:id="29"/>
+    </w:p>
+    <w:p>
+      <w:pPr>
+        <w:pStyle w:val="a1"/>
         <w:keepNext w:val="0"/>
         <w:keepLines w:val="0"/>
         <w:pageBreakBefore w:val="0"/>
@@ -6686,7 +6628,7 @@
     </w:p>
     <w:p>
       <w:pPr>
-        <w:pStyle w:val="29"/>
+        <w:pStyle w:val="a1"/>
         <w:keepNext w:val="0"/>
         <w:keepLines w:val="0"/>
         <w:pageBreakBefore w:val="0"/>
@@ -6715,7 +6657,7 @@
     </w:p>
     <w:p>
       <w:pPr>
-        <w:pStyle w:val="29"/>
+        <w:pStyle w:val="a1"/>
         <w:keepNext w:val="0"/>
         <w:keepLines w:val="0"/>
         <w:pageBreakBefore w:val="0"/>
@@ -6743,73 +6685,23 @@
       </w:r>
     </w:p>
     <w:sectPr>
-      <w:headerReference r:id="rId5" w:type="default"/>
+      <w:headerReference w:type="default" r:id="rId7"/>
       <w:pgSz w:w="11906" w:h="16838"/>
       <w:pgMar w:top="1417" w:right="1800" w:bottom="1440" w:left="1800" w:header="1140" w:footer="992" w:gutter="0"/>
-      <w:cols w:space="425" w:num="1"/>
+      <w:cols w:num="1" w:space="425"/>
       <w:docGrid w:type="lines" w:linePitch="312" w:charSpace="0"/>
     </w:sectPr>
   </w:body>
 </w:document>
 </file>
 
-<file path=word/endnotes.xml><?xml version="1.0" encoding="utf-8"?>
-<w:endnotes xmlns:wpc="http://schemas.microsoft.com/office/word/2010/wordprocessingCanvas" xmlns:mc="http://schemas.openxmlformats.org/markup-compatibility/2006" xmlns:o="urn:schemas-microsoft-com:office:office" xmlns:r="http://schemas.openxmlformats.org/officeDocument/2006/relationships" xmlns:m="http://schemas.openxmlformats.org/officeDocument/2006/math" xmlns:v="urn:schemas-microsoft-com:vml" xmlns:wp14="http://schemas.microsoft.com/office/word/2010/wordprocessingDrawing" xmlns:wp="http://schemas.openxmlformats.org/drawingml/2006/wordprocessingDrawing" xmlns:w="http://schemas.openxmlformats.org/wordprocessingml/2006/main" xmlns:w14="http://schemas.microsoft.com/office/word/2010/wordml" xmlns:w15="http://schemas.microsoft.com/office/word/2012/wordml" xmlns:w10="urn:schemas-microsoft-com:office:word" xmlns:wpg="http://schemas.microsoft.com/office/word/2010/wordprocessingGroup" xmlns:wpi="http://schemas.microsoft.com/office/word/2010/wordprocessingInk" xmlns:wne="http://schemas.microsoft.com/office/word/2006/wordml" xmlns:wps="http://schemas.microsoft.com/office/word/2010/wordprocessingShape" xmlns:wpsCustomData="http://www.wps.cn/officeDocument/2013/wpsCustomData" mc:Ignorable="w14 w15 wp14">
-  <w:endnote w:type="separator" w:id="0">
-    <w:p>
-      <w:pPr>
-        <w:spacing w:line="240" w:lineRule="auto"/>
-      </w:pPr>
-      <w:r>
-        <w:separator/>
-      </w:r>
-    </w:p>
-  </w:endnote>
-  <w:endnote w:type="continuationSeparator" w:id="1">
-    <w:p>
-      <w:pPr>
-        <w:spacing w:line="240" w:lineRule="auto"/>
-      </w:pPr>
-      <w:r>
-        <w:continuationSeparator/>
-      </w:r>
-    </w:p>
-  </w:endnote>
-</w:endnotes>
-</file>
-
-<file path=word/footnotes.xml><?xml version="1.0" encoding="utf-8"?>
-<w:footnotes xmlns:wpc="http://schemas.microsoft.com/office/word/2010/wordprocessingCanvas" xmlns:mc="http://schemas.openxmlformats.org/markup-compatibility/2006" xmlns:o="urn:schemas-microsoft-com:office:office" xmlns:r="http://schemas.openxmlformats.org/officeDocument/2006/relationships" xmlns:m="http://schemas.openxmlformats.org/officeDocument/2006/math" xmlns:v="urn:schemas-microsoft-com:vml" xmlns:wp14="http://schemas.microsoft.com/office/word/2010/wordprocessingDrawing" xmlns:wp="http://schemas.openxmlformats.org/drawingml/2006/wordprocessingDrawing" xmlns:w="http://schemas.openxmlformats.org/wordprocessingml/2006/main" xmlns:w14="http://schemas.microsoft.com/office/word/2010/wordml" xmlns:w15="http://schemas.microsoft.com/office/word/2012/wordml" xmlns:w10="urn:schemas-microsoft-com:office:word" xmlns:wpg="http://schemas.microsoft.com/office/word/2010/wordprocessingGroup" xmlns:wpi="http://schemas.microsoft.com/office/word/2010/wordprocessingInk" xmlns:wne="http://schemas.microsoft.com/office/word/2006/wordml" xmlns:wps="http://schemas.microsoft.com/office/word/2010/wordprocessingShape" xmlns:wpsCustomData="http://www.wps.cn/officeDocument/2013/wpsCustomData" mc:Ignorable="w14 w15 wp14">
-  <w:footnote w:type="separator" w:id="0">
-    <w:p>
-      <w:pPr>
-        <w:spacing w:line="360" w:lineRule="auto"/>
-      </w:pPr>
-      <w:r>
-        <w:separator/>
-      </w:r>
-    </w:p>
-  </w:footnote>
-  <w:footnote w:type="continuationSeparator" w:id="1">
-    <w:p>
-      <w:pPr>
-        <w:spacing w:line="360" w:lineRule="auto"/>
-      </w:pPr>
-      <w:r>
-        <w:continuationSeparator/>
-      </w:r>
-    </w:p>
-  </w:footnote>
-</w:footnotes>
-</file>
-
 <file path=word/header1.xml><?xml version="1.0" encoding="utf-8"?>
-<w:hdr xmlns:wpc="http://schemas.microsoft.com/office/word/2010/wordprocessingCanvas" xmlns:mc="http://schemas.openxmlformats.org/markup-compatibility/2006" xmlns:o="urn:schemas-microsoft-com:office:office" xmlns:r="http://schemas.openxmlformats.org/officeDocument/2006/relationships" xmlns:m="http://schemas.openxmlformats.org/officeDocument/2006/math" xmlns:v="urn:schemas-microsoft-com:vml" xmlns:wp14="http://schemas.microsoft.com/office/word/2010/wordprocessingDrawing" xmlns:wp="http://schemas.openxmlformats.org/drawingml/2006/wordprocessingDrawing" xmlns:w10="urn:schemas-microsoft-com:office:word" xmlns:w="http://schemas.openxmlformats.org/wordprocessingml/2006/main" xmlns:w14="http://schemas.microsoft.com/office/word/2010/wordml" xmlns:w15="http://schemas.microsoft.com/office/word/2012/wordml" xmlns:wpg="http://schemas.microsoft.com/office/word/2010/wordprocessingGroup" xmlns:wpi="http://schemas.microsoft.com/office/word/2010/wordprocessingInk" xmlns:wne="http://schemas.microsoft.com/office/word/2006/wordml" xmlns:wps="http://schemas.microsoft.com/office/word/2010/wordprocessingShape" xmlns:wpsCustomData="http://www.wps.cn/officeDocument/2013/wpsCustomData" mc:Ignorable="w14 w15 wp14">
+<w:hdr xmlns:wpc="http://schemas.microsoft.com/office/word/2010/wordprocessingCanvas" xmlns:mc="http://schemas.openxmlformats.org/markup-compatibility/2006" xmlns:o="urn:schemas-microsoft-com:office:office" xmlns:r="http://schemas.openxmlformats.org/officeDocument/2006/relationships" xmlns:m="http://schemas.openxmlformats.org/officeDocument/2006/math" xmlns:v="urn:schemas-microsoft-com:vml" xmlns:wp14="http://schemas.microsoft.com/office/word/2010/wordprocessingDrawing" xmlns:wp="http://schemas.openxmlformats.org/drawingml/2006/wordprocessingDrawing" xmlns:w10="urn:schemas-microsoft-com:office:word" xmlns:w="http://schemas.openxmlformats.org/wordprocessingml/2006/main" xmlns:w14="http://schemas.microsoft.com/office/word/2010/wordml" xmlns:w15="http://schemas.microsoft.com/office/word/2012/wordml" xmlns:wne="http://schemas.microsoft.com/office/word/2006/wordml" xmlns:wpg="http://schemas.microsoft.com/office/word/2010/wordprocessingGroup" xmlns:wpi="http://schemas.microsoft.com/office/word/2010/wordprocessingInk" xmlns:wps="http://schemas.microsoft.com/office/word/2010/wordprocessingShape" mc:Ignorable="w14 w15 wp14">
   <w:p>
     <w:pPr>
-      <w:pStyle w:val="15"/>
+      <w:pStyle w:val="Header"/>
       <w:pBdr>
-        <w:bottom w:val="single" w:color="auto" w:sz="4" w:space="1"/>
+        <w:bottom w:val="single" w:sz="4" w:space="1" w:color="auto"/>
       </w:pBdr>
       <w:tabs>
         <w:tab w:val="left" w:pos="335"/>
@@ -6817,27 +6709,27 @@
       </w:tabs>
       <w:jc w:val="right"/>
       <w:rPr>
-        <w:rFonts w:hint="eastAsia" w:eastAsiaTheme="minorEastAsia"/>
+        <w:rFonts w:eastAsiaTheme="minorEastAsia" w:hint="eastAsia"/>
         <w:lang w:eastAsia="zh-CN"/>
       </w:rPr>
     </w:pPr>
     <w:r>
       <w:rPr>
-        <w:rFonts w:hint="eastAsia" w:eastAsiaTheme="minorEastAsia"/>
+        <w:rFonts w:eastAsiaTheme="minorEastAsia" w:hint="eastAsia"/>
         <w:lang w:val="en-US" w:eastAsia="zh-CN"/>
       </w:rPr>
       <w:tab/>
     </w:r>
     <w:r>
       <w:rPr>
-        <w:rFonts w:hint="eastAsia" w:eastAsiaTheme="minorEastAsia"/>
+        <w:rFonts w:eastAsiaTheme="minorEastAsia" w:hint="eastAsia"/>
         <w:lang w:val="en-US" w:eastAsia="zh-CN"/>
       </w:rPr>
       <w:tab/>
     </w:r>
     <w:r>
       <w:rPr>
-        <w:rFonts w:hint="eastAsia" w:eastAsiaTheme="minorEastAsia"/>
+        <w:rFonts w:eastAsiaTheme="minorEastAsia" w:hint="eastAsia"/>
         <w:lang w:val="en-US" w:eastAsia="zh-CN"/>
       </w:rPr>
       <w:t>桐乡华数广电网络有限公司</w:t>
@@ -6847,15 +6739,15 @@
 </file>
 
 <file path=word/numbering.xml><?xml version="1.0" encoding="utf-8"?>
-<w:numbering xmlns:wpc="http://schemas.microsoft.com/office/word/2010/wordprocessingCanvas" xmlns:mc="http://schemas.openxmlformats.org/markup-compatibility/2006" xmlns:o="urn:schemas-microsoft-com:office:office" xmlns:r="http://schemas.openxmlformats.org/officeDocument/2006/relationships" xmlns:m="http://schemas.openxmlformats.org/officeDocument/2006/math" xmlns:v="urn:schemas-microsoft-com:vml" xmlns:wp14="http://schemas.microsoft.com/office/word/2010/wordprocessingDrawing" xmlns:wp="http://schemas.openxmlformats.org/drawingml/2006/wordprocessingDrawing" xmlns:w10="urn:schemas-microsoft-com:office:word" xmlns:w="http://schemas.openxmlformats.org/wordprocessingml/2006/main" xmlns:w14="http://schemas.microsoft.com/office/word/2010/wordml" xmlns:wpg="http://schemas.microsoft.com/office/word/2010/wordprocessingGroup" xmlns:wpi="http://schemas.microsoft.com/office/word/2010/wordprocessingInk" xmlns:wne="http://schemas.microsoft.com/office/word/2006/wordml" xmlns:wps="http://schemas.microsoft.com/office/word/2010/wordprocessingShape" xmlns:wpsCustomData="http://www.wps.cn/officeDocument/2013/wpsCustomData" mc:Ignorable="w14 wp14">
+<w:numbering xmlns:wpc="http://schemas.microsoft.com/office/word/2010/wordprocessingCanvas" xmlns:mc="http://schemas.openxmlformats.org/markup-compatibility/2006" xmlns:o="urn:schemas-microsoft-com:office:office" xmlns:r="http://schemas.openxmlformats.org/officeDocument/2006/relationships" xmlns:m="http://schemas.openxmlformats.org/officeDocument/2006/math" xmlns:v="urn:schemas-microsoft-com:vml" xmlns:wp14="http://schemas.microsoft.com/office/word/2010/wordprocessingDrawing" xmlns:wp="http://schemas.openxmlformats.org/drawingml/2006/wordprocessingDrawing" xmlns:w10="urn:schemas-microsoft-com:office:word" xmlns:w="http://schemas.openxmlformats.org/wordprocessingml/2006/main" xmlns:w14="http://schemas.microsoft.com/office/word/2010/wordml" xmlns:w15="http://schemas.microsoft.com/office/word/2012/wordml" xmlns:wne="http://schemas.microsoft.com/office/word/2006/wordml" xmlns:wpg="http://schemas.microsoft.com/office/word/2010/wordprocessingGroup" xmlns:wpi="http://schemas.microsoft.com/office/word/2010/wordprocessingInk" xmlns:wps="http://schemas.microsoft.com/office/word/2010/wordprocessingShape" mc:Ignorable="w14 w15 wp14">
   <w:abstractNum w:abstractNumId="0">
     <w:nsid w:val="8E964DCE"/>
     <w:multiLevelType w:val="multilevel"/>
     <w:tmpl w:val="8E964DCE"/>
-    <w:lvl w:ilvl="0" w:tentative="0">
+    <w:lvl w:ilvl="0">
       <w:start w:val="1"/>
       <w:numFmt w:val="decimal"/>
-      <w:pStyle w:val="2"/>
+      <w:pStyle w:val="Heading1"/>
       <w:lvlText w:val="%1."/>
       <w:lvlJc w:val="left"/>
       <w:pPr>
@@ -6865,10 +6757,10 @@
         <w:rFonts w:hint="default"/>
       </w:rPr>
     </w:lvl>
-    <w:lvl w:ilvl="1" w:tentative="0">
+    <w:lvl w:ilvl="1">
       <w:start w:val="1"/>
       <w:numFmt w:val="decimal"/>
-      <w:pStyle w:val="3"/>
+      <w:pStyle w:val="Heading2"/>
       <w:lvlText w:val="%1.%2."/>
       <w:lvlJc w:val="left"/>
       <w:pPr>
@@ -6878,10 +6770,10 @@
         <w:rFonts w:hint="default"/>
       </w:rPr>
     </w:lvl>
-    <w:lvl w:ilvl="2" w:tentative="0">
+    <w:lvl w:ilvl="2">
       <w:start w:val="1"/>
       <w:numFmt w:val="decimal"/>
-      <w:pStyle w:val="4"/>
+      <w:pStyle w:val="Heading3"/>
       <w:lvlText w:val="%1.%2.%3."/>
       <w:lvlJc w:val="left"/>
       <w:pPr>
@@ -6891,10 +6783,10 @@
         <w:rFonts w:hint="default"/>
       </w:rPr>
     </w:lvl>
-    <w:lvl w:ilvl="3" w:tentative="0">
+    <w:lvl w:ilvl="3">
       <w:start w:val="1"/>
       <w:numFmt w:val="decimal"/>
-      <w:pStyle w:val="5"/>
+      <w:pStyle w:val="Heading4"/>
       <w:lvlText w:val="%1.%2.%3.%4."/>
       <w:lvlJc w:val="left"/>
       <w:pPr>
@@ -6904,10 +6796,10 @@
         <w:rFonts w:hint="default"/>
       </w:rPr>
     </w:lvl>
-    <w:lvl w:ilvl="4" w:tentative="0">
+    <w:lvl w:ilvl="4">
       <w:start w:val="1"/>
       <w:numFmt w:val="decimal"/>
-      <w:pStyle w:val="6"/>
+      <w:pStyle w:val="Heading5"/>
       <w:lvlText w:val="%1.%2.%3.%4.%5."/>
       <w:lvlJc w:val="left"/>
       <w:pPr>
@@ -6917,10 +6809,10 @@
         <w:rFonts w:hint="default"/>
       </w:rPr>
     </w:lvl>
-    <w:lvl w:ilvl="5" w:tentative="0">
+    <w:lvl w:ilvl="5">
       <w:start w:val="1"/>
       <w:numFmt w:val="decimal"/>
-      <w:pStyle w:val="7"/>
+      <w:pStyle w:val="Heading6"/>
       <w:lvlText w:val="%1.%2.%3.%4.%5.%6."/>
       <w:lvlJc w:val="left"/>
       <w:pPr>
@@ -6930,10 +6822,10 @@
         <w:rFonts w:hint="default"/>
       </w:rPr>
     </w:lvl>
-    <w:lvl w:ilvl="6" w:tentative="0">
+    <w:lvl w:ilvl="6">
       <w:start w:val="1"/>
       <w:numFmt w:val="decimal"/>
-      <w:pStyle w:val="8"/>
+      <w:pStyle w:val="Heading7"/>
       <w:lvlText w:val="%1.%2.%3.%4.%5.%6.%7."/>
       <w:lvlJc w:val="left"/>
       <w:pPr>
@@ -6943,10 +6835,10 @@
         <w:rFonts w:hint="default"/>
       </w:rPr>
     </w:lvl>
-    <w:lvl w:ilvl="7" w:tentative="0">
+    <w:lvl w:ilvl="7">
       <w:start w:val="1"/>
       <w:numFmt w:val="decimal"/>
-      <w:pStyle w:val="9"/>
+      <w:pStyle w:val="Heading8"/>
       <w:lvlText w:val="%1.%2.%3.%4.%5.%6.%7.%8."/>
       <w:lvlJc w:val="left"/>
       <w:pPr>
@@ -6956,10 +6848,10 @@
         <w:rFonts w:hint="default"/>
       </w:rPr>
     </w:lvl>
-    <w:lvl w:ilvl="8" w:tentative="0">
+    <w:lvl w:ilvl="8">
       <w:start w:val="1"/>
       <w:numFmt w:val="decimal"/>
-      <w:pStyle w:val="10"/>
+      <w:pStyle w:val="Heading9"/>
       <w:lvlText w:val="%1.%2.%3.%4.%5.%6.%7.%8.%9."/>
       <w:lvlJc w:val="left"/>
       <w:pPr>
@@ -6974,7 +6866,7 @@
     <w:nsid w:val="A59DD0F5"/>
     <w:multiLevelType w:val="singleLevel"/>
     <w:tmpl w:val="A59DD0F5"/>
-    <w:lvl w:ilvl="0" w:tentative="0">
+    <w:lvl w:ilvl="0">
       <w:start w:val="1"/>
       <w:numFmt w:val="decimal"/>
       <w:lvlText w:val="%1."/>
@@ -6991,7 +6883,7 @@
     <w:nsid w:val="E65ADADB"/>
     <w:multiLevelType w:val="singleLevel"/>
     <w:tmpl w:val="E65ADADB"/>
-    <w:lvl w:ilvl="0" w:tentative="0">
+    <w:lvl w:ilvl="0">
       <w:start w:val="1"/>
       <w:numFmt w:val="decimal"/>
       <w:lvlText w:val="%1."/>
@@ -7008,7 +6900,7 @@
     <w:nsid w:val="097ACC5C"/>
     <w:multiLevelType w:val="singleLevel"/>
     <w:tmpl w:val="097ACC5C"/>
-    <w:lvl w:ilvl="0" w:tentative="0">
+    <w:lvl w:ilvl="0">
       <w:start w:val="1"/>
       <w:numFmt w:val="decimal"/>
       <w:lvlText w:val="%1."/>
@@ -7037,270 +6929,268 @@
 </file>
 
 <file path=word/styles.xml><?xml version="1.0" encoding="utf-8"?>
-<w:styles xmlns:mc="http://schemas.openxmlformats.org/markup-compatibility/2006" xmlns:o="urn:schemas-microsoft-com:office:office" xmlns:r="http://schemas.openxmlformats.org/officeDocument/2006/relationships" xmlns:m="http://schemas.openxmlformats.org/officeDocument/2006/math" xmlns:v="urn:schemas-microsoft-com:vml" xmlns:w="http://schemas.openxmlformats.org/wordprocessingml/2006/main" xmlns:w14="http://schemas.microsoft.com/office/word/2010/wordml" xmlns:w10="urn:schemas-microsoft-com:office:word" xmlns:sl="http://schemas.openxmlformats.org/schemaLibrary/2006/main" xmlns:wpsCustomData="http://www.wps.cn/officeDocument/2013/wpsCustomData" mc:Ignorable="w14">
+<w:styles xmlns:mc="http://schemas.openxmlformats.org/markup-compatibility/2006" xmlns:r="http://schemas.openxmlformats.org/officeDocument/2006/relationships" xmlns:w="http://schemas.openxmlformats.org/wordprocessingml/2006/main" xmlns:w14="http://schemas.microsoft.com/office/word/2010/wordml" xmlns:w15="http://schemas.microsoft.com/office/word/2012/wordml" mc:Ignorable="w14 w15">
   <w:docDefaults>
     <w:rPrDefault>
       <w:rPr>
-        <w:rFonts w:ascii="Times New Roman" w:hAnsi="Times New Roman" w:eastAsia="宋体" w:cs="Times New Roman"/>
+        <w:rFonts w:ascii="Times New Roman" w:eastAsia="宋体" w:hAnsi="Times New Roman" w:cs="Times New Roman"/>
       </w:rPr>
     </w:rPrDefault>
     <w:pPrDefault/>
   </w:docDefaults>
-  <w:latentStyles w:count="260" w:defQFormat="0" w:defUnhideWhenUsed="1" w:defSemiHidden="1" w:defUIPriority="99" w:defLockedState="0">
-    <w:lsdException w:qFormat="1" w:unhideWhenUsed="0" w:uiPriority="0" w:semiHidden="0" w:name="Normal"/>
-    <w:lsdException w:qFormat="1" w:unhideWhenUsed="0" w:uiPriority="0" w:semiHidden="0" w:name="heading 1"/>
-    <w:lsdException w:qFormat="1" w:uiPriority="0" w:semiHidden="0" w:name="heading 2"/>
-    <w:lsdException w:qFormat="1" w:uiPriority="0" w:name="heading 3"/>
-    <w:lsdException w:qFormat="1" w:uiPriority="0" w:semiHidden="0" w:name="heading 4"/>
-    <w:lsdException w:qFormat="1" w:uiPriority="0" w:name="heading 5"/>
-    <w:lsdException w:qFormat="1" w:uiPriority="0" w:name="heading 6"/>
-    <w:lsdException w:qFormat="1" w:uiPriority="0" w:name="heading 7"/>
-    <w:lsdException w:qFormat="1" w:uiPriority="0" w:name="heading 8"/>
-    <w:lsdException w:qFormat="1" w:uiPriority="0" w:name="heading 9"/>
-    <w:lsdException w:unhideWhenUsed="0" w:uiPriority="0" w:semiHidden="0" w:name="index 1"/>
-    <w:lsdException w:unhideWhenUsed="0" w:uiPriority="0" w:semiHidden="0" w:name="index 2"/>
-    <w:lsdException w:unhideWhenUsed="0" w:uiPriority="0" w:semiHidden="0" w:name="index 3"/>
-    <w:lsdException w:unhideWhenUsed="0" w:uiPriority="0" w:semiHidden="0" w:name="index 4"/>
-    <w:lsdException w:unhideWhenUsed="0" w:uiPriority="0" w:semiHidden="0" w:name="index 5"/>
-    <w:lsdException w:unhideWhenUsed="0" w:uiPriority="0" w:semiHidden="0" w:name="index 6"/>
-    <w:lsdException w:unhideWhenUsed="0" w:uiPriority="0" w:semiHidden="0" w:name="index 7"/>
-    <w:lsdException w:unhideWhenUsed="0" w:uiPriority="0" w:semiHidden="0" w:name="index 8"/>
-    <w:lsdException w:unhideWhenUsed="0" w:uiPriority="0" w:semiHidden="0" w:name="index 9"/>
-    <w:lsdException w:qFormat="1" w:unhideWhenUsed="0" w:uiPriority="0" w:semiHidden="0" w:name="toc 1"/>
-    <w:lsdException w:qFormat="1" w:unhideWhenUsed="0" w:uiPriority="0" w:semiHidden="0" w:name="toc 2"/>
-    <w:lsdException w:qFormat="1" w:unhideWhenUsed="0" w:uiPriority="0" w:semiHidden="0" w:name="toc 3"/>
-    <w:lsdException w:unhideWhenUsed="0" w:uiPriority="0" w:semiHidden="0" w:name="toc 4"/>
-    <w:lsdException w:unhideWhenUsed="0" w:uiPriority="0" w:semiHidden="0" w:name="toc 5"/>
-    <w:lsdException w:unhideWhenUsed="0" w:uiPriority="0" w:semiHidden="0" w:name="toc 6"/>
-    <w:lsdException w:unhideWhenUsed="0" w:uiPriority="0" w:semiHidden="0" w:name="toc 7"/>
-    <w:lsdException w:unhideWhenUsed="0" w:uiPriority="0" w:semiHidden="0" w:name="toc 8"/>
-    <w:lsdException w:unhideWhenUsed="0" w:uiPriority="0" w:semiHidden="0" w:name="toc 9"/>
-    <w:lsdException w:unhideWhenUsed="0" w:uiPriority="0" w:semiHidden="0" w:name="Normal Indent"/>
-    <w:lsdException w:unhideWhenUsed="0" w:uiPriority="0" w:semiHidden="0" w:name="footnote text"/>
-    <w:lsdException w:qFormat="1" w:unhideWhenUsed="0" w:uiPriority="0" w:semiHidden="0" w:name="annotation text"/>
-    <w:lsdException w:qFormat="1" w:unhideWhenUsed="0" w:uiPriority="0" w:semiHidden="0" w:name="header"/>
-    <w:lsdException w:qFormat="1" w:unhideWhenUsed="0" w:uiPriority="0" w:semiHidden="0" w:name="footer"/>
-    <w:lsdException w:unhideWhenUsed="0" w:uiPriority="0" w:semiHidden="0" w:name="index heading"/>
-    <w:lsdException w:qFormat="1" w:uiPriority="0" w:name="caption"/>
-    <w:lsdException w:unhideWhenUsed="0" w:uiPriority="0" w:semiHidden="0" w:name="table of figures"/>
-    <w:lsdException w:unhideWhenUsed="0" w:uiPriority="0" w:semiHidden="0" w:name="envelope address"/>
-    <w:lsdException w:unhideWhenUsed="0" w:uiPriority="0" w:semiHidden="0" w:name="envelope return"/>
-    <w:lsdException w:unhideWhenUsed="0" w:uiPriority="0" w:semiHidden="0" w:name="footnote reference"/>
-    <w:lsdException w:unhideWhenUsed="0" w:uiPriority="0" w:semiHidden="0" w:name="annotation reference"/>
-    <w:lsdException w:unhideWhenUsed="0" w:uiPriority="0" w:semiHidden="0" w:name="line number"/>
-    <w:lsdException w:unhideWhenUsed="0" w:uiPriority="0" w:semiHidden="0" w:name="page number"/>
-    <w:lsdException w:unhideWhenUsed="0" w:uiPriority="0" w:semiHidden="0" w:name="endnote reference"/>
-    <w:lsdException w:unhideWhenUsed="0" w:uiPriority="0" w:semiHidden="0" w:name="endnote text"/>
-    <w:lsdException w:unhideWhenUsed="0" w:uiPriority="0" w:semiHidden="0" w:name="table of authorities"/>
-    <w:lsdException w:unhideWhenUsed="0" w:uiPriority="0" w:semiHidden="0" w:name="macro"/>
-    <w:lsdException w:unhideWhenUsed="0" w:uiPriority="0" w:semiHidden="0" w:name="toa heading"/>
-    <w:lsdException w:unhideWhenUsed="0" w:uiPriority="0" w:semiHidden="0" w:name="List"/>
-    <w:lsdException w:unhideWhenUsed="0" w:uiPriority="0" w:semiHidden="0" w:name="List Bullet"/>
-    <w:lsdException w:unhideWhenUsed="0" w:uiPriority="0" w:semiHidden="0" w:name="List Number"/>
-    <w:lsdException w:unhideWhenUsed="0" w:uiPriority="0" w:semiHidden="0" w:name="List 2"/>
-    <w:lsdException w:unhideWhenUsed="0" w:uiPriority="0" w:semiHidden="0" w:name="List 3"/>
-    <w:lsdException w:unhideWhenUsed="0" w:uiPriority="0" w:semiHidden="0" w:name="List 4"/>
-    <w:lsdException w:unhideWhenUsed="0" w:uiPriority="0" w:semiHidden="0" w:name="List 5"/>
-    <w:lsdException w:unhideWhenUsed="0" w:uiPriority="0" w:semiHidden="0" w:name="List Bullet 2"/>
-    <w:lsdException w:unhideWhenUsed="0" w:uiPriority="0" w:semiHidden="0" w:name="List Bullet 3"/>
-    <w:lsdException w:unhideWhenUsed="0" w:uiPriority="0" w:semiHidden="0" w:name="List Bullet 4"/>
-    <w:lsdException w:unhideWhenUsed="0" w:uiPriority="0" w:semiHidden="0" w:name="List Bullet 5"/>
-    <w:lsdException w:unhideWhenUsed="0" w:uiPriority="0" w:semiHidden="0" w:name="List Number 2"/>
-    <w:lsdException w:unhideWhenUsed="0" w:uiPriority="0" w:semiHidden="0" w:name="List Number 3"/>
-    <w:lsdException w:unhideWhenUsed="0" w:uiPriority="0" w:semiHidden="0" w:name="List Number 4"/>
-    <w:lsdException w:unhideWhenUsed="0" w:uiPriority="0" w:semiHidden="0" w:name="List Number 5"/>
-    <w:lsdException w:qFormat="1" w:unhideWhenUsed="0" w:uiPriority="0" w:semiHidden="0" w:name="Title"/>
-    <w:lsdException w:unhideWhenUsed="0" w:uiPriority="0" w:semiHidden="0" w:name="Closing"/>
-    <w:lsdException w:unhideWhenUsed="0" w:uiPriority="0" w:semiHidden="0" w:name="Signature"/>
-    <w:lsdException w:qFormat="1" w:unhideWhenUsed="0" w:uiPriority="0" w:name="Default Paragraph Font"/>
-    <w:lsdException w:qFormat="1" w:unhideWhenUsed="0" w:uiPriority="0" w:name="Body Text"/>
-    <w:lsdException w:unhideWhenUsed="0" w:uiPriority="0" w:semiHidden="0" w:name="Body Text Indent"/>
-    <w:lsdException w:unhideWhenUsed="0" w:uiPriority="0" w:semiHidden="0" w:name="List Continue"/>
-    <w:lsdException w:unhideWhenUsed="0" w:uiPriority="0" w:semiHidden="0" w:name="List Continue 2"/>
-    <w:lsdException w:unhideWhenUsed="0" w:uiPriority="0" w:semiHidden="0" w:name="List Continue 3"/>
-    <w:lsdException w:unhideWhenUsed="0" w:uiPriority="0" w:semiHidden="0" w:name="List Continue 4"/>
-    <w:lsdException w:unhideWhenUsed="0" w:uiPriority="0" w:semiHidden="0" w:name="List Continue 5"/>
-    <w:lsdException w:unhideWhenUsed="0" w:uiPriority="0" w:semiHidden="0" w:name="Message Header"/>
-    <w:lsdException w:qFormat="1" w:unhideWhenUsed="0" w:uiPriority="0" w:semiHidden="0" w:name="Subtitle"/>
-    <w:lsdException w:unhideWhenUsed="0" w:uiPriority="0" w:semiHidden="0" w:name="Salutation"/>
-    <w:lsdException w:unhideWhenUsed="0" w:uiPriority="0" w:semiHidden="0" w:name="Date"/>
-    <w:lsdException w:unhideWhenUsed="0" w:uiPriority="0" w:semiHidden="0" w:name="Body Text First Indent"/>
-    <w:lsdException w:unhideWhenUsed="0" w:uiPriority="0" w:semiHidden="0" w:name="Body Text First Indent 2"/>
-    <w:lsdException w:uiPriority="99" w:name="Note Heading"/>
-    <w:lsdException w:unhideWhenUsed="0" w:uiPriority="0" w:semiHidden="0" w:name="Body Text 2"/>
-    <w:lsdException w:unhideWhenUsed="0" w:uiPriority="0" w:semiHidden="0" w:name="Body Text 3"/>
-    <w:lsdException w:unhideWhenUsed="0" w:uiPriority="0" w:semiHidden="0" w:name="Body Text Indent 2"/>
-    <w:lsdException w:unhideWhenUsed="0" w:uiPriority="0" w:semiHidden="0" w:name="Body Text Indent 3"/>
-    <w:lsdException w:unhideWhenUsed="0" w:uiPriority="0" w:semiHidden="0" w:name="Block Text"/>
-    <w:lsdException w:unhideWhenUsed="0" w:uiPriority="0" w:semiHidden="0" w:name="Hyperlink"/>
-    <w:lsdException w:unhideWhenUsed="0" w:uiPriority="0" w:semiHidden="0" w:name="FollowedHyperlink"/>
-    <w:lsdException w:qFormat="1" w:unhideWhenUsed="0" w:uiPriority="0" w:semiHidden="0" w:name="Strong"/>
-    <w:lsdException w:qFormat="1" w:unhideWhenUsed="0" w:uiPriority="0" w:semiHidden="0" w:name="Emphasis"/>
-    <w:lsdException w:unhideWhenUsed="0" w:uiPriority="0" w:semiHidden="0" w:name="Document Map"/>
-    <w:lsdException w:unhideWhenUsed="0" w:uiPriority="0" w:semiHidden="0" w:name="Plain Text"/>
-    <w:lsdException w:unhideWhenUsed="0" w:uiPriority="0" w:semiHidden="0" w:name="E-mail Signature"/>
-    <w:lsdException w:qFormat="1" w:unhideWhenUsed="0" w:uiPriority="0" w:semiHidden="0" w:name="Normal (Web)"/>
-    <w:lsdException w:unhideWhenUsed="0" w:uiPriority="0" w:semiHidden="0" w:name="HTML Acronym"/>
-    <w:lsdException w:unhideWhenUsed="0" w:uiPriority="0" w:semiHidden="0" w:name="HTML Address"/>
-    <w:lsdException w:unhideWhenUsed="0" w:uiPriority="0" w:semiHidden="0" w:name="HTML Cite"/>
-    <w:lsdException w:unhideWhenUsed="0" w:uiPriority="0" w:semiHidden="0" w:name="HTML Code"/>
-    <w:lsdException w:unhideWhenUsed="0" w:uiPriority="0" w:semiHidden="0" w:name="HTML Definition"/>
-    <w:lsdException w:unhideWhenUsed="0" w:uiPriority="0" w:semiHidden="0" w:name="HTML Keyboard"/>
-    <w:lsdException w:unhideWhenUsed="0" w:uiPriority="0" w:semiHidden="0" w:name="HTML Preformatted"/>
-    <w:lsdException w:unhideWhenUsed="0" w:uiPriority="0" w:semiHidden="0" w:name="HTML Sample"/>
-    <w:lsdException w:unhideWhenUsed="0" w:uiPriority="0" w:semiHidden="0" w:name="HTML Typewriter"/>
-    <w:lsdException w:unhideWhenUsed="0" w:uiPriority="0" w:semiHidden="0" w:name="HTML Variable"/>
-    <w:lsdException w:qFormat="1" w:unhideWhenUsed="0" w:uiPriority="0" w:name="Normal Table"/>
-    <w:lsdException w:unhideWhenUsed="0" w:uiPriority="0" w:semiHidden="0" w:name="annotation subject"/>
-    <w:lsdException w:unhideWhenUsed="0" w:uiPriority="0" w:semiHidden="0" w:name="Table Simple 1"/>
-    <w:lsdException w:unhideWhenUsed="0" w:uiPriority="0" w:semiHidden="0" w:name="Table Simple 2"/>
-    <w:lsdException w:unhideWhenUsed="0" w:uiPriority="0" w:semiHidden="0" w:name="Table Simple 3"/>
-    <w:lsdException w:unhideWhenUsed="0" w:uiPriority="0" w:semiHidden="0" w:name="Table Classic 1"/>
-    <w:lsdException w:unhideWhenUsed="0" w:uiPriority="0" w:semiHidden="0" w:name="Table Classic 2"/>
-    <w:lsdException w:unhideWhenUsed="0" w:uiPriority="0" w:semiHidden="0" w:name="Table Classic 3"/>
-    <w:lsdException w:unhideWhenUsed="0" w:uiPriority="0" w:semiHidden="0" w:name="Table Classic 4"/>
-    <w:lsdException w:unhideWhenUsed="0" w:uiPriority="0" w:semiHidden="0" w:name="Table Colorful 1"/>
-    <w:lsdException w:unhideWhenUsed="0" w:uiPriority="0" w:semiHidden="0" w:name="Table Colorful 2"/>
-    <w:lsdException w:unhideWhenUsed="0" w:uiPriority="0" w:semiHidden="0" w:name="Table Colorful 3"/>
-    <w:lsdException w:unhideWhenUsed="0" w:uiPriority="0" w:semiHidden="0" w:name="Table Columns 1"/>
-    <w:lsdException w:unhideWhenUsed="0" w:uiPriority="0" w:semiHidden="0" w:name="Table Columns 2"/>
-    <w:lsdException w:unhideWhenUsed="0" w:uiPriority="0" w:semiHidden="0" w:name="Table Columns 3"/>
-    <w:lsdException w:unhideWhenUsed="0" w:uiPriority="0" w:semiHidden="0" w:name="Table Columns 4"/>
-    <w:lsdException w:unhideWhenUsed="0" w:uiPriority="0" w:semiHidden="0" w:name="Table Columns 5"/>
-    <w:lsdException w:unhideWhenUsed="0" w:uiPriority="0" w:semiHidden="0" w:name="Table Grid 1"/>
-    <w:lsdException w:unhideWhenUsed="0" w:uiPriority="0" w:semiHidden="0" w:name="Table Grid 2"/>
-    <w:lsdException w:unhideWhenUsed="0" w:uiPriority="0" w:semiHidden="0" w:name="Table Grid 3"/>
-    <w:lsdException w:unhideWhenUsed="0" w:uiPriority="0" w:semiHidden="0" w:name="Table Grid 4"/>
-    <w:lsdException w:unhideWhenUsed="0" w:uiPriority="0" w:semiHidden="0" w:name="Table Grid 5"/>
-    <w:lsdException w:unhideWhenUsed="0" w:uiPriority="0" w:semiHidden="0" w:name="Table Grid 6"/>
-    <w:lsdException w:unhideWhenUsed="0" w:uiPriority="0" w:semiHidden="0" w:name="Table Grid 7"/>
-    <w:lsdException w:unhideWhenUsed="0" w:uiPriority="0" w:semiHidden="0" w:name="Table Grid 8"/>
-    <w:lsdException w:unhideWhenUsed="0" w:uiPriority="0" w:semiHidden="0" w:name="Table List 1"/>
-    <w:lsdException w:unhideWhenUsed="0" w:uiPriority="0" w:semiHidden="0" w:name="Table List 2"/>
-    <w:lsdException w:unhideWhenUsed="0" w:uiPriority="0" w:semiHidden="0" w:name="Table List 3"/>
-    <w:lsdException w:unhideWhenUsed="0" w:uiPriority="0" w:semiHidden="0" w:name="Table List 4"/>
-    <w:lsdException w:unhideWhenUsed="0" w:uiPriority="0" w:semiHidden="0" w:name="Table List 5"/>
-    <w:lsdException w:unhideWhenUsed="0" w:uiPriority="0" w:semiHidden="0" w:name="Table List 6"/>
-    <w:lsdException w:unhideWhenUsed="0" w:uiPriority="0" w:semiHidden="0" w:name="Table List 7"/>
-    <w:lsdException w:unhideWhenUsed="0" w:uiPriority="0" w:semiHidden="0" w:name="Table List 8"/>
-    <w:lsdException w:unhideWhenUsed="0" w:uiPriority="0" w:semiHidden="0" w:name="Table 3D effects 1"/>
-    <w:lsdException w:unhideWhenUsed="0" w:uiPriority="0" w:semiHidden="0" w:name="Table 3D effects 2"/>
-    <w:lsdException w:unhideWhenUsed="0" w:uiPriority="0" w:semiHidden="0" w:name="Table 3D effects 3"/>
-    <w:lsdException w:unhideWhenUsed="0" w:uiPriority="0" w:semiHidden="0" w:name="Table Contemporary"/>
-    <w:lsdException w:unhideWhenUsed="0" w:uiPriority="0" w:semiHidden="0" w:name="Table Elegant"/>
-    <w:lsdException w:unhideWhenUsed="0" w:uiPriority="0" w:semiHidden="0" w:name="Table Professional"/>
-    <w:lsdException w:unhideWhenUsed="0" w:uiPriority="0" w:semiHidden="0" w:name="Table Subtle 1"/>
-    <w:lsdException w:unhideWhenUsed="0" w:uiPriority="0" w:semiHidden="0" w:name="Table Subtle 2"/>
-    <w:lsdException w:unhideWhenUsed="0" w:uiPriority="0" w:semiHidden="0" w:name="Table Web 1"/>
-    <w:lsdException w:unhideWhenUsed="0" w:uiPriority="0" w:semiHidden="0" w:name="Table Web 2"/>
-    <w:lsdException w:unhideWhenUsed="0" w:uiPriority="0" w:semiHidden="0" w:name="Table Web 3"/>
-    <w:lsdException w:unhideWhenUsed="0" w:uiPriority="0" w:semiHidden="0" w:name="Balloon Text"/>
-    <w:lsdException w:qFormat="1" w:unhideWhenUsed="0" w:uiPriority="0" w:semiHidden="0" w:name="Table Grid"/>
-    <w:lsdException w:unhideWhenUsed="0" w:uiPriority="0" w:semiHidden="0" w:name="Table Theme"/>
-    <w:lsdException w:unhideWhenUsed="0" w:uiPriority="60" w:semiHidden="0" w:name="Light Shading"/>
-    <w:lsdException w:unhideWhenUsed="0" w:uiPriority="61" w:semiHidden="0" w:name="Light List"/>
-    <w:lsdException w:unhideWhenUsed="0" w:uiPriority="62" w:semiHidden="0" w:name="Light Grid"/>
-    <w:lsdException w:unhideWhenUsed="0" w:uiPriority="63" w:semiHidden="0" w:name="Medium Shading 1"/>
-    <w:lsdException w:unhideWhenUsed="0" w:uiPriority="64" w:semiHidden="0" w:name="Medium Shading 2"/>
-    <w:lsdException w:unhideWhenUsed="0" w:uiPriority="65" w:semiHidden="0" w:name="Medium List 1"/>
-    <w:lsdException w:unhideWhenUsed="0" w:uiPriority="66" w:semiHidden="0" w:name="Medium List 2"/>
-    <w:lsdException w:unhideWhenUsed="0" w:uiPriority="67" w:semiHidden="0" w:name="Medium Grid 1"/>
-    <w:lsdException w:unhideWhenUsed="0" w:uiPriority="68" w:semiHidden="0" w:name="Medium Grid 2"/>
-    <w:lsdException w:unhideWhenUsed="0" w:uiPriority="69" w:semiHidden="0" w:name="Medium Grid 3"/>
-    <w:lsdException w:unhideWhenUsed="0" w:uiPriority="70" w:semiHidden="0" w:name="Dark List"/>
-    <w:lsdException w:unhideWhenUsed="0" w:uiPriority="71" w:semiHidden="0" w:name="Colorful Shading"/>
-    <w:lsdException w:unhideWhenUsed="0" w:uiPriority="72" w:semiHidden="0" w:name="Colorful List"/>
-    <w:lsdException w:unhideWhenUsed="0" w:uiPriority="73" w:semiHidden="0" w:name="Colorful Grid"/>
-    <w:lsdException w:unhideWhenUsed="0" w:uiPriority="60" w:semiHidden="0" w:name="Light Shading Accent 1"/>
-    <w:lsdException w:unhideWhenUsed="0" w:uiPriority="61" w:semiHidden="0" w:name="Light List Accent 1"/>
-    <w:lsdException w:unhideWhenUsed="0" w:uiPriority="62" w:semiHidden="0" w:name="Light Grid Accent 1"/>
-    <w:lsdException w:unhideWhenUsed="0" w:uiPriority="63" w:semiHidden="0" w:name="Medium Shading 1 Accent 1"/>
-    <w:lsdException w:unhideWhenUsed="0" w:uiPriority="64" w:semiHidden="0" w:name="Medium Shading 2 Accent 1"/>
-    <w:lsdException w:unhideWhenUsed="0" w:uiPriority="65" w:semiHidden="0" w:name="Medium List 1 Accent 1"/>
-    <w:lsdException w:qFormat="1" w:unhideWhenUsed="0" w:uiPriority="99" w:semiHidden="0" w:name="List Paragraph"/>
-    <w:lsdException w:unhideWhenUsed="0" w:uiPriority="66" w:semiHidden="0" w:name="Medium List 2 Accent 1"/>
-    <w:lsdException w:unhideWhenUsed="0" w:uiPriority="67" w:semiHidden="0" w:name="Medium Grid 1 Accent 1"/>
-    <w:lsdException w:unhideWhenUsed="0" w:uiPriority="68" w:semiHidden="0" w:name="Medium Grid 2 Accent 1"/>
-    <w:lsdException w:unhideWhenUsed="0" w:uiPriority="69" w:semiHidden="0" w:name="Medium Grid 3 Accent 1"/>
-    <w:lsdException w:unhideWhenUsed="0" w:uiPriority="70" w:semiHidden="0" w:name="Dark List Accent 1"/>
-    <w:lsdException w:unhideWhenUsed="0" w:uiPriority="71" w:semiHidden="0" w:name="Colorful Shading Accent 1"/>
-    <w:lsdException w:unhideWhenUsed="0" w:uiPriority="72" w:semiHidden="0" w:name="Colorful List Accent 1"/>
-    <w:lsdException w:unhideWhenUsed="0" w:uiPriority="73" w:semiHidden="0" w:name="Colorful Grid Accent 1"/>
-    <w:lsdException w:unhideWhenUsed="0" w:uiPriority="60" w:semiHidden="0" w:name="Light Shading Accent 2"/>
-    <w:lsdException w:unhideWhenUsed="0" w:uiPriority="61" w:semiHidden="0" w:name="Light List Accent 2"/>
-    <w:lsdException w:unhideWhenUsed="0" w:uiPriority="62" w:semiHidden="0" w:name="Light Grid Accent 2"/>
-    <w:lsdException w:unhideWhenUsed="0" w:uiPriority="63" w:semiHidden="0" w:name="Medium Shading 1 Accent 2"/>
-    <w:lsdException w:unhideWhenUsed="0" w:uiPriority="64" w:semiHidden="0" w:name="Medium Shading 2 Accent 2"/>
-    <w:lsdException w:unhideWhenUsed="0" w:uiPriority="65" w:semiHidden="0" w:name="Medium List 1 Accent 2"/>
-    <w:lsdException w:unhideWhenUsed="0" w:uiPriority="66" w:semiHidden="0" w:name="Medium List 2 Accent 2"/>
-    <w:lsdException w:unhideWhenUsed="0" w:uiPriority="67" w:semiHidden="0" w:name="Medium Grid 1 Accent 2"/>
-    <w:lsdException w:unhideWhenUsed="0" w:uiPriority="68" w:semiHidden="0" w:name="Medium Grid 2 Accent 2"/>
-    <w:lsdException w:unhideWhenUsed="0" w:uiPriority="69" w:semiHidden="0" w:name="Medium Grid 3 Accent 2"/>
-    <w:lsdException w:unhideWhenUsed="0" w:uiPriority="70" w:semiHidden="0" w:name="Dark List Accent 2"/>
-    <w:lsdException w:unhideWhenUsed="0" w:uiPriority="71" w:semiHidden="0" w:name="Colorful Shading Accent 2"/>
-    <w:lsdException w:unhideWhenUsed="0" w:uiPriority="72" w:semiHidden="0" w:name="Colorful List Accent 2"/>
-    <w:lsdException w:unhideWhenUsed="0" w:uiPriority="73" w:semiHidden="0" w:name="Colorful Grid Accent 2"/>
-    <w:lsdException w:unhideWhenUsed="0" w:uiPriority="60" w:semiHidden="0" w:name="Light Shading Accent 3"/>
-    <w:lsdException w:unhideWhenUsed="0" w:uiPriority="61" w:semiHidden="0" w:name="Light List Accent 3"/>
-    <w:lsdException w:unhideWhenUsed="0" w:uiPriority="62" w:semiHidden="0" w:name="Light Grid Accent 3"/>
-    <w:lsdException w:unhideWhenUsed="0" w:uiPriority="63" w:semiHidden="0" w:name="Medium Shading 1 Accent 3"/>
-    <w:lsdException w:unhideWhenUsed="0" w:uiPriority="64" w:semiHidden="0" w:name="Medium Shading 2 Accent 3"/>
-    <w:lsdException w:unhideWhenUsed="0" w:uiPriority="65" w:semiHidden="0" w:name="Medium List 1 Accent 3"/>
-    <w:lsdException w:unhideWhenUsed="0" w:uiPriority="66" w:semiHidden="0" w:name="Medium List 2 Accent 3"/>
-    <w:lsdException w:unhideWhenUsed="0" w:uiPriority="67" w:semiHidden="0" w:name="Medium Grid 1 Accent 3"/>
-    <w:lsdException w:unhideWhenUsed="0" w:uiPriority="68" w:semiHidden="0" w:name="Medium Grid 2 Accent 3"/>
-    <w:lsdException w:unhideWhenUsed="0" w:uiPriority="69" w:semiHidden="0" w:name="Medium Grid 3 Accent 3"/>
-    <w:lsdException w:unhideWhenUsed="0" w:uiPriority="70" w:semiHidden="0" w:name="Dark List Accent 3"/>
-    <w:lsdException w:unhideWhenUsed="0" w:uiPriority="71" w:semiHidden="0" w:name="Colorful Shading Accent 3"/>
-    <w:lsdException w:unhideWhenUsed="0" w:uiPriority="72" w:semiHidden="0" w:name="Colorful List Accent 3"/>
-    <w:lsdException w:unhideWhenUsed="0" w:uiPriority="73" w:semiHidden="0" w:name="Colorful Grid Accent 3"/>
-    <w:lsdException w:unhideWhenUsed="0" w:uiPriority="60" w:semiHidden="0" w:name="Light Shading Accent 4"/>
-    <w:lsdException w:unhideWhenUsed="0" w:uiPriority="61" w:semiHidden="0" w:name="Light List Accent 4"/>
-    <w:lsdException w:unhideWhenUsed="0" w:uiPriority="62" w:semiHidden="0" w:name="Light Grid Accent 4"/>
-    <w:lsdException w:unhideWhenUsed="0" w:uiPriority="63" w:semiHidden="0" w:name="Medium Shading 1 Accent 4"/>
-    <w:lsdException w:unhideWhenUsed="0" w:uiPriority="64" w:semiHidden="0" w:name="Medium Shading 2 Accent 4"/>
-    <w:lsdException w:unhideWhenUsed="0" w:uiPriority="65" w:semiHidden="0" w:name="Medium List 1 Accent 4"/>
-    <w:lsdException w:unhideWhenUsed="0" w:uiPriority="66" w:semiHidden="0" w:name="Medium List 2 Accent 4"/>
-    <w:lsdException w:unhideWhenUsed="0" w:uiPriority="67" w:semiHidden="0" w:name="Medium Grid 1 Accent 4"/>
-    <w:lsdException w:unhideWhenUsed="0" w:uiPriority="68" w:semiHidden="0" w:name="Medium Grid 2 Accent 4"/>
-    <w:lsdException w:unhideWhenUsed="0" w:uiPriority="69" w:semiHidden="0" w:name="Medium Grid 3 Accent 4"/>
-    <w:lsdException w:unhideWhenUsed="0" w:uiPriority="70" w:semiHidden="0" w:name="Dark List Accent 4"/>
-    <w:lsdException w:unhideWhenUsed="0" w:uiPriority="71" w:semiHidden="0" w:name="Colorful Shading Accent 4"/>
-    <w:lsdException w:unhideWhenUsed="0" w:uiPriority="72" w:semiHidden="0" w:name="Colorful List Accent 4"/>
-    <w:lsdException w:unhideWhenUsed="0" w:uiPriority="73" w:semiHidden="0" w:name="Colorful Grid Accent 4"/>
-    <w:lsdException w:unhideWhenUsed="0" w:uiPriority="60" w:semiHidden="0" w:name="Light Shading Accent 5"/>
-    <w:lsdException w:unhideWhenUsed="0" w:uiPriority="61" w:semiHidden="0" w:name="Light List Accent 5"/>
-    <w:lsdException w:unhideWhenUsed="0" w:uiPriority="62" w:semiHidden="0" w:name="Light Grid Accent 5"/>
-    <w:lsdException w:unhideWhenUsed="0" w:uiPriority="63" w:semiHidden="0" w:name="Medium Shading 1 Accent 5"/>
-    <w:lsdException w:unhideWhenUsed="0" w:uiPriority="64" w:semiHidden="0" w:name="Medium Shading 2 Accent 5"/>
-    <w:lsdException w:unhideWhenUsed="0" w:uiPriority="65" w:semiHidden="0" w:name="Medium List 1 Accent 5"/>
-    <w:lsdException w:unhideWhenUsed="0" w:uiPriority="66" w:semiHidden="0" w:name="Medium List 2 Accent 5"/>
-    <w:lsdException w:unhideWhenUsed="0" w:uiPriority="67" w:semiHidden="0" w:name="Medium Grid 1 Accent 5"/>
-    <w:lsdException w:unhideWhenUsed="0" w:uiPriority="68" w:semiHidden="0" w:name="Medium Grid 2 Accent 5"/>
-    <w:lsdException w:unhideWhenUsed="0" w:uiPriority="69" w:semiHidden="0" w:name="Medium Grid 3 Accent 5"/>
-    <w:lsdException w:unhideWhenUsed="0" w:uiPriority="70" w:semiHidden="0" w:name="Dark List Accent 5"/>
-    <w:lsdException w:unhideWhenUsed="0" w:uiPriority="71" w:semiHidden="0" w:name="Colorful Shading Accent 5"/>
-    <w:lsdException w:unhideWhenUsed="0" w:uiPriority="72" w:semiHidden="0" w:name="Colorful List Accent 5"/>
-    <w:lsdException w:unhideWhenUsed="0" w:uiPriority="73" w:semiHidden="0" w:name="Colorful Grid Accent 5"/>
-    <w:lsdException w:unhideWhenUsed="0" w:uiPriority="60" w:semiHidden="0" w:name="Light Shading Accent 6"/>
-    <w:lsdException w:unhideWhenUsed="0" w:uiPriority="61" w:semiHidden="0" w:name="Light List Accent 6"/>
-    <w:lsdException w:unhideWhenUsed="0" w:uiPriority="62" w:semiHidden="0" w:name="Light Grid Accent 6"/>
-    <w:lsdException w:unhideWhenUsed="0" w:uiPriority="63" w:semiHidden="0" w:name="Medium Shading 1 Accent 6"/>
-    <w:lsdException w:unhideWhenUsed="0" w:uiPriority="64" w:semiHidden="0" w:name="Medium Shading 2 Accent 6"/>
-    <w:lsdException w:unhideWhenUsed="0" w:uiPriority="65" w:semiHidden="0" w:name="Medium List 1 Accent 6"/>
-    <w:lsdException w:unhideWhenUsed="0" w:uiPriority="66" w:semiHidden="0" w:name="Medium List 2 Accent 6"/>
-    <w:lsdException w:unhideWhenUsed="0" w:uiPriority="67" w:semiHidden="0" w:name="Medium Grid 1 Accent 6"/>
-    <w:lsdException w:unhideWhenUsed="0" w:uiPriority="68" w:semiHidden="0" w:name="Medium Grid 2 Accent 6"/>
-    <w:lsdException w:unhideWhenUsed="0" w:uiPriority="69" w:semiHidden="0" w:name="Medium Grid 3 Accent 6"/>
-    <w:lsdException w:unhideWhenUsed="0" w:uiPriority="70" w:semiHidden="0" w:name="Dark List Accent 6"/>
-    <w:lsdException w:unhideWhenUsed="0" w:uiPriority="71" w:semiHidden="0" w:name="Colorful Shading Accent 6"/>
-    <w:lsdException w:unhideWhenUsed="0" w:uiPriority="72" w:semiHidden="0" w:name="Colorful List Accent 6"/>
-    <w:lsdException w:unhideWhenUsed="0" w:uiPriority="73" w:semiHidden="0" w:name="Colorful Grid Accent 6"/>
+  <w:latentStyles w:defLockedState="0" w:defUIPriority="99" w:defSemiHidden="1" w:defUnhideWhenUsed="1" w:defQFormat="0" w:count="260">
+    <w:lsdException w:name="Normal" w:semiHidden="0" w:uiPriority="0" w:unhideWhenUsed="0" w:qFormat="1"/>
+    <w:lsdException w:name="heading 1" w:semiHidden="0" w:uiPriority="0" w:unhideWhenUsed="0" w:qFormat="1"/>
+    <w:lsdException w:name="heading 2" w:semiHidden="0" w:uiPriority="0" w:qFormat="1"/>
+    <w:lsdException w:name="heading 3" w:uiPriority="0" w:qFormat="1"/>
+    <w:lsdException w:name="heading 4" w:semiHidden="0" w:uiPriority="0" w:qFormat="1"/>
+    <w:lsdException w:name="heading 5" w:uiPriority="0" w:qFormat="1"/>
+    <w:lsdException w:name="heading 6" w:uiPriority="0" w:qFormat="1"/>
+    <w:lsdException w:name="heading 7" w:uiPriority="0" w:qFormat="1"/>
+    <w:lsdException w:name="heading 8" w:uiPriority="0" w:qFormat="1"/>
+    <w:lsdException w:name="heading 9" w:uiPriority="0" w:qFormat="1"/>
+    <w:lsdException w:name="index 1" w:semiHidden="0" w:uiPriority="0" w:unhideWhenUsed="0"/>
+    <w:lsdException w:name="index 2" w:semiHidden="0" w:uiPriority="0" w:unhideWhenUsed="0"/>
+    <w:lsdException w:name="index 3" w:semiHidden="0" w:uiPriority="0" w:unhideWhenUsed="0"/>
+    <w:lsdException w:name="index 4" w:semiHidden="0" w:uiPriority="0" w:unhideWhenUsed="0"/>
+    <w:lsdException w:name="index 5" w:semiHidden="0" w:uiPriority="0" w:unhideWhenUsed="0"/>
+    <w:lsdException w:name="index 6" w:semiHidden="0" w:uiPriority="0" w:unhideWhenUsed="0"/>
+    <w:lsdException w:name="index 7" w:semiHidden="0" w:uiPriority="0" w:unhideWhenUsed="0"/>
+    <w:lsdException w:name="index 8" w:semiHidden="0" w:uiPriority="0" w:unhideWhenUsed="0"/>
+    <w:lsdException w:name="index 9" w:semiHidden="0" w:uiPriority="0" w:unhideWhenUsed="0"/>
+    <w:lsdException w:name="toc 1" w:semiHidden="0" w:uiPriority="0" w:unhideWhenUsed="0" w:qFormat="1"/>
+    <w:lsdException w:name="toc 2" w:semiHidden="0" w:uiPriority="0" w:unhideWhenUsed="0" w:qFormat="1"/>
+    <w:lsdException w:name="toc 3" w:semiHidden="0" w:uiPriority="0" w:unhideWhenUsed="0" w:qFormat="1"/>
+    <w:lsdException w:name="toc 4" w:semiHidden="0" w:uiPriority="0" w:unhideWhenUsed="0"/>
+    <w:lsdException w:name="toc 5" w:semiHidden="0" w:uiPriority="0" w:unhideWhenUsed="0"/>
+    <w:lsdException w:name="toc 6" w:semiHidden="0" w:uiPriority="0" w:unhideWhenUsed="0"/>
+    <w:lsdException w:name="toc 7" w:semiHidden="0" w:uiPriority="0" w:unhideWhenUsed="0"/>
+    <w:lsdException w:name="toc 8" w:semiHidden="0" w:uiPriority="0" w:unhideWhenUsed="0"/>
+    <w:lsdException w:name="toc 9" w:semiHidden="0" w:uiPriority="0" w:unhideWhenUsed="0"/>
+    <w:lsdException w:name="Normal Indent" w:semiHidden="0" w:uiPriority="0" w:unhideWhenUsed="0"/>
+    <w:lsdException w:name="footnote text" w:semiHidden="0" w:uiPriority="0" w:unhideWhenUsed="0"/>
+    <w:lsdException w:name="annotation text" w:semiHidden="0" w:uiPriority="0" w:unhideWhenUsed="0" w:qFormat="1"/>
+    <w:lsdException w:name="header" w:semiHidden="0" w:uiPriority="0" w:unhideWhenUsed="0" w:qFormat="1"/>
+    <w:lsdException w:name="footer" w:semiHidden="0" w:uiPriority="0" w:unhideWhenUsed="0" w:qFormat="1"/>
+    <w:lsdException w:name="index heading" w:semiHidden="0" w:uiPriority="0" w:unhideWhenUsed="0"/>
+    <w:lsdException w:name="caption" w:uiPriority="0" w:qFormat="1"/>
+    <w:lsdException w:name="table of figures" w:semiHidden="0" w:uiPriority="0" w:unhideWhenUsed="0"/>
+    <w:lsdException w:name="envelope address" w:semiHidden="0" w:uiPriority="0" w:unhideWhenUsed="0"/>
+    <w:lsdException w:name="envelope return" w:semiHidden="0" w:uiPriority="0" w:unhideWhenUsed="0"/>
+    <w:lsdException w:name="footnote reference" w:semiHidden="0" w:uiPriority="0" w:unhideWhenUsed="0"/>
+    <w:lsdException w:name="annotation reference" w:semiHidden="0" w:uiPriority="0" w:unhideWhenUsed="0"/>
+    <w:lsdException w:name="line number" w:semiHidden="0" w:uiPriority="0" w:unhideWhenUsed="0"/>
+    <w:lsdException w:name="page number" w:semiHidden="0" w:uiPriority="0" w:unhideWhenUsed="0"/>
+    <w:lsdException w:name="endnote reference" w:semiHidden="0" w:uiPriority="0" w:unhideWhenUsed="0"/>
+    <w:lsdException w:name="endnote text" w:semiHidden="0" w:uiPriority="0" w:unhideWhenUsed="0"/>
+    <w:lsdException w:name="table of authorities" w:semiHidden="0" w:uiPriority="0" w:unhideWhenUsed="0"/>
+    <w:lsdException w:name="macro" w:semiHidden="0" w:uiPriority="0" w:unhideWhenUsed="0"/>
+    <w:lsdException w:name="toa heading" w:semiHidden="0" w:uiPriority="0" w:unhideWhenUsed="0"/>
+    <w:lsdException w:name="List" w:semiHidden="0" w:uiPriority="0" w:unhideWhenUsed="0"/>
+    <w:lsdException w:name="List Bullet" w:semiHidden="0" w:uiPriority="0" w:unhideWhenUsed="0"/>
+    <w:lsdException w:name="List Number" w:semiHidden="0" w:uiPriority="0" w:unhideWhenUsed="0"/>
+    <w:lsdException w:name="List 2" w:semiHidden="0" w:uiPriority="0" w:unhideWhenUsed="0"/>
+    <w:lsdException w:name="List 3" w:semiHidden="0" w:uiPriority="0" w:unhideWhenUsed="0"/>
+    <w:lsdException w:name="List 4" w:semiHidden="0" w:uiPriority="0" w:unhideWhenUsed="0"/>
+    <w:lsdException w:name="List 5" w:semiHidden="0" w:uiPriority="0" w:unhideWhenUsed="0"/>
+    <w:lsdException w:name="List Bullet 2" w:semiHidden="0" w:uiPriority="0" w:unhideWhenUsed="0"/>
+    <w:lsdException w:name="List Bullet 3" w:semiHidden="0" w:uiPriority="0" w:unhideWhenUsed="0"/>
+    <w:lsdException w:name="List Bullet 4" w:semiHidden="0" w:uiPriority="0" w:unhideWhenUsed="0"/>
+    <w:lsdException w:name="List Bullet 5" w:semiHidden="0" w:uiPriority="0" w:unhideWhenUsed="0"/>
+    <w:lsdException w:name="List Number 2" w:semiHidden="0" w:uiPriority="0" w:unhideWhenUsed="0"/>
+    <w:lsdException w:name="List Number 3" w:semiHidden="0" w:uiPriority="0" w:unhideWhenUsed="0"/>
+    <w:lsdException w:name="List Number 4" w:semiHidden="0" w:uiPriority="0" w:unhideWhenUsed="0"/>
+    <w:lsdException w:name="List Number 5" w:semiHidden="0" w:uiPriority="0" w:unhideWhenUsed="0"/>
+    <w:lsdException w:name="Title" w:semiHidden="0" w:uiPriority="0" w:unhideWhenUsed="0" w:qFormat="1"/>
+    <w:lsdException w:name="Closing" w:semiHidden="0" w:uiPriority="0" w:unhideWhenUsed="0"/>
+    <w:lsdException w:name="Signature" w:semiHidden="0" w:uiPriority="0" w:unhideWhenUsed="0"/>
+    <w:lsdException w:name="Default Paragraph Font" w:uiPriority="0" w:unhideWhenUsed="0" w:qFormat="1"/>
+    <w:lsdException w:name="Body Text" w:uiPriority="0" w:unhideWhenUsed="0" w:qFormat="1"/>
+    <w:lsdException w:name="Body Text Indent" w:semiHidden="0" w:uiPriority="0" w:unhideWhenUsed="0"/>
+    <w:lsdException w:name="List Continue" w:semiHidden="0" w:uiPriority="0" w:unhideWhenUsed="0"/>
+    <w:lsdException w:name="List Continue 2" w:semiHidden="0" w:uiPriority="0" w:unhideWhenUsed="0"/>
+    <w:lsdException w:name="List Continue 3" w:semiHidden="0" w:uiPriority="0" w:unhideWhenUsed="0"/>
+    <w:lsdException w:name="List Continue 4" w:semiHidden="0" w:uiPriority="0" w:unhideWhenUsed="0"/>
+    <w:lsdException w:name="List Continue 5" w:semiHidden="0" w:uiPriority="0" w:unhideWhenUsed="0"/>
+    <w:lsdException w:name="Message Header" w:semiHidden="0" w:uiPriority="0" w:unhideWhenUsed="0"/>
+    <w:lsdException w:name="Subtitle" w:semiHidden="0" w:uiPriority="0" w:unhideWhenUsed="0" w:qFormat="1"/>
+    <w:lsdException w:name="Salutation" w:semiHidden="0" w:uiPriority="0" w:unhideWhenUsed="0"/>
+    <w:lsdException w:name="Date" w:semiHidden="0" w:uiPriority="0" w:unhideWhenUsed="0"/>
+    <w:lsdException w:name="Body Text First Indent" w:semiHidden="0" w:uiPriority="0" w:unhideWhenUsed="0"/>
+    <w:lsdException w:name="Body Text First Indent 2" w:semiHidden="0" w:uiPriority="0" w:unhideWhenUsed="0"/>
+    <w:lsdException w:name="Body Text 2" w:semiHidden="0" w:uiPriority="0" w:unhideWhenUsed="0"/>
+    <w:lsdException w:name="Body Text 3" w:semiHidden="0" w:uiPriority="0" w:unhideWhenUsed="0"/>
+    <w:lsdException w:name="Body Text Indent 2" w:semiHidden="0" w:uiPriority="0" w:unhideWhenUsed="0"/>
+    <w:lsdException w:name="Body Text Indent 3" w:semiHidden="0" w:uiPriority="0" w:unhideWhenUsed="0"/>
+    <w:lsdException w:name="Block Text" w:semiHidden="0" w:uiPriority="0" w:unhideWhenUsed="0"/>
+    <w:lsdException w:name="Hyperlink" w:semiHidden="0" w:uiPriority="0" w:unhideWhenUsed="0"/>
+    <w:lsdException w:name="FollowedHyperlink" w:semiHidden="0" w:uiPriority="0" w:unhideWhenUsed="0"/>
+    <w:lsdException w:name="Strong" w:semiHidden="0" w:uiPriority="0" w:unhideWhenUsed="0" w:qFormat="1"/>
+    <w:lsdException w:name="Emphasis" w:semiHidden="0" w:uiPriority="0" w:unhideWhenUsed="0" w:qFormat="1"/>
+    <w:lsdException w:name="Document Map" w:semiHidden="0" w:uiPriority="0" w:unhideWhenUsed="0"/>
+    <w:lsdException w:name="Plain Text" w:semiHidden="0" w:uiPriority="0" w:unhideWhenUsed="0"/>
+    <w:lsdException w:name="E-mail Signature" w:semiHidden="0" w:uiPriority="0" w:unhideWhenUsed="0"/>
+    <w:lsdException w:name="Normal (Web)" w:semiHidden="0" w:uiPriority="0" w:unhideWhenUsed="0" w:qFormat="1"/>
+    <w:lsdException w:name="HTML Acronym" w:semiHidden="0" w:uiPriority="0" w:unhideWhenUsed="0"/>
+    <w:lsdException w:name="HTML Address" w:semiHidden="0" w:uiPriority="0" w:unhideWhenUsed="0"/>
+    <w:lsdException w:name="HTML Cite" w:semiHidden="0" w:uiPriority="0" w:unhideWhenUsed="0"/>
+    <w:lsdException w:name="HTML Code" w:semiHidden="0" w:uiPriority="0" w:unhideWhenUsed="0"/>
+    <w:lsdException w:name="HTML Definition" w:semiHidden="0" w:uiPriority="0" w:unhideWhenUsed="0"/>
+    <w:lsdException w:name="HTML Keyboard" w:semiHidden="0" w:uiPriority="0" w:unhideWhenUsed="0"/>
+    <w:lsdException w:name="HTML Preformatted" w:semiHidden="0" w:uiPriority="0" w:unhideWhenUsed="0"/>
+    <w:lsdException w:name="HTML Sample" w:semiHidden="0" w:uiPriority="0" w:unhideWhenUsed="0"/>
+    <w:lsdException w:name="HTML Typewriter" w:semiHidden="0" w:uiPriority="0" w:unhideWhenUsed="0"/>
+    <w:lsdException w:name="HTML Variable" w:semiHidden="0" w:uiPriority="0" w:unhideWhenUsed="0"/>
+    <w:lsdException w:name="Normal Table" w:uiPriority="0" w:unhideWhenUsed="0" w:qFormat="1"/>
+    <w:lsdException w:name="annotation subject" w:semiHidden="0" w:uiPriority="0" w:unhideWhenUsed="0"/>
+    <w:lsdException w:name="Table Simple 1" w:semiHidden="0" w:uiPriority="0" w:unhideWhenUsed="0"/>
+    <w:lsdException w:name="Table Simple 2" w:semiHidden="0" w:uiPriority="0" w:unhideWhenUsed="0"/>
+    <w:lsdException w:name="Table Simple 3" w:semiHidden="0" w:uiPriority="0" w:unhideWhenUsed="0"/>
+    <w:lsdException w:name="Table Classic 1" w:semiHidden="0" w:uiPriority="0" w:unhideWhenUsed="0"/>
+    <w:lsdException w:name="Table Classic 2" w:semiHidden="0" w:uiPriority="0" w:unhideWhenUsed="0"/>
+    <w:lsdException w:name="Table Classic 3" w:semiHidden="0" w:uiPriority="0" w:unhideWhenUsed="0"/>
+    <w:lsdException w:name="Table Classic 4" w:semiHidden="0" w:uiPriority="0" w:unhideWhenUsed="0"/>
+    <w:lsdException w:name="Table Colorful 1" w:semiHidden="0" w:uiPriority="0" w:unhideWhenUsed="0"/>
+    <w:lsdException w:name="Table Colorful 2" w:semiHidden="0" w:uiPriority="0" w:unhideWhenUsed="0"/>
+    <w:lsdException w:name="Table Colorful 3" w:semiHidden="0" w:uiPriority="0" w:unhideWhenUsed="0"/>
+    <w:lsdException w:name="Table Columns 1" w:semiHidden="0" w:uiPriority="0" w:unhideWhenUsed="0"/>
+    <w:lsdException w:name="Table Columns 2" w:semiHidden="0" w:uiPriority="0" w:unhideWhenUsed="0"/>
+    <w:lsdException w:name="Table Columns 3" w:semiHidden="0" w:uiPriority="0" w:unhideWhenUsed="0"/>
+    <w:lsdException w:name="Table Columns 4" w:semiHidden="0" w:uiPriority="0" w:unhideWhenUsed="0"/>
+    <w:lsdException w:name="Table Columns 5" w:semiHidden="0" w:uiPriority="0" w:unhideWhenUsed="0"/>
+    <w:lsdException w:name="Table Grid 1" w:semiHidden="0" w:uiPriority="0" w:unhideWhenUsed="0"/>
+    <w:lsdException w:name="Table Grid 2" w:semiHidden="0" w:uiPriority="0" w:unhideWhenUsed="0"/>
+    <w:lsdException w:name="Table Grid 3" w:semiHidden="0" w:uiPriority="0" w:unhideWhenUsed="0"/>
+    <w:lsdException w:name="Table Grid 4" w:semiHidden="0" w:uiPriority="0" w:unhideWhenUsed="0"/>
+    <w:lsdException w:name="Table Grid 5" w:semiHidden="0" w:uiPriority="0" w:unhideWhenUsed="0"/>
+    <w:lsdException w:name="Table Grid 6" w:semiHidden="0" w:uiPriority="0" w:unhideWhenUsed="0"/>
+    <w:lsdException w:name="Table Grid 7" w:semiHidden="0" w:uiPriority="0" w:unhideWhenUsed="0"/>
+    <w:lsdException w:name="Table Grid 8" w:semiHidden="0" w:uiPriority="0" w:unhideWhenUsed="0"/>
+    <w:lsdException w:name="Table List 1" w:semiHidden="0" w:uiPriority="0" w:unhideWhenUsed="0"/>
+    <w:lsdException w:name="Table List 2" w:semiHidden="0" w:uiPriority="0" w:unhideWhenUsed="0"/>
+    <w:lsdException w:name="Table List 3" w:semiHidden="0" w:uiPriority="0" w:unhideWhenUsed="0"/>
+    <w:lsdException w:name="Table List 4" w:semiHidden="0" w:uiPriority="0" w:unhideWhenUsed="0"/>
+    <w:lsdException w:name="Table List 5" w:semiHidden="0" w:uiPriority="0" w:unhideWhenUsed="0"/>
+    <w:lsdException w:name="Table List 6" w:semiHidden="0" w:uiPriority="0" w:unhideWhenUsed="0"/>
+    <w:lsdException w:name="Table List 7" w:semiHidden="0" w:uiPriority="0" w:unhideWhenUsed="0"/>
+    <w:lsdException w:name="Table List 8" w:semiHidden="0" w:uiPriority="0" w:unhideWhenUsed="0"/>
+    <w:lsdException w:name="Table 3D effects 1" w:semiHidden="0" w:uiPriority="0" w:unhideWhenUsed="0"/>
+    <w:lsdException w:name="Table 3D effects 2" w:semiHidden="0" w:uiPriority="0" w:unhideWhenUsed="0"/>
+    <w:lsdException w:name="Table 3D effects 3" w:semiHidden="0" w:uiPriority="0" w:unhideWhenUsed="0"/>
+    <w:lsdException w:name="Table Contemporary" w:semiHidden="0" w:uiPriority="0" w:unhideWhenUsed="0"/>
+    <w:lsdException w:name="Table Elegant" w:semiHidden="0" w:uiPriority="0" w:unhideWhenUsed="0"/>
+    <w:lsdException w:name="Table Professional" w:semiHidden="0" w:uiPriority="0" w:unhideWhenUsed="0"/>
+    <w:lsdException w:name="Table Subtle 1" w:semiHidden="0" w:uiPriority="0" w:unhideWhenUsed="0"/>
+    <w:lsdException w:name="Table Subtle 2" w:semiHidden="0" w:uiPriority="0" w:unhideWhenUsed="0"/>
+    <w:lsdException w:name="Table Web 1" w:semiHidden="0" w:uiPriority="0" w:unhideWhenUsed="0"/>
+    <w:lsdException w:name="Table Web 2" w:semiHidden="0" w:uiPriority="0" w:unhideWhenUsed="0"/>
+    <w:lsdException w:name="Table Web 3" w:semiHidden="0" w:uiPriority="0" w:unhideWhenUsed="0"/>
+    <w:lsdException w:name="Balloon Text" w:semiHidden="0" w:uiPriority="0" w:unhideWhenUsed="0"/>
+    <w:lsdException w:name="Table Grid" w:semiHidden="0" w:uiPriority="0" w:unhideWhenUsed="0" w:qFormat="1"/>
+    <w:lsdException w:name="Table Theme" w:semiHidden="0" w:uiPriority="0" w:unhideWhenUsed="0"/>
+    <w:lsdException w:name="Light Shading" w:semiHidden="0" w:uiPriority="60" w:unhideWhenUsed="0"/>
+    <w:lsdException w:name="Light List" w:semiHidden="0" w:uiPriority="61" w:unhideWhenUsed="0"/>
+    <w:lsdException w:name="Light Grid" w:semiHidden="0" w:uiPriority="62" w:unhideWhenUsed="0"/>
+    <w:lsdException w:name="Medium Shading 1" w:semiHidden="0" w:uiPriority="63" w:unhideWhenUsed="0"/>
+    <w:lsdException w:name="Medium Shading 2" w:semiHidden="0" w:uiPriority="64" w:unhideWhenUsed="0"/>
+    <w:lsdException w:name="Medium List 1" w:semiHidden="0" w:uiPriority="65" w:unhideWhenUsed="0"/>
+    <w:lsdException w:name="Medium List 2" w:semiHidden="0" w:uiPriority="66" w:unhideWhenUsed="0"/>
+    <w:lsdException w:name="Medium Grid 1" w:semiHidden="0" w:uiPriority="67" w:unhideWhenUsed="0"/>
+    <w:lsdException w:name="Medium Grid 2" w:semiHidden="0" w:uiPriority="68" w:unhideWhenUsed="0"/>
+    <w:lsdException w:name="Medium Grid 3" w:semiHidden="0" w:uiPriority="69" w:unhideWhenUsed="0"/>
+    <w:lsdException w:name="Dark List" w:semiHidden="0" w:uiPriority="70" w:unhideWhenUsed="0"/>
+    <w:lsdException w:name="Colorful Shading" w:semiHidden="0" w:uiPriority="71" w:unhideWhenUsed="0"/>
+    <w:lsdException w:name="Colorful List" w:semiHidden="0" w:uiPriority="72" w:unhideWhenUsed="0"/>
+    <w:lsdException w:name="Colorful Grid" w:semiHidden="0" w:uiPriority="73" w:unhideWhenUsed="0"/>
+    <w:lsdException w:name="Light Shading Accent 1" w:semiHidden="0" w:uiPriority="60" w:unhideWhenUsed="0"/>
+    <w:lsdException w:name="Light List Accent 1" w:semiHidden="0" w:uiPriority="61" w:unhideWhenUsed="0"/>
+    <w:lsdException w:name="Light Grid Accent 1" w:semiHidden="0" w:uiPriority="62" w:unhideWhenUsed="0"/>
+    <w:lsdException w:name="Medium Shading 1 Accent 1" w:semiHidden="0" w:uiPriority="63" w:unhideWhenUsed="0"/>
+    <w:lsdException w:name="Medium Shading 2 Accent 1" w:semiHidden="0" w:uiPriority="64" w:unhideWhenUsed="0"/>
+    <w:lsdException w:name="Medium List 1 Accent 1" w:semiHidden="0" w:uiPriority="65" w:unhideWhenUsed="0"/>
+    <w:lsdException w:name="List Paragraph" w:semiHidden="0" w:unhideWhenUsed="0" w:qFormat="1"/>
+    <w:lsdException w:name="Medium List 2 Accent 1" w:semiHidden="0" w:uiPriority="66" w:unhideWhenUsed="0"/>
+    <w:lsdException w:name="Medium Grid 1 Accent 1" w:semiHidden="0" w:uiPriority="67" w:unhideWhenUsed="0"/>
+    <w:lsdException w:name="Medium Grid 2 Accent 1" w:semiHidden="0" w:uiPriority="68" w:unhideWhenUsed="0"/>
+    <w:lsdException w:name="Medium Grid 3 Accent 1" w:semiHidden="0" w:uiPriority="69" w:unhideWhenUsed="0"/>
+    <w:lsdException w:name="Dark List Accent 1" w:semiHidden="0" w:uiPriority="70" w:unhideWhenUsed="0"/>
+    <w:lsdException w:name="Colorful Shading Accent 1" w:semiHidden="0" w:uiPriority="71" w:unhideWhenUsed="0"/>
+    <w:lsdException w:name="Colorful List Accent 1" w:semiHidden="0" w:uiPriority="72" w:unhideWhenUsed="0"/>
+    <w:lsdException w:name="Colorful Grid Accent 1" w:semiHidden="0" w:uiPriority="73" w:unhideWhenUsed="0"/>
+    <w:lsdException w:name="Light Shading Accent 2" w:semiHidden="0" w:uiPriority="60" w:unhideWhenUsed="0"/>
+    <w:lsdException w:name="Light List Accent 2" w:semiHidden="0" w:uiPriority="61" w:unhideWhenUsed="0"/>
+    <w:lsdException w:name="Light Grid Accent 2" w:semiHidden="0" w:uiPriority="62" w:unhideWhenUsed="0"/>
+    <w:lsdException w:name="Medium Shading 1 Accent 2" w:semiHidden="0" w:uiPriority="63" w:unhideWhenUsed="0"/>
+    <w:lsdException w:name="Medium Shading 2 Accent 2" w:semiHidden="0" w:uiPriority="64" w:unhideWhenUsed="0"/>
+    <w:lsdException w:name="Medium List 1 Accent 2" w:semiHidden="0" w:uiPriority="65" w:unhideWhenUsed="0"/>
+    <w:lsdException w:name="Medium List 2 Accent 2" w:semiHidden="0" w:uiPriority="66" w:unhideWhenUsed="0"/>
+    <w:lsdException w:name="Medium Grid 1 Accent 2" w:semiHidden="0" w:uiPriority="67" w:unhideWhenUsed="0"/>
+    <w:lsdException w:name="Medium Grid 2 Accent 2" w:semiHidden="0" w:uiPriority="68" w:unhideWhenUsed="0"/>
+    <w:lsdException w:name="Medium Grid 3 Accent 2" w:semiHidden="0" w:uiPriority="69" w:unhideWhenUsed="0"/>
+    <w:lsdException w:name="Dark List Accent 2" w:semiHidden="0" w:uiPriority="70" w:unhideWhenUsed="0"/>
+    <w:lsdException w:name="Colorful Shading Accent 2" w:semiHidden="0" w:uiPriority="71" w:unhideWhenUsed="0"/>
+    <w:lsdException w:name="Colorful List Accent 2" w:semiHidden="0" w:uiPriority="72" w:unhideWhenUsed="0"/>
+    <w:lsdException w:name="Colorful Grid Accent 2" w:semiHidden="0" w:uiPriority="73" w:unhideWhenUsed="0"/>
+    <w:lsdException w:name="Light Shading Accent 3" w:semiHidden="0" w:uiPriority="60" w:unhideWhenUsed="0"/>
+    <w:lsdException w:name="Light List Accent 3" w:semiHidden="0" w:uiPriority="61" w:unhideWhenUsed="0"/>
+    <w:lsdException w:name="Light Grid Accent 3" w:semiHidden="0" w:uiPriority="62" w:unhideWhenUsed="0"/>
+    <w:lsdException w:name="Medium Shading 1 Accent 3" w:semiHidden="0" w:uiPriority="63" w:unhideWhenUsed="0"/>
+    <w:lsdException w:name="Medium Shading 2 Accent 3" w:semiHidden="0" w:uiPriority="64" w:unhideWhenUsed="0"/>
+    <w:lsdException w:name="Medium List 1 Accent 3" w:semiHidden="0" w:uiPriority="65" w:unhideWhenUsed="0"/>
+    <w:lsdException w:name="Medium List 2 Accent 3" w:semiHidden="0" w:uiPriority="66" w:unhideWhenUsed="0"/>
+    <w:lsdException w:name="Medium Grid 1 Accent 3" w:semiHidden="0" w:uiPriority="67" w:unhideWhenUsed="0"/>
+    <w:lsdException w:name="Medium Grid 2 Accent 3" w:semiHidden="0" w:uiPriority="68" w:unhideWhenUsed="0"/>
+    <w:lsdException w:name="Medium Grid 3 Accent 3" w:semiHidden="0" w:uiPriority="69" w:unhideWhenUsed="0"/>
+    <w:lsdException w:name="Dark List Accent 3" w:semiHidden="0" w:uiPriority="70" w:unhideWhenUsed="0"/>
+    <w:lsdException w:name="Colorful Shading Accent 3" w:semiHidden="0" w:uiPriority="71" w:unhideWhenUsed="0"/>
+    <w:lsdException w:name="Colorful List Accent 3" w:semiHidden="0" w:uiPriority="72" w:unhideWhenUsed="0"/>
+    <w:lsdException w:name="Colorful Grid Accent 3" w:semiHidden="0" w:uiPriority="73" w:unhideWhenUsed="0"/>
+    <w:lsdException w:name="Light Shading Accent 4" w:semiHidden="0" w:uiPriority="60" w:unhideWhenUsed="0"/>
+    <w:lsdException w:name="Light List Accent 4" w:semiHidden="0" w:uiPriority="61" w:unhideWhenUsed="0"/>
+    <w:lsdException w:name="Light Grid Accent 4" w:semiHidden="0" w:uiPriority="62" w:unhideWhenUsed="0"/>
+    <w:lsdException w:name="Medium Shading 1 Accent 4" w:semiHidden="0" w:uiPriority="63" w:unhideWhenUsed="0"/>
+    <w:lsdException w:name="Medium Shading 2 Accent 4" w:semiHidden="0" w:uiPriority="64" w:unhideWhenUsed="0"/>
+    <w:lsdException w:name="Medium List 1 Accent 4" w:semiHidden="0" w:uiPriority="65" w:unhideWhenUsed="0"/>
+    <w:lsdException w:name="Medium List 2 Accent 4" w:semiHidden="0" w:uiPriority="66" w:unhideWhenUsed="0"/>
+    <w:lsdException w:name="Medium Grid 1 Accent 4" w:semiHidden="0" w:uiPriority="67" w:unhideWhenUsed="0"/>
+    <w:lsdException w:name="Medium Grid 2 Accent 4" w:semiHidden="0" w:uiPriority="68" w:unhideWhenUsed="0"/>
+    <w:lsdException w:name="Medium Grid 3 Accent 4" w:semiHidden="0" w:uiPriority="69" w:unhideWhenUsed="0"/>
+    <w:lsdException w:name="Dark List Accent 4" w:semiHidden="0" w:uiPriority="70" w:unhideWhenUsed="0"/>
+    <w:lsdException w:name="Colorful Shading Accent 4" w:semiHidden="0" w:uiPriority="71" w:unhideWhenUsed="0"/>
+    <w:lsdException w:name="Colorful List Accent 4" w:semiHidden="0" w:uiPriority="72" w:unhideWhenUsed="0"/>
+    <w:lsdException w:name="Colorful Grid Accent 4" w:semiHidden="0" w:uiPriority="73" w:unhideWhenUsed="0"/>
+    <w:lsdException w:name="Light Shading Accent 5" w:semiHidden="0" w:uiPriority="60" w:unhideWhenUsed="0"/>
+    <w:lsdException w:name="Light List Accent 5" w:semiHidden="0" w:uiPriority="61" w:unhideWhenUsed="0"/>
+    <w:lsdException w:name="Light Grid Accent 5" w:semiHidden="0" w:uiPriority="62" w:unhideWhenUsed="0"/>
+    <w:lsdException w:name="Medium Shading 1 Accent 5" w:semiHidden="0" w:uiPriority="63" w:unhideWhenUsed="0"/>
+    <w:lsdException w:name="Medium Shading 2 Accent 5" w:semiHidden="0" w:uiPriority="64" w:unhideWhenUsed="0"/>
+    <w:lsdException w:name="Medium List 1 Accent 5" w:semiHidden="0" w:uiPriority="65" w:unhideWhenUsed="0"/>
+    <w:lsdException w:name="Medium List 2 Accent 5" w:semiHidden="0" w:uiPriority="66" w:unhideWhenUsed="0"/>
+    <w:lsdException w:name="Medium Grid 1 Accent 5" w:semiHidden="0" w:uiPriority="67" w:unhideWhenUsed="0"/>
+    <w:lsdException w:name="Medium Grid 2 Accent 5" w:semiHidden="0" w:uiPriority="68" w:unhideWhenUsed="0"/>
+    <w:lsdException w:name="Medium Grid 3 Accent 5" w:semiHidden="0" w:uiPriority="69" w:unhideWhenUsed="0"/>
+    <w:lsdException w:name="Dark List Accent 5" w:semiHidden="0" w:uiPriority="70" w:unhideWhenUsed="0"/>
+    <w:lsdException w:name="Colorful Shading Accent 5" w:semiHidden="0" w:uiPriority="71" w:unhideWhenUsed="0"/>
+    <w:lsdException w:name="Colorful List Accent 5" w:semiHidden="0" w:uiPriority="72" w:unhideWhenUsed="0"/>
+    <w:lsdException w:name="Colorful Grid Accent 5" w:semiHidden="0" w:uiPriority="73" w:unhideWhenUsed="0"/>
+    <w:lsdException w:name="Light Shading Accent 6" w:semiHidden="0" w:uiPriority="60" w:unhideWhenUsed="0"/>
+    <w:lsdException w:name="Light List Accent 6" w:semiHidden="0" w:uiPriority="61" w:unhideWhenUsed="0"/>
+    <w:lsdException w:name="Light Grid Accent 6" w:semiHidden="0" w:uiPriority="62" w:unhideWhenUsed="0"/>
+    <w:lsdException w:name="Medium Shading 1 Accent 6" w:semiHidden="0" w:uiPriority="63" w:unhideWhenUsed="0"/>
+    <w:lsdException w:name="Medium Shading 2 Accent 6" w:semiHidden="0" w:uiPriority="64" w:unhideWhenUsed="0"/>
+    <w:lsdException w:name="Medium List 1 Accent 6" w:semiHidden="0" w:uiPriority="65" w:unhideWhenUsed="0"/>
+    <w:lsdException w:name="Medium List 2 Accent 6" w:semiHidden="0" w:uiPriority="66" w:unhideWhenUsed="0"/>
+    <w:lsdException w:name="Medium Grid 1 Accent 6" w:semiHidden="0" w:uiPriority="67" w:unhideWhenUsed="0"/>
+    <w:lsdException w:name="Medium Grid 2 Accent 6" w:semiHidden="0" w:uiPriority="68" w:unhideWhenUsed="0"/>
+    <w:lsdException w:name="Medium Grid 3 Accent 6" w:semiHidden="0" w:uiPriority="69" w:unhideWhenUsed="0"/>
+    <w:lsdException w:name="Dark List Accent 6" w:semiHidden="0" w:uiPriority="70" w:unhideWhenUsed="0"/>
+    <w:lsdException w:name="Colorful Shading Accent 6" w:semiHidden="0" w:uiPriority="71" w:unhideWhenUsed="0"/>
+    <w:lsdException w:name="Colorful List Accent 6" w:semiHidden="0" w:uiPriority="72" w:unhideWhenUsed="0"/>
+    <w:lsdException w:name="Colorful Grid Accent 6" w:semiHidden="0" w:uiPriority="73" w:unhideWhenUsed="0"/>
   </w:latentStyles>
-  <w:style w:type="paragraph" w:default="1" w:styleId="1">
+  <w:style w:type="paragraph" w:default="1" w:styleId="Normal">
     <w:name w:val="Normal"/>
     <w:qFormat/>
-    <w:uiPriority w:val="0"/>
     <w:pPr>
       <w:kinsoku w:val="0"/>
       <w:autoSpaceDE w:val="0"/>
@@ -7312,7 +7202,7 @@
       <w:textAlignment w:val="baseline"/>
     </w:pPr>
     <w:rPr>
-      <w:rFonts w:ascii="Arial" w:hAnsi="Arial" w:eastAsia="宋体" w:cs="Arial"/>
+      <w:rFonts w:ascii="Arial" w:eastAsia="宋体" w:hAnsi="Arial" w:cs="Arial"/>
       <w:snapToGrid w:val="0"/>
       <w:color w:val="000000"/>
       <w:kern w:val="0"/>
@@ -7321,12 +7211,11 @@
       <w:lang w:val="en-US" w:eastAsia="en-US" w:bidi="ar-SA"/>
     </w:rPr>
   </w:style>
-  <w:style w:type="paragraph" w:styleId="2">
+  <w:style w:type="paragraph" w:styleId="Heading1">
     <w:name w:val="heading 1"/>
-    <w:basedOn w:val="1"/>
-    <w:next w:val="1"/>
+    <w:basedOn w:val="Normal"/>
+    <w:next w:val="Normal"/>
     <w:qFormat/>
-    <w:uiPriority w:val="0"/>
     <w:pPr>
       <w:keepNext/>
       <w:keepLines/>
@@ -7344,13 +7233,12 @@
       <w:sz w:val="44"/>
     </w:rPr>
   </w:style>
-  <w:style w:type="paragraph" w:styleId="3">
+  <w:style w:type="paragraph" w:styleId="Heading2">
     <w:name w:val="heading 2"/>
-    <w:basedOn w:val="1"/>
-    <w:next w:val="1"/>
+    <w:basedOn w:val="Normal"/>
+    <w:next w:val="Normal"/>
     <w:unhideWhenUsed/>
     <w:qFormat/>
-    <w:uiPriority w:val="0"/>
     <w:pPr>
       <w:keepNext/>
       <w:keepLines/>
@@ -7363,19 +7251,18 @@
       <w:outlineLvl w:val="1"/>
     </w:pPr>
     <w:rPr>
-      <w:rFonts w:ascii="Arial" w:hAnsi="Arial" w:eastAsia="黑体"/>
+      <w:rFonts w:ascii="Arial" w:eastAsia="黑体" w:hAnsi="Arial"/>
       <w:b/>
       <w:sz w:val="32"/>
     </w:rPr>
   </w:style>
-  <w:style w:type="paragraph" w:styleId="4">
+  <w:style w:type="paragraph" w:styleId="Heading3">
     <w:name w:val="heading 3"/>
-    <w:basedOn w:val="1"/>
-    <w:next w:val="1"/>
+    <w:basedOn w:val="Normal"/>
+    <w:next w:val="Normal"/>
     <w:semiHidden/>
     <w:unhideWhenUsed/>
     <w:qFormat/>
-    <w:uiPriority w:val="0"/>
     <w:pPr>
       <w:keepNext/>
       <w:keepLines/>
@@ -7392,13 +7279,12 @@
       <w:sz w:val="32"/>
     </w:rPr>
   </w:style>
-  <w:style w:type="paragraph" w:styleId="5">
+  <w:style w:type="paragraph" w:styleId="Heading4">
     <w:name w:val="heading 4"/>
-    <w:basedOn w:val="1"/>
-    <w:next w:val="1"/>
+    <w:basedOn w:val="Normal"/>
+    <w:next w:val="Normal"/>
     <w:unhideWhenUsed/>
     <w:qFormat/>
-    <w:uiPriority w:val="0"/>
     <w:pPr>
       <w:keepNext/>
       <w:keepLines/>
@@ -7411,19 +7297,18 @@
       <w:outlineLvl w:val="3"/>
     </w:pPr>
     <w:rPr>
-      <w:rFonts w:ascii="Arial" w:hAnsi="Arial" w:eastAsia="黑体"/>
+      <w:rFonts w:ascii="Arial" w:eastAsia="黑体" w:hAnsi="Arial"/>
       <w:b/>
       <w:sz w:val="28"/>
     </w:rPr>
   </w:style>
-  <w:style w:type="paragraph" w:styleId="6">
+  <w:style w:type="paragraph" w:styleId="Heading5">
     <w:name w:val="heading 5"/>
-    <w:basedOn w:val="1"/>
-    <w:next w:val="1"/>
+    <w:basedOn w:val="Normal"/>
+    <w:next w:val="Normal"/>
     <w:semiHidden/>
     <w:unhideWhenUsed/>
     <w:qFormat/>
-    <w:uiPriority w:val="0"/>
     <w:pPr>
       <w:keepNext/>
       <w:keepLines/>
@@ -7440,14 +7325,13 @@
       <w:sz w:val="28"/>
     </w:rPr>
   </w:style>
-  <w:style w:type="paragraph" w:styleId="7">
+  <w:style w:type="paragraph" w:styleId="Heading6">
     <w:name w:val="heading 6"/>
-    <w:basedOn w:val="1"/>
-    <w:next w:val="1"/>
+    <w:basedOn w:val="Normal"/>
+    <w:next w:val="Normal"/>
     <w:semiHidden/>
     <w:unhideWhenUsed/>
     <w:qFormat/>
-    <w:uiPriority w:val="0"/>
     <w:pPr>
       <w:keepNext/>
       <w:keepLines/>
@@ -7460,19 +7344,18 @@
       <w:outlineLvl w:val="5"/>
     </w:pPr>
     <w:rPr>
-      <w:rFonts w:ascii="Arial" w:hAnsi="Arial" w:eastAsia="黑体"/>
+      <w:rFonts w:ascii="Arial" w:eastAsia="黑体" w:hAnsi="Arial"/>
       <w:b/>
       <w:sz w:val="24"/>
     </w:rPr>
   </w:style>
-  <w:style w:type="paragraph" w:styleId="8">
+  <w:style w:type="paragraph" w:styleId="Heading7">
     <w:name w:val="heading 7"/>
-    <w:basedOn w:val="1"/>
-    <w:next w:val="1"/>
+    <w:basedOn w:val="Normal"/>
+    <w:next w:val="Normal"/>
     <w:semiHidden/>
     <w:unhideWhenUsed/>
     <w:qFormat/>
-    <w:uiPriority w:val="0"/>
     <w:pPr>
       <w:keepNext/>
       <w:keepLines/>
@@ -7489,14 +7372,13 @@
       <w:sz w:val="24"/>
     </w:rPr>
   </w:style>
-  <w:style w:type="paragraph" w:styleId="9">
+  <w:style w:type="paragraph" w:styleId="Heading8">
     <w:name w:val="heading 8"/>
-    <w:basedOn w:val="1"/>
-    <w:next w:val="1"/>
+    <w:basedOn w:val="Normal"/>
+    <w:next w:val="Normal"/>
     <w:semiHidden/>
     <w:unhideWhenUsed/>
     <w:qFormat/>
-    <w:uiPriority w:val="0"/>
     <w:pPr>
       <w:keepNext/>
       <w:keepLines/>
@@ -7509,18 +7391,17 @@
       <w:outlineLvl w:val="7"/>
     </w:pPr>
     <w:rPr>
-      <w:rFonts w:ascii="Arial" w:hAnsi="Arial" w:eastAsia="黑体"/>
+      <w:rFonts w:ascii="Arial" w:eastAsia="黑体" w:hAnsi="Arial"/>
       <w:sz w:val="24"/>
     </w:rPr>
   </w:style>
-  <w:style w:type="paragraph" w:styleId="10">
+  <w:style w:type="paragraph" w:styleId="Heading9">
     <w:name w:val="heading 9"/>
-    <w:basedOn w:val="1"/>
-    <w:next w:val="1"/>
+    <w:basedOn w:val="Normal"/>
+    <w:next w:val="Normal"/>
     <w:semiHidden/>
     <w:unhideWhenUsed/>
     <w:qFormat/>
-    <w:uiPriority w:val="0"/>
     <w:pPr>
       <w:keepNext/>
       <w:keepLines/>
@@ -7533,21 +7414,19 @@
       <w:outlineLvl w:val="8"/>
     </w:pPr>
     <w:rPr>
-      <w:rFonts w:ascii="Arial" w:hAnsi="Arial" w:eastAsia="黑体"/>
+      <w:rFonts w:ascii="Arial" w:eastAsia="黑体" w:hAnsi="Arial"/>
       <w:sz w:val="21"/>
     </w:rPr>
   </w:style>
-  <w:style w:type="character" w:default="1" w:styleId="22">
+  <w:style w:type="character" w:default="1" w:styleId="DefaultParagraphFont">
     <w:name w:val="Default Paragraph Font"/>
     <w:semiHidden/>
     <w:qFormat/>
-    <w:uiPriority w:val="0"/>
   </w:style>
-  <w:style w:type="table" w:default="1" w:styleId="20">
+  <w:style w:type="table" w:default="1" w:styleId="TableNormal">
     <w:name w:val="Normal Table"/>
     <w:semiHidden/>
     <w:qFormat/>
-    <w:uiPriority w:val="0"/>
     <w:tblPr>
       <w:tblCellMar>
         <w:top w:w="0" w:type="dxa"/>
@@ -7557,43 +7436,39 @@
       </w:tblCellMar>
     </w:tblPr>
   </w:style>
-  <w:style w:type="paragraph" w:styleId="11">
+  <w:style w:type="paragraph" w:styleId="CommentText">
     <w:name w:val="annotation text"/>
-    <w:basedOn w:val="1"/>
+    <w:basedOn w:val="Normal"/>
     <w:qFormat/>
-    <w:uiPriority w:val="0"/>
     <w:pPr>
       <w:jc w:val="left"/>
     </w:pPr>
   </w:style>
-  <w:style w:type="paragraph" w:styleId="12">
+  <w:style w:type="paragraph" w:styleId="BodyText">
     <w:name w:val="Body Text"/>
-    <w:basedOn w:val="1"/>
+    <w:basedOn w:val="Normal"/>
     <w:semiHidden/>
     <w:qFormat/>
-    <w:uiPriority w:val="0"/>
     <w:rPr>
-      <w:rFonts w:ascii="Arial" w:hAnsi="Arial" w:eastAsia="Arial" w:cs="Arial"/>
+      <w:rFonts w:ascii="Arial" w:eastAsia="Arial" w:hAnsi="Arial" w:cs="Arial"/>
       <w:sz w:val="21"/>
       <w:szCs w:val="21"/>
       <w:lang w:val="en-US" w:eastAsia="en-US" w:bidi="ar-SA"/>
     </w:rPr>
   </w:style>
-  <w:style w:type="paragraph" w:styleId="13">
+  <w:style w:type="paragraph" w:styleId="TOC3">
     <w:name w:val="toc 3"/>
-    <w:basedOn w:val="1"/>
-    <w:next w:val="1"/>
+    <w:basedOn w:val="Normal"/>
+    <w:next w:val="Normal"/>
     <w:qFormat/>
-    <w:uiPriority w:val="0"/>
     <w:pPr>
       <w:ind w:left="840" w:leftChars="400"/>
     </w:pPr>
   </w:style>
-  <w:style w:type="paragraph" w:styleId="14">
+  <w:style w:type="paragraph" w:styleId="Footer">
     <w:name w:val="footer"/>
-    <w:basedOn w:val="1"/>
+    <w:basedOn w:val="Normal"/>
     <w:qFormat/>
-    <w:uiPriority w:val="0"/>
     <w:pPr>
       <w:tabs>
         <w:tab w:val="center" w:pos="4153"/>
@@ -7606,17 +7481,16 @@
       <w:sz w:val="18"/>
     </w:rPr>
   </w:style>
-  <w:style w:type="paragraph" w:styleId="15">
+  <w:style w:type="paragraph" w:styleId="Header">
     <w:name w:val="header"/>
-    <w:basedOn w:val="1"/>
+    <w:basedOn w:val="Normal"/>
     <w:qFormat/>
-    <w:uiPriority w:val="0"/>
     <w:pPr>
       <w:pBdr>
-        <w:top w:val="none" w:color="auto" w:sz="0" w:space="0"/>
-        <w:left w:val="none" w:color="auto" w:sz="0" w:space="0"/>
-        <w:bottom w:val="none" w:color="auto" w:sz="0" w:space="0"/>
-        <w:right w:val="none" w:color="auto" w:sz="0" w:space="0"/>
+        <w:top w:val="nil"/>
+        <w:left w:val="nil"/>
+        <w:bottom w:val="nil"/>
+        <w:right w:val="nil"/>
       </w:pBdr>
       <w:tabs>
         <w:tab w:val="center" w:pos="4153"/>
@@ -7631,41 +7505,37 @@
       <w:sz w:val="18"/>
     </w:rPr>
   </w:style>
-  <w:style w:type="paragraph" w:styleId="16">
+  <w:style w:type="paragraph" w:styleId="TOC1">
     <w:name w:val="toc 1"/>
-    <w:basedOn w:val="1"/>
-    <w:next w:val="1"/>
+    <w:basedOn w:val="Normal"/>
+    <w:next w:val="Normal"/>
     <w:qFormat/>
-    <w:uiPriority w:val="0"/>
     <w:rPr>
-      <w:rFonts w:ascii="Arial" w:hAnsi="Arial" w:eastAsia="Microsoft JhengHei"/>
+      <w:rFonts w:ascii="Arial" w:eastAsia="Microsoft JhengHei" w:hAnsi="Arial"/>
       <w:sz w:val="24"/>
     </w:rPr>
   </w:style>
-  <w:style w:type="paragraph" w:styleId="17">
+  <w:style w:type="paragraph" w:styleId="TOC2">
     <w:name w:val="toc 2"/>
-    <w:basedOn w:val="1"/>
-    <w:next w:val="1"/>
+    <w:basedOn w:val="Normal"/>
+    <w:next w:val="Normal"/>
     <w:qFormat/>
-    <w:uiPriority w:val="0"/>
     <w:pPr>
       <w:ind w:left="420" w:leftChars="200"/>
     </w:pPr>
   </w:style>
-  <w:style w:type="paragraph" w:styleId="18">
+  <w:style w:type="paragraph" w:styleId="NormalWeb">
     <w:name w:val="Normal (Web)"/>
-    <w:basedOn w:val="1"/>
+    <w:basedOn w:val="Normal"/>
     <w:qFormat/>
-    <w:uiPriority w:val="0"/>
     <w:rPr>
       <w:sz w:val="24"/>
     </w:rPr>
   </w:style>
-  <w:style w:type="paragraph" w:styleId="19">
+  <w:style w:type="paragraph" w:styleId="Title">
     <w:name w:val="Title"/>
-    <w:basedOn w:val="1"/>
+    <w:basedOn w:val="Normal"/>
     <w:qFormat/>
-    <w:uiPriority w:val="0"/>
     <w:pPr>
       <w:spacing w:before="240" w:beforeLines="0" w:beforeAutospacing="0" w:after="60" w:afterLines="0" w:afterAutospacing="0"/>
       <w:jc w:val="center"/>
@@ -7677,73 +7547,68 @@
       <w:sz w:val="32"/>
     </w:rPr>
   </w:style>
-  <w:style w:type="table" w:styleId="21">
+  <w:style w:type="table" w:styleId="TableGrid">
     <w:name w:val="Table Grid"/>
-    <w:basedOn w:val="20"/>
+    <w:basedOn w:val="TableNormal"/>
     <w:qFormat/>
-    <w:uiPriority w:val="0"/>
     <w:pPr>
       <w:widowControl w:val="0"/>
       <w:jc w:val="both"/>
     </w:pPr>
     <w:tblPr>
       <w:tblBorders>
-        <w:top w:val="single" w:color="auto" w:sz="4" w:space="0"/>
-        <w:left w:val="single" w:color="auto" w:sz="4" w:space="0"/>
-        <w:bottom w:val="single" w:color="auto" w:sz="4" w:space="0"/>
-        <w:right w:val="single" w:color="auto" w:sz="4" w:space="0"/>
-        <w:insideH w:val="single" w:color="auto" w:sz="4" w:space="0"/>
-        <w:insideV w:val="single" w:color="auto" w:sz="4" w:space="0"/>
+        <w:top w:val="single" w:sz="4" w:space="0" w:color="auto"/>
+        <w:left w:val="single" w:sz="4" w:space="0" w:color="auto"/>
+        <w:bottom w:val="single" w:sz="4" w:space="0" w:color="auto"/>
+        <w:right w:val="single" w:sz="4" w:space="0" w:color="auto"/>
+        <w:insideH w:val="single" w:sz="4" w:space="0" w:color="auto"/>
+        <w:insideV w:val="single" w:sz="4" w:space="0" w:color="auto"/>
       </w:tblBorders>
     </w:tblPr>
   </w:style>
-  <w:style w:type="character" w:styleId="23">
+  <w:style w:type="character" w:styleId="Strong">
     <w:name w:val="Strong"/>
-    <w:basedOn w:val="22"/>
+    <w:basedOn w:val="DefaultParagraphFont"/>
     <w:qFormat/>
-    <w:uiPriority w:val="0"/>
     <w:rPr>
       <w:b/>
     </w:rPr>
   </w:style>
-  <w:style w:type="paragraph" w:customStyle="1" w:styleId="24">
+  <w:style w:type="paragraph" w:customStyle="1" w:styleId="a">
     <w:name w:val="柴_公司名"/>
-    <w:basedOn w:val="19"/>
+    <w:basedOn w:val="Title"/>
     <w:qFormat/>
-    <w:uiPriority w:val="0"/>
     <w:pPr>
       <w:spacing w:after="600" w:afterLines="600"/>
     </w:pPr>
     <w:rPr>
-      <w:rFonts w:hint="eastAsia" w:ascii="宋体" w:hAnsi="宋体" w:eastAsia="宋体" w:cs="宋体"/>
+      <w:rFonts w:ascii="宋体" w:eastAsia="宋体" w:hAnsi="宋体" w:cs="宋体" w:hint="eastAsia"/>
       <w:bCs/>
       <w:spacing w:val="-6"/>
       <w:sz w:val="52"/>
       <w:szCs w:val="52"/>
     </w:rPr>
   </w:style>
-  <w:style w:type="paragraph" w:customStyle="1" w:styleId="25">
+  <w:style w:type="paragraph" w:customStyle="1" w:styleId="a0">
     <w:name w:val="柴_文档名"/>
-    <w:basedOn w:val="19"/>
+    <w:basedOn w:val="Title"/>
     <w:qFormat/>
-    <w:uiPriority w:val="0"/>
     <w:pPr>
       <w:spacing w:after="900" w:afterLines="900"/>
     </w:pPr>
     <w:rPr>
-      <w:rFonts w:ascii="黑体" w:hAnsi="黑体" w:eastAsia="黑体" w:cs="黑体"/>
+      <w:rFonts w:ascii="黑体" w:eastAsia="黑体" w:hAnsi="黑体" w:cs="黑体"/>
       <w:bCs/>
       <w:spacing w:val="-7"/>
       <w:sz w:val="52"/>
       <w:szCs w:val="52"/>
     </w:rPr>
   </w:style>
-  <w:style w:type="table" w:customStyle="1" w:styleId="26">
+  <w:style w:type="table" w:customStyle="1" w:styleId="TableNormal0">
     <w:name w:val="Table Normal_0"/>
     <w:semiHidden/>
     <w:unhideWhenUsed/>
     <w:qFormat/>
-    <w:uiPriority w:val="0"/>
     <w:tblPr>
       <w:tblCellMar>
         <w:top w:w="0" w:type="dxa"/>
@@ -7753,88 +7618,82 @@
       </w:tblCellMar>
     </w:tblPr>
   </w:style>
-  <w:style w:type="paragraph" w:customStyle="1" w:styleId="27">
+  <w:style w:type="paragraph" w:customStyle="1" w:styleId="TableText">
     <w:name w:val="Table Text"/>
-    <w:basedOn w:val="1"/>
+    <w:basedOn w:val="Normal"/>
     <w:semiHidden/>
     <w:qFormat/>
-    <w:uiPriority w:val="0"/>
     <w:rPr>
-      <w:rFonts w:ascii="宋体" w:hAnsi="宋体" w:eastAsia="宋体" w:cs="宋体"/>
+      <w:rFonts w:ascii="宋体" w:eastAsia="宋体" w:hAnsi="宋体" w:cs="宋体"/>
       <w:sz w:val="21"/>
       <w:szCs w:val="21"/>
       <w:lang w:val="en-US" w:eastAsia="en-US" w:bidi="ar-SA"/>
     </w:rPr>
   </w:style>
-  <w:style w:type="paragraph" w:customStyle="1" w:styleId="28">
+  <w:style w:type="paragraph" w:customStyle="1" w:styleId="1">
     <w:name w:val="柴_标题1"/>
-    <w:basedOn w:val="2"/>
-    <w:next w:val="29"/>
-    <w:link w:val="38"/>
+    <w:basedOn w:val="Heading1"/>
+    <w:next w:val="a1"/>
+    <w:link w:val="1Char"/>
     <w:qFormat/>
-    <w:uiPriority w:val="0"/>
     <w:pPr>
       <w:spacing w:before="100" w:after="90" w:line="360" w:lineRule="auto"/>
     </w:pPr>
     <w:rPr>
-      <w:rFonts w:ascii="Arial" w:hAnsi="Arial" w:eastAsia="宋体"/>
+      <w:rFonts w:ascii="Arial" w:eastAsia="宋体" w:hAnsi="Arial"/>
       <w:sz w:val="32"/>
     </w:rPr>
   </w:style>
-  <w:style w:type="paragraph" w:customStyle="1" w:styleId="29">
+  <w:style w:type="paragraph" w:customStyle="1" w:styleId="a1">
     <w:name w:val="柴_正文"/>
-    <w:basedOn w:val="12"/>
-    <w:link w:val="42"/>
+    <w:basedOn w:val="BodyText"/>
+    <w:link w:val="Char"/>
     <w:qFormat/>
-    <w:uiPriority w:val="0"/>
     <w:pPr>
       <w:spacing w:line="360" w:lineRule="auto"/>
       <w:ind w:firstLine="470" w:firstLineChars="200"/>
     </w:pPr>
     <w:rPr>
-      <w:rFonts w:ascii="Arial" w:hAnsi="Arial" w:eastAsia="宋体"/>
+      <w:rFonts w:ascii="Arial" w:eastAsia="宋体" w:hAnsi="Arial"/>
       <w:sz w:val="24"/>
       <w:lang w:eastAsia="zh-CN"/>
     </w:rPr>
   </w:style>
-  <w:style w:type="paragraph" w:customStyle="1" w:styleId="30">
+  <w:style w:type="paragraph" w:customStyle="1" w:styleId="2">
     <w:name w:val="柴_标题2"/>
-    <w:basedOn w:val="3"/>
-    <w:next w:val="29"/>
-    <w:link w:val="44"/>
+    <w:basedOn w:val="Heading2"/>
+    <w:next w:val="a1"/>
+    <w:link w:val="2Char"/>
     <w:qFormat/>
-    <w:uiPriority w:val="0"/>
     <w:pPr>
       <w:spacing w:line="360" w:lineRule="auto"/>
     </w:pPr>
     <w:rPr>
-      <w:rFonts w:ascii="Arial" w:hAnsi="Arial" w:eastAsia="宋体"/>
+      <w:rFonts w:ascii="Arial" w:eastAsia="宋体" w:hAnsi="Arial"/>
       <w:sz w:val="28"/>
     </w:rPr>
   </w:style>
-  <w:style w:type="paragraph" w:customStyle="1" w:styleId="31">
+  <w:style w:type="paragraph" w:customStyle="1" w:styleId="3">
     <w:name w:val="柴_标题3"/>
-    <w:basedOn w:val="4"/>
-    <w:next w:val="29"/>
+    <w:basedOn w:val="Heading3"/>
+    <w:next w:val="a1"/>
     <w:qFormat/>
-    <w:uiPriority w:val="0"/>
     <w:pPr>
       <w:spacing w:line="360" w:lineRule="auto"/>
       <w:ind w:left="0" w:firstLine="472" w:firstLineChars="200"/>
     </w:pPr>
     <w:rPr>
-      <w:rFonts w:ascii="宋体" w:hAnsi="宋体" w:eastAsia="宋体" w:cs="宋体"/>
+      <w:rFonts w:ascii="宋体" w:eastAsia="宋体" w:hAnsi="宋体" w:cs="宋体"/>
       <w:spacing w:val="-2"/>
       <w:sz w:val="24"/>
       <w:szCs w:val="24"/>
     </w:rPr>
   </w:style>
-  <w:style w:type="paragraph" w:customStyle="1" w:styleId="32">
+  <w:style w:type="paragraph" w:customStyle="1" w:styleId="a2">
     <w:name w:val="柴_目录"/>
-    <w:basedOn w:val="1"/>
-    <w:next w:val="12"/>
+    <w:basedOn w:val="Normal"/>
+    <w:next w:val="BodyText"/>
     <w:qFormat/>
-    <w:uiPriority w:val="0"/>
     <w:pPr>
       <w:tabs>
         <w:tab w:val="right" w:leader="dot" w:pos="8442"/>
@@ -7842,64 +7701,59 @@
       <w:ind w:left="0" w:leftChars="0"/>
     </w:pPr>
     <w:rPr>
-      <w:rFonts w:ascii="Arial" w:hAnsi="Arial" w:eastAsia="Microsoft JhengHei"/>
+      <w:rFonts w:ascii="Arial" w:eastAsia="Microsoft JhengHei" w:hAnsi="Arial"/>
       <w:sz w:val="24"/>
     </w:rPr>
   </w:style>
-  <w:style w:type="paragraph" w:customStyle="1" w:styleId="33">
+  <w:style w:type="paragraph" w:customStyle="1" w:styleId="WPSOffice1">
     <w:name w:val="WPSOffice手动目录 1"/>
     <w:qFormat/>
-    <w:uiPriority w:val="0"/>
     <w:pPr>
       <w:ind w:leftChars="0"/>
     </w:pPr>
     <w:rPr>
-      <w:rFonts w:ascii="Times New Roman" w:hAnsi="Times New Roman" w:eastAsia="宋体" w:cs="Times New Roman"/>
+      <w:rFonts w:ascii="Times New Roman" w:eastAsia="宋体" w:hAnsi="Times New Roman" w:cs="Times New Roman"/>
       <w:sz w:val="20"/>
       <w:szCs w:val="20"/>
     </w:rPr>
   </w:style>
-  <w:style w:type="paragraph" w:customStyle="1" w:styleId="34">
+  <w:style w:type="paragraph" w:customStyle="1" w:styleId="WPSOffice2">
     <w:name w:val="WPSOffice手动目录 2"/>
     <w:qFormat/>
-    <w:uiPriority w:val="0"/>
     <w:pPr>
       <w:ind w:leftChars="200"/>
     </w:pPr>
     <w:rPr>
-      <w:rFonts w:ascii="Times New Roman" w:hAnsi="Times New Roman" w:eastAsia="宋体" w:cs="Times New Roman"/>
+      <w:rFonts w:ascii="Times New Roman" w:eastAsia="宋体" w:hAnsi="Times New Roman" w:cs="Times New Roman"/>
       <w:sz w:val="20"/>
       <w:szCs w:val="20"/>
     </w:rPr>
   </w:style>
-  <w:style w:type="paragraph" w:customStyle="1" w:styleId="35">
+  <w:style w:type="paragraph" w:customStyle="1" w:styleId="WPSOffice3">
     <w:name w:val="WPSOffice手动目录 3"/>
     <w:qFormat/>
-    <w:uiPriority w:val="0"/>
     <w:pPr>
       <w:ind w:leftChars="400"/>
     </w:pPr>
     <w:rPr>
-      <w:rFonts w:ascii="Times New Roman" w:hAnsi="Times New Roman" w:eastAsia="宋体" w:cs="Times New Roman"/>
+      <w:rFonts w:ascii="Times New Roman" w:eastAsia="宋体" w:hAnsi="Times New Roman" w:cs="Times New Roman"/>
       <w:sz w:val="20"/>
       <w:szCs w:val="20"/>
     </w:rPr>
   </w:style>
-  <w:style w:type="paragraph" w:customStyle="1" w:styleId="36">
+  <w:style w:type="paragraph" w:customStyle="1" w:styleId="Compact">
     <w:name w:val="Compact"/>
-    <w:basedOn w:val="12"/>
+    <w:basedOn w:val="BodyText"/>
     <w:qFormat/>
-    <w:uiPriority w:val="0"/>
     <w:pPr>
       <w:spacing w:before="36" w:after="36"/>
     </w:pPr>
   </w:style>
-  <w:style w:type="table" w:customStyle="1" w:styleId="37">
+  <w:style w:type="table" w:customStyle="1" w:styleId="Table">
     <w:name w:val="Table"/>
     <w:semiHidden/>
     <w:unhideWhenUsed/>
     <w:qFormat/>
-    <w:uiPriority w:val="0"/>
     <w:tblPr>
       <w:tblCellMar>
         <w:top w:w="0" w:type="dxa"/>
@@ -7911,28 +7765,26 @@
     <w:tblStylePr w:type="firstRow">
       <w:tcPr>
         <w:tcBorders>
-          <w:bottom w:val="single" w:color="auto" w:sz="0" w:space="0"/>
+          <w:bottom w:val="single" w:sz="0" w:space="0" w:color="auto"/>
         </w:tcBorders>
         <w:vAlign w:val="bottom"/>
       </w:tcPr>
     </w:tblStylePr>
   </w:style>
-  <w:style w:type="character" w:customStyle="1" w:styleId="38">
+  <w:style w:type="character" w:customStyle="1" w:styleId="1Char">
     <w:name w:val="柴_标题1 Char"/>
-    <w:link w:val="28"/>
+    <w:link w:val="1"/>
     <w:qFormat/>
-    <w:uiPriority w:val="0"/>
     <w:rPr>
-      <w:rFonts w:ascii="Arial" w:hAnsi="Arial" w:eastAsia="宋体"/>
+      <w:rFonts w:ascii="Arial" w:eastAsia="宋体" w:hAnsi="Arial"/>
       <w:sz w:val="32"/>
     </w:rPr>
   </w:style>
-  <w:style w:type="table" w:customStyle="1" w:styleId="39">
+  <w:style w:type="table" w:customStyle="1" w:styleId="TableNormal1">
     <w:name w:val="Table Normal_1"/>
     <w:semiHidden/>
     <w:unhideWhenUsed/>
     <w:qFormat/>
-    <w:uiPriority w:val="0"/>
     <w:tblPr>
       <w:tblCellMar>
         <w:top w:w="0" w:type="dxa"/>
@@ -7942,11 +7794,10 @@
       </w:tblCellMar>
     </w:tblPr>
   </w:style>
-  <w:style w:type="paragraph" w:customStyle="1" w:styleId="40">
+  <w:style w:type="paragraph" w:customStyle="1" w:styleId="a3">
     <w:name w:val="柴_正文_无缩进"/>
-    <w:basedOn w:val="1"/>
+    <w:basedOn w:val="Normal"/>
     <w:qFormat/>
-    <w:uiPriority w:val="0"/>
     <w:pPr>
       <w:ind w:firstLine="0" w:firstLineChars="0"/>
     </w:pPr>
@@ -7956,51 +7807,48 @@
       <w:lang w:eastAsia="zh-CN"/>
     </w:rPr>
   </w:style>
-  <w:style w:type="paragraph" w:customStyle="1" w:styleId="41">
+  <w:style w:type="paragraph" w:customStyle="1" w:styleId="4">
     <w:name w:val="柴_标题4"/>
-    <w:basedOn w:val="5"/>
-    <w:next w:val="1"/>
+    <w:basedOn w:val="Heading4"/>
+    <w:next w:val="Normal"/>
     <w:qFormat/>
-    <w:uiPriority w:val="0"/>
     <w:pPr>
       <w:widowControl w:val="0"/>
       <w:spacing w:before="160" w:line="360" w:lineRule="auto"/>
-      <w:ind w:left="981" w:leftChars="300" w:hanging="862"/>
+      <w:ind w:left="981" w:hanging="862" w:leftChars="300"/>
     </w:pPr>
     <w:rPr>
-      <w:rFonts w:hint="eastAsia" w:ascii="Calibri" w:hAnsi="Calibri" w:eastAsia="宋体" w:cs="宋体"/>
+      <w:rFonts w:ascii="Calibri" w:eastAsia="宋体" w:hAnsi="Calibri" w:cs="宋体" w:hint="eastAsia"/>
       <w:sz w:val="24"/>
       <w:szCs w:val="24"/>
       <w:lang w:eastAsia="zh-CN" w:bidi="zh-CN"/>
     </w:rPr>
   </w:style>
-  <w:style w:type="character" w:customStyle="1" w:styleId="42">
+  <w:style w:type="character" w:customStyle="1" w:styleId="Char">
     <w:name w:val="柴_正文 Char"/>
-    <w:link w:val="29"/>
+    <w:link w:val="a1"/>
     <w:qFormat/>
-    <w:uiPriority w:val="0"/>
     <w:rPr>
-      <w:rFonts w:ascii="Arial" w:hAnsi="Arial" w:eastAsia="宋体"/>
+      <w:rFonts w:ascii="Arial" w:eastAsia="宋体" w:hAnsi="Arial"/>
       <w:sz w:val="24"/>
       <w:lang w:eastAsia="zh-CN"/>
     </w:rPr>
   </w:style>
-  <w:style w:type="paragraph" w:styleId="43">
+  <w:style w:type="paragraph" w:styleId="ListParagraph">
     <w:name w:val="List Paragraph"/>
-    <w:basedOn w:val="1"/>
+    <w:basedOn w:val="Normal"/>
+    <w:uiPriority w:val="99"/>
     <w:qFormat/>
-    <w:uiPriority w:val="99"/>
     <w:pPr>
       <w:ind w:firstLine="420" w:firstLineChars="200"/>
     </w:pPr>
   </w:style>
-  <w:style w:type="character" w:customStyle="1" w:styleId="44">
+  <w:style w:type="character" w:customStyle="1" w:styleId="2Char">
     <w:name w:val="柴_标题2 Char"/>
-    <w:link w:val="30"/>
+    <w:link w:val="2"/>
     <w:qFormat/>
-    <w:uiPriority w:val="0"/>
     <w:rPr>
-      <w:rFonts w:ascii="Arial" w:hAnsi="Arial" w:eastAsia="宋体"/>
+      <w:rFonts w:ascii="Arial" w:eastAsia="宋体" w:hAnsi="Arial"/>
       <w:sz w:val="28"/>
     </w:rPr>
   </w:style>

--- a/5.人员管理/1.流程制度规范类文件/TXHS-05-06-人员绩效考核管理制度.docx
+++ b/5.人员管理/1.流程制度规范类文件/TXHS-05-06-人员绩效考核管理制度.docx
@@ -1369,7 +1369,7 @@
                 <w:vertAlign w:val="baseline"/>
                 <w:lang w:val="en-US" w:eastAsia="zh-CN"/>
               </w:rPr>
-              <w:t>陈凯</w:t>
+              <w:t>茅建根</w:t>
             </w:r>
           </w:p>
         </w:tc>
@@ -1674,7 +1674,7 @@
                 <w:vertAlign w:val="baseline"/>
                 <w:lang w:val="en-US" w:eastAsia="zh-CN"/>
               </w:rPr>
-              <w:t>陈凯</w:t>
+              <w:t>茅建根</w:t>
             </w:r>
           </w:p>
         </w:tc>

--- a/5.人员管理/1.流程制度规范类文件/TXHS-05-06-人员绩效考核管理制度.docx
+++ b/5.人员管理/1.流程制度规范类文件/TXHS-05-06-人员绩效考核管理制度.docx
@@ -1,11 +1,10 @@
 
 <file path=word/document.xml><?xml version="1.0" encoding="utf-8"?>
-<w:document xmlns:wpc="http://schemas.microsoft.com/office/word/2010/wordprocessingCanvas" xmlns:mc="http://schemas.openxmlformats.org/markup-compatibility/2006" xmlns:o="urn:schemas-microsoft-com:office:office" xmlns:r="http://schemas.openxmlformats.org/officeDocument/2006/relationships" xmlns:m="http://schemas.openxmlformats.org/officeDocument/2006/math" xmlns:v="urn:schemas-microsoft-com:vml" xmlns:wp14="http://schemas.microsoft.com/office/word/2010/wordprocessingDrawing" xmlns:wp="http://schemas.openxmlformats.org/drawingml/2006/wordprocessingDrawing" xmlns:w10="urn:schemas-microsoft-com:office:word" xmlns:w="http://schemas.openxmlformats.org/wordprocessingml/2006/main" xmlns:w14="http://schemas.microsoft.com/office/word/2010/wordml" xmlns:w15="http://schemas.microsoft.com/office/word/2012/wordml" xmlns:wne="http://schemas.microsoft.com/office/word/2006/wordml" xmlns:wpg="http://schemas.microsoft.com/office/word/2010/wordprocessingGroup" xmlns:wpi="http://schemas.microsoft.com/office/word/2010/wordprocessingInk" xmlns:wps="http://schemas.microsoft.com/office/word/2010/wordprocessingShape" mc:Ignorable="w14 w15 wp14">
-  <!-- Generated by Aspose.Words for .NET 13.3.0.1 -->
+<w:document xmlns:wpc="http://schemas.microsoft.com/office/word/2010/wordprocessingCanvas" xmlns:mc="http://schemas.openxmlformats.org/markup-compatibility/2006" xmlns:o="urn:schemas-microsoft-com:office:office" xmlns:r="http://schemas.openxmlformats.org/officeDocument/2006/relationships" xmlns:m="http://schemas.openxmlformats.org/officeDocument/2006/math" xmlns:v="urn:schemas-microsoft-com:vml" xmlns:wp14="http://schemas.microsoft.com/office/word/2010/wordprocessingDrawing" xmlns:wp="http://schemas.openxmlformats.org/drawingml/2006/wordprocessingDrawing" xmlns:w="http://schemas.openxmlformats.org/wordprocessingml/2006/main" xmlns:w14="http://schemas.microsoft.com/office/word/2010/wordml" xmlns:w10="urn:schemas-microsoft-com:office:word" xmlns:w15="http://schemas.microsoft.com/office/word/2012/wordml" xmlns:wpg="http://schemas.microsoft.com/office/word/2010/wordprocessingGroup" xmlns:wpi="http://schemas.microsoft.com/office/word/2010/wordprocessingInk" xmlns:wne="http://schemas.microsoft.com/office/word/2006/wordml" xmlns:wps="http://schemas.microsoft.com/office/word/2010/wordprocessingShape" xmlns:wpsCustomData="http://www.wps.cn/officeDocument/2013/wpsCustomData" mc:Ignorable="w14 w15 wp14">
   <w:body>
     <w:p>
       <w:pPr>
-        <w:pStyle w:val="a"/>
+        <w:pStyle w:val="24"/>
         <w:keepNext w:val="0"/>
         <w:keepLines w:val="0"/>
         <w:pageBreakBefore w:val="0"/>
@@ -25,7 +24,7 @@
       <w:bookmarkStart w:id="0" w:name="_Toc24968"/>
       <w:r>
         <w:drawing>
-          <wp:anchor distT="0" distB="0" distL="114300" distR="114300" simplePos="0" relativeHeight="251660288" behindDoc="1" locked="0" layoutInCell="1" allowOverlap="1">
+          <wp:anchor distT="0" distB="0" distL="114300" distR="114300" simplePos="0" relativeHeight="251661312" behindDoc="1" locked="0" layoutInCell="1" allowOverlap="1">
             <wp:simplePos x="0" y="0"/>
             <wp:positionH relativeFrom="column">
               <wp:posOffset>-19050</wp:posOffset>
@@ -50,7 +49,7 @@
                     </pic:cNvPicPr>
                   </pic:nvPicPr>
                   <pic:blipFill>
-                    <a:blip xmlns:r="http://schemas.openxmlformats.org/officeDocument/2006/relationships" r:embed="rId4"/>
+                    <a:blip r:embed="rId7"/>
                     <a:stretch>
                       <a:fillRect/>
                     </a:stretch>
@@ -76,7 +75,7 @@
       </w:r>
       <w:r>
         <w:drawing>
-          <wp:anchor distT="0" distB="0" distL="114300" distR="114300" simplePos="0" relativeHeight="251659264" behindDoc="1" locked="0" layoutInCell="1" allowOverlap="1">
+          <wp:anchor distT="0" distB="0" distL="114300" distR="114300" simplePos="0" relativeHeight="251660288" behindDoc="1" locked="0" layoutInCell="1" allowOverlap="1">
             <wp:simplePos x="0" y="0"/>
             <wp:positionH relativeFrom="column">
               <wp:posOffset>0</wp:posOffset>
@@ -101,7 +100,7 @@
                     </pic:cNvPicPr>
                   </pic:nvPicPr>
                   <pic:blipFill>
-                    <a:blip xmlns:r="http://schemas.openxmlformats.org/officeDocument/2006/relationships" r:embed="rId5"/>
+                    <a:blip r:embed="rId8"/>
                     <a:stretch>
                       <a:fillRect/>
                     </a:stretch>
@@ -131,7 +130,7 @@
           <w:lang w:val="en-US" w:eastAsia="zh-CN"/>
         </w:rPr>
         <w:drawing>
-          <wp:anchor distT="0" distB="0" distL="114300" distR="114300" simplePos="0" relativeHeight="251658240" behindDoc="1" locked="0" layoutInCell="1" allowOverlap="1">
+          <wp:anchor distT="0" distB="0" distL="114300" distR="114300" simplePos="0" relativeHeight="251659264" behindDoc="1" locked="0" layoutInCell="1" allowOverlap="1">
             <wp:simplePos x="0" y="0"/>
             <wp:positionH relativeFrom="column">
               <wp:posOffset>635</wp:posOffset>
@@ -156,7 +155,7 @@
                     </pic:cNvPicPr>
                   </pic:nvPicPr>
                   <pic:blipFill>
-                    <a:blip xmlns:r="http://schemas.openxmlformats.org/officeDocument/2006/relationships" r:embed="rId6">
+                    <a:blip r:embed="rId9">
                       <a:alphaModFix amt="58000"/>
                       <a:lum contrast="-52000"/>
                     </a:blip>
@@ -190,7 +189,7 @@
     </w:p>
     <w:p>
       <w:pPr>
-        <w:pStyle w:val="a0"/>
+        <w:pStyle w:val="25"/>
         <w:keepNext w:val="0"/>
         <w:keepLines w:val="0"/>
         <w:pageBreakBefore w:val="0"/>
@@ -237,11 +236,11 @@
         <w:adjustRightInd w:val="0"/>
         <w:snapToGrid w:val="0"/>
         <w:spacing w:after="624" w:afterLines="200" w:line="219" w:lineRule="auto"/>
-        <w:ind w:left="0" w:right="0" w:firstLine="0" w:leftChars="0" w:rightChars="0" w:firstLineChars="0"/>
+        <w:ind w:left="0" w:leftChars="0" w:right="0" w:rightChars="0" w:firstLine="0" w:firstLineChars="0"/>
         <w:jc w:val="center"/>
         <w:textAlignment w:val="baseline"/>
         <w:rPr>
-          <w:rFonts w:ascii="宋体" w:eastAsia="宋体" w:hAnsi="宋体" w:cs="宋体" w:hint="eastAsia"/>
+          <w:rFonts w:hint="eastAsia" w:ascii="宋体" w:hAnsi="宋体" w:eastAsia="宋体" w:cs="宋体"/>
           <w:sz w:val="24"/>
           <w:szCs w:val="24"/>
           <w:lang w:val="en-US" w:eastAsia="zh-CN"/>
@@ -249,7 +248,7 @@
       </w:pPr>
       <w:r>
         <w:rPr>
-          <w:rFonts w:ascii="宋体" w:eastAsia="宋体" w:hAnsi="宋体" w:cs="宋体"/>
+          <w:rFonts w:ascii="宋体" w:hAnsi="宋体" w:eastAsia="宋体" w:cs="宋体"/>
           <w:b/>
           <w:bCs/>
           <w:spacing w:val="-3"/>
@@ -260,7 +259,7 @@
       </w:r>
       <w:r>
         <w:rPr>
-          <w:rFonts w:ascii="宋体" w:eastAsia="宋体" w:hAnsi="宋体" w:cs="宋体" w:hint="eastAsia"/>
+          <w:rFonts w:hint="eastAsia" w:ascii="宋体" w:hAnsi="宋体" w:eastAsia="宋体" w:cs="宋体"/>
           <w:b/>
           <w:bCs/>
           <w:spacing w:val="-3"/>
@@ -272,7 +271,7 @@
       </w:r>
       <w:r>
         <w:rPr>
-          <w:rFonts w:ascii="宋体" w:eastAsia="宋体" w:hAnsi="宋体" w:cs="宋体"/>
+          <w:rFonts w:ascii="宋体" w:hAnsi="宋体" w:eastAsia="宋体" w:cs="宋体"/>
           <w:b/>
           <w:bCs/>
           <w:spacing w:val="-3"/>
@@ -283,7 +282,7 @@
       </w:r>
       <w:r>
         <w:rPr>
-          <w:rFonts w:ascii="宋体" w:eastAsia="宋体" w:hAnsi="宋体" w:cs="宋体" w:hint="eastAsia"/>
+          <w:rFonts w:hint="eastAsia" w:ascii="宋体" w:hAnsi="宋体" w:eastAsia="宋体" w:cs="宋体"/>
           <w:b/>
           <w:bCs/>
           <w:spacing w:val="-3"/>
@@ -295,7 +294,7 @@
       </w:r>
       <w:r>
         <w:rPr>
-          <w:rFonts w:ascii="宋体" w:eastAsia="宋体" w:hAnsi="宋体" w:cs="宋体"/>
+          <w:rFonts w:ascii="宋体" w:hAnsi="宋体" w:eastAsia="宋体" w:cs="宋体"/>
           <w:b/>
           <w:bCs/>
           <w:spacing w:val="-3"/>
@@ -306,7 +305,7 @@
       </w:r>
       <w:r>
         <w:rPr>
-          <w:rFonts w:ascii="宋体" w:hAnsi="宋体" w:cs="宋体" w:hint="eastAsia"/>
+          <w:rFonts w:hint="eastAsia" w:ascii="宋体" w:hAnsi="宋体" w:cs="宋体"/>
           <w:b/>
           <w:bCs/>
           <w:spacing w:val="-3"/>
@@ -319,17 +318,18 @@
     </w:p>
     <w:tbl>
       <w:tblPr>
-        <w:tblStyle w:val="TableGrid"/>
+        <w:tblStyle w:val="21"/>
         <w:tblW w:w="0" w:type="auto"/>
         <w:jc w:val="center"/>
         <w:tblBorders>
-          <w:top w:val="nil"/>
-          <w:left w:val="nil"/>
-          <w:bottom w:val="nil"/>
-          <w:right w:val="nil"/>
-          <w:insideH w:val="nil"/>
-          <w:insideV w:val="nil"/>
+          <w:top w:val="none" w:color="auto" w:sz="0" w:space="0"/>
+          <w:left w:val="none" w:color="auto" w:sz="0" w:space="0"/>
+          <w:bottom w:val="none" w:color="auto" w:sz="0" w:space="0"/>
+          <w:right w:val="none" w:color="auto" w:sz="0" w:space="0"/>
+          <w:insideH w:val="none" w:color="auto" w:sz="0" w:space="0"/>
+          <w:insideV w:val="none" w:color="auto" w:sz="0" w:space="0"/>
         </w:tblBorders>
+        <w:tblLayout w:type="autofit"/>
         <w:tblCellMar>
           <w:top w:w="0" w:type="dxa"/>
           <w:left w:w="108" w:type="dxa"/>
@@ -343,25 +343,17 @@
       </w:tblGrid>
       <w:tr>
         <w:tblPrEx>
-          <w:tblW w:w="0" w:type="auto"/>
-          <w:jc w:val="center"/>
           <w:tblBorders>
-            <w:top w:val="nil"/>
-            <w:left w:val="nil"/>
-            <w:bottom w:val="nil"/>
-            <w:right w:val="nil"/>
-            <w:insideH w:val="nil"/>
-            <w:insideV w:val="nil"/>
+            <w:top w:val="none" w:color="auto" w:sz="0" w:space="0"/>
+            <w:left w:val="none" w:color="auto" w:sz="0" w:space="0"/>
+            <w:bottom w:val="none" w:color="auto" w:sz="0" w:space="0"/>
+            <w:right w:val="none" w:color="auto" w:sz="0" w:space="0"/>
+            <w:insideH w:val="none" w:color="auto" w:sz="0" w:space="0"/>
+            <w:insideV w:val="none" w:color="auto" w:sz="0" w:space="0"/>
           </w:tblBorders>
-          <w:tblCellMar>
-            <w:top w:w="0" w:type="dxa"/>
-            <w:left w:w="108" w:type="dxa"/>
-            <w:bottom w:w="0" w:type="dxa"/>
-            <w:right w:w="108" w:type="dxa"/>
-          </w:tblCellMar>
         </w:tblPrEx>
         <w:trPr>
-          <w:trHeight w:val="810"/>
+          <w:trHeight w:val="810" w:hRule="atLeast"/>
           <w:jc w:val="center"/>
         </w:trPr>
         <w:tc>
@@ -399,7 +391,7 @@
             </w:r>
             <w:r>
               <w:rPr>
-                <w:rFonts w:asciiTheme="minorAscii" w:eastAsiaTheme="minorEastAsia" w:hAnsiTheme="minorAscii" w:hint="default"/>
+                <w:rFonts w:hint="default" w:asciiTheme="minorAscii" w:hAnsiTheme="minorAscii" w:eastAsiaTheme="minorEastAsia"/>
                 <w:spacing w:val="227"/>
                 <w:sz w:val="21"/>
                 <w:vertAlign w:val="baseline"/>
@@ -453,7 +445,7 @@
             </w:r>
             <w:r>
               <w:rPr>
-                <w:rFonts w:asciiTheme="minorAscii" w:eastAsiaTheme="minorEastAsia" w:hAnsiTheme="minorAscii" w:hint="eastAsia"/>
+                <w:rFonts w:hint="eastAsia" w:asciiTheme="minorAscii" w:hAnsiTheme="minorAscii" w:eastAsiaTheme="minorEastAsia"/>
                 <w:spacing w:val="227"/>
                 <w:sz w:val="21"/>
                 <w:vertAlign w:val="baseline"/>
@@ -475,8 +467,14 @@
       </w:tr>
       <w:tr>
         <w:tblPrEx>
-          <w:tblW w:w="0" w:type="auto"/>
-          <w:jc w:val="center"/>
+          <w:tblBorders>
+            <w:top w:val="none" w:color="auto" w:sz="0" w:space="0"/>
+            <w:left w:val="none" w:color="auto" w:sz="0" w:space="0"/>
+            <w:bottom w:val="none" w:color="auto" w:sz="0" w:space="0"/>
+            <w:right w:val="none" w:color="auto" w:sz="0" w:space="0"/>
+            <w:insideH w:val="none" w:color="auto" w:sz="0" w:space="0"/>
+            <w:insideV w:val="none" w:color="auto" w:sz="0" w:space="0"/>
+          </w:tblBorders>
           <w:tblCellMar>
             <w:top w:w="0" w:type="dxa"/>
             <w:left w:w="108" w:type="dxa"/>
@@ -485,7 +483,7 @@
           </w:tblCellMar>
         </w:tblPrEx>
         <w:trPr>
-          <w:trHeight w:val="810"/>
+          <w:trHeight w:val="810" w:hRule="atLeast"/>
           <w:jc w:val="center"/>
         </w:trPr>
         <w:tc>
@@ -509,7 +507,7 @@
               <w:snapToGrid w:val="0"/>
               <w:textAlignment w:val="baseline"/>
               <w:rPr>
-                <w:rFonts w:ascii="Arial" w:eastAsia="Arial" w:hAnsi="Arial" w:cs="Arial" w:hint="default"/>
+                <w:rFonts w:hint="default" w:ascii="Arial" w:hAnsi="Arial" w:eastAsia="Arial" w:cs="Arial"/>
                 <w:snapToGrid w:val="0"/>
                 <w:color w:val="000000"/>
                 <w:kern w:val="0"/>
@@ -541,7 +539,7 @@
             </w:r>
             <w:r>
               <w:rPr>
-                <w:rFonts w:asciiTheme="minorAscii" w:eastAsiaTheme="minorEastAsia" w:hAnsiTheme="minorAscii" w:hint="default"/>
+                <w:rFonts w:hint="default" w:asciiTheme="minorAscii" w:hAnsiTheme="minorAscii" w:eastAsiaTheme="minorEastAsia"/>
                 <w:spacing w:val="227"/>
                 <w:sz w:val="21"/>
                 <w:vertAlign w:val="baseline"/>
@@ -583,7 +581,7 @@
               <w:snapToGrid w:val="0"/>
               <w:textAlignment w:val="baseline"/>
               <w:rPr>
-                <w:rFonts w:ascii="Arial" w:eastAsia="Arial" w:hAnsi="Arial" w:cs="Arial" w:hint="default"/>
+                <w:rFonts w:hint="default" w:ascii="Arial" w:hAnsi="Arial" w:eastAsia="Arial" w:cs="Arial"/>
                 <w:snapToGrid w:val="0"/>
                 <w:color w:val="000000"/>
                 <w:kern w:val="0"/>
@@ -603,7 +601,7 @@
             </w:r>
             <w:r>
               <w:rPr>
-                <w:rFonts w:asciiTheme="minorAscii" w:eastAsiaTheme="minorEastAsia" w:hAnsiTheme="minorAscii" w:hint="eastAsia"/>
+                <w:rFonts w:hint="eastAsia" w:asciiTheme="minorAscii" w:hAnsiTheme="minorAscii" w:eastAsiaTheme="minorEastAsia"/>
                 <w:spacing w:val="227"/>
                 <w:sz w:val="21"/>
                 <w:vertAlign w:val="baseline"/>
@@ -625,8 +623,14 @@
       </w:tr>
       <w:tr>
         <w:tblPrEx>
-          <w:tblW w:w="0" w:type="auto"/>
-          <w:jc w:val="center"/>
+          <w:tblBorders>
+            <w:top w:val="none" w:color="auto" w:sz="0" w:space="0"/>
+            <w:left w:val="none" w:color="auto" w:sz="0" w:space="0"/>
+            <w:bottom w:val="none" w:color="auto" w:sz="0" w:space="0"/>
+            <w:right w:val="none" w:color="auto" w:sz="0" w:space="0"/>
+            <w:insideH w:val="none" w:color="auto" w:sz="0" w:space="0"/>
+            <w:insideV w:val="none" w:color="auto" w:sz="0" w:space="0"/>
+          </w:tblBorders>
           <w:tblCellMar>
             <w:top w:w="0" w:type="dxa"/>
             <w:left w:w="108" w:type="dxa"/>
@@ -635,7 +639,7 @@
           </w:tblCellMar>
         </w:tblPrEx>
         <w:trPr>
-          <w:trHeight w:val="635"/>
+          <w:trHeight w:val="635" w:hRule="atLeast"/>
           <w:jc w:val="center"/>
         </w:trPr>
         <w:tc>
@@ -685,7 +689,7 @@
             </w:r>
             <w:r>
               <w:rPr>
-                <w:rFonts w:asciiTheme="minorAscii" w:eastAsiaTheme="minorEastAsia" w:hAnsiTheme="minorAscii" w:hint="eastAsia"/>
+                <w:rFonts w:hint="eastAsia" w:asciiTheme="minorAscii" w:hAnsiTheme="minorAscii" w:eastAsiaTheme="minorEastAsia"/>
                 <w:spacing w:val="227"/>
                 <w:sz w:val="21"/>
                 <w:vertAlign w:val="baseline"/>
@@ -738,7 +742,7 @@
             </w:r>
             <w:r>
               <w:rPr>
-                <w:rFonts w:asciiTheme="minorAscii" w:eastAsiaTheme="minorEastAsia" w:hAnsiTheme="minorAscii" w:hint="eastAsia"/>
+                <w:rFonts w:hint="eastAsia" w:asciiTheme="minorAscii" w:hAnsiTheme="minorAscii" w:eastAsiaTheme="minorEastAsia"/>
                 <w:spacing w:val="227"/>
                 <w:sz w:val="21"/>
                 <w:vertAlign w:val="baseline"/>
@@ -797,14 +801,14 @@
         <w:ind w:left="3634"/>
         <w:textAlignment w:val="baseline"/>
         <w:rPr>
-          <w:rFonts w:ascii="宋体" w:eastAsia="宋体" w:hAnsi="宋体" w:cs="宋体"/>
+          <w:rFonts w:ascii="宋体" w:hAnsi="宋体" w:eastAsia="宋体" w:cs="宋体"/>
           <w:sz w:val="31"/>
           <w:szCs w:val="31"/>
         </w:rPr>
       </w:pPr>
       <w:r>
         <w:rPr>
-          <w:rFonts w:ascii="宋体" w:eastAsia="宋体" w:hAnsi="宋体" w:cs="宋体"/>
+          <w:rFonts w:ascii="宋体" w:hAnsi="宋体" w:eastAsia="宋体" w:cs="宋体"/>
           <w:b/>
           <w:bCs/>
           <w:spacing w:val="4"/>
@@ -816,16 +820,16 @@
     </w:p>
     <w:tbl>
       <w:tblPr>
-        <w:tblStyle w:val="TableNormal0"/>
+        <w:tblStyle w:val="26"/>
         <w:tblW w:w="8214" w:type="dxa"/>
         <w:jc w:val="center"/>
         <w:tblBorders>
-          <w:top w:val="single" w:sz="2" w:space="0" w:color="000000"/>
-          <w:left w:val="single" w:sz="2" w:space="0" w:color="000000"/>
-          <w:bottom w:val="single" w:sz="2" w:space="0" w:color="000000"/>
-          <w:right w:val="single" w:sz="2" w:space="0" w:color="000000"/>
-          <w:insideH w:val="single" w:sz="2" w:space="0" w:color="000000"/>
-          <w:insideV w:val="single" w:sz="2" w:space="0" w:color="000000"/>
+          <w:top w:val="single" w:color="000000" w:sz="2" w:space="0"/>
+          <w:left w:val="single" w:color="000000" w:sz="2" w:space="0"/>
+          <w:bottom w:val="single" w:color="000000" w:sz="2" w:space="0"/>
+          <w:right w:val="single" w:color="000000" w:sz="2" w:space="0"/>
+          <w:insideH w:val="single" w:color="000000" w:sz="2" w:space="0"/>
+          <w:insideV w:val="single" w:color="000000" w:sz="2" w:space="0"/>
         </w:tblBorders>
         <w:tblLayout w:type="fixed"/>
         <w:tblCellMar>
@@ -845,17 +849,14 @@
       </w:tblGrid>
       <w:tr>
         <w:tblPrEx>
-          <w:tblW w:w="8214" w:type="dxa"/>
-          <w:jc w:val="center"/>
           <w:tblBorders>
-            <w:top w:val="single" w:sz="2" w:space="0" w:color="000000"/>
-            <w:left w:val="single" w:sz="2" w:space="0" w:color="000000"/>
-            <w:bottom w:val="single" w:sz="2" w:space="0" w:color="000000"/>
-            <w:right w:val="single" w:sz="2" w:space="0" w:color="000000"/>
-            <w:insideH w:val="single" w:sz="2" w:space="0" w:color="000000"/>
-            <w:insideV w:val="single" w:sz="2" w:space="0" w:color="000000"/>
+            <w:top w:val="single" w:color="000000" w:sz="2" w:space="0"/>
+            <w:left w:val="single" w:color="000000" w:sz="2" w:space="0"/>
+            <w:bottom w:val="single" w:color="000000" w:sz="2" w:space="0"/>
+            <w:right w:val="single" w:color="000000" w:sz="2" w:space="0"/>
+            <w:insideH w:val="single" w:color="000000" w:sz="2" w:space="0"/>
+            <w:insideV w:val="single" w:color="000000" w:sz="2" w:space="0"/>
           </w:tblBorders>
-          <w:tblLayout w:type="fixed"/>
           <w:tblCellMar>
             <w:top w:w="0" w:type="dxa"/>
             <w:left w:w="0" w:type="dxa"/>
@@ -864,7 +865,7 @@
           </w:tblCellMar>
         </w:tblPrEx>
         <w:trPr>
-          <w:trHeight w:val="593"/>
+          <w:trHeight w:val="593" w:hRule="atLeast"/>
           <w:jc w:val="center"/>
         </w:trPr>
         <w:tc>
@@ -886,18 +887,18 @@
               <w:adjustRightInd w:val="0"/>
               <w:snapToGrid w:val="0"/>
               <w:spacing w:before="176" w:line="228" w:lineRule="auto"/>
-              <w:ind w:left="0" w:right="0" w:firstLine="0" w:leftChars="0" w:rightChars="0" w:firstLineChars="0"/>
+              <w:ind w:left="0" w:leftChars="0" w:right="0" w:rightChars="0" w:firstLine="0" w:firstLineChars="0"/>
               <w:jc w:val="center"/>
               <w:textAlignment w:val="baseline"/>
               <w:rPr>
-                <w:rFonts w:ascii="宋体" w:eastAsia="宋体" w:hAnsi="宋体" w:cs="宋体"/>
+                <w:rFonts w:ascii="宋体" w:hAnsi="宋体" w:eastAsia="宋体" w:cs="宋体"/>
                 <w:sz w:val="20"/>
                 <w:szCs w:val="20"/>
               </w:rPr>
             </w:pPr>
             <w:r>
               <w:rPr>
-                <w:rFonts w:ascii="宋体" w:hAnsi="宋体" w:cs="宋体" w:hint="eastAsia"/>
+                <w:rFonts w:hint="eastAsia" w:ascii="宋体" w:hAnsi="宋体" w:cs="宋体"/>
                 <w:spacing w:val="-14"/>
                 <w:sz w:val="20"/>
                 <w:szCs w:val="20"/>
@@ -907,7 +908,7 @@
             </w:r>
             <w:r>
               <w:rPr>
-                <w:rFonts w:ascii="宋体" w:eastAsia="宋体" w:hAnsi="宋体" w:cs="宋体"/>
+                <w:rFonts w:ascii="宋体" w:hAnsi="宋体" w:eastAsia="宋体" w:cs="宋体"/>
                 <w:spacing w:val="-14"/>
                 <w:sz w:val="20"/>
                 <w:szCs w:val="20"/>
@@ -935,18 +936,18 @@
               <w:adjustRightInd w:val="0"/>
               <w:snapToGrid w:val="0"/>
               <w:spacing w:before="175" w:line="227" w:lineRule="auto"/>
-              <w:ind w:left="0" w:right="0" w:firstLine="0" w:leftChars="0" w:rightChars="0" w:firstLineChars="0"/>
+              <w:ind w:left="0" w:leftChars="0" w:right="0" w:rightChars="0" w:firstLine="0" w:firstLineChars="0"/>
               <w:jc w:val="center"/>
               <w:textAlignment w:val="baseline"/>
               <w:rPr>
-                <w:rFonts w:ascii="宋体" w:eastAsia="宋体" w:hAnsi="宋体" w:cs="宋体"/>
+                <w:rFonts w:ascii="宋体" w:hAnsi="宋体" w:eastAsia="宋体" w:cs="宋体"/>
                 <w:sz w:val="20"/>
                 <w:szCs w:val="20"/>
               </w:rPr>
             </w:pPr>
             <w:r>
               <w:rPr>
-                <w:rFonts w:ascii="宋体" w:eastAsia="宋体" w:hAnsi="宋体" w:cs="宋体"/>
+                <w:rFonts w:ascii="宋体" w:hAnsi="宋体" w:eastAsia="宋体" w:cs="宋体"/>
                 <w:spacing w:val="4"/>
                 <w:sz w:val="20"/>
                 <w:szCs w:val="20"/>
@@ -974,18 +975,18 @@
               <w:adjustRightInd w:val="0"/>
               <w:snapToGrid w:val="0"/>
               <w:spacing w:before="175" w:line="228" w:lineRule="auto"/>
-              <w:ind w:left="0" w:right="0" w:firstLine="0" w:leftChars="0" w:rightChars="0" w:firstLineChars="0"/>
+              <w:ind w:left="0" w:leftChars="0" w:right="0" w:rightChars="0" w:firstLine="0" w:firstLineChars="0"/>
               <w:jc w:val="center"/>
               <w:textAlignment w:val="baseline"/>
               <w:rPr>
-                <w:rFonts w:ascii="宋体" w:eastAsia="宋体" w:hAnsi="宋体" w:cs="宋体"/>
+                <w:rFonts w:ascii="宋体" w:hAnsi="宋体" w:eastAsia="宋体" w:cs="宋体"/>
                 <w:sz w:val="20"/>
                 <w:szCs w:val="20"/>
               </w:rPr>
             </w:pPr>
             <w:r>
               <w:rPr>
-                <w:rFonts w:ascii="宋体" w:eastAsia="宋体" w:hAnsi="宋体" w:cs="宋体"/>
+                <w:rFonts w:ascii="宋体" w:hAnsi="宋体" w:eastAsia="宋体" w:cs="宋体"/>
                 <w:spacing w:val="7"/>
                 <w:sz w:val="20"/>
                 <w:szCs w:val="20"/>
@@ -1013,11 +1014,11 @@
               <w:adjustRightInd w:val="0"/>
               <w:snapToGrid w:val="0"/>
               <w:spacing w:before="175" w:line="228" w:lineRule="auto"/>
-              <w:ind w:left="0" w:right="0" w:firstLine="0" w:leftChars="0" w:rightChars="0" w:firstLineChars="0"/>
+              <w:ind w:left="0" w:leftChars="0" w:right="0" w:rightChars="0" w:firstLine="0" w:firstLineChars="0"/>
               <w:jc w:val="center"/>
               <w:textAlignment w:val="baseline"/>
               <w:rPr>
-                <w:rFonts w:ascii="宋体" w:eastAsia="宋体" w:hAnsi="宋体" w:cs="宋体" w:hint="eastAsia"/>
+                <w:rFonts w:hint="eastAsia" w:ascii="宋体" w:hAnsi="宋体" w:eastAsia="宋体" w:cs="宋体"/>
                 <w:spacing w:val="7"/>
                 <w:sz w:val="20"/>
                 <w:szCs w:val="20"/>
@@ -1026,7 +1027,7 @@
             </w:pPr>
             <w:r>
               <w:rPr>
-                <w:rFonts w:ascii="宋体" w:hAnsi="宋体" w:cs="宋体" w:hint="eastAsia"/>
+                <w:rFonts w:hint="eastAsia" w:ascii="宋体" w:hAnsi="宋体" w:cs="宋体"/>
                 <w:spacing w:val="7"/>
                 <w:sz w:val="20"/>
                 <w:szCs w:val="20"/>
@@ -1055,11 +1056,11 @@
               <w:adjustRightInd w:val="0"/>
               <w:snapToGrid w:val="0"/>
               <w:spacing w:before="175" w:line="228" w:lineRule="auto"/>
-              <w:ind w:left="0" w:right="0" w:firstLine="0" w:leftChars="0" w:rightChars="0" w:firstLineChars="0"/>
+              <w:ind w:left="0" w:leftChars="0" w:right="0" w:rightChars="0" w:firstLine="0" w:firstLineChars="0"/>
               <w:jc w:val="center"/>
               <w:textAlignment w:val="baseline"/>
               <w:rPr>
-                <w:rFonts w:ascii="宋体" w:hAnsi="宋体" w:cs="宋体" w:hint="default"/>
+                <w:rFonts w:hint="default" w:ascii="宋体" w:hAnsi="宋体" w:cs="宋体"/>
                 <w:spacing w:val="7"/>
                 <w:sz w:val="20"/>
                 <w:szCs w:val="20"/>
@@ -1068,7 +1069,7 @@
             </w:pPr>
             <w:r>
               <w:rPr>
-                <w:rFonts w:ascii="宋体" w:hAnsi="宋体" w:cs="宋体" w:hint="eastAsia"/>
+                <w:rFonts w:hint="eastAsia" w:ascii="宋体" w:hAnsi="宋体" w:cs="宋体"/>
                 <w:spacing w:val="7"/>
                 <w:sz w:val="20"/>
                 <w:szCs w:val="20"/>
@@ -1097,18 +1098,18 @@
               <w:adjustRightInd w:val="0"/>
               <w:snapToGrid w:val="0"/>
               <w:spacing w:before="176" w:line="229" w:lineRule="auto"/>
-              <w:ind w:left="0" w:right="0" w:firstLine="0" w:leftChars="0" w:rightChars="0" w:firstLineChars="0"/>
+              <w:ind w:left="0" w:leftChars="0" w:right="0" w:rightChars="0" w:firstLine="0" w:firstLineChars="0"/>
               <w:jc w:val="center"/>
               <w:textAlignment w:val="baseline"/>
               <w:rPr>
-                <w:rFonts w:ascii="宋体" w:eastAsia="宋体" w:hAnsi="宋体" w:cs="宋体"/>
+                <w:rFonts w:ascii="宋体" w:hAnsi="宋体" w:eastAsia="宋体" w:cs="宋体"/>
                 <w:sz w:val="20"/>
                 <w:szCs w:val="20"/>
               </w:rPr>
             </w:pPr>
             <w:r>
               <w:rPr>
-                <w:rFonts w:ascii="宋体" w:eastAsia="宋体" w:hAnsi="宋体" w:cs="宋体"/>
+                <w:rFonts w:ascii="宋体" w:hAnsi="宋体" w:eastAsia="宋体" w:cs="宋体"/>
                 <w:spacing w:val="7"/>
                 <w:sz w:val="20"/>
                 <w:szCs w:val="20"/>
@@ -1120,9 +1121,14 @@
       </w:tr>
       <w:tr>
         <w:tblPrEx>
-          <w:tblW w:w="8214" w:type="dxa"/>
-          <w:jc w:val="center"/>
-          <w:tblLayout w:type="fixed"/>
+          <w:tblBorders>
+            <w:top w:val="single" w:color="000000" w:sz="2" w:space="0"/>
+            <w:left w:val="single" w:color="000000" w:sz="2" w:space="0"/>
+            <w:bottom w:val="single" w:color="000000" w:sz="2" w:space="0"/>
+            <w:right w:val="single" w:color="000000" w:sz="2" w:space="0"/>
+            <w:insideH w:val="single" w:color="000000" w:sz="2" w:space="0"/>
+            <w:insideV w:val="single" w:color="000000" w:sz="2" w:space="0"/>
+          </w:tblBorders>
           <w:tblCellMar>
             <w:top w:w="0" w:type="dxa"/>
             <w:left w:w="0" w:type="dxa"/>
@@ -1131,7 +1137,300 @@
           </w:tblCellMar>
         </w:tblPrEx>
         <w:trPr>
-          <w:trHeight w:val="516"/>
+          <w:trHeight w:val="516" w:hRule="atLeast"/>
+          <w:jc w:val="center"/>
+        </w:trPr>
+        <w:tc>
+          <w:tcPr>
+            <w:tcW w:w="1317" w:type="dxa"/>
+          </w:tcPr>
+          <w:p>
+            <w:pPr>
+              <w:keepNext w:val="0"/>
+              <w:keepLines w:val="0"/>
+              <w:pageBreakBefore w:val="0"/>
+              <w:widowControl w:val="0"/>
+              <w:kinsoku w:val="0"/>
+              <w:wordWrap/>
+              <w:overflowPunct/>
+              <w:autoSpaceDE w:val="0"/>
+              <w:autoSpaceDN w:val="0"/>
+              <w:bidi w:val="0"/>
+              <w:adjustRightInd w:val="0"/>
+              <w:snapToGrid w:val="0"/>
+              <w:spacing w:before="173" w:line="267" w:lineRule="exact"/>
+              <w:ind w:left="0" w:leftChars="0" w:right="0" w:rightChars="0" w:firstLine="0" w:firstLineChars="0"/>
+              <w:jc w:val="center"/>
+              <w:textAlignment w:val="baseline"/>
+              <w:rPr>
+                <w:rFonts w:hint="default" w:ascii="宋体" w:hAnsi="宋体" w:eastAsia="宋体" w:cs="宋体"/>
+                <w:sz w:val="20"/>
+                <w:szCs w:val="20"/>
+                <w:lang w:val="en-US"/>
+              </w:rPr>
+            </w:pPr>
+            <w:r>
+              <w:rPr>
+                <w:rFonts w:ascii="宋体" w:hAnsi="宋体" w:eastAsia="宋体" w:cs="宋体"/>
+                <w:spacing w:val="3"/>
+                <w:position w:val="1"/>
+                <w:sz w:val="20"/>
+                <w:szCs w:val="20"/>
+              </w:rPr>
+              <w:t>2025.1.</w:t>
+            </w:r>
+            <w:r>
+              <w:rPr>
+                <w:rFonts w:hint="eastAsia" w:ascii="宋体" w:hAnsi="宋体" w:cs="宋体"/>
+                <w:spacing w:val="3"/>
+                <w:position w:val="1"/>
+                <w:sz w:val="20"/>
+                <w:szCs w:val="20"/>
+                <w:lang w:val="en-US" w:eastAsia="zh-CN"/>
+              </w:rPr>
+              <w:t>10</w:t>
+            </w:r>
+          </w:p>
+        </w:tc>
+        <w:tc>
+          <w:tcPr>
+            <w:tcW w:w="972" w:type="dxa"/>
+          </w:tcPr>
+          <w:p>
+            <w:pPr>
+              <w:keepNext w:val="0"/>
+              <w:keepLines w:val="0"/>
+              <w:pageBreakBefore w:val="0"/>
+              <w:widowControl w:val="0"/>
+              <w:kinsoku w:val="0"/>
+              <w:wordWrap/>
+              <w:overflowPunct/>
+              <w:autoSpaceDE w:val="0"/>
+              <w:autoSpaceDN w:val="0"/>
+              <w:bidi w:val="0"/>
+              <w:adjustRightInd w:val="0"/>
+              <w:snapToGrid w:val="0"/>
+              <w:spacing w:before="173" w:line="267" w:lineRule="exact"/>
+              <w:ind w:left="0" w:leftChars="0" w:right="0" w:rightChars="0" w:firstLine="0" w:firstLineChars="0"/>
+              <w:jc w:val="center"/>
+              <w:textAlignment w:val="baseline"/>
+              <w:rPr>
+                <w:rFonts w:ascii="宋体" w:hAnsi="宋体" w:eastAsia="宋体" w:cs="宋体"/>
+                <w:sz w:val="20"/>
+                <w:szCs w:val="20"/>
+              </w:rPr>
+            </w:pPr>
+            <w:r>
+              <w:rPr>
+                <w:rFonts w:ascii="宋体" w:hAnsi="宋体" w:eastAsia="宋体" w:cs="宋体"/>
+                <w:spacing w:val="4"/>
+                <w:position w:val="1"/>
+                <w:sz w:val="20"/>
+                <w:szCs w:val="20"/>
+              </w:rPr>
+              <w:t>V1.0</w:t>
+            </w:r>
+          </w:p>
+        </w:tc>
+        <w:tc>
+          <w:tcPr>
+            <w:tcW w:w="1575" w:type="dxa"/>
+          </w:tcPr>
+          <w:p>
+            <w:pPr>
+              <w:keepNext w:val="0"/>
+              <w:keepLines w:val="0"/>
+              <w:pageBreakBefore w:val="0"/>
+              <w:widowControl w:val="0"/>
+              <w:kinsoku w:val="0"/>
+              <w:wordWrap/>
+              <w:overflowPunct/>
+              <w:autoSpaceDE w:val="0"/>
+              <w:autoSpaceDN w:val="0"/>
+              <w:bidi w:val="0"/>
+              <w:adjustRightInd w:val="0"/>
+              <w:snapToGrid w:val="0"/>
+              <w:spacing w:before="172" w:line="228" w:lineRule="auto"/>
+              <w:ind w:left="0" w:leftChars="0" w:right="0" w:rightChars="0" w:firstLine="0" w:firstLineChars="0"/>
+              <w:jc w:val="center"/>
+              <w:textAlignment w:val="baseline"/>
+              <w:rPr>
+                <w:rFonts w:ascii="宋体" w:hAnsi="宋体" w:eastAsia="宋体" w:cs="宋体"/>
+                <w:sz w:val="20"/>
+                <w:szCs w:val="20"/>
+              </w:rPr>
+            </w:pPr>
+            <w:r>
+              <w:rPr>
+                <w:rFonts w:ascii="宋体" w:hAnsi="宋体" w:eastAsia="宋体" w:cs="宋体"/>
+                <w:spacing w:val="200"/>
+                <w:kern w:val="0"/>
+                <w:sz w:val="20"/>
+                <w:szCs w:val="20"/>
+              </w:rPr>
+              <w:t>新</w:t>
+            </w:r>
+            <w:r>
+              <w:rPr>
+                <w:rFonts w:ascii="宋体" w:hAnsi="宋体" w:eastAsia="宋体" w:cs="宋体"/>
+                <w:spacing w:val="0"/>
+                <w:kern w:val="0"/>
+                <w:sz w:val="20"/>
+                <w:szCs w:val="20"/>
+              </w:rPr>
+              <w:t>建</w:t>
+            </w:r>
+          </w:p>
+        </w:tc>
+        <w:tc>
+          <w:tcPr>
+            <w:tcW w:w="1829" w:type="dxa"/>
+          </w:tcPr>
+          <w:p>
+            <w:pPr>
+              <w:keepNext w:val="0"/>
+              <w:keepLines w:val="0"/>
+              <w:pageBreakBefore w:val="0"/>
+              <w:widowControl w:val="0"/>
+              <w:kinsoku w:val="0"/>
+              <w:wordWrap/>
+              <w:overflowPunct/>
+              <w:autoSpaceDE w:val="0"/>
+              <w:autoSpaceDN w:val="0"/>
+              <w:bidi w:val="0"/>
+              <w:adjustRightInd w:val="0"/>
+              <w:snapToGrid w:val="0"/>
+              <w:spacing w:before="172" w:line="228" w:lineRule="auto"/>
+              <w:ind w:left="0" w:leftChars="0" w:right="0" w:rightChars="0" w:firstLine="0" w:firstLineChars="0"/>
+              <w:jc w:val="center"/>
+              <w:textAlignment w:val="baseline"/>
+              <w:rPr>
+                <w:rFonts w:ascii="宋体" w:hAnsi="宋体" w:eastAsia="宋体" w:cs="宋体"/>
+                <w:spacing w:val="200"/>
+                <w:kern w:val="0"/>
+                <w:sz w:val="20"/>
+                <w:szCs w:val="20"/>
+              </w:rPr>
+            </w:pPr>
+            <w:r>
+              <w:rPr>
+                <w:rFonts w:hint="eastAsia" w:ascii="宋体" w:hAnsi="宋体" w:cs="宋体"/>
+                <w:spacing w:val="200"/>
+                <w:kern w:val="0"/>
+                <w:sz w:val="20"/>
+                <w:szCs w:val="20"/>
+                <w:lang w:val="en-US" w:eastAsia="zh-CN"/>
+              </w:rPr>
+              <w:t>平湾</w:t>
+            </w:r>
+            <w:bookmarkStart w:id="29" w:name="_GoBack"/>
+            <w:bookmarkEnd w:id="29"/>
+          </w:p>
+        </w:tc>
+        <w:tc>
+          <w:tcPr>
+            <w:tcW w:w="1606" w:type="dxa"/>
+          </w:tcPr>
+          <w:p>
+            <w:pPr>
+              <w:keepNext w:val="0"/>
+              <w:keepLines w:val="0"/>
+              <w:pageBreakBefore w:val="0"/>
+              <w:widowControl w:val="0"/>
+              <w:kinsoku w:val="0"/>
+              <w:wordWrap/>
+              <w:overflowPunct/>
+              <w:autoSpaceDE w:val="0"/>
+              <w:autoSpaceDN w:val="0"/>
+              <w:bidi w:val="0"/>
+              <w:adjustRightInd w:val="0"/>
+              <w:snapToGrid w:val="0"/>
+              <w:spacing w:before="173" w:line="229" w:lineRule="auto"/>
+              <w:ind w:left="0" w:leftChars="0" w:right="0" w:rightChars="0" w:firstLine="0" w:firstLineChars="0"/>
+              <w:jc w:val="center"/>
+              <w:textAlignment w:val="baseline"/>
+              <w:rPr>
+                <w:rFonts w:ascii="宋体" w:hAnsi="宋体" w:eastAsia="宋体" w:cs="宋体"/>
+                <w:spacing w:val="200"/>
+                <w:kern w:val="0"/>
+                <w:sz w:val="20"/>
+                <w:szCs w:val="20"/>
+              </w:rPr>
+            </w:pPr>
+            <w:r>
+              <w:rPr>
+                <w:rFonts w:hint="eastAsia" w:asciiTheme="minorAscii" w:hAnsiTheme="minorAscii" w:eastAsiaTheme="minorEastAsia"/>
+                <w:spacing w:val="0"/>
+                <w:kern w:val="0"/>
+                <w:sz w:val="21"/>
+                <w:vertAlign w:val="baseline"/>
+                <w:lang w:val="en-US" w:eastAsia="zh-CN"/>
+              </w:rPr>
+              <w:t>茅建根</w:t>
+            </w:r>
+          </w:p>
+        </w:tc>
+        <w:tc>
+          <w:tcPr>
+            <w:tcW w:w="915" w:type="dxa"/>
+          </w:tcPr>
+          <w:p>
+            <w:pPr>
+              <w:keepNext w:val="0"/>
+              <w:keepLines w:val="0"/>
+              <w:pageBreakBefore w:val="0"/>
+              <w:widowControl w:val="0"/>
+              <w:kinsoku w:val="0"/>
+              <w:wordWrap/>
+              <w:overflowPunct/>
+              <w:autoSpaceDE w:val="0"/>
+              <w:autoSpaceDN w:val="0"/>
+              <w:bidi w:val="0"/>
+              <w:adjustRightInd w:val="0"/>
+              <w:snapToGrid w:val="0"/>
+              <w:spacing w:before="173" w:line="229" w:lineRule="auto"/>
+              <w:ind w:left="0" w:leftChars="0" w:right="0" w:rightChars="0" w:firstLine="0" w:firstLineChars="0"/>
+              <w:jc w:val="center"/>
+              <w:textAlignment w:val="baseline"/>
+              <w:rPr>
+                <w:rFonts w:ascii="宋体" w:hAnsi="宋体" w:eastAsia="宋体" w:cs="宋体"/>
+                <w:sz w:val="20"/>
+                <w:szCs w:val="20"/>
+              </w:rPr>
+            </w:pPr>
+            <w:r>
+              <w:rPr>
+                <w:rFonts w:hint="eastAsia" w:asciiTheme="minorAscii" w:hAnsiTheme="minorAscii" w:eastAsiaTheme="minorEastAsia"/>
+                <w:spacing w:val="0"/>
+                <w:kern w:val="0"/>
+                <w:sz w:val="21"/>
+                <w:vertAlign w:val="baseline"/>
+                <w:lang w:val="en-US" w:eastAsia="zh-CN"/>
+              </w:rPr>
+              <w:t>吴亚红</w:t>
+            </w:r>
+          </w:p>
+        </w:tc>
+      </w:tr>
+      <w:tr>
+        <w:tblPrEx>
+          <w:tblBorders>
+            <w:top w:val="single" w:color="000000" w:sz="2" w:space="0"/>
+            <w:left w:val="single" w:color="000000" w:sz="2" w:space="0"/>
+            <w:bottom w:val="single" w:color="000000" w:sz="2" w:space="0"/>
+            <w:right w:val="single" w:color="000000" w:sz="2" w:space="0"/>
+            <w:insideH w:val="single" w:color="000000" w:sz="2" w:space="0"/>
+            <w:insideV w:val="single" w:color="000000" w:sz="2" w:space="0"/>
+          </w:tblBorders>
+          <w:tblCellMar>
+            <w:top w:w="0" w:type="dxa"/>
+            <w:left w:w="0" w:type="dxa"/>
+            <w:bottom w:w="0" w:type="dxa"/>
+            <w:right w:w="0" w:type="dxa"/>
+          </w:tblCellMar>
+        </w:tblPrEx>
+        <w:trPr>
+          <w:trHeight w:val="516" w:hRule="atLeast"/>
           <w:jc w:val="center"/>
         </w:trPr>
         <w:tc>
@@ -1154,11 +1453,11 @@
               <w:adjustRightInd w:val="0"/>
               <w:snapToGrid w:val="0"/>
               <w:spacing w:before="173" w:line="267" w:lineRule="exact"/>
-              <w:ind w:left="0" w:right="0" w:firstLine="0" w:leftChars="0" w:rightChars="0" w:firstLineChars="0"/>
+              <w:ind w:left="0" w:leftChars="0" w:right="0" w:rightChars="0" w:firstLine="0" w:firstLineChars="0"/>
               <w:jc w:val="center"/>
               <w:textAlignment w:val="baseline"/>
               <w:rPr>
-                <w:rFonts w:ascii="宋体" w:eastAsia="宋体" w:hAnsi="宋体" w:cs="宋体" w:hint="default"/>
+                <w:rFonts w:hint="default" w:ascii="宋体" w:hAnsi="宋体" w:eastAsia="宋体" w:cs="宋体"/>
                 <w:snapToGrid w:val="0"/>
                 <w:color w:val="000000"/>
                 <w:kern w:val="0"/>
@@ -1167,16 +1466,6 @@
                 <w:lang w:val="en-US" w:eastAsia="en-US" w:bidi="ar-SA"/>
               </w:rPr>
             </w:pPr>
-            <w:r>
-              <w:rPr>
-                <w:rFonts w:ascii="宋体" w:eastAsia="宋体" w:hAnsi="宋体" w:cs="宋体"/>
-                <w:spacing w:val="3"/>
-                <w:position w:val="1"/>
-                <w:sz w:val="20"/>
-                <w:szCs w:val="20"/>
-              </w:rPr>
-              <w:t>2022.6.20</w:t>
-            </w:r>
           </w:p>
         </w:tc>
         <w:tc>
@@ -1199,11 +1488,11 @@
               <w:adjustRightInd w:val="0"/>
               <w:snapToGrid w:val="0"/>
               <w:spacing w:before="173" w:line="267" w:lineRule="exact"/>
-              <w:ind w:left="0" w:right="0" w:firstLine="0" w:leftChars="0" w:rightChars="0" w:firstLineChars="0"/>
+              <w:ind w:left="0" w:leftChars="0" w:right="0" w:rightChars="0" w:firstLine="0" w:firstLineChars="0"/>
               <w:jc w:val="center"/>
               <w:textAlignment w:val="baseline"/>
               <w:rPr>
-                <w:rFonts w:ascii="宋体" w:eastAsia="宋体" w:hAnsi="宋体" w:cs="宋体"/>
+                <w:rFonts w:ascii="宋体" w:hAnsi="宋体" w:eastAsia="宋体" w:cs="宋体"/>
                 <w:snapToGrid w:val="0"/>
                 <w:color w:val="000000"/>
                 <w:kern w:val="0"/>
@@ -1212,16 +1501,6 @@
                 <w:lang w:val="en-US" w:eastAsia="en-US" w:bidi="ar-SA"/>
               </w:rPr>
             </w:pPr>
-            <w:r>
-              <w:rPr>
-                <w:rFonts w:ascii="宋体" w:eastAsia="宋体" w:hAnsi="宋体" w:cs="宋体"/>
-                <w:spacing w:val="4"/>
-                <w:position w:val="1"/>
-                <w:sz w:val="20"/>
-                <w:szCs w:val="20"/>
-              </w:rPr>
-              <w:t>V1.0</w:t>
-            </w:r>
           </w:p>
         </w:tc>
         <w:tc>
@@ -1244,11 +1523,11 @@
               <w:adjustRightInd w:val="0"/>
               <w:snapToGrid w:val="0"/>
               <w:spacing w:before="172" w:line="228" w:lineRule="auto"/>
-              <w:ind w:left="0" w:right="0" w:firstLine="0" w:leftChars="0" w:rightChars="0" w:firstLineChars="0"/>
+              <w:ind w:left="0" w:leftChars="0" w:right="0" w:rightChars="0" w:firstLine="0" w:firstLineChars="0"/>
               <w:jc w:val="center"/>
               <w:textAlignment w:val="baseline"/>
               <w:rPr>
-                <w:rFonts w:ascii="宋体" w:eastAsia="宋体" w:hAnsi="宋体" w:cs="宋体"/>
+                <w:rFonts w:ascii="宋体" w:hAnsi="宋体" w:eastAsia="宋体" w:cs="宋体"/>
                 <w:snapToGrid w:val="0"/>
                 <w:color w:val="000000"/>
                 <w:kern w:val="0"/>
@@ -1257,26 +1536,6 @@
                 <w:lang w:val="en-US" w:eastAsia="en-US" w:bidi="ar-SA"/>
               </w:rPr>
             </w:pPr>
-            <w:r>
-              <w:rPr>
-                <w:rFonts w:ascii="宋体" w:eastAsia="宋体" w:hAnsi="宋体" w:cs="宋体"/>
-                <w:spacing w:val="200"/>
-                <w:kern w:val="0"/>
-                <w:sz w:val="20"/>
-                <w:szCs w:val="20"/>
-              </w:rPr>
-              <w:t>新</w:t>
-            </w:r>
-            <w:r>
-              <w:rPr>
-                <w:rFonts w:ascii="宋体" w:eastAsia="宋体" w:hAnsi="宋体" w:cs="宋体"/>
-                <w:spacing w:val="0"/>
-                <w:kern w:val="0"/>
-                <w:sz w:val="20"/>
-                <w:szCs w:val="20"/>
-              </w:rPr>
-              <w:t>建</w:t>
-            </w:r>
           </w:p>
         </w:tc>
         <w:tc>
@@ -1299,11 +1558,11 @@
               <w:adjustRightInd w:val="0"/>
               <w:snapToGrid w:val="0"/>
               <w:spacing w:before="172" w:line="228" w:lineRule="auto"/>
-              <w:ind w:left="0" w:right="0" w:firstLine="0" w:leftChars="0" w:rightChars="0" w:firstLineChars="0"/>
+              <w:ind w:left="0" w:leftChars="0" w:right="0" w:rightChars="0" w:firstLine="0" w:firstLineChars="0"/>
               <w:jc w:val="center"/>
               <w:textAlignment w:val="baseline"/>
               <w:rPr>
-                <w:rFonts w:ascii="宋体" w:eastAsia="宋体" w:hAnsi="宋体" w:cs="宋体"/>
+                <w:rFonts w:ascii="宋体" w:hAnsi="宋体" w:eastAsia="宋体" w:cs="宋体"/>
                 <w:snapToGrid w:val="0"/>
                 <w:color w:val="000000"/>
                 <w:spacing w:val="200"/>
@@ -1313,17 +1572,6 @@
                 <w:lang w:val="en-US" w:eastAsia="en-US" w:bidi="ar-SA"/>
               </w:rPr>
             </w:pPr>
-            <w:r>
-              <w:rPr>
-                <w:rFonts w:ascii="宋体" w:eastAsia="宋体" w:hAnsi="宋体" w:cs="宋体" w:hint="eastAsia"/>
-                <w:spacing w:val="200"/>
-                <w:kern w:val="0"/>
-                <w:sz w:val="20"/>
-                <w:szCs w:val="20"/>
-                <w:lang w:val="en-US" w:eastAsia="zh-CN"/>
-              </w:rPr>
-              <w:t>平湾</w:t>
-            </w:r>
           </w:p>
         </w:tc>
         <w:tc>
@@ -1346,11 +1594,11 @@
               <w:adjustRightInd w:val="0"/>
               <w:snapToGrid w:val="0"/>
               <w:spacing w:before="173" w:line="229" w:lineRule="auto"/>
-              <w:ind w:left="0" w:right="0" w:firstLine="0" w:leftChars="0" w:rightChars="0" w:firstLineChars="0"/>
+              <w:ind w:left="0" w:leftChars="0" w:right="0" w:rightChars="0" w:firstLine="0" w:firstLineChars="0"/>
               <w:jc w:val="center"/>
               <w:textAlignment w:val="baseline"/>
               <w:rPr>
-                <w:rFonts w:ascii="宋体" w:eastAsia="宋体" w:hAnsi="宋体" w:cs="宋体"/>
+                <w:rFonts w:ascii="宋体" w:hAnsi="宋体" w:eastAsia="宋体" w:cs="宋体"/>
                 <w:snapToGrid w:val="0"/>
                 <w:color w:val="000000"/>
                 <w:spacing w:val="200"/>
@@ -1360,17 +1608,6 @@
                 <w:lang w:val="en-US" w:eastAsia="en-US" w:bidi="ar-SA"/>
               </w:rPr>
             </w:pPr>
-            <w:r>
-              <w:rPr>
-                <w:rFonts w:asciiTheme="minorAscii" w:eastAsiaTheme="minorEastAsia" w:hAnsiTheme="minorAscii" w:hint="eastAsia"/>
-                <w:spacing w:val="0"/>
-                <w:kern w:val="0"/>
-                <w:sz w:val="21"/>
-                <w:vertAlign w:val="baseline"/>
-                <w:lang w:val="en-US" w:eastAsia="zh-CN"/>
-              </w:rPr>
-              <w:t>茅建根</w:t>
-            </w:r>
           </w:p>
         </w:tc>
         <w:tc>
@@ -1393,11 +1630,11 @@
               <w:adjustRightInd w:val="0"/>
               <w:snapToGrid w:val="0"/>
               <w:spacing w:before="173" w:line="229" w:lineRule="auto"/>
-              <w:ind w:left="0" w:right="0" w:firstLine="0" w:leftChars="0" w:rightChars="0" w:firstLineChars="0"/>
+              <w:ind w:left="0" w:leftChars="0" w:right="0" w:rightChars="0" w:firstLine="0" w:firstLineChars="0"/>
               <w:jc w:val="center"/>
               <w:textAlignment w:val="baseline"/>
               <w:rPr>
-                <w:rFonts w:ascii="宋体" w:eastAsia="宋体" w:hAnsi="宋体" w:cs="宋体"/>
+                <w:rFonts w:ascii="宋体" w:hAnsi="宋体" w:eastAsia="宋体" w:cs="宋体"/>
                 <w:snapToGrid w:val="0"/>
                 <w:color w:val="000000"/>
                 <w:kern w:val="0"/>
@@ -1406,25 +1643,19 @@
                 <w:lang w:val="en-US" w:eastAsia="en-US" w:bidi="ar-SA"/>
               </w:rPr>
             </w:pPr>
-            <w:r>
-              <w:rPr>
-                <w:rFonts w:asciiTheme="minorAscii" w:eastAsiaTheme="minorEastAsia" w:hAnsiTheme="minorAscii" w:hint="eastAsia"/>
-                <w:spacing w:val="0"/>
-                <w:kern w:val="0"/>
-                <w:sz w:val="21"/>
-                <w:vertAlign w:val="baseline"/>
-                <w:lang w:val="en-US" w:eastAsia="zh-CN"/>
-              </w:rPr>
-              <w:t>吴亚红</w:t>
-            </w:r>
           </w:p>
         </w:tc>
       </w:tr>
       <w:tr>
         <w:tblPrEx>
-          <w:tblW w:w="8214" w:type="dxa"/>
-          <w:jc w:val="center"/>
-          <w:tblLayout w:type="fixed"/>
+          <w:tblBorders>
+            <w:top w:val="single" w:color="000000" w:sz="2" w:space="0"/>
+            <w:left w:val="single" w:color="000000" w:sz="2" w:space="0"/>
+            <w:bottom w:val="single" w:color="000000" w:sz="2" w:space="0"/>
+            <w:right w:val="single" w:color="000000" w:sz="2" w:space="0"/>
+            <w:insideH w:val="single" w:color="000000" w:sz="2" w:space="0"/>
+            <w:insideV w:val="single" w:color="000000" w:sz="2" w:space="0"/>
+          </w:tblBorders>
           <w:tblCellMar>
             <w:top w:w="0" w:type="dxa"/>
             <w:left w:w="0" w:type="dxa"/>
@@ -1433,7 +1664,7 @@
           </w:tblCellMar>
         </w:tblPrEx>
         <w:trPr>
-          <w:trHeight w:val="556"/>
+          <w:trHeight w:val="556" w:hRule="atLeast"/>
           <w:jc w:val="center"/>
         </w:trPr>
         <w:tc>
@@ -1456,11 +1687,11 @@
               <w:adjustRightInd w:val="0"/>
               <w:snapToGrid w:val="0"/>
               <w:spacing w:before="173" w:line="267" w:lineRule="exact"/>
-              <w:ind w:left="0" w:right="0" w:firstLine="0" w:leftChars="0" w:rightChars="0" w:firstLineChars="0"/>
+              <w:ind w:left="0" w:leftChars="0" w:right="0" w:rightChars="0" w:firstLine="0" w:firstLineChars="0"/>
               <w:jc w:val="center"/>
               <w:textAlignment w:val="baseline"/>
               <w:rPr>
-                <w:rFonts w:ascii="宋体" w:eastAsia="宋体" w:hAnsi="宋体" w:cs="宋体" w:hint="default"/>
+                <w:rFonts w:hint="default" w:ascii="宋体" w:hAnsi="宋体" w:eastAsia="宋体" w:cs="宋体"/>
                 <w:snapToGrid w:val="0"/>
                 <w:color w:val="000000"/>
                 <w:kern w:val="0"/>
@@ -1469,27 +1700,6 @@
                 <w:lang w:val="en-US" w:eastAsia="en-US" w:bidi="ar-SA"/>
               </w:rPr>
             </w:pPr>
-            <w:r>
-              <w:rPr>
-                <w:rFonts w:ascii="宋体" w:eastAsia="宋体" w:hAnsi="宋体" w:cs="宋体"/>
-                <w:spacing w:val="3"/>
-                <w:position w:val="1"/>
-                <w:sz w:val="20"/>
-                <w:szCs w:val="20"/>
-              </w:rPr>
-              <w:t>2025.1.</w:t>
-            </w:r>
-            <w:r>
-              <w:rPr>
-                <w:rFonts w:ascii="宋体" w:hAnsi="宋体" w:cs="宋体" w:hint="eastAsia"/>
-                <w:spacing w:val="3"/>
-                <w:position w:val="1"/>
-                <w:sz w:val="20"/>
-                <w:szCs w:val="20"/>
-                <w:lang w:val="en-US" w:eastAsia="zh-CN"/>
-              </w:rPr>
-              <w:t>10</w:t>
-            </w:r>
           </w:p>
         </w:tc>
         <w:tc>
@@ -1512,11 +1722,11 @@
               <w:adjustRightInd w:val="0"/>
               <w:snapToGrid w:val="0"/>
               <w:spacing w:before="173" w:line="267" w:lineRule="exact"/>
-              <w:ind w:left="0" w:right="0" w:firstLine="0" w:leftChars="0" w:rightChars="0" w:firstLineChars="0"/>
+              <w:ind w:left="0" w:leftChars="0" w:right="0" w:rightChars="0" w:firstLine="0" w:firstLineChars="0"/>
               <w:jc w:val="center"/>
               <w:textAlignment w:val="baseline"/>
               <w:rPr>
-                <w:rFonts w:ascii="宋体" w:eastAsia="宋体" w:hAnsi="宋体" w:cs="宋体"/>
+                <w:rFonts w:ascii="宋体" w:hAnsi="宋体" w:eastAsia="宋体" w:cs="宋体"/>
                 <w:snapToGrid w:val="0"/>
                 <w:color w:val="000000"/>
                 <w:kern w:val="0"/>
@@ -1525,16 +1735,6 @@
                 <w:lang w:val="en-US" w:eastAsia="en-US" w:bidi="ar-SA"/>
               </w:rPr>
             </w:pPr>
-            <w:r>
-              <w:rPr>
-                <w:rFonts w:ascii="宋体" w:eastAsia="宋体" w:hAnsi="宋体" w:cs="宋体"/>
-                <w:spacing w:val="4"/>
-                <w:position w:val="1"/>
-                <w:sz w:val="20"/>
-                <w:szCs w:val="20"/>
-              </w:rPr>
-              <w:t>V1.0</w:t>
-            </w:r>
           </w:p>
         </w:tc>
         <w:tc>
@@ -1557,11 +1757,11 @@
               <w:adjustRightInd w:val="0"/>
               <w:snapToGrid w:val="0"/>
               <w:spacing w:before="172" w:line="228" w:lineRule="auto"/>
-              <w:ind w:left="0" w:right="0" w:firstLine="0" w:leftChars="0" w:rightChars="0" w:firstLineChars="0"/>
+              <w:ind w:left="0" w:leftChars="0" w:right="0" w:rightChars="0" w:firstLine="0" w:firstLineChars="0"/>
               <w:jc w:val="center"/>
               <w:textAlignment w:val="baseline"/>
               <w:rPr>
-                <w:rFonts w:ascii="宋体" w:eastAsia="宋体" w:hAnsi="宋体" w:cs="宋体" w:hint="default"/>
+                <w:rFonts w:hint="default" w:ascii="宋体" w:hAnsi="宋体" w:eastAsia="宋体" w:cs="宋体"/>
                 <w:snapToGrid w:val="0"/>
                 <w:color w:val="000000"/>
                 <w:kern w:val="0"/>
@@ -1570,18 +1770,6 @@
                 <w:lang w:val="en-US" w:eastAsia="zh-CN" w:bidi="ar-SA"/>
               </w:rPr>
             </w:pPr>
-            <w:r>
-              <w:rPr>
-                <w:rFonts w:ascii="宋体" w:hAnsi="宋体" w:cs="宋体" w:hint="eastAsia"/>
-                <w:snapToGrid w:val="0"/>
-                <w:color w:val="000000"/>
-                <w:kern w:val="0"/>
-                <w:sz w:val="20"/>
-                <w:szCs w:val="20"/>
-                <w:lang w:val="en-US" w:eastAsia="zh-CN" w:bidi="ar-SA"/>
-              </w:rPr>
-              <w:t>修订考核流程</w:t>
-            </w:r>
           </w:p>
         </w:tc>
         <w:tc>
@@ -1604,11 +1792,11 @@
               <w:adjustRightInd w:val="0"/>
               <w:snapToGrid w:val="0"/>
               <w:spacing w:before="172" w:line="228" w:lineRule="auto"/>
-              <w:ind w:left="0" w:right="0" w:firstLine="0" w:leftChars="0" w:rightChars="0" w:firstLineChars="0"/>
+              <w:ind w:left="0" w:leftChars="0" w:right="0" w:rightChars="0" w:firstLine="0" w:firstLineChars="0"/>
               <w:jc w:val="center"/>
               <w:textAlignment w:val="baseline"/>
               <w:rPr>
-                <w:rFonts w:ascii="宋体" w:eastAsia="宋体" w:hAnsi="宋体" w:cs="宋体"/>
+                <w:rFonts w:ascii="宋体" w:hAnsi="宋体" w:eastAsia="宋体" w:cs="宋体"/>
                 <w:snapToGrid w:val="0"/>
                 <w:color w:val="000000"/>
                 <w:spacing w:val="200"/>
@@ -1618,17 +1806,6 @@
                 <w:lang w:val="en-US" w:eastAsia="en-US" w:bidi="ar-SA"/>
               </w:rPr>
             </w:pPr>
-            <w:r>
-              <w:rPr>
-                <w:rFonts w:ascii="宋体" w:eastAsia="宋体" w:hAnsi="宋体" w:cs="宋体" w:hint="eastAsia"/>
-                <w:spacing w:val="200"/>
-                <w:kern w:val="0"/>
-                <w:sz w:val="20"/>
-                <w:szCs w:val="20"/>
-                <w:lang w:val="en-US" w:eastAsia="zh-CN"/>
-              </w:rPr>
-              <w:t>平湾</w:t>
-            </w:r>
           </w:p>
         </w:tc>
         <w:tc>
@@ -1651,11 +1828,11 @@
               <w:adjustRightInd w:val="0"/>
               <w:snapToGrid w:val="0"/>
               <w:spacing w:before="173" w:line="229" w:lineRule="auto"/>
-              <w:ind w:left="0" w:right="0" w:firstLine="0" w:leftChars="0" w:rightChars="0" w:firstLineChars="0"/>
+              <w:ind w:left="0" w:leftChars="0" w:right="0" w:rightChars="0" w:firstLine="0" w:firstLineChars="0"/>
               <w:jc w:val="center"/>
               <w:textAlignment w:val="baseline"/>
               <w:rPr>
-                <w:rFonts w:ascii="宋体" w:eastAsia="宋体" w:hAnsi="宋体" w:cs="宋体"/>
+                <w:rFonts w:ascii="宋体" w:hAnsi="宋体" w:eastAsia="宋体" w:cs="宋体"/>
                 <w:snapToGrid w:val="0"/>
                 <w:color w:val="000000"/>
                 <w:spacing w:val="200"/>
@@ -1665,17 +1842,6 @@
                 <w:lang w:val="en-US" w:eastAsia="en-US" w:bidi="ar-SA"/>
               </w:rPr>
             </w:pPr>
-            <w:r>
-              <w:rPr>
-                <w:rFonts w:asciiTheme="minorAscii" w:eastAsiaTheme="minorEastAsia" w:hAnsiTheme="minorAscii" w:hint="eastAsia"/>
-                <w:spacing w:val="0"/>
-                <w:kern w:val="0"/>
-                <w:sz w:val="21"/>
-                <w:vertAlign w:val="baseline"/>
-                <w:lang w:val="en-US" w:eastAsia="zh-CN"/>
-              </w:rPr>
-              <w:t>茅建根</w:t>
-            </w:r>
           </w:p>
         </w:tc>
         <w:tc>
@@ -1698,11 +1864,11 @@
               <w:adjustRightInd w:val="0"/>
               <w:snapToGrid w:val="0"/>
               <w:spacing w:before="173" w:line="229" w:lineRule="auto"/>
-              <w:ind w:left="0" w:right="0" w:firstLine="0" w:leftChars="0" w:rightChars="0" w:firstLineChars="0"/>
+              <w:ind w:left="0" w:leftChars="0" w:right="0" w:rightChars="0" w:firstLine="0" w:firstLineChars="0"/>
               <w:jc w:val="center"/>
               <w:textAlignment w:val="baseline"/>
               <w:rPr>
-                <w:rFonts w:ascii="宋体" w:eastAsia="宋体" w:hAnsi="宋体" w:cs="宋体"/>
+                <w:rFonts w:ascii="宋体" w:hAnsi="宋体" w:eastAsia="宋体" w:cs="宋体"/>
                 <w:snapToGrid w:val="0"/>
                 <w:color w:val="000000"/>
                 <w:kern w:val="0"/>
@@ -1711,25 +1877,19 @@
                 <w:lang w:val="en-US" w:eastAsia="en-US" w:bidi="ar-SA"/>
               </w:rPr>
             </w:pPr>
-            <w:r>
-              <w:rPr>
-                <w:rFonts w:asciiTheme="minorAscii" w:eastAsiaTheme="minorEastAsia" w:hAnsiTheme="minorAscii" w:hint="eastAsia"/>
-                <w:spacing w:val="0"/>
-                <w:kern w:val="0"/>
-                <w:sz w:val="21"/>
-                <w:vertAlign w:val="baseline"/>
-                <w:lang w:val="en-US" w:eastAsia="zh-CN"/>
-              </w:rPr>
-              <w:t>吴亚红</w:t>
-            </w:r>
           </w:p>
         </w:tc>
       </w:tr>
       <w:tr>
         <w:tblPrEx>
-          <w:tblW w:w="8214" w:type="dxa"/>
-          <w:jc w:val="center"/>
-          <w:tblLayout w:type="fixed"/>
+          <w:tblBorders>
+            <w:top w:val="single" w:color="000000" w:sz="2" w:space="0"/>
+            <w:left w:val="single" w:color="000000" w:sz="2" w:space="0"/>
+            <w:bottom w:val="single" w:color="000000" w:sz="2" w:space="0"/>
+            <w:right w:val="single" w:color="000000" w:sz="2" w:space="0"/>
+            <w:insideH w:val="single" w:color="000000" w:sz="2" w:space="0"/>
+            <w:insideV w:val="single" w:color="000000" w:sz="2" w:space="0"/>
+          </w:tblBorders>
           <w:tblCellMar>
             <w:top w:w="0" w:type="dxa"/>
             <w:left w:w="0" w:type="dxa"/>
@@ -1738,7 +1898,7 @@
           </w:tblCellMar>
         </w:tblPrEx>
         <w:trPr>
-          <w:trHeight w:val="556"/>
+          <w:trHeight w:val="556" w:hRule="atLeast"/>
           <w:jc w:val="center"/>
         </w:trPr>
         <w:tc>
@@ -1747,7 +1907,7 @@
           </w:tcPr>
           <w:p>
             <w:pPr>
-              <w:pStyle w:val="TableText"/>
+              <w:pStyle w:val="27"/>
               <w:keepNext w:val="0"/>
               <w:keepLines w:val="0"/>
               <w:pageBreakBefore w:val="0"/>
@@ -1760,7 +1920,7 @@
               <w:bidi w:val="0"/>
               <w:adjustRightInd w:val="0"/>
               <w:snapToGrid w:val="0"/>
-              <w:ind w:left="0" w:right="0" w:firstLine="0" w:leftChars="0" w:rightChars="0" w:firstLineChars="0"/>
+              <w:ind w:left="0" w:leftChars="0" w:right="0" w:rightChars="0" w:firstLine="0" w:firstLineChars="0"/>
               <w:jc w:val="center"/>
               <w:textAlignment w:val="baseline"/>
             </w:pPr>
@@ -1772,7 +1932,7 @@
           </w:tcPr>
           <w:p>
             <w:pPr>
-              <w:pStyle w:val="TableText"/>
+              <w:pStyle w:val="27"/>
               <w:keepNext w:val="0"/>
               <w:keepLines w:val="0"/>
               <w:pageBreakBefore w:val="0"/>
@@ -1785,7 +1945,7 @@
               <w:bidi w:val="0"/>
               <w:adjustRightInd w:val="0"/>
               <w:snapToGrid w:val="0"/>
-              <w:ind w:left="0" w:right="0" w:firstLine="0" w:leftChars="0" w:rightChars="0" w:firstLineChars="0"/>
+              <w:ind w:left="0" w:leftChars="0" w:right="0" w:rightChars="0" w:firstLine="0" w:firstLineChars="0"/>
               <w:jc w:val="center"/>
               <w:textAlignment w:val="baseline"/>
             </w:pPr>
@@ -1797,7 +1957,7 @@
           </w:tcPr>
           <w:p>
             <w:pPr>
-              <w:pStyle w:val="TableText"/>
+              <w:pStyle w:val="27"/>
               <w:keepNext w:val="0"/>
               <w:keepLines w:val="0"/>
               <w:pageBreakBefore w:val="0"/>
@@ -1810,7 +1970,7 @@
               <w:bidi w:val="0"/>
               <w:adjustRightInd w:val="0"/>
               <w:snapToGrid w:val="0"/>
-              <w:ind w:left="0" w:right="0" w:firstLine="0" w:leftChars="0" w:rightChars="0" w:firstLineChars="0"/>
+              <w:ind w:left="0" w:leftChars="0" w:right="0" w:rightChars="0" w:firstLine="0" w:firstLineChars="0"/>
               <w:jc w:val="center"/>
               <w:textAlignment w:val="baseline"/>
             </w:pPr>
@@ -1822,7 +1982,7 @@
           </w:tcPr>
           <w:p>
             <w:pPr>
-              <w:pStyle w:val="TableText"/>
+              <w:pStyle w:val="27"/>
               <w:keepNext w:val="0"/>
               <w:keepLines w:val="0"/>
               <w:pageBreakBefore w:val="0"/>
@@ -1835,7 +1995,7 @@
               <w:bidi w:val="0"/>
               <w:adjustRightInd w:val="0"/>
               <w:snapToGrid w:val="0"/>
-              <w:ind w:left="0" w:right="0" w:firstLine="0" w:leftChars="0" w:rightChars="0" w:firstLineChars="0"/>
+              <w:ind w:left="0" w:leftChars="0" w:right="0" w:rightChars="0" w:firstLine="0" w:firstLineChars="0"/>
               <w:jc w:val="center"/>
               <w:textAlignment w:val="baseline"/>
             </w:pPr>
@@ -1847,7 +2007,7 @@
           </w:tcPr>
           <w:p>
             <w:pPr>
-              <w:pStyle w:val="TableText"/>
+              <w:pStyle w:val="27"/>
               <w:keepNext w:val="0"/>
               <w:keepLines w:val="0"/>
               <w:pageBreakBefore w:val="0"/>
@@ -1860,7 +2020,7 @@
               <w:bidi w:val="0"/>
               <w:adjustRightInd w:val="0"/>
               <w:snapToGrid w:val="0"/>
-              <w:ind w:left="0" w:right="0" w:firstLine="0" w:leftChars="0" w:rightChars="0" w:firstLineChars="0"/>
+              <w:ind w:left="0" w:leftChars="0" w:right="0" w:rightChars="0" w:firstLine="0" w:firstLineChars="0"/>
               <w:jc w:val="center"/>
               <w:textAlignment w:val="baseline"/>
             </w:pPr>
@@ -1872,7 +2032,7 @@
           </w:tcPr>
           <w:p>
             <w:pPr>
-              <w:pStyle w:val="TableText"/>
+              <w:pStyle w:val="27"/>
               <w:keepNext w:val="0"/>
               <w:keepLines w:val="0"/>
               <w:pageBreakBefore w:val="0"/>
@@ -1885,7 +2045,7 @@
               <w:bidi w:val="0"/>
               <w:adjustRightInd w:val="0"/>
               <w:snapToGrid w:val="0"/>
-              <w:ind w:left="0" w:right="0" w:firstLine="0" w:leftChars="0" w:rightChars="0" w:firstLineChars="0"/>
+              <w:ind w:left="0" w:leftChars="0" w:right="0" w:rightChars="0" w:firstLine="0" w:firstLineChars="0"/>
               <w:jc w:val="center"/>
               <w:textAlignment w:val="baseline"/>
             </w:pPr>
@@ -1894,9 +2054,14 @@
       </w:tr>
       <w:tr>
         <w:tblPrEx>
-          <w:tblW w:w="8214" w:type="dxa"/>
-          <w:jc w:val="center"/>
-          <w:tblLayout w:type="fixed"/>
+          <w:tblBorders>
+            <w:top w:val="single" w:color="000000" w:sz="2" w:space="0"/>
+            <w:left w:val="single" w:color="000000" w:sz="2" w:space="0"/>
+            <w:bottom w:val="single" w:color="000000" w:sz="2" w:space="0"/>
+            <w:right w:val="single" w:color="000000" w:sz="2" w:space="0"/>
+            <w:insideH w:val="single" w:color="000000" w:sz="2" w:space="0"/>
+            <w:insideV w:val="single" w:color="000000" w:sz="2" w:space="0"/>
+          </w:tblBorders>
           <w:tblCellMar>
             <w:top w:w="0" w:type="dxa"/>
             <w:left w:w="0" w:type="dxa"/>
@@ -1905,7 +2070,7 @@
           </w:tblCellMar>
         </w:tblPrEx>
         <w:trPr>
-          <w:trHeight w:val="557"/>
+          <w:trHeight w:val="557" w:hRule="atLeast"/>
           <w:jc w:val="center"/>
         </w:trPr>
         <w:tc>
@@ -1914,7 +2079,7 @@
           </w:tcPr>
           <w:p>
             <w:pPr>
-              <w:pStyle w:val="TableText"/>
+              <w:pStyle w:val="27"/>
               <w:keepNext w:val="0"/>
               <w:keepLines w:val="0"/>
               <w:pageBreakBefore w:val="0"/>
@@ -1927,7 +2092,7 @@
               <w:bidi w:val="0"/>
               <w:adjustRightInd w:val="0"/>
               <w:snapToGrid w:val="0"/>
-              <w:ind w:left="0" w:right="0" w:firstLine="0" w:leftChars="0" w:rightChars="0" w:firstLineChars="0"/>
+              <w:ind w:left="0" w:leftChars="0" w:right="0" w:rightChars="0" w:firstLine="0" w:firstLineChars="0"/>
               <w:jc w:val="center"/>
               <w:textAlignment w:val="baseline"/>
             </w:pPr>
@@ -1939,7 +2104,7 @@
           </w:tcPr>
           <w:p>
             <w:pPr>
-              <w:pStyle w:val="TableText"/>
+              <w:pStyle w:val="27"/>
               <w:keepNext w:val="0"/>
               <w:keepLines w:val="0"/>
               <w:pageBreakBefore w:val="0"/>
@@ -1952,7 +2117,7 @@
               <w:bidi w:val="0"/>
               <w:adjustRightInd w:val="0"/>
               <w:snapToGrid w:val="0"/>
-              <w:ind w:left="0" w:right="0" w:firstLine="0" w:leftChars="0" w:rightChars="0" w:firstLineChars="0"/>
+              <w:ind w:left="0" w:leftChars="0" w:right="0" w:rightChars="0" w:firstLine="0" w:firstLineChars="0"/>
               <w:jc w:val="center"/>
               <w:textAlignment w:val="baseline"/>
             </w:pPr>
@@ -1964,7 +2129,7 @@
           </w:tcPr>
           <w:p>
             <w:pPr>
-              <w:pStyle w:val="TableText"/>
+              <w:pStyle w:val="27"/>
               <w:keepNext w:val="0"/>
               <w:keepLines w:val="0"/>
               <w:pageBreakBefore w:val="0"/>
@@ -1977,7 +2142,7 @@
               <w:bidi w:val="0"/>
               <w:adjustRightInd w:val="0"/>
               <w:snapToGrid w:val="0"/>
-              <w:ind w:left="0" w:right="0" w:firstLine="0" w:leftChars="0" w:rightChars="0" w:firstLineChars="0"/>
+              <w:ind w:left="0" w:leftChars="0" w:right="0" w:rightChars="0" w:firstLine="0" w:firstLineChars="0"/>
               <w:jc w:val="center"/>
               <w:textAlignment w:val="baseline"/>
             </w:pPr>
@@ -1989,7 +2154,7 @@
           </w:tcPr>
           <w:p>
             <w:pPr>
-              <w:pStyle w:val="TableText"/>
+              <w:pStyle w:val="27"/>
               <w:keepNext w:val="0"/>
               <w:keepLines w:val="0"/>
               <w:pageBreakBefore w:val="0"/>
@@ -2002,7 +2167,7 @@
               <w:bidi w:val="0"/>
               <w:adjustRightInd w:val="0"/>
               <w:snapToGrid w:val="0"/>
-              <w:ind w:left="0" w:right="0" w:firstLine="0" w:leftChars="0" w:rightChars="0" w:firstLineChars="0"/>
+              <w:ind w:left="0" w:leftChars="0" w:right="0" w:rightChars="0" w:firstLine="0" w:firstLineChars="0"/>
               <w:jc w:val="center"/>
               <w:textAlignment w:val="baseline"/>
             </w:pPr>
@@ -2014,7 +2179,7 @@
           </w:tcPr>
           <w:p>
             <w:pPr>
-              <w:pStyle w:val="TableText"/>
+              <w:pStyle w:val="27"/>
               <w:keepNext w:val="0"/>
               <w:keepLines w:val="0"/>
               <w:pageBreakBefore w:val="0"/>
@@ -2027,7 +2192,7 @@
               <w:bidi w:val="0"/>
               <w:adjustRightInd w:val="0"/>
               <w:snapToGrid w:val="0"/>
-              <w:ind w:left="0" w:right="0" w:firstLine="0" w:leftChars="0" w:rightChars="0" w:firstLineChars="0"/>
+              <w:ind w:left="0" w:leftChars="0" w:right="0" w:rightChars="0" w:firstLine="0" w:firstLineChars="0"/>
               <w:jc w:val="center"/>
               <w:textAlignment w:val="baseline"/>
             </w:pPr>
@@ -2039,7 +2204,7 @@
           </w:tcPr>
           <w:p>
             <w:pPr>
-              <w:pStyle w:val="TableText"/>
+              <w:pStyle w:val="27"/>
               <w:keepNext w:val="0"/>
               <w:keepLines w:val="0"/>
               <w:pageBreakBefore w:val="0"/>
@@ -2052,7 +2217,7 @@
               <w:bidi w:val="0"/>
               <w:adjustRightInd w:val="0"/>
               <w:snapToGrid w:val="0"/>
-              <w:ind w:left="0" w:right="0" w:firstLine="0" w:leftChars="0" w:rightChars="0" w:firstLineChars="0"/>
+              <w:ind w:left="0" w:leftChars="0" w:right="0" w:rightChars="0" w:firstLine="0" w:firstLineChars="0"/>
               <w:jc w:val="center"/>
               <w:textAlignment w:val="baseline"/>
             </w:pPr>
@@ -2083,7 +2248,7 @@
     <w:sdt>
       <w:sdtPr>
         <w:rPr>
-          <w:rFonts w:ascii="宋体" w:eastAsia="宋体" w:hAnsi="宋体" w:cs="Arial"/>
+          <w:rFonts w:ascii="宋体" w:hAnsi="宋体" w:eastAsia="宋体" w:cs="Arial"/>
           <w:snapToGrid w:val="0"/>
           <w:color w:val="000000"/>
           <w:kern w:val="0"/>
@@ -2099,7 +2264,7 @@
       </w:sdtPr>
       <w:sdtEndPr>
         <w:rPr>
-          <w:rFonts w:ascii="宋体" w:eastAsia="宋体" w:hAnsi="宋体" w:cs="宋体" w:hint="eastAsia"/>
+          <w:rFonts w:hint="eastAsia" w:ascii="宋体" w:hAnsi="宋体" w:eastAsia="宋体" w:cs="宋体"/>
           <w:snapToGrid w:val="0"/>
           <w:color w:val="000000"/>
           <w:kern w:val="0"/>
@@ -2124,18 +2289,18 @@
             <w:adjustRightInd w:val="0"/>
             <w:snapToGrid w:val="0"/>
             <w:spacing w:before="0" w:beforeLines="0" w:after="0" w:afterLines="0" w:line="240" w:lineRule="auto"/>
-            <w:ind w:left="0" w:right="0" w:firstLine="0" w:leftChars="0" w:rightChars="0" w:firstLineChars="0"/>
+            <w:ind w:left="0" w:leftChars="0" w:right="0" w:rightChars="0" w:firstLine="0" w:firstLineChars="0"/>
             <w:jc w:val="center"/>
             <w:textAlignment w:val="baseline"/>
             <w:rPr>
-              <w:rFonts w:ascii="宋体" w:eastAsia="宋体" w:hAnsi="宋体" w:cs="宋体" w:hint="eastAsia"/>
+              <w:rFonts w:hint="eastAsia" w:ascii="宋体" w:hAnsi="宋体" w:eastAsia="宋体" w:cs="宋体"/>
               <w:sz w:val="24"/>
               <w:szCs w:val="24"/>
             </w:rPr>
           </w:pPr>
           <w:r>
             <w:rPr>
-              <w:rFonts w:ascii="宋体" w:eastAsia="宋体" w:hAnsi="宋体" w:cs="宋体" w:hint="eastAsia"/>
+              <w:rFonts w:hint="eastAsia" w:ascii="宋体" w:hAnsi="宋体" w:eastAsia="宋体" w:cs="宋体"/>
               <w:sz w:val="24"/>
               <w:szCs w:val="24"/>
             </w:rPr>
@@ -2144,14 +2309,14 @@
         </w:p>
         <w:p>
           <w:pPr>
-            <w:pStyle w:val="TOC1"/>
+            <w:pStyle w:val="16"/>
             <w:tabs>
               <w:tab w:val="right" w:leader="dot" w:pos="8306"/>
             </w:tabs>
           </w:pPr>
           <w:r>
             <w:rPr>
-              <w:rFonts w:ascii="宋体" w:eastAsia="宋体" w:hAnsi="宋体" w:cs="宋体" w:hint="eastAsia"/>
+              <w:rFonts w:hint="eastAsia" w:ascii="宋体" w:hAnsi="宋体" w:eastAsia="宋体" w:cs="宋体"/>
               <w:sz w:val="24"/>
               <w:szCs w:val="24"/>
             </w:rPr>
@@ -2159,7 +2324,7 @@
           </w:r>
           <w:r>
             <w:rPr>
-              <w:rFonts w:ascii="宋体" w:eastAsia="宋体" w:hAnsi="宋体" w:cs="宋体" w:hint="eastAsia"/>
+              <w:rFonts w:hint="eastAsia" w:ascii="宋体" w:hAnsi="宋体" w:eastAsia="宋体" w:cs="宋体"/>
               <w:sz w:val="24"/>
               <w:szCs w:val="24"/>
             </w:rPr>
@@ -2167,7 +2332,7 @@
           </w:r>
           <w:r>
             <w:rPr>
-              <w:rFonts w:ascii="宋体" w:eastAsia="宋体" w:hAnsi="宋体" w:cs="宋体" w:hint="eastAsia"/>
+              <w:rFonts w:hint="eastAsia" w:ascii="宋体" w:hAnsi="宋体" w:eastAsia="宋体" w:cs="宋体"/>
               <w:sz w:val="24"/>
               <w:szCs w:val="24"/>
             </w:rPr>
@@ -2175,21 +2340,21 @@
           </w:r>
           <w:r>
             <w:rPr>
-              <w:rFonts w:ascii="宋体" w:eastAsia="宋体" w:hAnsi="宋体" w:cs="宋体" w:hint="eastAsia"/>
+              <w:rFonts w:hint="eastAsia" w:ascii="宋体" w:hAnsi="宋体" w:eastAsia="宋体" w:cs="宋体"/>
               <w:szCs w:val="24"/>
             </w:rPr>
             <w:fldChar w:fldCharType="begin"/>
           </w:r>
           <w:r>
             <w:rPr>
-              <w:rFonts w:ascii="宋体" w:eastAsia="宋体" w:hAnsi="宋体" w:cs="宋体" w:hint="eastAsia"/>
+              <w:rFonts w:hint="eastAsia" w:ascii="宋体" w:hAnsi="宋体" w:eastAsia="宋体" w:cs="宋体"/>
               <w:szCs w:val="24"/>
             </w:rPr>
             <w:instrText xml:space="preserve"> HYPERLINK \l _Toc24968 </w:instrText>
           </w:r>
           <w:r>
             <w:rPr>
-              <w:rFonts w:ascii="宋体" w:eastAsia="宋体" w:hAnsi="宋体" w:cs="宋体" w:hint="eastAsia"/>
+              <w:rFonts w:hint="eastAsia" w:ascii="宋体" w:hAnsi="宋体" w:eastAsia="宋体" w:cs="宋体"/>
               <w:szCs w:val="24"/>
             </w:rPr>
             <w:fldChar w:fldCharType="separate"/>
@@ -2221,7 +2386,7 @@
           </w:r>
           <w:r>
             <w:rPr>
-              <w:rFonts w:ascii="宋体" w:eastAsia="宋体" w:hAnsi="宋体" w:cs="宋体" w:hint="eastAsia"/>
+              <w:rFonts w:hint="eastAsia" w:ascii="宋体" w:hAnsi="宋体" w:eastAsia="宋体" w:cs="宋体"/>
               <w:szCs w:val="24"/>
             </w:rPr>
             <w:fldChar w:fldCharType="end"/>
@@ -2229,28 +2394,28 @@
         </w:p>
         <w:p>
           <w:pPr>
-            <w:pStyle w:val="TOC1"/>
+            <w:pStyle w:val="16"/>
             <w:tabs>
               <w:tab w:val="right" w:leader="dot" w:pos="8306"/>
             </w:tabs>
           </w:pPr>
           <w:r>
             <w:rPr>
-              <w:rFonts w:ascii="宋体" w:eastAsia="宋体" w:hAnsi="宋体" w:cs="宋体" w:hint="eastAsia"/>
+              <w:rFonts w:hint="eastAsia" w:ascii="宋体" w:hAnsi="宋体" w:eastAsia="宋体" w:cs="宋体"/>
               <w:szCs w:val="24"/>
             </w:rPr>
             <w:fldChar w:fldCharType="begin"/>
           </w:r>
           <w:r>
             <w:rPr>
-              <w:rFonts w:ascii="宋体" w:eastAsia="宋体" w:hAnsi="宋体" w:cs="宋体" w:hint="eastAsia"/>
+              <w:rFonts w:hint="eastAsia" w:ascii="宋体" w:hAnsi="宋体" w:eastAsia="宋体" w:cs="宋体"/>
               <w:szCs w:val="24"/>
             </w:rPr>
             <w:instrText xml:space="preserve"> HYPERLINK \l _Toc13708 </w:instrText>
           </w:r>
           <w:r>
             <w:rPr>
-              <w:rFonts w:ascii="宋体" w:eastAsia="宋体" w:hAnsi="宋体" w:cs="宋体" w:hint="eastAsia"/>
+              <w:rFonts w:hint="eastAsia" w:ascii="宋体" w:hAnsi="宋体" w:eastAsia="宋体" w:cs="宋体"/>
               <w:szCs w:val="24"/>
             </w:rPr>
             <w:fldChar w:fldCharType="separate"/>
@@ -2282,7 +2447,7 @@
           </w:r>
           <w:r>
             <w:rPr>
-              <w:rFonts w:ascii="宋体" w:eastAsia="宋体" w:hAnsi="宋体" w:cs="宋体" w:hint="eastAsia"/>
+              <w:rFonts w:hint="eastAsia" w:ascii="宋体" w:hAnsi="宋体" w:eastAsia="宋体" w:cs="宋体"/>
               <w:szCs w:val="24"/>
             </w:rPr>
             <w:fldChar w:fldCharType="end"/>
@@ -2290,28 +2455,28 @@
         </w:p>
         <w:p>
           <w:pPr>
-            <w:pStyle w:val="TOC1"/>
+            <w:pStyle w:val="16"/>
             <w:tabs>
               <w:tab w:val="right" w:leader="dot" w:pos="8306"/>
             </w:tabs>
           </w:pPr>
           <w:r>
             <w:rPr>
-              <w:rFonts w:ascii="宋体" w:eastAsia="宋体" w:hAnsi="宋体" w:cs="宋体" w:hint="eastAsia"/>
+              <w:rFonts w:hint="eastAsia" w:ascii="宋体" w:hAnsi="宋体" w:eastAsia="宋体" w:cs="宋体"/>
               <w:szCs w:val="24"/>
             </w:rPr>
             <w:fldChar w:fldCharType="begin"/>
           </w:r>
           <w:r>
             <w:rPr>
-              <w:rFonts w:ascii="宋体" w:eastAsia="宋体" w:hAnsi="宋体" w:cs="宋体" w:hint="eastAsia"/>
+              <w:rFonts w:hint="eastAsia" w:ascii="宋体" w:hAnsi="宋体" w:eastAsia="宋体" w:cs="宋体"/>
               <w:szCs w:val="24"/>
             </w:rPr>
             <w:instrText xml:space="preserve"> HYPERLINK \l _Toc22630 </w:instrText>
           </w:r>
           <w:r>
             <w:rPr>
-              <w:rFonts w:ascii="宋体" w:eastAsia="宋体" w:hAnsi="宋体" w:cs="宋体" w:hint="eastAsia"/>
+              <w:rFonts w:hint="eastAsia" w:ascii="宋体" w:hAnsi="宋体" w:eastAsia="宋体" w:cs="宋体"/>
               <w:szCs w:val="24"/>
             </w:rPr>
             <w:fldChar w:fldCharType="separate"/>
@@ -2343,7 +2508,7 @@
           </w:r>
           <w:r>
             <w:rPr>
-              <w:rFonts w:ascii="宋体" w:eastAsia="宋体" w:hAnsi="宋体" w:cs="宋体" w:hint="eastAsia"/>
+              <w:rFonts w:hint="eastAsia" w:ascii="宋体" w:hAnsi="宋体" w:eastAsia="宋体" w:cs="宋体"/>
               <w:szCs w:val="24"/>
             </w:rPr>
             <w:fldChar w:fldCharType="end"/>
@@ -2351,28 +2516,28 @@
         </w:p>
         <w:p>
           <w:pPr>
-            <w:pStyle w:val="TOC2"/>
+            <w:pStyle w:val="17"/>
             <w:tabs>
               <w:tab w:val="right" w:leader="dot" w:pos="8306"/>
             </w:tabs>
           </w:pPr>
           <w:r>
             <w:rPr>
-              <w:rFonts w:ascii="宋体" w:eastAsia="宋体" w:hAnsi="宋体" w:cs="宋体" w:hint="eastAsia"/>
+              <w:rFonts w:hint="eastAsia" w:ascii="宋体" w:hAnsi="宋体" w:eastAsia="宋体" w:cs="宋体"/>
               <w:szCs w:val="24"/>
             </w:rPr>
             <w:fldChar w:fldCharType="begin"/>
           </w:r>
           <w:r>
             <w:rPr>
-              <w:rFonts w:ascii="宋体" w:eastAsia="宋体" w:hAnsi="宋体" w:cs="宋体" w:hint="eastAsia"/>
+              <w:rFonts w:hint="eastAsia" w:ascii="宋体" w:hAnsi="宋体" w:eastAsia="宋体" w:cs="宋体"/>
               <w:szCs w:val="24"/>
             </w:rPr>
             <w:instrText xml:space="preserve"> HYPERLINK \l _Toc7058 </w:instrText>
           </w:r>
           <w:r>
             <w:rPr>
-              <w:rFonts w:ascii="宋体" w:eastAsia="宋体" w:hAnsi="宋体" w:cs="宋体" w:hint="eastAsia"/>
+              <w:rFonts w:hint="eastAsia" w:ascii="宋体" w:hAnsi="宋体" w:eastAsia="宋体" w:cs="宋体"/>
               <w:szCs w:val="24"/>
             </w:rPr>
             <w:fldChar w:fldCharType="separate"/>
@@ -2404,7 +2569,7 @@
           </w:r>
           <w:r>
             <w:rPr>
-              <w:rFonts w:ascii="宋体" w:eastAsia="宋体" w:hAnsi="宋体" w:cs="宋体" w:hint="eastAsia"/>
+              <w:rFonts w:hint="eastAsia" w:ascii="宋体" w:hAnsi="宋体" w:eastAsia="宋体" w:cs="宋体"/>
               <w:szCs w:val="24"/>
             </w:rPr>
             <w:fldChar w:fldCharType="end"/>
@@ -2412,28 +2577,28 @@
         </w:p>
         <w:p>
           <w:pPr>
-            <w:pStyle w:val="TOC2"/>
+            <w:pStyle w:val="17"/>
             <w:tabs>
               <w:tab w:val="right" w:leader="dot" w:pos="8306"/>
             </w:tabs>
           </w:pPr>
           <w:r>
             <w:rPr>
-              <w:rFonts w:ascii="宋体" w:eastAsia="宋体" w:hAnsi="宋体" w:cs="宋体" w:hint="eastAsia"/>
+              <w:rFonts w:hint="eastAsia" w:ascii="宋体" w:hAnsi="宋体" w:eastAsia="宋体" w:cs="宋体"/>
               <w:szCs w:val="24"/>
             </w:rPr>
             <w:fldChar w:fldCharType="begin"/>
           </w:r>
           <w:r>
             <w:rPr>
-              <w:rFonts w:ascii="宋体" w:eastAsia="宋体" w:hAnsi="宋体" w:cs="宋体" w:hint="eastAsia"/>
+              <w:rFonts w:hint="eastAsia" w:ascii="宋体" w:hAnsi="宋体" w:eastAsia="宋体" w:cs="宋体"/>
               <w:szCs w:val="24"/>
             </w:rPr>
             <w:instrText xml:space="preserve"> HYPERLINK \l _Toc30096 </w:instrText>
           </w:r>
           <w:r>
             <w:rPr>
-              <w:rFonts w:ascii="宋体" w:eastAsia="宋体" w:hAnsi="宋体" w:cs="宋体" w:hint="eastAsia"/>
+              <w:rFonts w:hint="eastAsia" w:ascii="宋体" w:hAnsi="宋体" w:eastAsia="宋体" w:cs="宋体"/>
               <w:szCs w:val="24"/>
             </w:rPr>
             <w:fldChar w:fldCharType="separate"/>
@@ -2465,7 +2630,7 @@
           </w:r>
           <w:r>
             <w:rPr>
-              <w:rFonts w:ascii="宋体" w:eastAsia="宋体" w:hAnsi="宋体" w:cs="宋体" w:hint="eastAsia"/>
+              <w:rFonts w:hint="eastAsia" w:ascii="宋体" w:hAnsi="宋体" w:eastAsia="宋体" w:cs="宋体"/>
               <w:szCs w:val="24"/>
             </w:rPr>
             <w:fldChar w:fldCharType="end"/>
@@ -2473,28 +2638,28 @@
         </w:p>
         <w:p>
           <w:pPr>
-            <w:pStyle w:val="TOC2"/>
+            <w:pStyle w:val="17"/>
             <w:tabs>
               <w:tab w:val="right" w:leader="dot" w:pos="8306"/>
             </w:tabs>
           </w:pPr>
           <w:r>
             <w:rPr>
-              <w:rFonts w:ascii="宋体" w:eastAsia="宋体" w:hAnsi="宋体" w:cs="宋体" w:hint="eastAsia"/>
+              <w:rFonts w:hint="eastAsia" w:ascii="宋体" w:hAnsi="宋体" w:eastAsia="宋体" w:cs="宋体"/>
               <w:szCs w:val="24"/>
             </w:rPr>
             <w:fldChar w:fldCharType="begin"/>
           </w:r>
           <w:r>
             <w:rPr>
-              <w:rFonts w:ascii="宋体" w:eastAsia="宋体" w:hAnsi="宋体" w:cs="宋体" w:hint="eastAsia"/>
+              <w:rFonts w:hint="eastAsia" w:ascii="宋体" w:hAnsi="宋体" w:eastAsia="宋体" w:cs="宋体"/>
               <w:szCs w:val="24"/>
             </w:rPr>
             <w:instrText xml:space="preserve"> HYPERLINK \l _Toc18688 </w:instrText>
           </w:r>
           <w:r>
             <w:rPr>
-              <w:rFonts w:ascii="宋体" w:eastAsia="宋体" w:hAnsi="宋体" w:cs="宋体" w:hint="eastAsia"/>
+              <w:rFonts w:hint="eastAsia" w:ascii="宋体" w:hAnsi="宋体" w:eastAsia="宋体" w:cs="宋体"/>
               <w:szCs w:val="24"/>
             </w:rPr>
             <w:fldChar w:fldCharType="separate"/>
@@ -2526,7 +2691,7 @@
           </w:r>
           <w:r>
             <w:rPr>
-              <w:rFonts w:ascii="宋体" w:eastAsia="宋体" w:hAnsi="宋体" w:cs="宋体" w:hint="eastAsia"/>
+              <w:rFonts w:hint="eastAsia" w:ascii="宋体" w:hAnsi="宋体" w:eastAsia="宋体" w:cs="宋体"/>
               <w:szCs w:val="24"/>
             </w:rPr>
             <w:fldChar w:fldCharType="end"/>
@@ -2534,28 +2699,28 @@
         </w:p>
         <w:p>
           <w:pPr>
-            <w:pStyle w:val="TOC1"/>
+            <w:pStyle w:val="16"/>
             <w:tabs>
               <w:tab w:val="right" w:leader="dot" w:pos="8306"/>
             </w:tabs>
           </w:pPr>
           <w:r>
             <w:rPr>
-              <w:rFonts w:ascii="宋体" w:eastAsia="宋体" w:hAnsi="宋体" w:cs="宋体" w:hint="eastAsia"/>
+              <w:rFonts w:hint="eastAsia" w:ascii="宋体" w:hAnsi="宋体" w:eastAsia="宋体" w:cs="宋体"/>
               <w:szCs w:val="24"/>
             </w:rPr>
             <w:fldChar w:fldCharType="begin"/>
           </w:r>
           <w:r>
             <w:rPr>
-              <w:rFonts w:ascii="宋体" w:eastAsia="宋体" w:hAnsi="宋体" w:cs="宋体" w:hint="eastAsia"/>
+              <w:rFonts w:hint="eastAsia" w:ascii="宋体" w:hAnsi="宋体" w:eastAsia="宋体" w:cs="宋体"/>
               <w:szCs w:val="24"/>
             </w:rPr>
             <w:instrText xml:space="preserve"> HYPERLINK \l _Toc1701 </w:instrText>
           </w:r>
           <w:r>
             <w:rPr>
-              <w:rFonts w:ascii="宋体" w:eastAsia="宋体" w:hAnsi="宋体" w:cs="宋体" w:hint="eastAsia"/>
+              <w:rFonts w:hint="eastAsia" w:ascii="宋体" w:hAnsi="宋体" w:eastAsia="宋体" w:cs="宋体"/>
               <w:szCs w:val="24"/>
             </w:rPr>
             <w:fldChar w:fldCharType="separate"/>
@@ -2587,7 +2752,7 @@
           </w:r>
           <w:r>
             <w:rPr>
-              <w:rFonts w:ascii="宋体" w:eastAsia="宋体" w:hAnsi="宋体" w:cs="宋体" w:hint="eastAsia"/>
+              <w:rFonts w:hint="eastAsia" w:ascii="宋体" w:hAnsi="宋体" w:eastAsia="宋体" w:cs="宋体"/>
               <w:szCs w:val="24"/>
             </w:rPr>
             <w:fldChar w:fldCharType="end"/>
@@ -2595,28 +2760,28 @@
         </w:p>
         <w:p>
           <w:pPr>
-            <w:pStyle w:val="TOC2"/>
+            <w:pStyle w:val="17"/>
             <w:tabs>
               <w:tab w:val="right" w:leader="dot" w:pos="8306"/>
             </w:tabs>
           </w:pPr>
           <w:r>
             <w:rPr>
-              <w:rFonts w:ascii="宋体" w:eastAsia="宋体" w:hAnsi="宋体" w:cs="宋体" w:hint="eastAsia"/>
+              <w:rFonts w:hint="eastAsia" w:ascii="宋体" w:hAnsi="宋体" w:eastAsia="宋体" w:cs="宋体"/>
               <w:szCs w:val="24"/>
             </w:rPr>
             <w:fldChar w:fldCharType="begin"/>
           </w:r>
           <w:r>
             <w:rPr>
-              <w:rFonts w:ascii="宋体" w:eastAsia="宋体" w:hAnsi="宋体" w:cs="宋体" w:hint="eastAsia"/>
+              <w:rFonts w:hint="eastAsia" w:ascii="宋体" w:hAnsi="宋体" w:eastAsia="宋体" w:cs="宋体"/>
               <w:szCs w:val="24"/>
             </w:rPr>
             <w:instrText xml:space="preserve"> HYPERLINK \l _Toc20811 </w:instrText>
           </w:r>
           <w:r>
             <w:rPr>
-              <w:rFonts w:ascii="宋体" w:eastAsia="宋体" w:hAnsi="宋体" w:cs="宋体" w:hint="eastAsia"/>
+              <w:rFonts w:hint="eastAsia" w:ascii="宋体" w:hAnsi="宋体" w:eastAsia="宋体" w:cs="宋体"/>
               <w:szCs w:val="24"/>
             </w:rPr>
             <w:fldChar w:fldCharType="separate"/>
@@ -2648,7 +2813,7 @@
           </w:r>
           <w:r>
             <w:rPr>
-              <w:rFonts w:ascii="宋体" w:eastAsia="宋体" w:hAnsi="宋体" w:cs="宋体" w:hint="eastAsia"/>
+              <w:rFonts w:hint="eastAsia" w:ascii="宋体" w:hAnsi="宋体" w:eastAsia="宋体" w:cs="宋体"/>
               <w:szCs w:val="24"/>
             </w:rPr>
             <w:fldChar w:fldCharType="end"/>
@@ -2656,28 +2821,28 @@
         </w:p>
         <w:p>
           <w:pPr>
-            <w:pStyle w:val="TOC2"/>
+            <w:pStyle w:val="17"/>
             <w:tabs>
               <w:tab w:val="right" w:leader="dot" w:pos="8306"/>
             </w:tabs>
           </w:pPr>
           <w:r>
             <w:rPr>
-              <w:rFonts w:ascii="宋体" w:eastAsia="宋体" w:hAnsi="宋体" w:cs="宋体" w:hint="eastAsia"/>
+              <w:rFonts w:hint="eastAsia" w:ascii="宋体" w:hAnsi="宋体" w:eastAsia="宋体" w:cs="宋体"/>
               <w:szCs w:val="24"/>
             </w:rPr>
             <w:fldChar w:fldCharType="begin"/>
           </w:r>
           <w:r>
             <w:rPr>
-              <w:rFonts w:ascii="宋体" w:eastAsia="宋体" w:hAnsi="宋体" w:cs="宋体" w:hint="eastAsia"/>
+              <w:rFonts w:hint="eastAsia" w:ascii="宋体" w:hAnsi="宋体" w:eastAsia="宋体" w:cs="宋体"/>
               <w:szCs w:val="24"/>
             </w:rPr>
             <w:instrText xml:space="preserve"> HYPERLINK \l _Toc9294 </w:instrText>
           </w:r>
           <w:r>
             <w:rPr>
-              <w:rFonts w:ascii="宋体" w:eastAsia="宋体" w:hAnsi="宋体" w:cs="宋体" w:hint="eastAsia"/>
+              <w:rFonts w:hint="eastAsia" w:ascii="宋体" w:hAnsi="宋体" w:eastAsia="宋体" w:cs="宋体"/>
               <w:szCs w:val="24"/>
             </w:rPr>
             <w:fldChar w:fldCharType="separate"/>
@@ -2709,7 +2874,7 @@
           </w:r>
           <w:r>
             <w:rPr>
-              <w:rFonts w:ascii="宋体" w:eastAsia="宋体" w:hAnsi="宋体" w:cs="宋体" w:hint="eastAsia"/>
+              <w:rFonts w:hint="eastAsia" w:ascii="宋体" w:hAnsi="宋体" w:eastAsia="宋体" w:cs="宋体"/>
               <w:szCs w:val="24"/>
             </w:rPr>
             <w:fldChar w:fldCharType="end"/>
@@ -2717,28 +2882,28 @@
         </w:p>
         <w:p>
           <w:pPr>
-            <w:pStyle w:val="TOC2"/>
+            <w:pStyle w:val="17"/>
             <w:tabs>
               <w:tab w:val="right" w:leader="dot" w:pos="8306"/>
             </w:tabs>
           </w:pPr>
           <w:r>
             <w:rPr>
-              <w:rFonts w:ascii="宋体" w:eastAsia="宋体" w:hAnsi="宋体" w:cs="宋体" w:hint="eastAsia"/>
+              <w:rFonts w:hint="eastAsia" w:ascii="宋体" w:hAnsi="宋体" w:eastAsia="宋体" w:cs="宋体"/>
               <w:szCs w:val="24"/>
             </w:rPr>
             <w:fldChar w:fldCharType="begin"/>
           </w:r>
           <w:r>
             <w:rPr>
-              <w:rFonts w:ascii="宋体" w:eastAsia="宋体" w:hAnsi="宋体" w:cs="宋体" w:hint="eastAsia"/>
+              <w:rFonts w:hint="eastAsia" w:ascii="宋体" w:hAnsi="宋体" w:eastAsia="宋体" w:cs="宋体"/>
               <w:szCs w:val="24"/>
             </w:rPr>
             <w:instrText xml:space="preserve"> HYPERLINK \l _Toc6485 </w:instrText>
           </w:r>
           <w:r>
             <w:rPr>
-              <w:rFonts w:ascii="宋体" w:eastAsia="宋体" w:hAnsi="宋体" w:cs="宋体" w:hint="eastAsia"/>
+              <w:rFonts w:hint="eastAsia" w:ascii="宋体" w:hAnsi="宋体" w:eastAsia="宋体" w:cs="宋体"/>
               <w:szCs w:val="24"/>
             </w:rPr>
             <w:fldChar w:fldCharType="separate"/>
@@ -2770,7 +2935,7 @@
           </w:r>
           <w:r>
             <w:rPr>
-              <w:rFonts w:ascii="宋体" w:eastAsia="宋体" w:hAnsi="宋体" w:cs="宋体" w:hint="eastAsia"/>
+              <w:rFonts w:hint="eastAsia" w:ascii="宋体" w:hAnsi="宋体" w:eastAsia="宋体" w:cs="宋体"/>
               <w:szCs w:val="24"/>
             </w:rPr>
             <w:fldChar w:fldCharType="end"/>
@@ -2778,28 +2943,28 @@
         </w:p>
         <w:p>
           <w:pPr>
-            <w:pStyle w:val="TOC2"/>
+            <w:pStyle w:val="17"/>
             <w:tabs>
               <w:tab w:val="right" w:leader="dot" w:pos="8306"/>
             </w:tabs>
           </w:pPr>
           <w:r>
             <w:rPr>
-              <w:rFonts w:ascii="宋体" w:eastAsia="宋体" w:hAnsi="宋体" w:cs="宋体" w:hint="eastAsia"/>
+              <w:rFonts w:hint="eastAsia" w:ascii="宋体" w:hAnsi="宋体" w:eastAsia="宋体" w:cs="宋体"/>
               <w:szCs w:val="24"/>
             </w:rPr>
             <w:fldChar w:fldCharType="begin"/>
           </w:r>
           <w:r>
             <w:rPr>
-              <w:rFonts w:ascii="宋体" w:eastAsia="宋体" w:hAnsi="宋体" w:cs="宋体" w:hint="eastAsia"/>
+              <w:rFonts w:hint="eastAsia" w:ascii="宋体" w:hAnsi="宋体" w:eastAsia="宋体" w:cs="宋体"/>
               <w:szCs w:val="24"/>
             </w:rPr>
             <w:instrText xml:space="preserve"> HYPERLINK \l _Toc6973 </w:instrText>
           </w:r>
           <w:r>
             <w:rPr>
-              <w:rFonts w:ascii="宋体" w:eastAsia="宋体" w:hAnsi="宋体" w:cs="宋体" w:hint="eastAsia"/>
+              <w:rFonts w:hint="eastAsia" w:ascii="宋体" w:hAnsi="宋体" w:eastAsia="宋体" w:cs="宋体"/>
               <w:szCs w:val="24"/>
             </w:rPr>
             <w:fldChar w:fldCharType="separate"/>
@@ -2831,7 +2996,7 @@
           </w:r>
           <w:r>
             <w:rPr>
-              <w:rFonts w:ascii="宋体" w:eastAsia="宋体" w:hAnsi="宋体" w:cs="宋体" w:hint="eastAsia"/>
+              <w:rFonts w:hint="eastAsia" w:ascii="宋体" w:hAnsi="宋体" w:eastAsia="宋体" w:cs="宋体"/>
               <w:szCs w:val="24"/>
             </w:rPr>
             <w:fldChar w:fldCharType="end"/>
@@ -2839,28 +3004,28 @@
         </w:p>
         <w:p>
           <w:pPr>
-            <w:pStyle w:val="TOC1"/>
+            <w:pStyle w:val="16"/>
             <w:tabs>
               <w:tab w:val="right" w:leader="dot" w:pos="8306"/>
             </w:tabs>
           </w:pPr>
           <w:r>
             <w:rPr>
-              <w:rFonts w:ascii="宋体" w:eastAsia="宋体" w:hAnsi="宋体" w:cs="宋体" w:hint="eastAsia"/>
+              <w:rFonts w:hint="eastAsia" w:ascii="宋体" w:hAnsi="宋体" w:eastAsia="宋体" w:cs="宋体"/>
               <w:szCs w:val="24"/>
             </w:rPr>
             <w:fldChar w:fldCharType="begin"/>
           </w:r>
           <w:r>
             <w:rPr>
-              <w:rFonts w:ascii="宋体" w:eastAsia="宋体" w:hAnsi="宋体" w:cs="宋体" w:hint="eastAsia"/>
+              <w:rFonts w:hint="eastAsia" w:ascii="宋体" w:hAnsi="宋体" w:eastAsia="宋体" w:cs="宋体"/>
               <w:szCs w:val="24"/>
             </w:rPr>
             <w:instrText xml:space="preserve"> HYPERLINK \l _Toc12543 </w:instrText>
           </w:r>
           <w:r>
             <w:rPr>
-              <w:rFonts w:ascii="宋体" w:eastAsia="宋体" w:hAnsi="宋体" w:cs="宋体" w:hint="eastAsia"/>
+              <w:rFonts w:hint="eastAsia" w:ascii="宋体" w:hAnsi="宋体" w:eastAsia="宋体" w:cs="宋体"/>
               <w:szCs w:val="24"/>
             </w:rPr>
             <w:fldChar w:fldCharType="separate"/>
@@ -2892,7 +3057,7 @@
           </w:r>
           <w:r>
             <w:rPr>
-              <w:rFonts w:ascii="宋体" w:eastAsia="宋体" w:hAnsi="宋体" w:cs="宋体" w:hint="eastAsia"/>
+              <w:rFonts w:hint="eastAsia" w:ascii="宋体" w:hAnsi="宋体" w:eastAsia="宋体" w:cs="宋体"/>
               <w:szCs w:val="24"/>
             </w:rPr>
             <w:fldChar w:fldCharType="end"/>
@@ -2900,28 +3065,28 @@
         </w:p>
         <w:p>
           <w:pPr>
-            <w:pStyle w:val="TOC2"/>
+            <w:pStyle w:val="17"/>
             <w:tabs>
               <w:tab w:val="right" w:leader="dot" w:pos="8306"/>
             </w:tabs>
           </w:pPr>
           <w:r>
             <w:rPr>
-              <w:rFonts w:ascii="宋体" w:eastAsia="宋体" w:hAnsi="宋体" w:cs="宋体" w:hint="eastAsia"/>
+              <w:rFonts w:hint="eastAsia" w:ascii="宋体" w:hAnsi="宋体" w:eastAsia="宋体" w:cs="宋体"/>
               <w:szCs w:val="24"/>
             </w:rPr>
             <w:fldChar w:fldCharType="begin"/>
           </w:r>
           <w:r>
             <w:rPr>
-              <w:rFonts w:ascii="宋体" w:eastAsia="宋体" w:hAnsi="宋体" w:cs="宋体" w:hint="eastAsia"/>
+              <w:rFonts w:hint="eastAsia" w:ascii="宋体" w:hAnsi="宋体" w:eastAsia="宋体" w:cs="宋体"/>
               <w:szCs w:val="24"/>
             </w:rPr>
             <w:instrText xml:space="preserve"> HYPERLINK \l _Toc8701 </w:instrText>
           </w:r>
           <w:r>
             <w:rPr>
-              <w:rFonts w:ascii="宋体" w:eastAsia="宋体" w:hAnsi="宋体" w:cs="宋体" w:hint="eastAsia"/>
+              <w:rFonts w:hint="eastAsia" w:ascii="宋体" w:hAnsi="宋体" w:eastAsia="宋体" w:cs="宋体"/>
               <w:szCs w:val="24"/>
             </w:rPr>
             <w:fldChar w:fldCharType="separate"/>
@@ -2953,7 +3118,7 @@
           </w:r>
           <w:r>
             <w:rPr>
-              <w:rFonts w:ascii="宋体" w:eastAsia="宋体" w:hAnsi="宋体" w:cs="宋体" w:hint="eastAsia"/>
+              <w:rFonts w:hint="eastAsia" w:ascii="宋体" w:hAnsi="宋体" w:eastAsia="宋体" w:cs="宋体"/>
               <w:szCs w:val="24"/>
             </w:rPr>
             <w:fldChar w:fldCharType="end"/>
@@ -2961,28 +3126,28 @@
         </w:p>
         <w:p>
           <w:pPr>
-            <w:pStyle w:val="TOC2"/>
+            <w:pStyle w:val="17"/>
             <w:tabs>
               <w:tab w:val="right" w:leader="dot" w:pos="8306"/>
             </w:tabs>
           </w:pPr>
           <w:r>
             <w:rPr>
-              <w:rFonts w:ascii="宋体" w:eastAsia="宋体" w:hAnsi="宋体" w:cs="宋体" w:hint="eastAsia"/>
+              <w:rFonts w:hint="eastAsia" w:ascii="宋体" w:hAnsi="宋体" w:eastAsia="宋体" w:cs="宋体"/>
               <w:szCs w:val="24"/>
             </w:rPr>
             <w:fldChar w:fldCharType="begin"/>
           </w:r>
           <w:r>
             <w:rPr>
-              <w:rFonts w:ascii="宋体" w:eastAsia="宋体" w:hAnsi="宋体" w:cs="宋体" w:hint="eastAsia"/>
+              <w:rFonts w:hint="eastAsia" w:ascii="宋体" w:hAnsi="宋体" w:eastAsia="宋体" w:cs="宋体"/>
               <w:szCs w:val="24"/>
             </w:rPr>
             <w:instrText xml:space="preserve"> HYPERLINK \l _Toc27175 </w:instrText>
           </w:r>
           <w:r>
             <w:rPr>
-              <w:rFonts w:ascii="宋体" w:eastAsia="宋体" w:hAnsi="宋体" w:cs="宋体" w:hint="eastAsia"/>
+              <w:rFonts w:hint="eastAsia" w:ascii="宋体" w:hAnsi="宋体" w:eastAsia="宋体" w:cs="宋体"/>
               <w:szCs w:val="24"/>
             </w:rPr>
             <w:fldChar w:fldCharType="separate"/>
@@ -3014,7 +3179,7 @@
           </w:r>
           <w:r>
             <w:rPr>
-              <w:rFonts w:ascii="宋体" w:eastAsia="宋体" w:hAnsi="宋体" w:cs="宋体" w:hint="eastAsia"/>
+              <w:rFonts w:hint="eastAsia" w:ascii="宋体" w:hAnsi="宋体" w:eastAsia="宋体" w:cs="宋体"/>
               <w:szCs w:val="24"/>
             </w:rPr>
             <w:fldChar w:fldCharType="end"/>
@@ -3022,28 +3187,28 @@
         </w:p>
         <w:p>
           <w:pPr>
-            <w:pStyle w:val="TOC1"/>
+            <w:pStyle w:val="16"/>
             <w:tabs>
               <w:tab w:val="right" w:leader="dot" w:pos="8306"/>
             </w:tabs>
           </w:pPr>
           <w:r>
             <w:rPr>
-              <w:rFonts w:ascii="宋体" w:eastAsia="宋体" w:hAnsi="宋体" w:cs="宋体" w:hint="eastAsia"/>
+              <w:rFonts w:hint="eastAsia" w:ascii="宋体" w:hAnsi="宋体" w:eastAsia="宋体" w:cs="宋体"/>
               <w:szCs w:val="24"/>
             </w:rPr>
             <w:fldChar w:fldCharType="begin"/>
           </w:r>
           <w:r>
             <w:rPr>
-              <w:rFonts w:ascii="宋体" w:eastAsia="宋体" w:hAnsi="宋体" w:cs="宋体" w:hint="eastAsia"/>
+              <w:rFonts w:hint="eastAsia" w:ascii="宋体" w:hAnsi="宋体" w:eastAsia="宋体" w:cs="宋体"/>
               <w:szCs w:val="24"/>
             </w:rPr>
             <w:instrText xml:space="preserve"> HYPERLINK \l _Toc27241 </w:instrText>
           </w:r>
           <w:r>
             <w:rPr>
-              <w:rFonts w:ascii="宋体" w:eastAsia="宋体" w:hAnsi="宋体" w:cs="宋体" w:hint="eastAsia"/>
+              <w:rFonts w:hint="eastAsia" w:ascii="宋体" w:hAnsi="宋体" w:eastAsia="宋体" w:cs="宋体"/>
               <w:szCs w:val="24"/>
             </w:rPr>
             <w:fldChar w:fldCharType="separate"/>
@@ -3075,7 +3240,7 @@
           </w:r>
           <w:r>
             <w:rPr>
-              <w:rFonts w:ascii="宋体" w:eastAsia="宋体" w:hAnsi="宋体" w:cs="宋体" w:hint="eastAsia"/>
+              <w:rFonts w:hint="eastAsia" w:ascii="宋体" w:hAnsi="宋体" w:eastAsia="宋体" w:cs="宋体"/>
               <w:szCs w:val="24"/>
             </w:rPr>
             <w:fldChar w:fldCharType="end"/>
@@ -3083,28 +3248,28 @@
         </w:p>
         <w:p>
           <w:pPr>
-            <w:pStyle w:val="TOC2"/>
+            <w:pStyle w:val="17"/>
             <w:tabs>
               <w:tab w:val="right" w:leader="dot" w:pos="8306"/>
             </w:tabs>
           </w:pPr>
           <w:r>
             <w:rPr>
-              <w:rFonts w:ascii="宋体" w:eastAsia="宋体" w:hAnsi="宋体" w:cs="宋体" w:hint="eastAsia"/>
+              <w:rFonts w:hint="eastAsia" w:ascii="宋体" w:hAnsi="宋体" w:eastAsia="宋体" w:cs="宋体"/>
               <w:szCs w:val="24"/>
             </w:rPr>
             <w:fldChar w:fldCharType="begin"/>
           </w:r>
           <w:r>
             <w:rPr>
-              <w:rFonts w:ascii="宋体" w:eastAsia="宋体" w:hAnsi="宋体" w:cs="宋体" w:hint="eastAsia"/>
+              <w:rFonts w:hint="eastAsia" w:ascii="宋体" w:hAnsi="宋体" w:eastAsia="宋体" w:cs="宋体"/>
               <w:szCs w:val="24"/>
             </w:rPr>
             <w:instrText xml:space="preserve"> HYPERLINK \l _Toc8399 </w:instrText>
           </w:r>
           <w:r>
             <w:rPr>
-              <w:rFonts w:ascii="宋体" w:eastAsia="宋体" w:hAnsi="宋体" w:cs="宋体" w:hint="eastAsia"/>
+              <w:rFonts w:hint="eastAsia" w:ascii="宋体" w:hAnsi="宋体" w:eastAsia="宋体" w:cs="宋体"/>
               <w:szCs w:val="24"/>
             </w:rPr>
             <w:fldChar w:fldCharType="separate"/>
@@ -3136,7 +3301,7 @@
           </w:r>
           <w:r>
             <w:rPr>
-              <w:rFonts w:ascii="宋体" w:eastAsia="宋体" w:hAnsi="宋体" w:cs="宋体" w:hint="eastAsia"/>
+              <w:rFonts w:hint="eastAsia" w:ascii="宋体" w:hAnsi="宋体" w:eastAsia="宋体" w:cs="宋体"/>
               <w:szCs w:val="24"/>
             </w:rPr>
             <w:fldChar w:fldCharType="end"/>
@@ -3144,28 +3309,28 @@
         </w:p>
         <w:p>
           <w:pPr>
-            <w:pStyle w:val="TOC2"/>
+            <w:pStyle w:val="17"/>
             <w:tabs>
               <w:tab w:val="right" w:leader="dot" w:pos="8306"/>
             </w:tabs>
           </w:pPr>
           <w:r>
             <w:rPr>
-              <w:rFonts w:ascii="宋体" w:eastAsia="宋体" w:hAnsi="宋体" w:cs="宋体" w:hint="eastAsia"/>
+              <w:rFonts w:hint="eastAsia" w:ascii="宋体" w:hAnsi="宋体" w:eastAsia="宋体" w:cs="宋体"/>
               <w:szCs w:val="24"/>
             </w:rPr>
             <w:fldChar w:fldCharType="begin"/>
           </w:r>
           <w:r>
             <w:rPr>
-              <w:rFonts w:ascii="宋体" w:eastAsia="宋体" w:hAnsi="宋体" w:cs="宋体" w:hint="eastAsia"/>
+              <w:rFonts w:hint="eastAsia" w:ascii="宋体" w:hAnsi="宋体" w:eastAsia="宋体" w:cs="宋体"/>
               <w:szCs w:val="24"/>
             </w:rPr>
             <w:instrText xml:space="preserve"> HYPERLINK \l _Toc21451 </w:instrText>
           </w:r>
           <w:r>
             <w:rPr>
-              <w:rFonts w:ascii="宋体" w:eastAsia="宋体" w:hAnsi="宋体" w:cs="宋体" w:hint="eastAsia"/>
+              <w:rFonts w:hint="eastAsia" w:ascii="宋体" w:hAnsi="宋体" w:eastAsia="宋体" w:cs="宋体"/>
               <w:szCs w:val="24"/>
             </w:rPr>
             <w:fldChar w:fldCharType="separate"/>
@@ -3197,7 +3362,7 @@
           </w:r>
           <w:r>
             <w:rPr>
-              <w:rFonts w:ascii="宋体" w:eastAsia="宋体" w:hAnsi="宋体" w:cs="宋体" w:hint="eastAsia"/>
+              <w:rFonts w:hint="eastAsia" w:ascii="宋体" w:hAnsi="宋体" w:eastAsia="宋体" w:cs="宋体"/>
               <w:szCs w:val="24"/>
             </w:rPr>
             <w:fldChar w:fldCharType="end"/>
@@ -3205,28 +3370,28 @@
         </w:p>
         <w:p>
           <w:pPr>
-            <w:pStyle w:val="TOC2"/>
+            <w:pStyle w:val="17"/>
             <w:tabs>
               <w:tab w:val="right" w:leader="dot" w:pos="8306"/>
             </w:tabs>
           </w:pPr>
           <w:r>
             <w:rPr>
-              <w:rFonts w:ascii="宋体" w:eastAsia="宋体" w:hAnsi="宋体" w:cs="宋体" w:hint="eastAsia"/>
+              <w:rFonts w:hint="eastAsia" w:ascii="宋体" w:hAnsi="宋体" w:eastAsia="宋体" w:cs="宋体"/>
               <w:szCs w:val="24"/>
             </w:rPr>
             <w:fldChar w:fldCharType="begin"/>
           </w:r>
           <w:r>
             <w:rPr>
-              <w:rFonts w:ascii="宋体" w:eastAsia="宋体" w:hAnsi="宋体" w:cs="宋体" w:hint="eastAsia"/>
+              <w:rFonts w:hint="eastAsia" w:ascii="宋体" w:hAnsi="宋体" w:eastAsia="宋体" w:cs="宋体"/>
               <w:szCs w:val="24"/>
             </w:rPr>
             <w:instrText xml:space="preserve"> HYPERLINK \l _Toc1341 </w:instrText>
           </w:r>
           <w:r>
             <w:rPr>
-              <w:rFonts w:ascii="宋体" w:eastAsia="宋体" w:hAnsi="宋体" w:cs="宋体" w:hint="eastAsia"/>
+              <w:rFonts w:hint="eastAsia" w:ascii="宋体" w:hAnsi="宋体" w:eastAsia="宋体" w:cs="宋体"/>
               <w:szCs w:val="24"/>
             </w:rPr>
             <w:fldChar w:fldCharType="separate"/>
@@ -3258,7 +3423,7 @@
           </w:r>
           <w:r>
             <w:rPr>
-              <w:rFonts w:ascii="宋体" w:eastAsia="宋体" w:hAnsi="宋体" w:cs="宋体" w:hint="eastAsia"/>
+              <w:rFonts w:hint="eastAsia" w:ascii="宋体" w:hAnsi="宋体" w:eastAsia="宋体" w:cs="宋体"/>
               <w:szCs w:val="24"/>
             </w:rPr>
             <w:fldChar w:fldCharType="end"/>
@@ -3266,28 +3431,28 @@
         </w:p>
         <w:p>
           <w:pPr>
-            <w:pStyle w:val="TOC1"/>
+            <w:pStyle w:val="16"/>
             <w:tabs>
               <w:tab w:val="right" w:leader="dot" w:pos="8306"/>
             </w:tabs>
           </w:pPr>
           <w:r>
             <w:rPr>
-              <w:rFonts w:ascii="宋体" w:eastAsia="宋体" w:hAnsi="宋体" w:cs="宋体" w:hint="eastAsia"/>
+              <w:rFonts w:hint="eastAsia" w:ascii="宋体" w:hAnsi="宋体" w:eastAsia="宋体" w:cs="宋体"/>
               <w:szCs w:val="24"/>
             </w:rPr>
             <w:fldChar w:fldCharType="begin"/>
           </w:r>
           <w:r>
             <w:rPr>
-              <w:rFonts w:ascii="宋体" w:eastAsia="宋体" w:hAnsi="宋体" w:cs="宋体" w:hint="eastAsia"/>
+              <w:rFonts w:hint="eastAsia" w:ascii="宋体" w:hAnsi="宋体" w:eastAsia="宋体" w:cs="宋体"/>
               <w:szCs w:val="24"/>
             </w:rPr>
             <w:instrText xml:space="preserve"> HYPERLINK \l _Toc27368 </w:instrText>
           </w:r>
           <w:r>
             <w:rPr>
-              <w:rFonts w:ascii="宋体" w:eastAsia="宋体" w:hAnsi="宋体" w:cs="宋体" w:hint="eastAsia"/>
+              <w:rFonts w:hint="eastAsia" w:ascii="宋体" w:hAnsi="宋体" w:eastAsia="宋体" w:cs="宋体"/>
               <w:szCs w:val="24"/>
             </w:rPr>
             <w:fldChar w:fldCharType="separate"/>
@@ -3319,7 +3484,7 @@
           </w:r>
           <w:r>
             <w:rPr>
-              <w:rFonts w:ascii="宋体" w:eastAsia="宋体" w:hAnsi="宋体" w:cs="宋体" w:hint="eastAsia"/>
+              <w:rFonts w:hint="eastAsia" w:ascii="宋体" w:hAnsi="宋体" w:eastAsia="宋体" w:cs="宋体"/>
               <w:szCs w:val="24"/>
             </w:rPr>
             <w:fldChar w:fldCharType="end"/>
@@ -3327,28 +3492,28 @@
         </w:p>
         <w:p>
           <w:pPr>
-            <w:pStyle w:val="TOC2"/>
+            <w:pStyle w:val="17"/>
             <w:tabs>
               <w:tab w:val="right" w:leader="dot" w:pos="8306"/>
             </w:tabs>
           </w:pPr>
           <w:r>
             <w:rPr>
-              <w:rFonts w:ascii="宋体" w:eastAsia="宋体" w:hAnsi="宋体" w:cs="宋体" w:hint="eastAsia"/>
+              <w:rFonts w:hint="eastAsia" w:ascii="宋体" w:hAnsi="宋体" w:eastAsia="宋体" w:cs="宋体"/>
               <w:szCs w:val="24"/>
             </w:rPr>
             <w:fldChar w:fldCharType="begin"/>
           </w:r>
           <w:r>
             <w:rPr>
-              <w:rFonts w:ascii="宋体" w:eastAsia="宋体" w:hAnsi="宋体" w:cs="宋体" w:hint="eastAsia"/>
+              <w:rFonts w:hint="eastAsia" w:ascii="宋体" w:hAnsi="宋体" w:eastAsia="宋体" w:cs="宋体"/>
               <w:szCs w:val="24"/>
             </w:rPr>
             <w:instrText xml:space="preserve"> HYPERLINK \l _Toc81 </w:instrText>
           </w:r>
           <w:r>
             <w:rPr>
-              <w:rFonts w:ascii="宋体" w:eastAsia="宋体" w:hAnsi="宋体" w:cs="宋体" w:hint="eastAsia"/>
+              <w:rFonts w:hint="eastAsia" w:ascii="宋体" w:hAnsi="宋体" w:eastAsia="宋体" w:cs="宋体"/>
               <w:szCs w:val="24"/>
             </w:rPr>
             <w:fldChar w:fldCharType="separate"/>
@@ -3380,7 +3545,7 @@
           </w:r>
           <w:r>
             <w:rPr>
-              <w:rFonts w:ascii="宋体" w:eastAsia="宋体" w:hAnsi="宋体" w:cs="宋体" w:hint="eastAsia"/>
+              <w:rFonts w:hint="eastAsia" w:ascii="宋体" w:hAnsi="宋体" w:eastAsia="宋体" w:cs="宋体"/>
               <w:szCs w:val="24"/>
             </w:rPr>
             <w:fldChar w:fldCharType="end"/>
@@ -3388,28 +3553,28 @@
         </w:p>
         <w:p>
           <w:pPr>
-            <w:pStyle w:val="TOC2"/>
+            <w:pStyle w:val="17"/>
             <w:tabs>
               <w:tab w:val="right" w:leader="dot" w:pos="8306"/>
             </w:tabs>
           </w:pPr>
           <w:r>
             <w:rPr>
-              <w:rFonts w:ascii="宋体" w:eastAsia="宋体" w:hAnsi="宋体" w:cs="宋体" w:hint="eastAsia"/>
+              <w:rFonts w:hint="eastAsia" w:ascii="宋体" w:hAnsi="宋体" w:eastAsia="宋体" w:cs="宋体"/>
               <w:szCs w:val="24"/>
             </w:rPr>
             <w:fldChar w:fldCharType="begin"/>
           </w:r>
           <w:r>
             <w:rPr>
-              <w:rFonts w:ascii="宋体" w:eastAsia="宋体" w:hAnsi="宋体" w:cs="宋体" w:hint="eastAsia"/>
+              <w:rFonts w:hint="eastAsia" w:ascii="宋体" w:hAnsi="宋体" w:eastAsia="宋体" w:cs="宋体"/>
               <w:szCs w:val="24"/>
             </w:rPr>
             <w:instrText xml:space="preserve"> HYPERLINK \l _Toc3980 </w:instrText>
           </w:r>
           <w:r>
             <w:rPr>
-              <w:rFonts w:ascii="宋体" w:eastAsia="宋体" w:hAnsi="宋体" w:cs="宋体" w:hint="eastAsia"/>
+              <w:rFonts w:hint="eastAsia" w:ascii="宋体" w:hAnsi="宋体" w:eastAsia="宋体" w:cs="宋体"/>
               <w:szCs w:val="24"/>
             </w:rPr>
             <w:fldChar w:fldCharType="separate"/>
@@ -3441,7 +3606,7 @@
           </w:r>
           <w:r>
             <w:rPr>
-              <w:rFonts w:ascii="宋体" w:eastAsia="宋体" w:hAnsi="宋体" w:cs="宋体" w:hint="eastAsia"/>
+              <w:rFonts w:hint="eastAsia" w:ascii="宋体" w:hAnsi="宋体" w:eastAsia="宋体" w:cs="宋体"/>
               <w:szCs w:val="24"/>
             </w:rPr>
             <w:fldChar w:fldCharType="end"/>
@@ -3449,28 +3614,28 @@
         </w:p>
         <w:p>
           <w:pPr>
-            <w:pStyle w:val="TOC2"/>
+            <w:pStyle w:val="17"/>
             <w:tabs>
               <w:tab w:val="right" w:leader="dot" w:pos="8306"/>
             </w:tabs>
           </w:pPr>
           <w:r>
             <w:rPr>
-              <w:rFonts w:ascii="宋体" w:eastAsia="宋体" w:hAnsi="宋体" w:cs="宋体" w:hint="eastAsia"/>
+              <w:rFonts w:hint="eastAsia" w:ascii="宋体" w:hAnsi="宋体" w:eastAsia="宋体" w:cs="宋体"/>
               <w:szCs w:val="24"/>
             </w:rPr>
             <w:fldChar w:fldCharType="begin"/>
           </w:r>
           <w:r>
             <w:rPr>
-              <w:rFonts w:ascii="宋体" w:eastAsia="宋体" w:hAnsi="宋体" w:cs="宋体" w:hint="eastAsia"/>
+              <w:rFonts w:hint="eastAsia" w:ascii="宋体" w:hAnsi="宋体" w:eastAsia="宋体" w:cs="宋体"/>
               <w:szCs w:val="24"/>
             </w:rPr>
             <w:instrText xml:space="preserve"> HYPERLINK \l _Toc19305 </w:instrText>
           </w:r>
           <w:r>
             <w:rPr>
-              <w:rFonts w:ascii="宋体" w:eastAsia="宋体" w:hAnsi="宋体" w:cs="宋体" w:hint="eastAsia"/>
+              <w:rFonts w:hint="eastAsia" w:ascii="宋体" w:hAnsi="宋体" w:eastAsia="宋体" w:cs="宋体"/>
               <w:szCs w:val="24"/>
             </w:rPr>
             <w:fldChar w:fldCharType="separate"/>
@@ -3502,7 +3667,7 @@
           </w:r>
           <w:r>
             <w:rPr>
-              <w:rFonts w:ascii="宋体" w:eastAsia="宋体" w:hAnsi="宋体" w:cs="宋体" w:hint="eastAsia"/>
+              <w:rFonts w:hint="eastAsia" w:ascii="宋体" w:hAnsi="宋体" w:eastAsia="宋体" w:cs="宋体"/>
               <w:szCs w:val="24"/>
             </w:rPr>
             <w:fldChar w:fldCharType="end"/>
@@ -3510,28 +3675,28 @@
         </w:p>
         <w:p>
           <w:pPr>
-            <w:pStyle w:val="TOC2"/>
+            <w:pStyle w:val="17"/>
             <w:tabs>
               <w:tab w:val="right" w:leader="dot" w:pos="8306"/>
             </w:tabs>
           </w:pPr>
           <w:r>
             <w:rPr>
-              <w:rFonts w:ascii="宋体" w:eastAsia="宋体" w:hAnsi="宋体" w:cs="宋体" w:hint="eastAsia"/>
+              <w:rFonts w:hint="eastAsia" w:ascii="宋体" w:hAnsi="宋体" w:eastAsia="宋体" w:cs="宋体"/>
               <w:szCs w:val="24"/>
             </w:rPr>
             <w:fldChar w:fldCharType="begin"/>
           </w:r>
           <w:r>
             <w:rPr>
-              <w:rFonts w:ascii="宋体" w:eastAsia="宋体" w:hAnsi="宋体" w:cs="宋体" w:hint="eastAsia"/>
+              <w:rFonts w:hint="eastAsia" w:ascii="宋体" w:hAnsi="宋体" w:eastAsia="宋体" w:cs="宋体"/>
               <w:szCs w:val="24"/>
             </w:rPr>
             <w:instrText xml:space="preserve"> HYPERLINK \l _Toc4945 </w:instrText>
           </w:r>
           <w:r>
             <w:rPr>
-              <w:rFonts w:ascii="宋体" w:eastAsia="宋体" w:hAnsi="宋体" w:cs="宋体" w:hint="eastAsia"/>
+              <w:rFonts w:hint="eastAsia" w:ascii="宋体" w:hAnsi="宋体" w:eastAsia="宋体" w:cs="宋体"/>
               <w:szCs w:val="24"/>
             </w:rPr>
             <w:fldChar w:fldCharType="separate"/>
@@ -3563,7 +3728,7 @@
           </w:r>
           <w:r>
             <w:rPr>
-              <w:rFonts w:ascii="宋体" w:eastAsia="宋体" w:hAnsi="宋体" w:cs="宋体" w:hint="eastAsia"/>
+              <w:rFonts w:hint="eastAsia" w:ascii="宋体" w:hAnsi="宋体" w:eastAsia="宋体" w:cs="宋体"/>
               <w:szCs w:val="24"/>
             </w:rPr>
             <w:fldChar w:fldCharType="end"/>
@@ -3571,28 +3736,28 @@
         </w:p>
         <w:p>
           <w:pPr>
-            <w:pStyle w:val="TOC1"/>
+            <w:pStyle w:val="16"/>
             <w:tabs>
               <w:tab w:val="right" w:leader="dot" w:pos="8306"/>
             </w:tabs>
           </w:pPr>
           <w:r>
             <w:rPr>
-              <w:rFonts w:ascii="宋体" w:eastAsia="宋体" w:hAnsi="宋体" w:cs="宋体" w:hint="eastAsia"/>
+              <w:rFonts w:hint="eastAsia" w:ascii="宋体" w:hAnsi="宋体" w:eastAsia="宋体" w:cs="宋体"/>
               <w:szCs w:val="24"/>
             </w:rPr>
             <w:fldChar w:fldCharType="begin"/>
           </w:r>
           <w:r>
             <w:rPr>
-              <w:rFonts w:ascii="宋体" w:eastAsia="宋体" w:hAnsi="宋体" w:cs="宋体" w:hint="eastAsia"/>
+              <w:rFonts w:hint="eastAsia" w:ascii="宋体" w:hAnsi="宋体" w:eastAsia="宋体" w:cs="宋体"/>
               <w:szCs w:val="24"/>
             </w:rPr>
             <w:instrText xml:space="preserve"> HYPERLINK \l _Toc24717 </w:instrText>
           </w:r>
           <w:r>
             <w:rPr>
-              <w:rFonts w:ascii="宋体" w:eastAsia="宋体" w:hAnsi="宋体" w:cs="宋体" w:hint="eastAsia"/>
+              <w:rFonts w:hint="eastAsia" w:ascii="宋体" w:hAnsi="宋体" w:eastAsia="宋体" w:cs="宋体"/>
               <w:szCs w:val="24"/>
             </w:rPr>
             <w:fldChar w:fldCharType="separate"/>
@@ -3624,7 +3789,7 @@
           </w:r>
           <w:r>
             <w:rPr>
-              <w:rFonts w:ascii="宋体" w:eastAsia="宋体" w:hAnsi="宋体" w:cs="宋体" w:hint="eastAsia"/>
+              <w:rFonts w:hint="eastAsia" w:ascii="宋体" w:hAnsi="宋体" w:eastAsia="宋体" w:cs="宋体"/>
               <w:szCs w:val="24"/>
             </w:rPr>
             <w:fldChar w:fldCharType="end"/>
@@ -3632,28 +3797,28 @@
         </w:p>
         <w:p>
           <w:pPr>
-            <w:pStyle w:val="TOC2"/>
+            <w:pStyle w:val="17"/>
             <w:tabs>
               <w:tab w:val="right" w:leader="dot" w:pos="8306"/>
             </w:tabs>
           </w:pPr>
           <w:r>
             <w:rPr>
-              <w:rFonts w:ascii="宋体" w:eastAsia="宋体" w:hAnsi="宋体" w:cs="宋体" w:hint="eastAsia"/>
+              <w:rFonts w:hint="eastAsia" w:ascii="宋体" w:hAnsi="宋体" w:eastAsia="宋体" w:cs="宋体"/>
               <w:szCs w:val="24"/>
             </w:rPr>
             <w:fldChar w:fldCharType="begin"/>
           </w:r>
           <w:r>
             <w:rPr>
-              <w:rFonts w:ascii="宋体" w:eastAsia="宋体" w:hAnsi="宋体" w:cs="宋体" w:hint="eastAsia"/>
+              <w:rFonts w:hint="eastAsia" w:ascii="宋体" w:hAnsi="宋体" w:eastAsia="宋体" w:cs="宋体"/>
               <w:szCs w:val="24"/>
             </w:rPr>
             <w:instrText xml:space="preserve"> HYPERLINK \l _Toc944 </w:instrText>
           </w:r>
           <w:r>
             <w:rPr>
-              <w:rFonts w:ascii="宋体" w:eastAsia="宋体" w:hAnsi="宋体" w:cs="宋体" w:hint="eastAsia"/>
+              <w:rFonts w:hint="eastAsia" w:ascii="宋体" w:hAnsi="宋体" w:eastAsia="宋体" w:cs="宋体"/>
               <w:szCs w:val="24"/>
             </w:rPr>
             <w:fldChar w:fldCharType="separate"/>
@@ -3685,7 +3850,7 @@
           </w:r>
           <w:r>
             <w:rPr>
-              <w:rFonts w:ascii="宋体" w:eastAsia="宋体" w:hAnsi="宋体" w:cs="宋体" w:hint="eastAsia"/>
+              <w:rFonts w:hint="eastAsia" w:ascii="宋体" w:hAnsi="宋体" w:eastAsia="宋体" w:cs="宋体"/>
               <w:szCs w:val="24"/>
             </w:rPr>
             <w:fldChar w:fldCharType="end"/>
@@ -3693,28 +3858,28 @@
         </w:p>
         <w:p>
           <w:pPr>
-            <w:pStyle w:val="TOC2"/>
+            <w:pStyle w:val="17"/>
             <w:tabs>
               <w:tab w:val="right" w:leader="dot" w:pos="8306"/>
             </w:tabs>
           </w:pPr>
           <w:r>
             <w:rPr>
-              <w:rFonts w:ascii="宋体" w:eastAsia="宋体" w:hAnsi="宋体" w:cs="宋体" w:hint="eastAsia"/>
+              <w:rFonts w:hint="eastAsia" w:ascii="宋体" w:hAnsi="宋体" w:eastAsia="宋体" w:cs="宋体"/>
               <w:szCs w:val="24"/>
             </w:rPr>
             <w:fldChar w:fldCharType="begin"/>
           </w:r>
           <w:r>
             <w:rPr>
-              <w:rFonts w:ascii="宋体" w:eastAsia="宋体" w:hAnsi="宋体" w:cs="宋体" w:hint="eastAsia"/>
+              <w:rFonts w:hint="eastAsia" w:ascii="宋体" w:hAnsi="宋体" w:eastAsia="宋体" w:cs="宋体"/>
               <w:szCs w:val="24"/>
             </w:rPr>
             <w:instrText xml:space="preserve"> HYPERLINK \l _Toc19632 </w:instrText>
           </w:r>
           <w:r>
             <w:rPr>
-              <w:rFonts w:ascii="宋体" w:eastAsia="宋体" w:hAnsi="宋体" w:cs="宋体" w:hint="eastAsia"/>
+              <w:rFonts w:hint="eastAsia" w:ascii="宋体" w:hAnsi="宋体" w:eastAsia="宋体" w:cs="宋体"/>
               <w:szCs w:val="24"/>
             </w:rPr>
             <w:fldChar w:fldCharType="separate"/>
@@ -3746,7 +3911,7 @@
           </w:r>
           <w:r>
             <w:rPr>
-              <w:rFonts w:ascii="宋体" w:eastAsia="宋体" w:hAnsi="宋体" w:cs="宋体" w:hint="eastAsia"/>
+              <w:rFonts w:hint="eastAsia" w:ascii="宋体" w:hAnsi="宋体" w:eastAsia="宋体" w:cs="宋体"/>
               <w:szCs w:val="24"/>
             </w:rPr>
             <w:fldChar w:fldCharType="end"/>
@@ -3754,28 +3919,28 @@
         </w:p>
         <w:p>
           <w:pPr>
-            <w:pStyle w:val="TOC1"/>
+            <w:pStyle w:val="16"/>
             <w:tabs>
               <w:tab w:val="right" w:leader="dot" w:pos="8306"/>
             </w:tabs>
           </w:pPr>
           <w:r>
             <w:rPr>
-              <w:rFonts w:ascii="宋体" w:eastAsia="宋体" w:hAnsi="宋体" w:cs="宋体" w:hint="eastAsia"/>
+              <w:rFonts w:hint="eastAsia" w:ascii="宋体" w:hAnsi="宋体" w:eastAsia="宋体" w:cs="宋体"/>
               <w:szCs w:val="24"/>
             </w:rPr>
             <w:fldChar w:fldCharType="begin"/>
           </w:r>
           <w:r>
             <w:rPr>
-              <w:rFonts w:ascii="宋体" w:eastAsia="宋体" w:hAnsi="宋体" w:cs="宋体" w:hint="eastAsia"/>
+              <w:rFonts w:hint="eastAsia" w:ascii="宋体" w:hAnsi="宋体" w:eastAsia="宋体" w:cs="宋体"/>
               <w:szCs w:val="24"/>
             </w:rPr>
             <w:instrText xml:space="preserve"> HYPERLINK \l _Toc8615 </w:instrText>
           </w:r>
           <w:r>
             <w:rPr>
-              <w:rFonts w:ascii="宋体" w:eastAsia="宋体" w:hAnsi="宋体" w:cs="宋体" w:hint="eastAsia"/>
+              <w:rFonts w:hint="eastAsia" w:ascii="宋体" w:hAnsi="宋体" w:eastAsia="宋体" w:cs="宋体"/>
               <w:szCs w:val="24"/>
             </w:rPr>
             <w:fldChar w:fldCharType="separate"/>
@@ -3807,7 +3972,7 @@
           </w:r>
           <w:r>
             <w:rPr>
-              <w:rFonts w:ascii="宋体" w:eastAsia="宋体" w:hAnsi="宋体" w:cs="宋体" w:hint="eastAsia"/>
+              <w:rFonts w:hint="eastAsia" w:ascii="宋体" w:hAnsi="宋体" w:eastAsia="宋体" w:cs="宋体"/>
               <w:szCs w:val="24"/>
             </w:rPr>
             <w:fldChar w:fldCharType="end"/>
@@ -3815,28 +3980,28 @@
         </w:p>
         <w:p>
           <w:pPr>
-            <w:pStyle w:val="TOC1"/>
+            <w:pStyle w:val="16"/>
             <w:tabs>
               <w:tab w:val="right" w:leader="dot" w:pos="8306"/>
             </w:tabs>
           </w:pPr>
           <w:r>
             <w:rPr>
-              <w:rFonts w:ascii="宋体" w:eastAsia="宋体" w:hAnsi="宋体" w:cs="宋体" w:hint="eastAsia"/>
+              <w:rFonts w:hint="eastAsia" w:ascii="宋体" w:hAnsi="宋体" w:eastAsia="宋体" w:cs="宋体"/>
               <w:szCs w:val="24"/>
             </w:rPr>
             <w:fldChar w:fldCharType="begin"/>
           </w:r>
           <w:r>
             <w:rPr>
-              <w:rFonts w:ascii="宋体" w:eastAsia="宋体" w:hAnsi="宋体" w:cs="宋体" w:hint="eastAsia"/>
+              <w:rFonts w:hint="eastAsia" w:ascii="宋体" w:hAnsi="宋体" w:eastAsia="宋体" w:cs="宋体"/>
               <w:szCs w:val="24"/>
             </w:rPr>
             <w:instrText xml:space="preserve"> HYPERLINK \l _Toc32076 </w:instrText>
           </w:r>
           <w:r>
             <w:rPr>
-              <w:rFonts w:ascii="宋体" w:eastAsia="宋体" w:hAnsi="宋体" w:cs="宋体" w:hint="eastAsia"/>
+              <w:rFonts w:hint="eastAsia" w:ascii="宋体" w:hAnsi="宋体" w:eastAsia="宋体" w:cs="宋体"/>
               <w:szCs w:val="24"/>
             </w:rPr>
             <w:fldChar w:fldCharType="separate"/>
@@ -3875,7 +4040,7 @@
           </w:r>
           <w:r>
             <w:rPr>
-              <w:rFonts w:ascii="宋体" w:eastAsia="宋体" w:hAnsi="宋体" w:cs="宋体" w:hint="eastAsia"/>
+              <w:rFonts w:hint="eastAsia" w:ascii="宋体" w:hAnsi="宋体" w:eastAsia="宋体" w:cs="宋体"/>
               <w:szCs w:val="24"/>
             </w:rPr>
             <w:fldChar w:fldCharType="end"/>
@@ -3883,28 +4048,28 @@
         </w:p>
         <w:p>
           <w:pPr>
-            <w:pStyle w:val="TOC1"/>
+            <w:pStyle w:val="16"/>
             <w:tabs>
               <w:tab w:val="right" w:leader="dot" w:pos="8306"/>
             </w:tabs>
           </w:pPr>
           <w:r>
             <w:rPr>
-              <w:rFonts w:ascii="宋体" w:eastAsia="宋体" w:hAnsi="宋体" w:cs="宋体" w:hint="eastAsia"/>
+              <w:rFonts w:hint="eastAsia" w:ascii="宋体" w:hAnsi="宋体" w:eastAsia="宋体" w:cs="宋体"/>
               <w:szCs w:val="24"/>
             </w:rPr>
             <w:fldChar w:fldCharType="begin"/>
           </w:r>
           <w:r>
             <w:rPr>
-              <w:rFonts w:ascii="宋体" w:eastAsia="宋体" w:hAnsi="宋体" w:cs="宋体" w:hint="eastAsia"/>
+              <w:rFonts w:hint="eastAsia" w:ascii="宋体" w:hAnsi="宋体" w:eastAsia="宋体" w:cs="宋体"/>
               <w:szCs w:val="24"/>
             </w:rPr>
             <w:instrText xml:space="preserve"> HYPERLINK \l _Toc23410 </w:instrText>
           </w:r>
           <w:r>
             <w:rPr>
-              <w:rFonts w:ascii="宋体" w:eastAsia="宋体" w:hAnsi="宋体" w:cs="宋体" w:hint="eastAsia"/>
+              <w:rFonts w:hint="eastAsia" w:ascii="宋体" w:hAnsi="宋体" w:eastAsia="宋体" w:cs="宋体"/>
               <w:szCs w:val="24"/>
             </w:rPr>
             <w:fldChar w:fldCharType="separate"/>
@@ -3936,7 +4101,7 @@
           </w:r>
           <w:r>
             <w:rPr>
-              <w:rFonts w:ascii="宋体" w:eastAsia="宋体" w:hAnsi="宋体" w:cs="宋体" w:hint="eastAsia"/>
+              <w:rFonts w:hint="eastAsia" w:ascii="宋体" w:hAnsi="宋体" w:eastAsia="宋体" w:cs="宋体"/>
               <w:szCs w:val="24"/>
             </w:rPr>
             <w:fldChar w:fldCharType="end"/>
@@ -3958,7 +4123,7 @@
             <w:snapToGrid w:val="0"/>
             <w:textAlignment w:val="baseline"/>
             <w:rPr>
-              <w:rFonts w:ascii="宋体" w:eastAsia="宋体" w:hAnsi="宋体" w:cs="宋体" w:hint="eastAsia"/>
+              <w:rFonts w:hint="eastAsia" w:ascii="宋体" w:hAnsi="宋体" w:eastAsia="宋体" w:cs="宋体"/>
               <w:snapToGrid w:val="0"/>
               <w:color w:val="000000"/>
               <w:kern w:val="0"/>
@@ -3969,7 +4134,7 @@
           </w:pPr>
           <w:r>
             <w:rPr>
-              <w:rFonts w:ascii="宋体" w:eastAsia="宋体" w:hAnsi="宋体" w:cs="宋体" w:hint="eastAsia"/>
+              <w:rFonts w:hint="eastAsia" w:ascii="宋体" w:hAnsi="宋体" w:eastAsia="宋体" w:cs="宋体"/>
               <w:szCs w:val="24"/>
             </w:rPr>
             <w:fldChar w:fldCharType="end"/>
@@ -3993,7 +4158,7 @@
         <w:snapToGrid w:val="0"/>
         <w:textAlignment w:val="baseline"/>
         <w:rPr>
-          <w:rFonts w:ascii="Arial" w:eastAsia="Arial" w:hAnsi="Arial" w:cs="Arial"/>
+          <w:rFonts w:ascii="Arial" w:hAnsi="Arial" w:eastAsia="Arial" w:cs="Arial"/>
           <w:snapToGrid w:val="0"/>
           <w:color w:val="000000"/>
           <w:kern w:val="0"/>
@@ -4004,7 +4169,7 @@
       </w:pPr>
       <w:r>
         <w:rPr>
-          <w:rFonts w:ascii="Arial" w:eastAsia="Arial" w:hAnsi="Arial" w:cs="Arial"/>
+          <w:rFonts w:ascii="Arial" w:hAnsi="Arial" w:eastAsia="Arial" w:cs="Arial"/>
           <w:snapToGrid w:val="0"/>
           <w:color w:val="000000"/>
           <w:kern w:val="0"/>
@@ -4017,7 +4182,7 @@
     </w:p>
     <w:p>
       <w:pPr>
-        <w:pStyle w:val="1"/>
+        <w:pStyle w:val="28"/>
         <w:bidi w:val="0"/>
         <w:rPr>
           <w:rFonts w:hint="default"/>
@@ -4036,7 +4201,7 @@
     </w:p>
     <w:p>
       <w:pPr>
-        <w:pStyle w:val="2"/>
+        <w:pStyle w:val="30"/>
         <w:bidi w:val="0"/>
         <w:rPr>
           <w:rFonts w:hint="default"/>
@@ -4055,7 +4220,7 @@
     </w:p>
     <w:p>
       <w:pPr>
-        <w:pStyle w:val="a1"/>
+        <w:pStyle w:val="29"/>
         <w:keepNext w:val="0"/>
         <w:keepLines w:val="0"/>
         <w:pageBreakBefore w:val="0"/>
@@ -4079,40 +4244,31 @@
           <w:rFonts w:hint="default"/>
           <w:lang w:val="en-US" w:eastAsia="zh-CN"/>
         </w:rPr>
-        <w:t>为建立科学、公正的绩效管理体系，客观评价员工的工作业绩与行为表现，有效激励员工持续改进、提升能力，实现个人与公司</w:t>
-      </w:r>
-      <w:bookmarkStart w:id="4" w:name="_GoBack"/>
+        <w:t>为建立科学、公正的绩效管理体系，客观评价员工的工作业绩与行为表现，有效激励员工持续改进、提升能力，实现个人与公司运维服务业务的协同发展，支撑公司战略目标的达成，特制定本制度。</w:t>
+      </w:r>
+    </w:p>
+    <w:p>
+      <w:pPr>
+        <w:pStyle w:val="30"/>
+        <w:bidi w:val="0"/>
+        <w:rPr>
+          <w:rFonts w:hint="default"/>
+          <w:lang w:val="en-US" w:eastAsia="zh-CN"/>
+        </w:rPr>
+      </w:pPr>
+      <w:bookmarkStart w:id="4" w:name="_Toc30096"/>
+      <w:r>
+        <w:rPr>
+          <w:rFonts w:hint="default"/>
+          <w:lang w:val="en-US" w:eastAsia="zh-CN"/>
+        </w:rPr>
+        <w:t>适用范围</w:t>
+      </w:r>
       <w:bookmarkEnd w:id="4"/>
-      <w:r>
-        <w:rPr>
-          <w:rFonts w:hint="default"/>
-          <w:lang w:val="en-US" w:eastAsia="zh-CN"/>
-        </w:rPr>
-        <w:t>运维服务业务的协同发展，支撑公司战略目标的达成，特制定本制度。</w:t>
-      </w:r>
-    </w:p>
-    <w:p>
-      <w:pPr>
-        <w:pStyle w:val="2"/>
-        <w:bidi w:val="0"/>
-        <w:rPr>
-          <w:rFonts w:hint="default"/>
-          <w:lang w:val="en-US" w:eastAsia="zh-CN"/>
-        </w:rPr>
-      </w:pPr>
-      <w:bookmarkStart w:id="5" w:name="_Toc30096"/>
-      <w:r>
-        <w:rPr>
-          <w:rFonts w:hint="default"/>
-          <w:lang w:val="en-US" w:eastAsia="zh-CN"/>
-        </w:rPr>
-        <w:t>适用范围</w:t>
-      </w:r>
-      <w:bookmarkEnd w:id="5"/>
-    </w:p>
-    <w:p>
-      <w:pPr>
-        <w:pStyle w:val="a1"/>
+    </w:p>
+    <w:p>
+      <w:pPr>
+        <w:pStyle w:val="29"/>
         <w:keepNext w:val="0"/>
         <w:keepLines w:val="0"/>
         <w:pageBreakBefore w:val="0"/>
@@ -4141,14 +4297,14 @@
     </w:p>
     <w:p>
       <w:pPr>
-        <w:pStyle w:val="2"/>
-        <w:bidi w:val="0"/>
-        <w:rPr>
-          <w:rFonts w:hint="default"/>
-          <w:lang w:val="en-US" w:eastAsia="zh-CN"/>
-        </w:rPr>
-      </w:pPr>
-      <w:bookmarkStart w:id="6" w:name="_Toc18688"/>
+        <w:pStyle w:val="30"/>
+        <w:bidi w:val="0"/>
+        <w:rPr>
+          <w:rFonts w:hint="default"/>
+          <w:lang w:val="en-US" w:eastAsia="zh-CN"/>
+        </w:rPr>
+      </w:pPr>
+      <w:bookmarkStart w:id="5" w:name="_Toc18688"/>
       <w:r>
         <w:rPr>
           <w:rFonts w:hint="default"/>
@@ -4156,11 +4312,11 @@
         </w:rPr>
         <w:t>基本原则</w:t>
       </w:r>
-      <w:bookmarkEnd w:id="6"/>
-    </w:p>
-    <w:p>
-      <w:pPr>
-        <w:pStyle w:val="a1"/>
+      <w:bookmarkEnd w:id="5"/>
+    </w:p>
+    <w:p>
+      <w:pPr>
+        <w:pStyle w:val="29"/>
         <w:keepNext w:val="0"/>
         <w:keepLines w:val="0"/>
         <w:pageBreakBefore w:val="0"/>
@@ -4189,7 +4345,7 @@
     </w:p>
     <w:p>
       <w:pPr>
-        <w:pStyle w:val="a1"/>
+        <w:pStyle w:val="29"/>
         <w:keepNext w:val="0"/>
         <w:keepLines w:val="0"/>
         <w:pageBreakBefore w:val="0"/>
@@ -4218,7 +4374,7 @@
     </w:p>
     <w:p>
       <w:pPr>
-        <w:pStyle w:val="a1"/>
+        <w:pStyle w:val="29"/>
         <w:keepNext w:val="0"/>
         <w:keepLines w:val="0"/>
         <w:pageBreakBefore w:val="0"/>
@@ -4247,7 +4403,7 @@
     </w:p>
     <w:p>
       <w:pPr>
-        <w:pStyle w:val="a1"/>
+        <w:pStyle w:val="29"/>
         <w:keepNext w:val="0"/>
         <w:keepLines w:val="0"/>
         <w:pageBreakBefore w:val="0"/>
@@ -4276,7 +4432,7 @@
     </w:p>
     <w:p>
       <w:pPr>
-        <w:pStyle w:val="a1"/>
+        <w:pStyle w:val="29"/>
         <w:keepNext w:val="0"/>
         <w:keepLines w:val="0"/>
         <w:pageBreakBefore w:val="0"/>
@@ -4305,14 +4461,14 @@
     </w:p>
     <w:p>
       <w:pPr>
-        <w:pStyle w:val="1"/>
-        <w:bidi w:val="0"/>
-        <w:rPr>
-          <w:rFonts w:hint="default"/>
-          <w:lang w:val="en-US" w:eastAsia="zh-CN"/>
-        </w:rPr>
-      </w:pPr>
-      <w:bookmarkStart w:id="7" w:name="_Toc1701"/>
+        <w:pStyle w:val="28"/>
+        <w:bidi w:val="0"/>
+        <w:rPr>
+          <w:rFonts w:hint="default"/>
+          <w:lang w:val="en-US" w:eastAsia="zh-CN"/>
+        </w:rPr>
+      </w:pPr>
+      <w:bookmarkStart w:id="6" w:name="_Toc1701"/>
       <w:r>
         <w:rPr>
           <w:rFonts w:hint="default"/>
@@ -4320,30 +4476,30 @@
         </w:rPr>
         <w:t>组织与职责</w:t>
       </w:r>
+      <w:bookmarkEnd w:id="6"/>
+    </w:p>
+    <w:p>
+      <w:pPr>
+        <w:pStyle w:val="30"/>
+        <w:bidi w:val="0"/>
+        <w:rPr>
+          <w:rFonts w:hint="default"/>
+          <w:lang w:val="en-US" w:eastAsia="zh-CN"/>
+        </w:rPr>
+      </w:pPr>
+      <w:bookmarkStart w:id="7" w:name="_Toc20811"/>
+      <w:r>
+        <w:rPr>
+          <w:rFonts w:hint="default"/>
+          <w:lang w:val="en-US" w:eastAsia="zh-CN"/>
+        </w:rPr>
+        <w:t>绩效考核领导小组</w:t>
+      </w:r>
       <w:bookmarkEnd w:id="7"/>
     </w:p>
     <w:p>
       <w:pPr>
-        <w:pStyle w:val="2"/>
-        <w:bidi w:val="0"/>
-        <w:rPr>
-          <w:rFonts w:hint="default"/>
-          <w:lang w:val="en-US" w:eastAsia="zh-CN"/>
-        </w:rPr>
-      </w:pPr>
-      <w:bookmarkStart w:id="8" w:name="_Toc20811"/>
-      <w:r>
-        <w:rPr>
-          <w:rFonts w:hint="default"/>
-          <w:lang w:val="en-US" w:eastAsia="zh-CN"/>
-        </w:rPr>
-        <w:t>绩效考核领导小组</w:t>
-      </w:r>
-      <w:bookmarkEnd w:id="8"/>
-    </w:p>
-    <w:p>
-      <w:pPr>
-        <w:pStyle w:val="a1"/>
+        <w:pStyle w:val="29"/>
         <w:keepNext w:val="0"/>
         <w:keepLines w:val="0"/>
         <w:pageBreakBefore w:val="0"/>
@@ -4372,14 +4528,14 @@
     </w:p>
     <w:p>
       <w:pPr>
-        <w:pStyle w:val="2"/>
-        <w:bidi w:val="0"/>
-        <w:rPr>
-          <w:rFonts w:hint="default"/>
-          <w:lang w:val="en-US" w:eastAsia="zh-CN"/>
-        </w:rPr>
-      </w:pPr>
-      <w:bookmarkStart w:id="9" w:name="_Toc9294"/>
+        <w:pStyle w:val="30"/>
+        <w:bidi w:val="0"/>
+        <w:rPr>
+          <w:rFonts w:hint="default"/>
+          <w:lang w:val="en-US" w:eastAsia="zh-CN"/>
+        </w:rPr>
+      </w:pPr>
+      <w:bookmarkStart w:id="8" w:name="_Toc9294"/>
       <w:r>
         <w:rPr>
           <w:rFonts w:hint="default"/>
@@ -4387,11 +4543,11 @@
         </w:rPr>
         <w:t>人力资源部</w:t>
       </w:r>
-      <w:bookmarkEnd w:id="9"/>
-    </w:p>
-    <w:p>
-      <w:pPr>
-        <w:pStyle w:val="a1"/>
+      <w:bookmarkEnd w:id="8"/>
+    </w:p>
+    <w:p>
+      <w:pPr>
+        <w:pStyle w:val="29"/>
         <w:keepNext w:val="0"/>
         <w:keepLines w:val="0"/>
         <w:pageBreakBefore w:val="0"/>
@@ -4420,7 +4576,7 @@
     </w:p>
     <w:p>
       <w:pPr>
-        <w:pStyle w:val="a1"/>
+        <w:pStyle w:val="29"/>
         <w:keepNext w:val="0"/>
         <w:keepLines w:val="0"/>
         <w:pageBreakBefore w:val="0"/>
@@ -4437,7 +4593,7 @@
         <w:bidi w:val="0"/>
         <w:adjustRightInd w:val="0"/>
         <w:snapToGrid w:val="0"/>
-        <w:ind w:left="425" w:hanging="425" w:leftChars="0" w:firstLineChars="0"/>
+        <w:ind w:left="425" w:leftChars="0" w:hanging="425" w:firstLineChars="0"/>
         <w:textAlignment w:val="baseline"/>
         <w:rPr>
           <w:rFonts w:hint="default"/>
@@ -4461,7 +4617,7 @@
     </w:p>
     <w:p>
       <w:pPr>
-        <w:pStyle w:val="a1"/>
+        <w:pStyle w:val="29"/>
         <w:keepNext w:val="0"/>
         <w:keepLines w:val="0"/>
         <w:pageBreakBefore w:val="0"/>
@@ -4478,7 +4634,7 @@
         <w:bidi w:val="0"/>
         <w:adjustRightInd w:val="0"/>
         <w:snapToGrid w:val="0"/>
-        <w:ind w:left="425" w:hanging="425" w:leftChars="0" w:firstLineChars="0"/>
+        <w:ind w:left="425" w:leftChars="0" w:hanging="425" w:firstLineChars="0"/>
         <w:textAlignment w:val="baseline"/>
         <w:rPr>
           <w:rFonts w:hint="default"/>
@@ -4502,7 +4658,7 @@
     </w:p>
     <w:p>
       <w:pPr>
-        <w:pStyle w:val="a1"/>
+        <w:pStyle w:val="29"/>
         <w:keepNext w:val="0"/>
         <w:keepLines w:val="0"/>
         <w:pageBreakBefore w:val="0"/>
@@ -4519,7 +4675,7 @@
         <w:bidi w:val="0"/>
         <w:adjustRightInd w:val="0"/>
         <w:snapToGrid w:val="0"/>
-        <w:ind w:left="425" w:hanging="425" w:leftChars="0" w:firstLineChars="0"/>
+        <w:ind w:left="425" w:leftChars="0" w:hanging="425" w:firstLineChars="0"/>
         <w:textAlignment w:val="baseline"/>
         <w:rPr>
           <w:rFonts w:hint="default"/>
@@ -4543,7 +4699,7 @@
     </w:p>
     <w:p>
       <w:pPr>
-        <w:pStyle w:val="a1"/>
+        <w:pStyle w:val="29"/>
         <w:keepNext w:val="0"/>
         <w:keepLines w:val="0"/>
         <w:pageBreakBefore w:val="0"/>
@@ -4560,7 +4716,7 @@
         <w:bidi w:val="0"/>
         <w:adjustRightInd w:val="0"/>
         <w:snapToGrid w:val="0"/>
-        <w:ind w:left="425" w:hanging="425" w:leftChars="0" w:firstLineChars="0"/>
+        <w:ind w:left="425" w:leftChars="0" w:hanging="425" w:firstLineChars="0"/>
         <w:textAlignment w:val="baseline"/>
         <w:rPr>
           <w:rFonts w:hint="default"/>
@@ -4584,7 +4740,7 @@
     </w:p>
     <w:p>
       <w:pPr>
-        <w:pStyle w:val="a1"/>
+        <w:pStyle w:val="29"/>
         <w:keepNext w:val="0"/>
         <w:keepLines w:val="0"/>
         <w:pageBreakBefore w:val="0"/>
@@ -4601,7 +4757,7 @@
         <w:bidi w:val="0"/>
         <w:adjustRightInd w:val="0"/>
         <w:snapToGrid w:val="0"/>
-        <w:ind w:left="425" w:hanging="425" w:leftChars="0" w:firstLineChars="0"/>
+        <w:ind w:left="425" w:leftChars="0" w:hanging="425" w:firstLineChars="0"/>
         <w:textAlignment w:val="baseline"/>
         <w:rPr>
           <w:rFonts w:hint="default"/>
@@ -4618,14 +4774,14 @@
     </w:p>
     <w:p>
       <w:pPr>
-        <w:pStyle w:val="2"/>
-        <w:bidi w:val="0"/>
-        <w:rPr>
-          <w:rFonts w:hint="default"/>
-          <w:lang w:val="en-US" w:eastAsia="zh-CN"/>
-        </w:rPr>
-      </w:pPr>
-      <w:bookmarkStart w:id="10" w:name="_Toc6485"/>
+        <w:pStyle w:val="30"/>
+        <w:bidi w:val="0"/>
+        <w:rPr>
+          <w:rFonts w:hint="default"/>
+          <w:lang w:val="en-US" w:eastAsia="zh-CN"/>
+        </w:rPr>
+      </w:pPr>
+      <w:bookmarkStart w:id="9" w:name="_Toc6485"/>
       <w:r>
         <w:rPr>
           <w:rFonts w:hint="default"/>
@@ -4633,11 +4789,11 @@
         </w:rPr>
         <w:t>各业务与职能部门</w:t>
       </w:r>
-      <w:bookmarkEnd w:id="10"/>
-    </w:p>
-    <w:p>
-      <w:pPr>
-        <w:pStyle w:val="a1"/>
+      <w:bookmarkEnd w:id="9"/>
+    </w:p>
+    <w:p>
+      <w:pPr>
+        <w:pStyle w:val="29"/>
         <w:keepNext w:val="0"/>
         <w:keepLines w:val="0"/>
         <w:pageBreakBefore w:val="0"/>
@@ -4666,7 +4822,7 @@
     </w:p>
     <w:p>
       <w:pPr>
-        <w:pStyle w:val="a1"/>
+        <w:pStyle w:val="29"/>
         <w:keepNext w:val="0"/>
         <w:keepLines w:val="0"/>
         <w:pageBreakBefore w:val="0"/>
@@ -4683,7 +4839,7 @@
         <w:bidi w:val="0"/>
         <w:adjustRightInd w:val="0"/>
         <w:snapToGrid w:val="0"/>
-        <w:ind w:left="425" w:hanging="425" w:leftChars="0" w:firstLineChars="0"/>
+        <w:ind w:left="425" w:leftChars="0" w:hanging="425" w:firstLineChars="0"/>
         <w:textAlignment w:val="baseline"/>
         <w:rPr>
           <w:rFonts w:hint="default"/>
@@ -4707,7 +4863,7 @@
     </w:p>
     <w:p>
       <w:pPr>
-        <w:pStyle w:val="a1"/>
+        <w:pStyle w:val="29"/>
         <w:keepNext w:val="0"/>
         <w:keepLines w:val="0"/>
         <w:pageBreakBefore w:val="0"/>
@@ -4724,7 +4880,7 @@
         <w:bidi w:val="0"/>
         <w:adjustRightInd w:val="0"/>
         <w:snapToGrid w:val="0"/>
-        <w:ind w:left="425" w:hanging="425" w:leftChars="0" w:firstLineChars="0"/>
+        <w:ind w:left="425" w:leftChars="0" w:hanging="425" w:firstLineChars="0"/>
         <w:textAlignment w:val="baseline"/>
         <w:rPr>
           <w:rFonts w:hint="default"/>
@@ -4748,7 +4904,7 @@
     </w:p>
     <w:p>
       <w:pPr>
-        <w:pStyle w:val="a1"/>
+        <w:pStyle w:val="29"/>
         <w:keepNext w:val="0"/>
         <w:keepLines w:val="0"/>
         <w:pageBreakBefore w:val="0"/>
@@ -4765,7 +4921,7 @@
         <w:bidi w:val="0"/>
         <w:adjustRightInd w:val="0"/>
         <w:snapToGrid w:val="0"/>
-        <w:ind w:left="425" w:hanging="425" w:leftChars="0" w:firstLineChars="0"/>
+        <w:ind w:left="425" w:leftChars="0" w:hanging="425" w:firstLineChars="0"/>
         <w:textAlignment w:val="baseline"/>
         <w:rPr>
           <w:rFonts w:hint="default"/>
@@ -4789,7 +4945,7 @@
     </w:p>
     <w:p>
       <w:pPr>
-        <w:pStyle w:val="a1"/>
+        <w:pStyle w:val="29"/>
         <w:keepNext w:val="0"/>
         <w:keepLines w:val="0"/>
         <w:pageBreakBefore w:val="0"/>
@@ -4806,7 +4962,7 @@
         <w:bidi w:val="0"/>
         <w:adjustRightInd w:val="0"/>
         <w:snapToGrid w:val="0"/>
-        <w:ind w:left="425" w:hanging="425" w:leftChars="0" w:firstLineChars="0"/>
+        <w:ind w:left="425" w:leftChars="0" w:hanging="425" w:firstLineChars="0"/>
         <w:textAlignment w:val="baseline"/>
         <w:rPr>
           <w:rFonts w:hint="default"/>
@@ -4823,14 +4979,14 @@
     </w:p>
     <w:p>
       <w:pPr>
-        <w:pStyle w:val="2"/>
-        <w:bidi w:val="0"/>
-        <w:rPr>
-          <w:rFonts w:hint="default"/>
-          <w:lang w:val="en-US" w:eastAsia="zh-CN"/>
-        </w:rPr>
-      </w:pPr>
-      <w:bookmarkStart w:id="11" w:name="_Toc6973"/>
+        <w:pStyle w:val="30"/>
+        <w:bidi w:val="0"/>
+        <w:rPr>
+          <w:rFonts w:hint="default"/>
+          <w:lang w:val="en-US" w:eastAsia="zh-CN"/>
+        </w:rPr>
+      </w:pPr>
+      <w:bookmarkStart w:id="10" w:name="_Toc6973"/>
       <w:r>
         <w:rPr>
           <w:rFonts w:hint="default"/>
@@ -4838,11 +4994,11 @@
         </w:rPr>
         <w:t>被考核人</w:t>
       </w:r>
-      <w:bookmarkEnd w:id="11"/>
-    </w:p>
-    <w:p>
-      <w:pPr>
-        <w:pStyle w:val="a1"/>
+      <w:bookmarkEnd w:id="10"/>
+    </w:p>
+    <w:p>
+      <w:pPr>
+        <w:pStyle w:val="29"/>
         <w:keepNext w:val="0"/>
         <w:keepLines w:val="0"/>
         <w:pageBreakBefore w:val="0"/>
@@ -4871,14 +5027,14 @@
     </w:p>
     <w:p>
       <w:pPr>
-        <w:pStyle w:val="1"/>
-        <w:bidi w:val="0"/>
-        <w:rPr>
-          <w:rFonts w:hint="default"/>
-          <w:lang w:val="en-US" w:eastAsia="zh-CN"/>
-        </w:rPr>
-      </w:pPr>
-      <w:bookmarkStart w:id="12" w:name="_Toc12543"/>
+        <w:pStyle w:val="28"/>
+        <w:bidi w:val="0"/>
+        <w:rPr>
+          <w:rFonts w:hint="default"/>
+          <w:lang w:val="en-US" w:eastAsia="zh-CN"/>
+        </w:rPr>
+      </w:pPr>
+      <w:bookmarkStart w:id="11" w:name="_Toc12543"/>
       <w:r>
         <w:rPr>
           <w:rFonts w:hint="default"/>
@@ -4886,30 +5042,30 @@
         </w:rPr>
         <w:t>考核周期与对象</w:t>
       </w:r>
+      <w:bookmarkEnd w:id="11"/>
+    </w:p>
+    <w:p>
+      <w:pPr>
+        <w:pStyle w:val="30"/>
+        <w:bidi w:val="0"/>
+        <w:rPr>
+          <w:rFonts w:hint="default"/>
+          <w:lang w:val="en-US" w:eastAsia="zh-CN"/>
+        </w:rPr>
+      </w:pPr>
+      <w:bookmarkStart w:id="12" w:name="_Toc8701"/>
+      <w:r>
+        <w:rPr>
+          <w:rFonts w:hint="default"/>
+          <w:lang w:val="en-US" w:eastAsia="zh-CN"/>
+        </w:rPr>
+        <w:t>考核周期</w:t>
+      </w:r>
       <w:bookmarkEnd w:id="12"/>
     </w:p>
     <w:p>
       <w:pPr>
-        <w:pStyle w:val="2"/>
-        <w:bidi w:val="0"/>
-        <w:rPr>
-          <w:rFonts w:hint="default"/>
-          <w:lang w:val="en-US" w:eastAsia="zh-CN"/>
-        </w:rPr>
-      </w:pPr>
-      <w:bookmarkStart w:id="13" w:name="_Toc8701"/>
-      <w:r>
-        <w:rPr>
-          <w:rFonts w:hint="default"/>
-          <w:lang w:val="en-US" w:eastAsia="zh-CN"/>
-        </w:rPr>
-        <w:t>考核周期</w:t>
-      </w:r>
-      <w:bookmarkEnd w:id="13"/>
-    </w:p>
-    <w:p>
-      <w:pPr>
-        <w:pStyle w:val="a1"/>
+        <w:pStyle w:val="29"/>
         <w:keepNext w:val="0"/>
         <w:keepLines w:val="0"/>
         <w:pageBreakBefore w:val="0"/>
@@ -4938,7 +5094,7 @@
     </w:p>
     <w:p>
       <w:pPr>
-        <w:pStyle w:val="a1"/>
+        <w:pStyle w:val="29"/>
         <w:keepNext w:val="0"/>
         <w:keepLines w:val="0"/>
         <w:pageBreakBefore w:val="0"/>
@@ -4967,14 +5123,14 @@
     </w:p>
     <w:p>
       <w:pPr>
-        <w:pStyle w:val="2"/>
-        <w:bidi w:val="0"/>
-        <w:rPr>
-          <w:rFonts w:hint="default"/>
-          <w:lang w:val="en-US" w:eastAsia="zh-CN"/>
-        </w:rPr>
-      </w:pPr>
-      <w:bookmarkStart w:id="14" w:name="_Toc27175"/>
+        <w:pStyle w:val="30"/>
+        <w:bidi w:val="0"/>
+        <w:rPr>
+          <w:rFonts w:hint="default"/>
+          <w:lang w:val="en-US" w:eastAsia="zh-CN"/>
+        </w:rPr>
+      </w:pPr>
+      <w:bookmarkStart w:id="13" w:name="_Toc27175"/>
       <w:r>
         <w:rPr>
           <w:rFonts w:hint="default"/>
@@ -4982,11 +5138,11 @@
         </w:rPr>
         <w:t>考核对象</w:t>
       </w:r>
-      <w:bookmarkEnd w:id="14"/>
-    </w:p>
-    <w:p>
-      <w:pPr>
-        <w:pStyle w:val="a1"/>
+      <w:bookmarkEnd w:id="13"/>
+    </w:p>
+    <w:p>
+      <w:pPr>
+        <w:pStyle w:val="29"/>
         <w:keepNext w:val="0"/>
         <w:keepLines w:val="0"/>
         <w:pageBreakBefore w:val="0"/>
@@ -5015,7 +5171,7 @@
     </w:p>
     <w:p>
       <w:pPr>
-        <w:pStyle w:val="a1"/>
+        <w:pStyle w:val="29"/>
         <w:keepNext w:val="0"/>
         <w:keepLines w:val="0"/>
         <w:pageBreakBefore w:val="0"/>
@@ -5044,14 +5200,14 @@
     </w:p>
     <w:p>
       <w:pPr>
-        <w:pStyle w:val="1"/>
-        <w:bidi w:val="0"/>
-        <w:rPr>
-          <w:rFonts w:hint="default"/>
-          <w:lang w:val="en-US" w:eastAsia="zh-CN"/>
-        </w:rPr>
-      </w:pPr>
-      <w:bookmarkStart w:id="15" w:name="_Toc27241"/>
+        <w:pStyle w:val="28"/>
+        <w:bidi w:val="0"/>
+        <w:rPr>
+          <w:rFonts w:hint="default"/>
+          <w:lang w:val="en-US" w:eastAsia="zh-CN"/>
+        </w:rPr>
+      </w:pPr>
+      <w:bookmarkStart w:id="14" w:name="_Toc27241"/>
       <w:r>
         <w:rPr>
           <w:rFonts w:hint="default"/>
@@ -5059,30 +5215,30 @@
         </w:rPr>
         <w:t>考核内容与指标</w:t>
       </w:r>
+      <w:bookmarkEnd w:id="14"/>
+    </w:p>
+    <w:p>
+      <w:pPr>
+        <w:pStyle w:val="30"/>
+        <w:bidi w:val="0"/>
+        <w:rPr>
+          <w:rFonts w:hint="default"/>
+          <w:lang w:val="en-US" w:eastAsia="zh-CN"/>
+        </w:rPr>
+      </w:pPr>
+      <w:bookmarkStart w:id="15" w:name="_Toc8399"/>
+      <w:r>
+        <w:rPr>
+          <w:rFonts w:hint="default"/>
+          <w:lang w:val="en-US" w:eastAsia="zh-CN"/>
+        </w:rPr>
+        <w:t>考核内容构成</w:t>
+      </w:r>
       <w:bookmarkEnd w:id="15"/>
     </w:p>
     <w:p>
       <w:pPr>
-        <w:pStyle w:val="2"/>
-        <w:bidi w:val="0"/>
-        <w:rPr>
-          <w:rFonts w:hint="default"/>
-          <w:lang w:val="en-US" w:eastAsia="zh-CN"/>
-        </w:rPr>
-      </w:pPr>
-      <w:bookmarkStart w:id="16" w:name="_Toc8399"/>
-      <w:r>
-        <w:rPr>
-          <w:rFonts w:hint="default"/>
-          <w:lang w:val="en-US" w:eastAsia="zh-CN"/>
-        </w:rPr>
-        <w:t>考核内容构成</w:t>
-      </w:r>
-      <w:bookmarkEnd w:id="16"/>
-    </w:p>
-    <w:p>
-      <w:pPr>
-        <w:pStyle w:val="a1"/>
+        <w:pStyle w:val="29"/>
         <w:keepNext w:val="0"/>
         <w:keepLines w:val="0"/>
         <w:pageBreakBefore w:val="0"/>
@@ -5111,7 +5267,7 @@
     </w:p>
     <w:p>
       <w:pPr>
-        <w:pStyle w:val="a1"/>
+        <w:pStyle w:val="29"/>
         <w:keepNext w:val="0"/>
         <w:keepLines w:val="0"/>
         <w:pageBreakBefore w:val="0"/>
@@ -5128,7 +5284,7 @@
         <w:bidi w:val="0"/>
         <w:adjustRightInd w:val="0"/>
         <w:snapToGrid w:val="0"/>
-        <w:ind w:left="425" w:hanging="425" w:leftChars="0" w:firstLineChars="0"/>
+        <w:ind w:left="425" w:leftChars="0" w:hanging="425" w:firstLineChars="0"/>
         <w:textAlignment w:val="baseline"/>
         <w:rPr>
           <w:rFonts w:hint="default"/>
@@ -5152,7 +5308,7 @@
     </w:p>
     <w:p>
       <w:pPr>
-        <w:pStyle w:val="a1"/>
+        <w:pStyle w:val="29"/>
         <w:keepNext w:val="0"/>
         <w:keepLines w:val="0"/>
         <w:pageBreakBefore w:val="0"/>
@@ -5169,7 +5325,7 @@
         <w:bidi w:val="0"/>
         <w:adjustRightInd w:val="0"/>
         <w:snapToGrid w:val="0"/>
-        <w:ind w:left="425" w:hanging="425" w:leftChars="0" w:firstLineChars="0"/>
+        <w:ind w:left="425" w:leftChars="0" w:hanging="425" w:firstLineChars="0"/>
         <w:textAlignment w:val="baseline"/>
         <w:rPr>
           <w:rFonts w:hint="default"/>
@@ -5193,7 +5349,7 @@
     </w:p>
     <w:p>
       <w:pPr>
-        <w:pStyle w:val="a1"/>
+        <w:pStyle w:val="29"/>
         <w:keepNext w:val="0"/>
         <w:keepLines w:val="0"/>
         <w:pageBreakBefore w:val="0"/>
@@ -5210,7 +5366,7 @@
         <w:bidi w:val="0"/>
         <w:adjustRightInd w:val="0"/>
         <w:snapToGrid w:val="0"/>
-        <w:ind w:left="425" w:hanging="425" w:leftChars="0" w:firstLineChars="0"/>
+        <w:ind w:left="425" w:leftChars="0" w:hanging="425" w:firstLineChars="0"/>
         <w:textAlignment w:val="baseline"/>
         <w:rPr>
           <w:rFonts w:hint="default"/>
@@ -5227,14 +5383,14 @@
     </w:p>
     <w:p>
       <w:pPr>
-        <w:pStyle w:val="2"/>
-        <w:bidi w:val="0"/>
-        <w:rPr>
-          <w:rFonts w:hint="default"/>
-          <w:lang w:val="en-US" w:eastAsia="zh-CN"/>
-        </w:rPr>
-      </w:pPr>
-      <w:bookmarkStart w:id="17" w:name="_Toc21451"/>
+        <w:pStyle w:val="30"/>
+        <w:bidi w:val="0"/>
+        <w:rPr>
+          <w:rFonts w:hint="default"/>
+          <w:lang w:val="en-US" w:eastAsia="zh-CN"/>
+        </w:rPr>
+      </w:pPr>
+      <w:bookmarkStart w:id="16" w:name="_Toc21451"/>
       <w:r>
         <w:rPr>
           <w:rFonts w:hint="default"/>
@@ -5242,11 +5398,11 @@
         </w:rPr>
         <w:t>指标设定原则</w:t>
       </w:r>
-      <w:bookmarkEnd w:id="17"/>
-    </w:p>
-    <w:p>
-      <w:pPr>
-        <w:pStyle w:val="a1"/>
+      <w:bookmarkEnd w:id="16"/>
+    </w:p>
+    <w:p>
+      <w:pPr>
+        <w:pStyle w:val="29"/>
         <w:keepNext w:val="0"/>
         <w:keepLines w:val="0"/>
         <w:pageBreakBefore w:val="0"/>
@@ -5275,14 +5431,14 @@
     </w:p>
     <w:p>
       <w:pPr>
-        <w:pStyle w:val="2"/>
-        <w:bidi w:val="0"/>
-        <w:rPr>
-          <w:rFonts w:hint="default"/>
-          <w:lang w:val="en-US" w:eastAsia="zh-CN"/>
-        </w:rPr>
-      </w:pPr>
-      <w:bookmarkStart w:id="18" w:name="_Toc1341"/>
+        <w:pStyle w:val="30"/>
+        <w:bidi w:val="0"/>
+        <w:rPr>
+          <w:rFonts w:hint="default"/>
+          <w:lang w:val="en-US" w:eastAsia="zh-CN"/>
+        </w:rPr>
+      </w:pPr>
+      <w:bookmarkStart w:id="17" w:name="_Toc1341"/>
       <w:r>
         <w:rPr>
           <w:rFonts w:hint="default"/>
@@ -5290,11 +5446,11 @@
         </w:rPr>
         <w:t>不同岗位考核侧重</w:t>
       </w:r>
-      <w:bookmarkEnd w:id="18"/>
-    </w:p>
-    <w:p>
-      <w:pPr>
-        <w:pStyle w:val="a1"/>
+      <w:bookmarkEnd w:id="17"/>
+    </w:p>
+    <w:p>
+      <w:pPr>
+        <w:pStyle w:val="29"/>
         <w:keepNext w:val="0"/>
         <w:keepLines w:val="0"/>
         <w:pageBreakBefore w:val="0"/>
@@ -5323,7 +5479,7 @@
     </w:p>
     <w:p>
       <w:pPr>
-        <w:pStyle w:val="a1"/>
+        <w:pStyle w:val="29"/>
         <w:keepNext w:val="0"/>
         <w:keepLines w:val="0"/>
         <w:pageBreakBefore w:val="0"/>
@@ -5352,7 +5508,7 @@
     </w:p>
     <w:p>
       <w:pPr>
-        <w:pStyle w:val="a1"/>
+        <w:pStyle w:val="29"/>
         <w:keepNext w:val="0"/>
         <w:keepLines w:val="0"/>
         <w:pageBreakBefore w:val="0"/>
@@ -5381,14 +5537,14 @@
     </w:p>
     <w:p>
       <w:pPr>
-        <w:pStyle w:val="1"/>
-        <w:bidi w:val="0"/>
-        <w:rPr>
-          <w:rFonts w:hint="default"/>
-          <w:lang w:val="en-US" w:eastAsia="zh-CN"/>
-        </w:rPr>
-      </w:pPr>
-      <w:bookmarkStart w:id="19" w:name="_Toc27368"/>
+        <w:pStyle w:val="28"/>
+        <w:bidi w:val="0"/>
+        <w:rPr>
+          <w:rFonts w:hint="default"/>
+          <w:lang w:val="en-US" w:eastAsia="zh-CN"/>
+        </w:rPr>
+      </w:pPr>
+      <w:bookmarkStart w:id="18" w:name="_Toc27368"/>
       <w:r>
         <w:rPr>
           <w:rFonts w:hint="default"/>
@@ -5396,30 +5552,30 @@
         </w:rPr>
         <w:t>考核流程</w:t>
       </w:r>
+      <w:bookmarkEnd w:id="18"/>
+    </w:p>
+    <w:p>
+      <w:pPr>
+        <w:pStyle w:val="30"/>
+        <w:bidi w:val="0"/>
+        <w:rPr>
+          <w:rFonts w:hint="default"/>
+          <w:lang w:val="en-US" w:eastAsia="zh-CN"/>
+        </w:rPr>
+      </w:pPr>
+      <w:bookmarkStart w:id="19" w:name="_Toc81"/>
+      <w:r>
+        <w:rPr>
+          <w:rFonts w:hint="default"/>
+          <w:lang w:val="en-US" w:eastAsia="zh-CN"/>
+        </w:rPr>
+        <w:t>绩效计划制定（P）</w:t>
+      </w:r>
       <w:bookmarkEnd w:id="19"/>
     </w:p>
     <w:p>
       <w:pPr>
-        <w:pStyle w:val="2"/>
-        <w:bidi w:val="0"/>
-        <w:rPr>
-          <w:rFonts w:hint="default"/>
-          <w:lang w:val="en-US" w:eastAsia="zh-CN"/>
-        </w:rPr>
-      </w:pPr>
-      <w:bookmarkStart w:id="20" w:name="_Toc81"/>
-      <w:r>
-        <w:rPr>
-          <w:rFonts w:hint="default"/>
-          <w:lang w:val="en-US" w:eastAsia="zh-CN"/>
-        </w:rPr>
-        <w:t>绩效计划制定（P）</w:t>
-      </w:r>
-      <w:bookmarkEnd w:id="20"/>
-    </w:p>
-    <w:p>
-      <w:pPr>
-        <w:pStyle w:val="a1"/>
+        <w:pStyle w:val="29"/>
         <w:keepNext w:val="0"/>
         <w:keepLines w:val="0"/>
         <w:pageBreakBefore w:val="0"/>
@@ -5448,14 +5604,14 @@
     </w:p>
     <w:p>
       <w:pPr>
-        <w:pStyle w:val="2"/>
-        <w:bidi w:val="0"/>
-        <w:rPr>
-          <w:rFonts w:hint="default"/>
-          <w:lang w:val="en-US" w:eastAsia="zh-CN"/>
-        </w:rPr>
-      </w:pPr>
-      <w:bookmarkStart w:id="21" w:name="_Toc3980"/>
+        <w:pStyle w:val="30"/>
+        <w:bidi w:val="0"/>
+        <w:rPr>
+          <w:rFonts w:hint="default"/>
+          <w:lang w:val="en-US" w:eastAsia="zh-CN"/>
+        </w:rPr>
+      </w:pPr>
+      <w:bookmarkStart w:id="20" w:name="_Toc3980"/>
       <w:r>
         <w:rPr>
           <w:rFonts w:hint="default"/>
@@ -5463,11 +5619,11 @@
         </w:rPr>
         <w:t>绩效过程辅导与反馈（D/C）</w:t>
       </w:r>
-      <w:bookmarkEnd w:id="21"/>
-    </w:p>
-    <w:p>
-      <w:pPr>
-        <w:pStyle w:val="a1"/>
+      <w:bookmarkEnd w:id="20"/>
+    </w:p>
+    <w:p>
+      <w:pPr>
+        <w:pStyle w:val="29"/>
         <w:keepNext w:val="0"/>
         <w:keepLines w:val="0"/>
         <w:pageBreakBefore w:val="0"/>
@@ -5496,14 +5652,14 @@
     </w:p>
     <w:p>
       <w:pPr>
-        <w:pStyle w:val="2"/>
-        <w:bidi w:val="0"/>
-        <w:rPr>
-          <w:rFonts w:hint="default"/>
-          <w:lang w:val="en-US" w:eastAsia="zh-CN"/>
-        </w:rPr>
-      </w:pPr>
-      <w:bookmarkStart w:id="22" w:name="_Toc19305"/>
+        <w:pStyle w:val="30"/>
+        <w:bidi w:val="0"/>
+        <w:rPr>
+          <w:rFonts w:hint="default"/>
+          <w:lang w:val="en-US" w:eastAsia="zh-CN"/>
+        </w:rPr>
+      </w:pPr>
+      <w:bookmarkStart w:id="21" w:name="_Toc19305"/>
       <w:r>
         <w:rPr>
           <w:rFonts w:hint="default"/>
@@ -5511,11 +5667,11 @@
         </w:rPr>
         <w:t>绩效考核评估（A）</w:t>
       </w:r>
-      <w:bookmarkEnd w:id="22"/>
-    </w:p>
-    <w:p>
-      <w:pPr>
-        <w:pStyle w:val="a1"/>
+      <w:bookmarkEnd w:id="21"/>
+    </w:p>
+    <w:p>
+      <w:pPr>
+        <w:pStyle w:val="29"/>
         <w:keepNext w:val="0"/>
         <w:keepLines w:val="0"/>
         <w:pageBreakBefore w:val="0"/>
@@ -5544,7 +5700,7 @@
     </w:p>
     <w:p>
       <w:pPr>
-        <w:pStyle w:val="a1"/>
+        <w:pStyle w:val="29"/>
         <w:keepNext w:val="0"/>
         <w:keepLines w:val="0"/>
         <w:pageBreakBefore w:val="0"/>
@@ -5573,7 +5729,7 @@
     </w:p>
     <w:p>
       <w:pPr>
-        <w:pStyle w:val="a1"/>
+        <w:pStyle w:val="29"/>
         <w:keepNext w:val="0"/>
         <w:keepLines w:val="0"/>
         <w:pageBreakBefore w:val="0"/>
@@ -5609,14 +5765,14 @@
     </w:p>
     <w:p>
       <w:pPr>
-        <w:pStyle w:val="2"/>
-        <w:bidi w:val="0"/>
-        <w:rPr>
-          <w:rFonts w:hint="default"/>
-          <w:lang w:val="en-US" w:eastAsia="zh-CN"/>
-        </w:rPr>
-      </w:pPr>
-      <w:bookmarkStart w:id="23" w:name="_Toc4945"/>
+        <w:pStyle w:val="30"/>
+        <w:bidi w:val="0"/>
+        <w:rPr>
+          <w:rFonts w:hint="default"/>
+          <w:lang w:val="en-US" w:eastAsia="zh-CN"/>
+        </w:rPr>
+      </w:pPr>
+      <w:bookmarkStart w:id="22" w:name="_Toc4945"/>
       <w:r>
         <w:rPr>
           <w:rFonts w:hint="default"/>
@@ -5624,11 +5780,11 @@
         </w:rPr>
         <w:t>绩效结果反馈与面谈</w:t>
       </w:r>
-      <w:bookmarkEnd w:id="23"/>
-    </w:p>
-    <w:p>
-      <w:pPr>
-        <w:pStyle w:val="a1"/>
+      <w:bookmarkEnd w:id="22"/>
+    </w:p>
+    <w:p>
+      <w:pPr>
+        <w:pStyle w:val="29"/>
         <w:keepNext w:val="0"/>
         <w:keepLines w:val="0"/>
         <w:pageBreakBefore w:val="0"/>
@@ -5657,14 +5813,14 @@
     </w:p>
     <w:p>
       <w:pPr>
-        <w:pStyle w:val="1"/>
-        <w:bidi w:val="0"/>
-        <w:rPr>
-          <w:rFonts w:hint="default"/>
-          <w:lang w:val="en-US" w:eastAsia="zh-CN"/>
-        </w:rPr>
-      </w:pPr>
-      <w:bookmarkStart w:id="24" w:name="_Toc24717"/>
+        <w:pStyle w:val="28"/>
+        <w:bidi w:val="0"/>
+        <w:rPr>
+          <w:rFonts w:hint="default"/>
+          <w:lang w:val="en-US" w:eastAsia="zh-CN"/>
+        </w:rPr>
+      </w:pPr>
+      <w:bookmarkStart w:id="23" w:name="_Toc24717"/>
       <w:r>
         <w:rPr>
           <w:rFonts w:hint="default"/>
@@ -5672,30 +5828,30 @@
         </w:rPr>
         <w:t>考核结果与运用</w:t>
       </w:r>
+      <w:bookmarkEnd w:id="23"/>
+    </w:p>
+    <w:p>
+      <w:pPr>
+        <w:pStyle w:val="30"/>
+        <w:bidi w:val="0"/>
+        <w:rPr>
+          <w:rFonts w:hint="default"/>
+          <w:lang w:val="en-US" w:eastAsia="zh-CN"/>
+        </w:rPr>
+      </w:pPr>
+      <w:bookmarkStart w:id="24" w:name="_Toc944"/>
+      <w:r>
+        <w:rPr>
+          <w:rFonts w:hint="default"/>
+          <w:lang w:val="en-US" w:eastAsia="zh-CN"/>
+        </w:rPr>
+        <w:t>考核结果等级</w:t>
+      </w:r>
       <w:bookmarkEnd w:id="24"/>
     </w:p>
     <w:p>
       <w:pPr>
-        <w:pStyle w:val="2"/>
-        <w:bidi w:val="0"/>
-        <w:rPr>
-          <w:rFonts w:hint="default"/>
-          <w:lang w:val="en-US" w:eastAsia="zh-CN"/>
-        </w:rPr>
-      </w:pPr>
-      <w:bookmarkStart w:id="25" w:name="_Toc944"/>
-      <w:r>
-        <w:rPr>
-          <w:rFonts w:hint="default"/>
-          <w:lang w:val="en-US" w:eastAsia="zh-CN"/>
-        </w:rPr>
-        <w:t>考核结果等级</w:t>
-      </w:r>
-      <w:bookmarkEnd w:id="25"/>
-    </w:p>
-    <w:p>
-      <w:pPr>
-        <w:pStyle w:val="a1"/>
+        <w:pStyle w:val="29"/>
         <w:keepNext w:val="0"/>
         <w:keepLines w:val="0"/>
         <w:pageBreakBefore w:val="0"/>
@@ -5724,7 +5880,7 @@
     </w:p>
     <w:p>
       <w:pPr>
-        <w:pStyle w:val="a1"/>
+        <w:pStyle w:val="29"/>
         <w:keepNext w:val="0"/>
         <w:keepLines w:val="0"/>
         <w:pageBreakBefore w:val="0"/>
@@ -5753,7 +5909,7 @@
     </w:p>
     <w:p>
       <w:pPr>
-        <w:pStyle w:val="a1"/>
+        <w:pStyle w:val="29"/>
         <w:keepNext w:val="0"/>
         <w:keepLines w:val="0"/>
         <w:pageBreakBefore w:val="0"/>
@@ -5782,7 +5938,7 @@
     </w:p>
     <w:p>
       <w:pPr>
-        <w:pStyle w:val="a1"/>
+        <w:pStyle w:val="29"/>
         <w:keepNext w:val="0"/>
         <w:keepLines w:val="0"/>
         <w:pageBreakBefore w:val="0"/>
@@ -5811,7 +5967,7 @@
     </w:p>
     <w:p>
       <w:pPr>
-        <w:pStyle w:val="a1"/>
+        <w:pStyle w:val="29"/>
         <w:keepNext w:val="0"/>
         <w:keepLines w:val="0"/>
         <w:pageBreakBefore w:val="0"/>
@@ -5840,7 +5996,7 @@
     </w:p>
     <w:p>
       <w:pPr>
-        <w:pStyle w:val="a1"/>
+        <w:pStyle w:val="29"/>
         <w:keepNext w:val="0"/>
         <w:keepLines w:val="0"/>
         <w:pageBreakBefore w:val="0"/>
@@ -5869,14 +6025,14 @@
     </w:p>
     <w:p>
       <w:pPr>
-        <w:pStyle w:val="2"/>
-        <w:bidi w:val="0"/>
-        <w:rPr>
-          <w:rFonts w:hint="default"/>
-          <w:lang w:val="en-US" w:eastAsia="zh-CN"/>
-        </w:rPr>
-      </w:pPr>
-      <w:bookmarkStart w:id="26" w:name="_Toc19632"/>
+        <w:pStyle w:val="30"/>
+        <w:bidi w:val="0"/>
+        <w:rPr>
+          <w:rFonts w:hint="default"/>
+          <w:lang w:val="en-US" w:eastAsia="zh-CN"/>
+        </w:rPr>
+      </w:pPr>
+      <w:bookmarkStart w:id="25" w:name="_Toc19632"/>
       <w:r>
         <w:rPr>
           <w:rFonts w:hint="default"/>
@@ -5884,11 +6040,11 @@
         </w:rPr>
         <w:t>结果应用</w:t>
       </w:r>
-      <w:bookmarkEnd w:id="26"/>
-    </w:p>
-    <w:p>
-      <w:pPr>
-        <w:pStyle w:val="a1"/>
+      <w:bookmarkEnd w:id="25"/>
+    </w:p>
+    <w:p>
+      <w:pPr>
+        <w:pStyle w:val="29"/>
         <w:keepNext w:val="0"/>
         <w:keepLines w:val="0"/>
         <w:pageBreakBefore w:val="0"/>
@@ -5917,7 +6073,7 @@
     </w:p>
     <w:p>
       <w:pPr>
-        <w:pStyle w:val="a1"/>
+        <w:pStyle w:val="29"/>
         <w:keepNext w:val="0"/>
         <w:keepLines w:val="0"/>
         <w:pageBreakBefore w:val="0"/>
@@ -5946,7 +6102,7 @@
     </w:p>
     <w:p>
       <w:pPr>
-        <w:pStyle w:val="a1"/>
+        <w:pStyle w:val="29"/>
         <w:keepNext w:val="0"/>
         <w:keepLines w:val="0"/>
         <w:pageBreakBefore w:val="0"/>
@@ -5975,7 +6131,7 @@
     </w:p>
     <w:p>
       <w:pPr>
-        <w:pStyle w:val="a1"/>
+        <w:pStyle w:val="29"/>
         <w:keepNext w:val="0"/>
         <w:keepLines w:val="0"/>
         <w:pageBreakBefore w:val="0"/>
@@ -6004,7 +6160,7 @@
     </w:p>
     <w:p>
       <w:pPr>
-        <w:pStyle w:val="a1"/>
+        <w:pStyle w:val="29"/>
         <w:keepNext w:val="0"/>
         <w:keepLines w:val="0"/>
         <w:pageBreakBefore w:val="0"/>
@@ -6033,14 +6189,14 @@
     </w:p>
     <w:p>
       <w:pPr>
-        <w:pStyle w:val="1"/>
-        <w:bidi w:val="0"/>
-        <w:rPr>
-          <w:rFonts w:hint="default"/>
-          <w:lang w:val="en-US" w:eastAsia="zh-CN"/>
-        </w:rPr>
-      </w:pPr>
-      <w:bookmarkStart w:id="27" w:name="_Toc8615"/>
+        <w:pStyle w:val="28"/>
+        <w:bidi w:val="0"/>
+        <w:rPr>
+          <w:rFonts w:hint="default"/>
+          <w:lang w:val="en-US" w:eastAsia="zh-CN"/>
+        </w:rPr>
+      </w:pPr>
+      <w:bookmarkStart w:id="26" w:name="_Toc8615"/>
       <w:r>
         <w:rPr>
           <w:rFonts w:hint="default"/>
@@ -6048,11 +6204,11 @@
         </w:rPr>
         <w:t>绩效申诉</w:t>
       </w:r>
-      <w:bookmarkEnd w:id="27"/>
-    </w:p>
-    <w:p>
-      <w:pPr>
-        <w:pStyle w:val="a1"/>
+      <w:bookmarkEnd w:id="26"/>
+    </w:p>
+    <w:p>
+      <w:pPr>
+        <w:pStyle w:val="29"/>
         <w:keepNext w:val="0"/>
         <w:keepLines w:val="0"/>
         <w:pageBreakBefore w:val="0"/>
@@ -6081,14 +6237,14 @@
     </w:p>
     <w:p>
       <w:pPr>
-        <w:pStyle w:val="1"/>
-        <w:bidi w:val="0"/>
-        <w:rPr>
-          <w:rFonts w:hint="default"/>
-          <w:lang w:val="en-US" w:eastAsia="zh-CN"/>
-        </w:rPr>
-      </w:pPr>
-      <w:bookmarkStart w:id="28" w:name="_Toc32076"/>
+        <w:pStyle w:val="28"/>
+        <w:bidi w:val="0"/>
+        <w:rPr>
+          <w:rFonts w:hint="default"/>
+          <w:lang w:val="en-US" w:eastAsia="zh-CN"/>
+        </w:rPr>
+      </w:pPr>
+      <w:bookmarkStart w:id="27" w:name="_Toc32076"/>
       <w:r>
         <w:rPr>
           <w:rFonts w:hint="eastAsia"/>
@@ -6096,22 +6252,23 @@
         </w:rPr>
         <w:t>考核指标</w:t>
       </w:r>
-      <w:bookmarkEnd w:id="28"/>
+      <w:bookmarkEnd w:id="27"/>
     </w:p>
     <w:tbl>
       <w:tblPr>
-        <w:tblStyle w:val="TableNormal"/>
+        <w:tblStyle w:val="20"/>
         <w:tblW w:w="8504" w:type="dxa"/>
         <w:tblInd w:w="96" w:type="dxa"/>
         <w:tblBorders>
-          <w:top w:val="nil"/>
-          <w:left w:val="nil"/>
-          <w:bottom w:val="nil"/>
-          <w:right w:val="nil"/>
-          <w:insideH w:val="nil"/>
-          <w:insideV w:val="nil"/>
+          <w:top w:val="none" w:color="auto" w:sz="0" w:space="0"/>
+          <w:left w:val="none" w:color="auto" w:sz="0" w:space="0"/>
+          <w:bottom w:val="none" w:color="auto" w:sz="0" w:space="0"/>
+          <w:right w:val="none" w:color="auto" w:sz="0" w:space="0"/>
+          <w:insideH w:val="none" w:color="auto" w:sz="0" w:space="0"/>
+          <w:insideV w:val="none" w:color="auto" w:sz="0" w:space="0"/>
         </w:tblBorders>
         <w:shd w:val="clear" w:color="auto" w:fill="auto"/>
+        <w:tblLayout w:type="autofit"/>
         <w:tblCellMar>
           <w:top w:w="0" w:type="dxa"/>
           <w:left w:w="108" w:type="dxa"/>
@@ -6127,15 +6284,13 @@
       </w:tblGrid>
       <w:tr>
         <w:tblPrEx>
-          <w:tblW w:w="8504" w:type="dxa"/>
-          <w:tblInd w:w="96" w:type="dxa"/>
           <w:tblBorders>
-            <w:top w:val="nil"/>
-            <w:left w:val="nil"/>
-            <w:bottom w:val="nil"/>
-            <w:right w:val="nil"/>
-            <w:insideH w:val="nil"/>
-            <w:insideV w:val="nil"/>
+            <w:top w:val="none" w:color="auto" w:sz="0" w:space="0"/>
+            <w:left w:val="none" w:color="auto" w:sz="0" w:space="0"/>
+            <w:bottom w:val="none" w:color="auto" w:sz="0" w:space="0"/>
+            <w:right w:val="none" w:color="auto" w:sz="0" w:space="0"/>
+            <w:insideH w:val="none" w:color="auto" w:sz="0" w:space="0"/>
+            <w:insideV w:val="none" w:color="auto" w:sz="0" w:space="0"/>
           </w:tblBorders>
           <w:shd w:val="clear" w:color="auto" w:fill="auto"/>
           <w:tblCellMar>
@@ -6146,16 +6301,16 @@
           </w:tblCellMar>
         </w:tblPrEx>
         <w:trPr>
-          <w:trHeight w:val="493"/>
+          <w:trHeight w:val="493" w:hRule="atLeast"/>
         </w:trPr>
         <w:tc>
           <w:tcPr>
             <w:tcW w:w="1903" w:type="dxa"/>
             <w:tcBorders>
-              <w:top w:val="single" w:sz="4" w:space="0" w:color="000000"/>
-              <w:left w:val="single" w:sz="4" w:space="0" w:color="000000"/>
-              <w:bottom w:val="single" w:sz="4" w:space="0" w:color="000000"/>
-              <w:right w:val="single" w:sz="4" w:space="0" w:color="000000"/>
+              <w:top w:val="single" w:color="000000" w:sz="4" w:space="0"/>
+              <w:left w:val="single" w:color="000000" w:sz="4" w:space="0"/>
+              <w:bottom w:val="single" w:color="000000" w:sz="4" w:space="0"/>
+              <w:right w:val="single" w:color="000000" w:sz="4" w:space="0"/>
             </w:tcBorders>
             <w:shd w:val="clear" w:color="auto" w:fill="C0C0C0"/>
             <w:vAlign w:val="center"/>
@@ -6169,7 +6324,7 @@
               <w:jc w:val="center"/>
               <w:textAlignment w:val="center"/>
               <w:rPr>
-                <w:rFonts w:ascii="楷体_GB2312" w:eastAsia="楷体_GB2312" w:hAnsi="宋体" w:cs="楷体_GB2312"/>
+                <w:rFonts w:ascii="楷体_GB2312" w:hAnsi="宋体" w:eastAsia="楷体_GB2312" w:cs="楷体_GB2312"/>
                 <w:b/>
                 <w:bCs/>
                 <w:i w:val="0"/>
@@ -6182,7 +6337,7 @@
             </w:pPr>
             <w:r>
               <w:rPr>
-                <w:rFonts w:ascii="楷体_GB2312" w:eastAsia="楷体_GB2312" w:hAnsi="宋体" w:cs="楷体_GB2312" w:hint="default"/>
+                <w:rFonts w:hint="default" w:ascii="楷体_GB2312" w:hAnsi="宋体" w:eastAsia="楷体_GB2312" w:cs="楷体_GB2312"/>
                 <w:b/>
                 <w:bCs/>
                 <w:i w:val="0"/>
@@ -6203,10 +6358,10 @@
           <w:tcPr>
             <w:tcW w:w="1644" w:type="dxa"/>
             <w:tcBorders>
-              <w:top w:val="single" w:sz="4" w:space="0" w:color="000000"/>
-              <w:left w:val="single" w:sz="4" w:space="0" w:color="000000"/>
-              <w:bottom w:val="single" w:sz="4" w:space="0" w:color="000000"/>
-              <w:right w:val="single" w:sz="4" w:space="0" w:color="000000"/>
+              <w:top w:val="single" w:color="000000" w:sz="4" w:space="0"/>
+              <w:left w:val="single" w:color="000000" w:sz="4" w:space="0"/>
+              <w:bottom w:val="single" w:color="000000" w:sz="4" w:space="0"/>
+              <w:right w:val="single" w:color="000000" w:sz="4" w:space="0"/>
             </w:tcBorders>
             <w:shd w:val="clear" w:color="auto" w:fill="C0C0C0"/>
             <w:vAlign w:val="center"/>
@@ -6220,7 +6375,7 @@
               <w:jc w:val="center"/>
               <w:textAlignment w:val="center"/>
               <w:rPr>
-                <w:rFonts w:ascii="楷体_GB2312" w:eastAsia="楷体_GB2312" w:hAnsi="宋体" w:cs="楷体_GB2312" w:hint="default"/>
+                <w:rFonts w:hint="default" w:ascii="楷体_GB2312" w:hAnsi="宋体" w:eastAsia="楷体_GB2312" w:cs="楷体_GB2312"/>
                 <w:b/>
                 <w:bCs/>
                 <w:i w:val="0"/>
@@ -6233,7 +6388,7 @@
             </w:pPr>
             <w:r>
               <w:rPr>
-                <w:rFonts w:ascii="楷体_GB2312" w:eastAsia="楷体_GB2312" w:hAnsi="宋体" w:cs="楷体_GB2312" w:hint="default"/>
+                <w:rFonts w:hint="default" w:ascii="楷体_GB2312" w:hAnsi="宋体" w:eastAsia="楷体_GB2312" w:cs="楷体_GB2312"/>
                 <w:b/>
                 <w:bCs/>
                 <w:i w:val="0"/>
@@ -6254,10 +6409,10 @@
           <w:tcPr>
             <w:tcW w:w="4031" w:type="dxa"/>
             <w:tcBorders>
-              <w:top w:val="single" w:sz="4" w:space="0" w:color="000000"/>
-              <w:left w:val="single" w:sz="4" w:space="0" w:color="000000"/>
-              <w:bottom w:val="single" w:sz="4" w:space="0" w:color="000000"/>
-              <w:right w:val="single" w:sz="4" w:space="0" w:color="000000"/>
+              <w:top w:val="single" w:color="000000" w:sz="4" w:space="0"/>
+              <w:left w:val="single" w:color="000000" w:sz="4" w:space="0"/>
+              <w:bottom w:val="single" w:color="000000" w:sz="4" w:space="0"/>
+              <w:right w:val="single" w:color="000000" w:sz="4" w:space="0"/>
             </w:tcBorders>
             <w:shd w:val="clear" w:color="auto" w:fill="C0C0C0"/>
             <w:vAlign w:val="center"/>
@@ -6271,7 +6426,7 @@
               <w:jc w:val="center"/>
               <w:textAlignment w:val="center"/>
               <w:rPr>
-                <w:rFonts w:ascii="楷体_GB2312" w:eastAsia="楷体_GB2312" w:hAnsi="宋体" w:cs="楷体_GB2312" w:hint="default"/>
+                <w:rFonts w:hint="default" w:ascii="楷体_GB2312" w:hAnsi="宋体" w:eastAsia="楷体_GB2312" w:cs="楷体_GB2312"/>
                 <w:b/>
                 <w:bCs/>
                 <w:i w:val="0"/>
@@ -6284,7 +6439,7 @@
             </w:pPr>
             <w:r>
               <w:rPr>
-                <w:rFonts w:ascii="楷体_GB2312" w:eastAsia="楷体_GB2312" w:hAnsi="宋体" w:cs="楷体_GB2312" w:hint="default"/>
+                <w:rFonts w:hint="default" w:ascii="楷体_GB2312" w:hAnsi="宋体" w:eastAsia="楷体_GB2312" w:cs="楷体_GB2312"/>
                 <w:b/>
                 <w:bCs/>
                 <w:i w:val="0"/>
@@ -6305,10 +6460,10 @@
           <w:tcPr>
             <w:tcW w:w="926" w:type="dxa"/>
             <w:tcBorders>
-              <w:top w:val="single" w:sz="4" w:space="0" w:color="000000"/>
-              <w:left w:val="single" w:sz="4" w:space="0" w:color="000000"/>
-              <w:bottom w:val="single" w:sz="4" w:space="0" w:color="000000"/>
-              <w:right w:val="single" w:sz="4" w:space="0" w:color="000000"/>
+              <w:top w:val="single" w:color="000000" w:sz="4" w:space="0"/>
+              <w:left w:val="single" w:color="000000" w:sz="4" w:space="0"/>
+              <w:bottom w:val="single" w:color="000000" w:sz="4" w:space="0"/>
+              <w:right w:val="single" w:color="000000" w:sz="4" w:space="0"/>
             </w:tcBorders>
             <w:shd w:val="clear" w:color="auto" w:fill="C0C0C0"/>
             <w:vAlign w:val="center"/>
@@ -6322,7 +6477,7 @@
               <w:jc w:val="center"/>
               <w:textAlignment w:val="center"/>
               <w:rPr>
-                <w:rFonts w:ascii="楷体_GB2312" w:eastAsia="楷体_GB2312" w:hAnsi="宋体" w:cs="楷体_GB2312" w:hint="default"/>
+                <w:rFonts w:hint="default" w:ascii="楷体_GB2312" w:hAnsi="宋体" w:eastAsia="楷体_GB2312" w:cs="楷体_GB2312"/>
                 <w:b/>
                 <w:bCs/>
                 <w:i w:val="0"/>
@@ -6335,7 +6490,7 @@
             </w:pPr>
             <w:r>
               <w:rPr>
-                <w:rFonts w:ascii="楷体_GB2312" w:eastAsia="楷体_GB2312" w:hAnsi="宋体" w:cs="楷体_GB2312" w:hint="default"/>
+                <w:rFonts w:hint="default" w:ascii="楷体_GB2312" w:hAnsi="宋体" w:eastAsia="楷体_GB2312" w:cs="楷体_GB2312"/>
                 <w:b/>
                 <w:bCs/>
                 <w:i w:val="0"/>
@@ -6355,8 +6510,14 @@
       </w:tr>
       <w:tr>
         <w:tblPrEx>
-          <w:tblW w:w="8504" w:type="dxa"/>
-          <w:tblInd w:w="96" w:type="dxa"/>
+          <w:tblBorders>
+            <w:top w:val="none" w:color="auto" w:sz="0" w:space="0"/>
+            <w:left w:val="none" w:color="auto" w:sz="0" w:space="0"/>
+            <w:bottom w:val="none" w:color="auto" w:sz="0" w:space="0"/>
+            <w:right w:val="none" w:color="auto" w:sz="0" w:space="0"/>
+            <w:insideH w:val="none" w:color="auto" w:sz="0" w:space="0"/>
+            <w:insideV w:val="none" w:color="auto" w:sz="0" w:space="0"/>
+          </w:tblBorders>
           <w:shd w:val="clear" w:color="auto" w:fill="auto"/>
           <w:tblCellMar>
             <w:top w:w="0" w:type="dxa"/>
@@ -6366,16 +6527,16 @@
           </w:tblCellMar>
         </w:tblPrEx>
         <w:trPr>
-          <w:trHeight w:val="493"/>
+          <w:trHeight w:val="493" w:hRule="atLeast"/>
         </w:trPr>
         <w:tc>
           <w:tcPr>
             <w:tcW w:w="1903" w:type="dxa"/>
             <w:tcBorders>
-              <w:top w:val="single" w:sz="4" w:space="0" w:color="000000"/>
-              <w:left w:val="single" w:sz="4" w:space="0" w:color="000000"/>
-              <w:bottom w:val="single" w:sz="4" w:space="0" w:color="000000"/>
-              <w:right w:val="single" w:sz="4" w:space="0" w:color="000000"/>
+              <w:top w:val="single" w:color="000000" w:sz="4" w:space="0"/>
+              <w:left w:val="single" w:color="000000" w:sz="4" w:space="0"/>
+              <w:bottom w:val="single" w:color="000000" w:sz="4" w:space="0"/>
+              <w:right w:val="single" w:color="000000" w:sz="4" w:space="0"/>
             </w:tcBorders>
             <w:shd w:val="clear" w:color="auto" w:fill="auto"/>
             <w:vAlign w:val="center"/>
@@ -6389,7 +6550,7 @@
               <w:jc w:val="left"/>
               <w:textAlignment w:val="center"/>
               <w:rPr>
-                <w:rFonts w:ascii="楷体_GB2312" w:eastAsia="楷体_GB2312" w:hAnsi="宋体" w:cs="楷体_GB2312" w:hint="default"/>
+                <w:rFonts w:hint="default" w:ascii="楷体_GB2312" w:hAnsi="宋体" w:eastAsia="楷体_GB2312" w:cs="楷体_GB2312"/>
                 <w:b/>
                 <w:bCs/>
                 <w:i w:val="0"/>
@@ -6405,7 +6566,7 @@
             </w:pPr>
             <w:r>
               <w:rPr>
-                <w:rFonts w:ascii="宋体" w:eastAsia="宋体" w:hAnsi="宋体" w:cs="宋体" w:hint="eastAsia"/>
+                <w:rFonts w:hint="eastAsia" w:ascii="宋体" w:hAnsi="宋体" w:eastAsia="宋体" w:cs="宋体"/>
                 <w:i w:val="0"/>
                 <w:iCs w:val="0"/>
                 <w:snapToGrid w:val="0"/>
@@ -6424,10 +6585,10 @@
           <w:tcPr>
             <w:tcW w:w="1644" w:type="dxa"/>
             <w:tcBorders>
-              <w:top w:val="single" w:sz="4" w:space="0" w:color="000000"/>
-              <w:left w:val="single" w:sz="4" w:space="0" w:color="000000"/>
-              <w:bottom w:val="single" w:sz="4" w:space="0" w:color="000000"/>
-              <w:right w:val="single" w:sz="4" w:space="0" w:color="000000"/>
+              <w:top w:val="single" w:color="000000" w:sz="4" w:space="0"/>
+              <w:left w:val="single" w:color="000000" w:sz="4" w:space="0"/>
+              <w:bottom w:val="single" w:color="000000" w:sz="4" w:space="0"/>
+              <w:right w:val="single" w:color="000000" w:sz="4" w:space="0"/>
             </w:tcBorders>
             <w:shd w:val="clear" w:color="auto" w:fill="auto"/>
             <w:vAlign w:val="center"/>
@@ -6441,7 +6602,7 @@
               <w:jc w:val="left"/>
               <w:textAlignment w:val="center"/>
               <w:rPr>
-                <w:rFonts w:ascii="楷体_GB2312" w:eastAsia="楷体_GB2312" w:hAnsi="宋体" w:cs="楷体_GB2312" w:hint="default"/>
+                <w:rFonts w:hint="default" w:ascii="楷体_GB2312" w:hAnsi="宋体" w:eastAsia="楷体_GB2312" w:cs="楷体_GB2312"/>
                 <w:b/>
                 <w:bCs/>
                 <w:i w:val="0"/>
@@ -6457,7 +6618,7 @@
             </w:pPr>
             <w:r>
               <w:rPr>
-                <w:rFonts w:ascii="宋体" w:eastAsia="宋体" w:hAnsi="宋体" w:cs="宋体" w:hint="eastAsia"/>
+                <w:rFonts w:hint="eastAsia" w:ascii="宋体" w:hAnsi="宋体" w:eastAsia="宋体" w:cs="宋体"/>
                 <w:i w:val="0"/>
                 <w:iCs w:val="0"/>
                 <w:snapToGrid w:val="0"/>
@@ -6476,10 +6637,10 @@
           <w:tcPr>
             <w:tcW w:w="4031" w:type="dxa"/>
             <w:tcBorders>
-              <w:top w:val="single" w:sz="4" w:space="0" w:color="000000"/>
-              <w:left w:val="single" w:sz="4" w:space="0" w:color="000000"/>
-              <w:bottom w:val="single" w:sz="4" w:space="0" w:color="000000"/>
-              <w:right w:val="single" w:sz="4" w:space="0" w:color="000000"/>
+              <w:top w:val="single" w:color="000000" w:sz="4" w:space="0"/>
+              <w:left w:val="single" w:color="000000" w:sz="4" w:space="0"/>
+              <w:bottom w:val="single" w:color="000000" w:sz="4" w:space="0"/>
+              <w:right w:val="single" w:color="000000" w:sz="4" w:space="0"/>
             </w:tcBorders>
             <w:shd w:val="clear" w:color="auto" w:fill="auto"/>
             <w:vAlign w:val="center"/>
@@ -6493,7 +6654,7 @@
               <w:jc w:val="left"/>
               <w:textAlignment w:val="center"/>
               <w:rPr>
-                <w:rFonts w:ascii="楷体_GB2312" w:eastAsia="楷体_GB2312" w:hAnsi="宋体" w:cs="楷体_GB2312" w:hint="default"/>
+                <w:rFonts w:hint="default" w:ascii="楷体_GB2312" w:hAnsi="宋体" w:eastAsia="楷体_GB2312" w:cs="楷体_GB2312"/>
                 <w:b/>
                 <w:bCs/>
                 <w:i w:val="0"/>
@@ -6509,7 +6670,7 @@
             </w:pPr>
             <w:r>
               <w:rPr>
-                <w:rFonts w:ascii="宋体" w:eastAsia="宋体" w:hAnsi="宋体" w:cs="宋体" w:hint="eastAsia"/>
+                <w:rFonts w:hint="eastAsia" w:ascii="宋体" w:hAnsi="宋体" w:eastAsia="宋体" w:cs="宋体"/>
                 <w:i w:val="0"/>
                 <w:iCs w:val="0"/>
                 <w:snapToGrid w:val="0"/>
@@ -6528,10 +6689,10 @@
           <w:tcPr>
             <w:tcW w:w="926" w:type="dxa"/>
             <w:tcBorders>
-              <w:top w:val="single" w:sz="4" w:space="0" w:color="000000"/>
-              <w:left w:val="single" w:sz="4" w:space="0" w:color="000000"/>
-              <w:bottom w:val="single" w:sz="4" w:space="0" w:color="000000"/>
-              <w:right w:val="single" w:sz="4" w:space="0" w:color="000000"/>
+              <w:top w:val="single" w:color="000000" w:sz="4" w:space="0"/>
+              <w:left w:val="single" w:color="000000" w:sz="4" w:space="0"/>
+              <w:bottom w:val="single" w:color="000000" w:sz="4" w:space="0"/>
+              <w:right w:val="single" w:color="000000" w:sz="4" w:space="0"/>
             </w:tcBorders>
             <w:shd w:val="clear" w:color="auto" w:fill="auto"/>
             <w:vAlign w:val="center"/>
@@ -6545,7 +6706,7 @@
               <w:jc w:val="left"/>
               <w:textAlignment w:val="center"/>
               <w:rPr>
-                <w:rFonts w:ascii="楷体_GB2312" w:eastAsia="楷体_GB2312" w:hAnsi="宋体" w:cs="楷体_GB2312" w:hint="default"/>
+                <w:rFonts w:hint="default" w:ascii="楷体_GB2312" w:hAnsi="宋体" w:eastAsia="楷体_GB2312" w:cs="楷体_GB2312"/>
                 <w:b/>
                 <w:bCs/>
                 <w:i w:val="0"/>
@@ -6561,7 +6722,7 @@
             </w:pPr>
             <w:r>
               <w:rPr>
-                <w:rFonts w:ascii="宋体" w:eastAsia="宋体" w:hAnsi="宋体" w:cs="宋体" w:hint="eastAsia"/>
+                <w:rFonts w:hint="eastAsia" w:ascii="宋体" w:hAnsi="宋体" w:eastAsia="宋体" w:cs="宋体"/>
                 <w:i w:val="0"/>
                 <w:iCs w:val="0"/>
                 <w:snapToGrid w:val="0"/>
@@ -6580,14 +6741,14 @@
     </w:tbl>
     <w:p>
       <w:pPr>
-        <w:pStyle w:val="1"/>
-        <w:bidi w:val="0"/>
-        <w:rPr>
-          <w:rFonts w:hint="default"/>
-          <w:lang w:val="en-US" w:eastAsia="zh-CN"/>
-        </w:rPr>
-      </w:pPr>
-      <w:bookmarkStart w:id="29" w:name="_Toc23410"/>
+        <w:pStyle w:val="28"/>
+        <w:bidi w:val="0"/>
+        <w:rPr>
+          <w:rFonts w:hint="default"/>
+          <w:lang w:val="en-US" w:eastAsia="zh-CN"/>
+        </w:rPr>
+      </w:pPr>
+      <w:bookmarkStart w:id="28" w:name="_Toc23410"/>
       <w:r>
         <w:rPr>
           <w:rFonts w:hint="default"/>
@@ -6595,11 +6756,11 @@
         </w:rPr>
         <w:t>附则</w:t>
       </w:r>
-      <w:bookmarkEnd w:id="29"/>
-    </w:p>
-    <w:p>
-      <w:pPr>
-        <w:pStyle w:val="a1"/>
+      <w:bookmarkEnd w:id="28"/>
+    </w:p>
+    <w:p>
+      <w:pPr>
+        <w:pStyle w:val="29"/>
         <w:keepNext w:val="0"/>
         <w:keepLines w:val="0"/>
         <w:pageBreakBefore w:val="0"/>
@@ -6628,7 +6789,7 @@
     </w:p>
     <w:p>
       <w:pPr>
-        <w:pStyle w:val="a1"/>
+        <w:pStyle w:val="29"/>
         <w:keepNext w:val="0"/>
         <w:keepLines w:val="0"/>
         <w:pageBreakBefore w:val="0"/>
@@ -6657,7 +6818,7 @@
     </w:p>
     <w:p>
       <w:pPr>
-        <w:pStyle w:val="a1"/>
+        <w:pStyle w:val="29"/>
         <w:keepNext w:val="0"/>
         <w:keepLines w:val="0"/>
         <w:pageBreakBefore w:val="0"/>
@@ -6685,23 +6846,73 @@
       </w:r>
     </w:p>
     <w:sectPr>
-      <w:headerReference w:type="default" r:id="rId7"/>
+      <w:headerReference r:id="rId5" w:type="default"/>
       <w:pgSz w:w="11906" w:h="16838"/>
       <w:pgMar w:top="1417" w:right="1800" w:bottom="1440" w:left="1800" w:header="1140" w:footer="992" w:gutter="0"/>
-      <w:cols w:num="1" w:space="425"/>
+      <w:cols w:space="425" w:num="1"/>
       <w:docGrid w:type="lines" w:linePitch="312" w:charSpace="0"/>
     </w:sectPr>
   </w:body>
 </w:document>
 </file>
 
+<file path=word/endnotes.xml><?xml version="1.0" encoding="utf-8"?>
+<w:endnotes xmlns:wpc="http://schemas.microsoft.com/office/word/2010/wordprocessingCanvas" xmlns:mc="http://schemas.openxmlformats.org/markup-compatibility/2006" xmlns:o="urn:schemas-microsoft-com:office:office" xmlns:r="http://schemas.openxmlformats.org/officeDocument/2006/relationships" xmlns:m="http://schemas.openxmlformats.org/officeDocument/2006/math" xmlns:v="urn:schemas-microsoft-com:vml" xmlns:wp14="http://schemas.microsoft.com/office/word/2010/wordprocessingDrawing" xmlns:wp="http://schemas.openxmlformats.org/drawingml/2006/wordprocessingDrawing" xmlns:w="http://schemas.openxmlformats.org/wordprocessingml/2006/main" xmlns:w14="http://schemas.microsoft.com/office/word/2010/wordml" xmlns:w15="http://schemas.microsoft.com/office/word/2012/wordml" xmlns:w10="urn:schemas-microsoft-com:office:word" xmlns:wpg="http://schemas.microsoft.com/office/word/2010/wordprocessingGroup" xmlns:wpi="http://schemas.microsoft.com/office/word/2010/wordprocessingInk" xmlns:wne="http://schemas.microsoft.com/office/word/2006/wordml" xmlns:wps="http://schemas.microsoft.com/office/word/2010/wordprocessingShape" xmlns:wpsCustomData="http://www.wps.cn/officeDocument/2013/wpsCustomData" mc:Ignorable="w14 w15 wp14">
+  <w:endnote w:type="separator" w:id="0">
+    <w:p>
+      <w:pPr>
+        <w:spacing w:line="240" w:lineRule="auto"/>
+      </w:pPr>
+      <w:r>
+        <w:separator/>
+      </w:r>
+    </w:p>
+  </w:endnote>
+  <w:endnote w:type="continuationSeparator" w:id="1">
+    <w:p>
+      <w:pPr>
+        <w:spacing w:line="240" w:lineRule="auto"/>
+      </w:pPr>
+      <w:r>
+        <w:continuationSeparator/>
+      </w:r>
+    </w:p>
+  </w:endnote>
+</w:endnotes>
+</file>
+
+<file path=word/footnotes.xml><?xml version="1.0" encoding="utf-8"?>
+<w:footnotes xmlns:wpc="http://schemas.microsoft.com/office/word/2010/wordprocessingCanvas" xmlns:mc="http://schemas.openxmlformats.org/markup-compatibility/2006" xmlns:o="urn:schemas-microsoft-com:office:office" xmlns:r="http://schemas.openxmlformats.org/officeDocument/2006/relationships" xmlns:m="http://schemas.openxmlformats.org/officeDocument/2006/math" xmlns:v="urn:schemas-microsoft-com:vml" xmlns:wp14="http://schemas.microsoft.com/office/word/2010/wordprocessingDrawing" xmlns:wp="http://schemas.openxmlformats.org/drawingml/2006/wordprocessingDrawing" xmlns:w="http://schemas.openxmlformats.org/wordprocessingml/2006/main" xmlns:w14="http://schemas.microsoft.com/office/word/2010/wordml" xmlns:w15="http://schemas.microsoft.com/office/word/2012/wordml" xmlns:w10="urn:schemas-microsoft-com:office:word" xmlns:wpg="http://schemas.microsoft.com/office/word/2010/wordprocessingGroup" xmlns:wpi="http://schemas.microsoft.com/office/word/2010/wordprocessingInk" xmlns:wne="http://schemas.microsoft.com/office/word/2006/wordml" xmlns:wps="http://schemas.microsoft.com/office/word/2010/wordprocessingShape" xmlns:wpsCustomData="http://www.wps.cn/officeDocument/2013/wpsCustomData" mc:Ignorable="w14 w15 wp14">
+  <w:footnote w:type="separator" w:id="0">
+    <w:p>
+      <w:pPr>
+        <w:spacing w:line="360" w:lineRule="auto"/>
+      </w:pPr>
+      <w:r>
+        <w:separator/>
+      </w:r>
+    </w:p>
+  </w:footnote>
+  <w:footnote w:type="continuationSeparator" w:id="1">
+    <w:p>
+      <w:pPr>
+        <w:spacing w:line="360" w:lineRule="auto"/>
+      </w:pPr>
+      <w:r>
+        <w:continuationSeparator/>
+      </w:r>
+    </w:p>
+  </w:footnote>
+</w:footnotes>
+</file>
+
 <file path=word/header1.xml><?xml version="1.0" encoding="utf-8"?>
-<w:hdr xmlns:wpc="http://schemas.microsoft.com/office/word/2010/wordprocessingCanvas" xmlns:mc="http://schemas.openxmlformats.org/markup-compatibility/2006" xmlns:o="urn:schemas-microsoft-com:office:office" xmlns:r="http://schemas.openxmlformats.org/officeDocument/2006/relationships" xmlns:m="http://schemas.openxmlformats.org/officeDocument/2006/math" xmlns:v="urn:schemas-microsoft-com:vml" xmlns:wp14="http://schemas.microsoft.com/office/word/2010/wordprocessingDrawing" xmlns:wp="http://schemas.openxmlformats.org/drawingml/2006/wordprocessingDrawing" xmlns:w10="urn:schemas-microsoft-com:office:word" xmlns:w="http://schemas.openxmlformats.org/wordprocessingml/2006/main" xmlns:w14="http://schemas.microsoft.com/office/word/2010/wordml" xmlns:w15="http://schemas.microsoft.com/office/word/2012/wordml" xmlns:wne="http://schemas.microsoft.com/office/word/2006/wordml" xmlns:wpg="http://schemas.microsoft.com/office/word/2010/wordprocessingGroup" xmlns:wpi="http://schemas.microsoft.com/office/word/2010/wordprocessingInk" xmlns:wps="http://schemas.microsoft.com/office/word/2010/wordprocessingShape" mc:Ignorable="w14 w15 wp14">
+<w:hdr xmlns:wpc="http://schemas.microsoft.com/office/word/2010/wordprocessingCanvas" xmlns:mc="http://schemas.openxmlformats.org/markup-compatibility/2006" xmlns:o="urn:schemas-microsoft-com:office:office" xmlns:r="http://schemas.openxmlformats.org/officeDocument/2006/relationships" xmlns:m="http://schemas.openxmlformats.org/officeDocument/2006/math" xmlns:v="urn:schemas-microsoft-com:vml" xmlns:wp14="http://schemas.microsoft.com/office/word/2010/wordprocessingDrawing" xmlns:wp="http://schemas.openxmlformats.org/drawingml/2006/wordprocessingDrawing" xmlns:w10="urn:schemas-microsoft-com:office:word" xmlns:w="http://schemas.openxmlformats.org/wordprocessingml/2006/main" xmlns:w14="http://schemas.microsoft.com/office/word/2010/wordml" xmlns:w15="http://schemas.microsoft.com/office/word/2012/wordml" xmlns:wpg="http://schemas.microsoft.com/office/word/2010/wordprocessingGroup" xmlns:wpi="http://schemas.microsoft.com/office/word/2010/wordprocessingInk" xmlns:wne="http://schemas.microsoft.com/office/word/2006/wordml" xmlns:wps="http://schemas.microsoft.com/office/word/2010/wordprocessingShape" xmlns:wpsCustomData="http://www.wps.cn/officeDocument/2013/wpsCustomData" mc:Ignorable="w14 w15 wp14">
   <w:p>
     <w:pPr>
-      <w:pStyle w:val="Header"/>
+      <w:pStyle w:val="15"/>
       <w:pBdr>
-        <w:bottom w:val="single" w:sz="4" w:space="1" w:color="auto"/>
+        <w:bottom w:val="single" w:color="auto" w:sz="4" w:space="1"/>
       </w:pBdr>
       <w:tabs>
         <w:tab w:val="left" w:pos="335"/>
@@ -6709,27 +6920,27 @@
       </w:tabs>
       <w:jc w:val="right"/>
       <w:rPr>
-        <w:rFonts w:eastAsiaTheme="minorEastAsia" w:hint="eastAsia"/>
+        <w:rFonts w:hint="eastAsia" w:eastAsiaTheme="minorEastAsia"/>
         <w:lang w:eastAsia="zh-CN"/>
       </w:rPr>
     </w:pPr>
     <w:r>
       <w:rPr>
-        <w:rFonts w:eastAsiaTheme="minorEastAsia" w:hint="eastAsia"/>
+        <w:rFonts w:hint="eastAsia" w:eastAsiaTheme="minorEastAsia"/>
         <w:lang w:val="en-US" w:eastAsia="zh-CN"/>
       </w:rPr>
       <w:tab/>
     </w:r>
     <w:r>
       <w:rPr>
-        <w:rFonts w:eastAsiaTheme="minorEastAsia" w:hint="eastAsia"/>
+        <w:rFonts w:hint="eastAsia" w:eastAsiaTheme="minorEastAsia"/>
         <w:lang w:val="en-US" w:eastAsia="zh-CN"/>
       </w:rPr>
       <w:tab/>
     </w:r>
     <w:r>
       <w:rPr>
-        <w:rFonts w:eastAsiaTheme="minorEastAsia" w:hint="eastAsia"/>
+        <w:rFonts w:hint="eastAsia" w:eastAsiaTheme="minorEastAsia"/>
         <w:lang w:val="en-US" w:eastAsia="zh-CN"/>
       </w:rPr>
       <w:t>桐乡华数广电网络有限公司</w:t>
@@ -6739,15 +6950,15 @@
 </file>
 
 <file path=word/numbering.xml><?xml version="1.0" encoding="utf-8"?>
-<w:numbering xmlns:wpc="http://schemas.microsoft.com/office/word/2010/wordprocessingCanvas" xmlns:mc="http://schemas.openxmlformats.org/markup-compatibility/2006" xmlns:o="urn:schemas-microsoft-com:office:office" xmlns:r="http://schemas.openxmlformats.org/officeDocument/2006/relationships" xmlns:m="http://schemas.openxmlformats.org/officeDocument/2006/math" xmlns:v="urn:schemas-microsoft-com:vml" xmlns:wp14="http://schemas.microsoft.com/office/word/2010/wordprocessingDrawing" xmlns:wp="http://schemas.openxmlformats.org/drawingml/2006/wordprocessingDrawing" xmlns:w10="urn:schemas-microsoft-com:office:word" xmlns:w="http://schemas.openxmlformats.org/wordprocessingml/2006/main" xmlns:w14="http://schemas.microsoft.com/office/word/2010/wordml" xmlns:w15="http://schemas.microsoft.com/office/word/2012/wordml" xmlns:wne="http://schemas.microsoft.com/office/word/2006/wordml" xmlns:wpg="http://schemas.microsoft.com/office/word/2010/wordprocessingGroup" xmlns:wpi="http://schemas.microsoft.com/office/word/2010/wordprocessingInk" xmlns:wps="http://schemas.microsoft.com/office/word/2010/wordprocessingShape" mc:Ignorable="w14 w15 wp14">
+<w:numbering xmlns:wpc="http://schemas.microsoft.com/office/word/2010/wordprocessingCanvas" xmlns:mc="http://schemas.openxmlformats.org/markup-compatibility/2006" xmlns:o="urn:schemas-microsoft-com:office:office" xmlns:r="http://schemas.openxmlformats.org/officeDocument/2006/relationships" xmlns:m="http://schemas.openxmlformats.org/officeDocument/2006/math" xmlns:v="urn:schemas-microsoft-com:vml" xmlns:wp14="http://schemas.microsoft.com/office/word/2010/wordprocessingDrawing" xmlns:wp="http://schemas.openxmlformats.org/drawingml/2006/wordprocessingDrawing" xmlns:w10="urn:schemas-microsoft-com:office:word" xmlns:w="http://schemas.openxmlformats.org/wordprocessingml/2006/main" xmlns:w14="http://schemas.microsoft.com/office/word/2010/wordml" xmlns:wpg="http://schemas.microsoft.com/office/word/2010/wordprocessingGroup" xmlns:wpi="http://schemas.microsoft.com/office/word/2010/wordprocessingInk" xmlns:wne="http://schemas.microsoft.com/office/word/2006/wordml" xmlns:wps="http://schemas.microsoft.com/office/word/2010/wordprocessingShape" xmlns:wpsCustomData="http://www.wps.cn/officeDocument/2013/wpsCustomData" mc:Ignorable="w14 wp14">
   <w:abstractNum w:abstractNumId="0">
     <w:nsid w:val="8E964DCE"/>
     <w:multiLevelType w:val="multilevel"/>
     <w:tmpl w:val="8E964DCE"/>
-    <w:lvl w:ilvl="0">
+    <w:lvl w:ilvl="0" w:tentative="0">
       <w:start w:val="1"/>
       <w:numFmt w:val="decimal"/>
-      <w:pStyle w:val="Heading1"/>
+      <w:pStyle w:val="2"/>
       <w:lvlText w:val="%1."/>
       <w:lvlJc w:val="left"/>
       <w:pPr>
@@ -6757,10 +6968,10 @@
         <w:rFonts w:hint="default"/>
       </w:rPr>
     </w:lvl>
-    <w:lvl w:ilvl="1">
+    <w:lvl w:ilvl="1" w:tentative="0">
       <w:start w:val="1"/>
       <w:numFmt w:val="decimal"/>
-      <w:pStyle w:val="Heading2"/>
+      <w:pStyle w:val="3"/>
       <w:lvlText w:val="%1.%2."/>
       <w:lvlJc w:val="left"/>
       <w:pPr>
@@ -6770,10 +6981,10 @@
         <w:rFonts w:hint="default"/>
       </w:rPr>
     </w:lvl>
-    <w:lvl w:ilvl="2">
+    <w:lvl w:ilvl="2" w:tentative="0">
       <w:start w:val="1"/>
       <w:numFmt w:val="decimal"/>
-      <w:pStyle w:val="Heading3"/>
+      <w:pStyle w:val="4"/>
       <w:lvlText w:val="%1.%2.%3."/>
       <w:lvlJc w:val="left"/>
       <w:pPr>
@@ -6783,10 +6994,10 @@
         <w:rFonts w:hint="default"/>
       </w:rPr>
     </w:lvl>
-    <w:lvl w:ilvl="3">
+    <w:lvl w:ilvl="3" w:tentative="0">
       <w:start w:val="1"/>
       <w:numFmt w:val="decimal"/>
-      <w:pStyle w:val="Heading4"/>
+      <w:pStyle w:val="5"/>
       <w:lvlText w:val="%1.%2.%3.%4."/>
       <w:lvlJc w:val="left"/>
       <w:pPr>
@@ -6796,10 +7007,10 @@
         <w:rFonts w:hint="default"/>
       </w:rPr>
     </w:lvl>
-    <w:lvl w:ilvl="4">
+    <w:lvl w:ilvl="4" w:tentative="0">
       <w:start w:val="1"/>
       <w:numFmt w:val="decimal"/>
-      <w:pStyle w:val="Heading5"/>
+      <w:pStyle w:val="6"/>
       <w:lvlText w:val="%1.%2.%3.%4.%5."/>
       <w:lvlJc w:val="left"/>
       <w:pPr>
@@ -6809,10 +7020,10 @@
         <w:rFonts w:hint="default"/>
       </w:rPr>
     </w:lvl>
-    <w:lvl w:ilvl="5">
+    <w:lvl w:ilvl="5" w:tentative="0">
       <w:start w:val="1"/>
       <w:numFmt w:val="decimal"/>
-      <w:pStyle w:val="Heading6"/>
+      <w:pStyle w:val="7"/>
       <w:lvlText w:val="%1.%2.%3.%4.%5.%6."/>
       <w:lvlJc w:val="left"/>
       <w:pPr>
@@ -6822,10 +7033,10 @@
         <w:rFonts w:hint="default"/>
       </w:rPr>
     </w:lvl>
-    <w:lvl w:ilvl="6">
+    <w:lvl w:ilvl="6" w:tentative="0">
       <w:start w:val="1"/>
       <w:numFmt w:val="decimal"/>
-      <w:pStyle w:val="Heading7"/>
+      <w:pStyle w:val="8"/>
       <w:lvlText w:val="%1.%2.%3.%4.%5.%6.%7."/>
       <w:lvlJc w:val="left"/>
       <w:pPr>
@@ -6835,10 +7046,10 @@
         <w:rFonts w:hint="default"/>
       </w:rPr>
     </w:lvl>
-    <w:lvl w:ilvl="7">
+    <w:lvl w:ilvl="7" w:tentative="0">
       <w:start w:val="1"/>
       <w:numFmt w:val="decimal"/>
-      <w:pStyle w:val="Heading8"/>
+      <w:pStyle w:val="9"/>
       <w:lvlText w:val="%1.%2.%3.%4.%5.%6.%7.%8."/>
       <w:lvlJc w:val="left"/>
       <w:pPr>
@@ -6848,10 +7059,10 @@
         <w:rFonts w:hint="default"/>
       </w:rPr>
     </w:lvl>
-    <w:lvl w:ilvl="8">
+    <w:lvl w:ilvl="8" w:tentative="0">
       <w:start w:val="1"/>
       <w:numFmt w:val="decimal"/>
-      <w:pStyle w:val="Heading9"/>
+      <w:pStyle w:val="10"/>
       <w:lvlText w:val="%1.%2.%3.%4.%5.%6.%7.%8.%9."/>
       <w:lvlJc w:val="left"/>
       <w:pPr>
@@ -6866,7 +7077,7 @@
     <w:nsid w:val="A59DD0F5"/>
     <w:multiLevelType w:val="singleLevel"/>
     <w:tmpl w:val="A59DD0F5"/>
-    <w:lvl w:ilvl="0">
+    <w:lvl w:ilvl="0" w:tentative="0">
       <w:start w:val="1"/>
       <w:numFmt w:val="decimal"/>
       <w:lvlText w:val="%1."/>
@@ -6883,7 +7094,7 @@
     <w:nsid w:val="E65ADADB"/>
     <w:multiLevelType w:val="singleLevel"/>
     <w:tmpl w:val="E65ADADB"/>
-    <w:lvl w:ilvl="0">
+    <w:lvl w:ilvl="0" w:tentative="0">
       <w:start w:val="1"/>
       <w:numFmt w:val="decimal"/>
       <w:lvlText w:val="%1."/>
@@ -6900,7 +7111,7 @@
     <w:nsid w:val="097ACC5C"/>
     <w:multiLevelType w:val="singleLevel"/>
     <w:tmpl w:val="097ACC5C"/>
-    <w:lvl w:ilvl="0">
+    <w:lvl w:ilvl="0" w:tentative="0">
       <w:start w:val="1"/>
       <w:numFmt w:val="decimal"/>
       <w:lvlText w:val="%1."/>
@@ -6929,268 +7140,270 @@
 </file>
 
 <file path=word/styles.xml><?xml version="1.0" encoding="utf-8"?>
-<w:styles xmlns:mc="http://schemas.openxmlformats.org/markup-compatibility/2006" xmlns:r="http://schemas.openxmlformats.org/officeDocument/2006/relationships" xmlns:w="http://schemas.openxmlformats.org/wordprocessingml/2006/main" xmlns:w14="http://schemas.microsoft.com/office/word/2010/wordml" xmlns:w15="http://schemas.microsoft.com/office/word/2012/wordml" mc:Ignorable="w14 w15">
+<w:styles xmlns:mc="http://schemas.openxmlformats.org/markup-compatibility/2006" xmlns:o="urn:schemas-microsoft-com:office:office" xmlns:r="http://schemas.openxmlformats.org/officeDocument/2006/relationships" xmlns:m="http://schemas.openxmlformats.org/officeDocument/2006/math" xmlns:v="urn:schemas-microsoft-com:vml" xmlns:w="http://schemas.openxmlformats.org/wordprocessingml/2006/main" xmlns:w14="http://schemas.microsoft.com/office/word/2010/wordml" xmlns:w10="urn:schemas-microsoft-com:office:word" xmlns:sl="http://schemas.openxmlformats.org/schemaLibrary/2006/main" xmlns:wpsCustomData="http://www.wps.cn/officeDocument/2013/wpsCustomData" mc:Ignorable="w14">
   <w:docDefaults>
     <w:rPrDefault>
       <w:rPr>
-        <w:rFonts w:ascii="Times New Roman" w:eastAsia="宋体" w:hAnsi="Times New Roman" w:cs="Times New Roman"/>
+        <w:rFonts w:ascii="Times New Roman" w:hAnsi="Times New Roman" w:eastAsia="宋体" w:cs="Times New Roman"/>
       </w:rPr>
     </w:rPrDefault>
     <w:pPrDefault/>
   </w:docDefaults>
-  <w:latentStyles w:defLockedState="0" w:defUIPriority="99" w:defSemiHidden="1" w:defUnhideWhenUsed="1" w:defQFormat="0" w:count="260">
-    <w:lsdException w:name="Normal" w:semiHidden="0" w:uiPriority="0" w:unhideWhenUsed="0" w:qFormat="1"/>
-    <w:lsdException w:name="heading 1" w:semiHidden="0" w:uiPriority="0" w:unhideWhenUsed="0" w:qFormat="1"/>
-    <w:lsdException w:name="heading 2" w:semiHidden="0" w:uiPriority="0" w:qFormat="1"/>
-    <w:lsdException w:name="heading 3" w:uiPriority="0" w:qFormat="1"/>
-    <w:lsdException w:name="heading 4" w:semiHidden="0" w:uiPriority="0" w:qFormat="1"/>
-    <w:lsdException w:name="heading 5" w:uiPriority="0" w:qFormat="1"/>
-    <w:lsdException w:name="heading 6" w:uiPriority="0" w:qFormat="1"/>
-    <w:lsdException w:name="heading 7" w:uiPriority="0" w:qFormat="1"/>
-    <w:lsdException w:name="heading 8" w:uiPriority="0" w:qFormat="1"/>
-    <w:lsdException w:name="heading 9" w:uiPriority="0" w:qFormat="1"/>
-    <w:lsdException w:name="index 1" w:semiHidden="0" w:uiPriority="0" w:unhideWhenUsed="0"/>
-    <w:lsdException w:name="index 2" w:semiHidden="0" w:uiPriority="0" w:unhideWhenUsed="0"/>
-    <w:lsdException w:name="index 3" w:semiHidden="0" w:uiPriority="0" w:unhideWhenUsed="0"/>
-    <w:lsdException w:name="index 4" w:semiHidden="0" w:uiPriority="0" w:unhideWhenUsed="0"/>
-    <w:lsdException w:name="index 5" w:semiHidden="0" w:uiPriority="0" w:unhideWhenUsed="0"/>
-    <w:lsdException w:name="index 6" w:semiHidden="0" w:uiPriority="0" w:unhideWhenUsed="0"/>
-    <w:lsdException w:name="index 7" w:semiHidden="0" w:uiPriority="0" w:unhideWhenUsed="0"/>
-    <w:lsdException w:name="index 8" w:semiHidden="0" w:uiPriority="0" w:unhideWhenUsed="0"/>
-    <w:lsdException w:name="index 9" w:semiHidden="0" w:uiPriority="0" w:unhideWhenUsed="0"/>
-    <w:lsdException w:name="toc 1" w:semiHidden="0" w:uiPriority="0" w:unhideWhenUsed="0" w:qFormat="1"/>
-    <w:lsdException w:name="toc 2" w:semiHidden="0" w:uiPriority="0" w:unhideWhenUsed="0" w:qFormat="1"/>
-    <w:lsdException w:name="toc 3" w:semiHidden="0" w:uiPriority="0" w:unhideWhenUsed="0" w:qFormat="1"/>
-    <w:lsdException w:name="toc 4" w:semiHidden="0" w:uiPriority="0" w:unhideWhenUsed="0"/>
-    <w:lsdException w:name="toc 5" w:semiHidden="0" w:uiPriority="0" w:unhideWhenUsed="0"/>
-    <w:lsdException w:name="toc 6" w:semiHidden="0" w:uiPriority="0" w:unhideWhenUsed="0"/>
-    <w:lsdException w:name="toc 7" w:semiHidden="0" w:uiPriority="0" w:unhideWhenUsed="0"/>
-    <w:lsdException w:name="toc 8" w:semiHidden="0" w:uiPriority="0" w:unhideWhenUsed="0"/>
-    <w:lsdException w:name="toc 9" w:semiHidden="0" w:uiPriority="0" w:unhideWhenUsed="0"/>
-    <w:lsdException w:name="Normal Indent" w:semiHidden="0" w:uiPriority="0" w:unhideWhenUsed="0"/>
-    <w:lsdException w:name="footnote text" w:semiHidden="0" w:uiPriority="0" w:unhideWhenUsed="0"/>
-    <w:lsdException w:name="annotation text" w:semiHidden="0" w:uiPriority="0" w:unhideWhenUsed="0" w:qFormat="1"/>
-    <w:lsdException w:name="header" w:semiHidden="0" w:uiPriority="0" w:unhideWhenUsed="0" w:qFormat="1"/>
-    <w:lsdException w:name="footer" w:semiHidden="0" w:uiPriority="0" w:unhideWhenUsed="0" w:qFormat="1"/>
-    <w:lsdException w:name="index heading" w:semiHidden="0" w:uiPriority="0" w:unhideWhenUsed="0"/>
-    <w:lsdException w:name="caption" w:uiPriority="0" w:qFormat="1"/>
-    <w:lsdException w:name="table of figures" w:semiHidden="0" w:uiPriority="0" w:unhideWhenUsed="0"/>
-    <w:lsdException w:name="envelope address" w:semiHidden="0" w:uiPriority="0" w:unhideWhenUsed="0"/>
-    <w:lsdException w:name="envelope return" w:semiHidden="0" w:uiPriority="0" w:unhideWhenUsed="0"/>
-    <w:lsdException w:name="footnote reference" w:semiHidden="0" w:uiPriority="0" w:unhideWhenUsed="0"/>
-    <w:lsdException w:name="annotation reference" w:semiHidden="0" w:uiPriority="0" w:unhideWhenUsed="0"/>
-    <w:lsdException w:name="line number" w:semiHidden="0" w:uiPriority="0" w:unhideWhenUsed="0"/>
-    <w:lsdException w:name="page number" w:semiHidden="0" w:uiPriority="0" w:unhideWhenUsed="0"/>
-    <w:lsdException w:name="endnote reference" w:semiHidden="0" w:uiPriority="0" w:unhideWhenUsed="0"/>
-    <w:lsdException w:name="endnote text" w:semiHidden="0" w:uiPriority="0" w:unhideWhenUsed="0"/>
-    <w:lsdException w:name="table of authorities" w:semiHidden="0" w:uiPriority="0" w:unhideWhenUsed="0"/>
-    <w:lsdException w:name="macro" w:semiHidden="0" w:uiPriority="0" w:unhideWhenUsed="0"/>
-    <w:lsdException w:name="toa heading" w:semiHidden="0" w:uiPriority="0" w:unhideWhenUsed="0"/>
-    <w:lsdException w:name="List" w:semiHidden="0" w:uiPriority="0" w:unhideWhenUsed="0"/>
-    <w:lsdException w:name="List Bullet" w:semiHidden="0" w:uiPriority="0" w:unhideWhenUsed="0"/>
-    <w:lsdException w:name="List Number" w:semiHidden="0" w:uiPriority="0" w:unhideWhenUsed="0"/>
-    <w:lsdException w:name="List 2" w:semiHidden="0" w:uiPriority="0" w:unhideWhenUsed="0"/>
-    <w:lsdException w:name="List 3" w:semiHidden="0" w:uiPriority="0" w:unhideWhenUsed="0"/>
-    <w:lsdException w:name="List 4" w:semiHidden="0" w:uiPriority="0" w:unhideWhenUsed="0"/>
-    <w:lsdException w:name="List 5" w:semiHidden="0" w:uiPriority="0" w:unhideWhenUsed="0"/>
-    <w:lsdException w:name="List Bullet 2" w:semiHidden="0" w:uiPriority="0" w:unhideWhenUsed="0"/>
-    <w:lsdException w:name="List Bullet 3" w:semiHidden="0" w:uiPriority="0" w:unhideWhenUsed="0"/>
-    <w:lsdException w:name="List Bullet 4" w:semiHidden="0" w:uiPriority="0" w:unhideWhenUsed="0"/>
-    <w:lsdException w:name="List Bullet 5" w:semiHidden="0" w:uiPriority="0" w:unhideWhenUsed="0"/>
-    <w:lsdException w:name="List Number 2" w:semiHidden="0" w:uiPriority="0" w:unhideWhenUsed="0"/>
-    <w:lsdException w:name="List Number 3" w:semiHidden="0" w:uiPriority="0" w:unhideWhenUsed="0"/>
-    <w:lsdException w:name="List Number 4" w:semiHidden="0" w:uiPriority="0" w:unhideWhenUsed="0"/>
-    <w:lsdException w:name="List Number 5" w:semiHidden="0" w:uiPriority="0" w:unhideWhenUsed="0"/>
-    <w:lsdException w:name="Title" w:semiHidden="0" w:uiPriority="0" w:unhideWhenUsed="0" w:qFormat="1"/>
-    <w:lsdException w:name="Closing" w:semiHidden="0" w:uiPriority="0" w:unhideWhenUsed="0"/>
-    <w:lsdException w:name="Signature" w:semiHidden="0" w:uiPriority="0" w:unhideWhenUsed="0"/>
-    <w:lsdException w:name="Default Paragraph Font" w:uiPriority="0" w:unhideWhenUsed="0" w:qFormat="1"/>
-    <w:lsdException w:name="Body Text" w:uiPriority="0" w:unhideWhenUsed="0" w:qFormat="1"/>
-    <w:lsdException w:name="Body Text Indent" w:semiHidden="0" w:uiPriority="0" w:unhideWhenUsed="0"/>
-    <w:lsdException w:name="List Continue" w:semiHidden="0" w:uiPriority="0" w:unhideWhenUsed="0"/>
-    <w:lsdException w:name="List Continue 2" w:semiHidden="0" w:uiPriority="0" w:unhideWhenUsed="0"/>
-    <w:lsdException w:name="List Continue 3" w:semiHidden="0" w:uiPriority="0" w:unhideWhenUsed="0"/>
-    <w:lsdException w:name="List Continue 4" w:semiHidden="0" w:uiPriority="0" w:unhideWhenUsed="0"/>
-    <w:lsdException w:name="List Continue 5" w:semiHidden="0" w:uiPriority="0" w:unhideWhenUsed="0"/>
-    <w:lsdException w:name="Message Header" w:semiHidden="0" w:uiPriority="0" w:unhideWhenUsed="0"/>
-    <w:lsdException w:name="Subtitle" w:semiHidden="0" w:uiPriority="0" w:unhideWhenUsed="0" w:qFormat="1"/>
-    <w:lsdException w:name="Salutation" w:semiHidden="0" w:uiPriority="0" w:unhideWhenUsed="0"/>
-    <w:lsdException w:name="Date" w:semiHidden="0" w:uiPriority="0" w:unhideWhenUsed="0"/>
-    <w:lsdException w:name="Body Text First Indent" w:semiHidden="0" w:uiPriority="0" w:unhideWhenUsed="0"/>
-    <w:lsdException w:name="Body Text First Indent 2" w:semiHidden="0" w:uiPriority="0" w:unhideWhenUsed="0"/>
-    <w:lsdException w:name="Body Text 2" w:semiHidden="0" w:uiPriority="0" w:unhideWhenUsed="0"/>
-    <w:lsdException w:name="Body Text 3" w:semiHidden="0" w:uiPriority="0" w:unhideWhenUsed="0"/>
-    <w:lsdException w:name="Body Text Indent 2" w:semiHidden="0" w:uiPriority="0" w:unhideWhenUsed="0"/>
-    <w:lsdException w:name="Body Text Indent 3" w:semiHidden="0" w:uiPriority="0" w:unhideWhenUsed="0"/>
-    <w:lsdException w:name="Block Text" w:semiHidden="0" w:uiPriority="0" w:unhideWhenUsed="0"/>
-    <w:lsdException w:name="Hyperlink" w:semiHidden="0" w:uiPriority="0" w:unhideWhenUsed="0"/>
-    <w:lsdException w:name="FollowedHyperlink" w:semiHidden="0" w:uiPriority="0" w:unhideWhenUsed="0"/>
-    <w:lsdException w:name="Strong" w:semiHidden="0" w:uiPriority="0" w:unhideWhenUsed="0" w:qFormat="1"/>
-    <w:lsdException w:name="Emphasis" w:semiHidden="0" w:uiPriority="0" w:unhideWhenUsed="0" w:qFormat="1"/>
-    <w:lsdException w:name="Document Map" w:semiHidden="0" w:uiPriority="0" w:unhideWhenUsed="0"/>
-    <w:lsdException w:name="Plain Text" w:semiHidden="0" w:uiPriority="0" w:unhideWhenUsed="0"/>
-    <w:lsdException w:name="E-mail Signature" w:semiHidden="0" w:uiPriority="0" w:unhideWhenUsed="0"/>
-    <w:lsdException w:name="Normal (Web)" w:semiHidden="0" w:uiPriority="0" w:unhideWhenUsed="0" w:qFormat="1"/>
-    <w:lsdException w:name="HTML Acronym" w:semiHidden="0" w:uiPriority="0" w:unhideWhenUsed="0"/>
-    <w:lsdException w:name="HTML Address" w:semiHidden="0" w:uiPriority="0" w:unhideWhenUsed="0"/>
-    <w:lsdException w:name="HTML Cite" w:semiHidden="0" w:uiPriority="0" w:unhideWhenUsed="0"/>
-    <w:lsdException w:name="HTML Code" w:semiHidden="0" w:uiPriority="0" w:unhideWhenUsed="0"/>
-    <w:lsdException w:name="HTML Definition" w:semiHidden="0" w:uiPriority="0" w:unhideWhenUsed="0"/>
-    <w:lsdException w:name="HTML Keyboard" w:semiHidden="0" w:uiPriority="0" w:unhideWhenUsed="0"/>
-    <w:lsdException w:name="HTML Preformatted" w:semiHidden="0" w:uiPriority="0" w:unhideWhenUsed="0"/>
-    <w:lsdException w:name="HTML Sample" w:semiHidden="0" w:uiPriority="0" w:unhideWhenUsed="0"/>
-    <w:lsdException w:name="HTML Typewriter" w:semiHidden="0" w:uiPriority="0" w:unhideWhenUsed="0"/>
-    <w:lsdException w:name="HTML Variable" w:semiHidden="0" w:uiPriority="0" w:unhideWhenUsed="0"/>
-    <w:lsdException w:name="Normal Table" w:uiPriority="0" w:unhideWhenUsed="0" w:qFormat="1"/>
-    <w:lsdException w:name="annotation subject" w:semiHidden="0" w:uiPriority="0" w:unhideWhenUsed="0"/>
-    <w:lsdException w:name="Table Simple 1" w:semiHidden="0" w:uiPriority="0" w:unhideWhenUsed="0"/>
-    <w:lsdException w:name="Table Simple 2" w:semiHidden="0" w:uiPriority="0" w:unhideWhenUsed="0"/>
-    <w:lsdException w:name="Table Simple 3" w:semiHidden="0" w:uiPriority="0" w:unhideWhenUsed="0"/>
-    <w:lsdException w:name="Table Classic 1" w:semiHidden="0" w:uiPriority="0" w:unhideWhenUsed="0"/>
-    <w:lsdException w:name="Table Classic 2" w:semiHidden="0" w:uiPriority="0" w:unhideWhenUsed="0"/>
-    <w:lsdException w:name="Table Classic 3" w:semiHidden="0" w:uiPriority="0" w:unhideWhenUsed="0"/>
-    <w:lsdException w:name="Table Classic 4" w:semiHidden="0" w:uiPriority="0" w:unhideWhenUsed="0"/>
-    <w:lsdException w:name="Table Colorful 1" w:semiHidden="0" w:uiPriority="0" w:unhideWhenUsed="0"/>
-    <w:lsdException w:name="Table Colorful 2" w:semiHidden="0" w:uiPriority="0" w:unhideWhenUsed="0"/>
-    <w:lsdException w:name="Table Colorful 3" w:semiHidden="0" w:uiPriority="0" w:unhideWhenUsed="0"/>
-    <w:lsdException w:name="Table Columns 1" w:semiHidden="0" w:uiPriority="0" w:unhideWhenUsed="0"/>
-    <w:lsdException w:name="Table Columns 2" w:semiHidden="0" w:uiPriority="0" w:unhideWhenUsed="0"/>
-    <w:lsdException w:name="Table Columns 3" w:semiHidden="0" w:uiPriority="0" w:unhideWhenUsed="0"/>
-    <w:lsdException w:name="Table Columns 4" w:semiHidden="0" w:uiPriority="0" w:unhideWhenUsed="0"/>
-    <w:lsdException w:name="Table Columns 5" w:semiHidden="0" w:uiPriority="0" w:unhideWhenUsed="0"/>
-    <w:lsdException w:name="Table Grid 1" w:semiHidden="0" w:uiPriority="0" w:unhideWhenUsed="0"/>
-    <w:lsdException w:name="Table Grid 2" w:semiHidden="0" w:uiPriority="0" w:unhideWhenUsed="0"/>
-    <w:lsdException w:name="Table Grid 3" w:semiHidden="0" w:uiPriority="0" w:unhideWhenUsed="0"/>
-    <w:lsdException w:name="Table Grid 4" w:semiHidden="0" w:uiPriority="0" w:unhideWhenUsed="0"/>
-    <w:lsdException w:name="Table Grid 5" w:semiHidden="0" w:uiPriority="0" w:unhideWhenUsed="0"/>
-    <w:lsdException w:name="Table Grid 6" w:semiHidden="0" w:uiPriority="0" w:unhideWhenUsed="0"/>
-    <w:lsdException w:name="Table Grid 7" w:semiHidden="0" w:uiPriority="0" w:unhideWhenUsed="0"/>
-    <w:lsdException w:name="Table Grid 8" w:semiHidden="0" w:uiPriority="0" w:unhideWhenUsed="0"/>
-    <w:lsdException w:name="Table List 1" w:semiHidden="0" w:uiPriority="0" w:unhideWhenUsed="0"/>
-    <w:lsdException w:name="Table List 2" w:semiHidden="0" w:uiPriority="0" w:unhideWhenUsed="0"/>
-    <w:lsdException w:name="Table List 3" w:semiHidden="0" w:uiPriority="0" w:unhideWhenUsed="0"/>
-    <w:lsdException w:name="Table List 4" w:semiHidden="0" w:uiPriority="0" w:unhideWhenUsed="0"/>
-    <w:lsdException w:name="Table List 5" w:semiHidden="0" w:uiPriority="0" w:unhideWhenUsed="0"/>
-    <w:lsdException w:name="Table List 6" w:semiHidden="0" w:uiPriority="0" w:unhideWhenUsed="0"/>
-    <w:lsdException w:name="Table List 7" w:semiHidden="0" w:uiPriority="0" w:unhideWhenUsed="0"/>
-    <w:lsdException w:name="Table List 8" w:semiHidden="0" w:uiPriority="0" w:unhideWhenUsed="0"/>
-    <w:lsdException w:name="Table 3D effects 1" w:semiHidden="0" w:uiPriority="0" w:unhideWhenUsed="0"/>
-    <w:lsdException w:name="Table 3D effects 2" w:semiHidden="0" w:uiPriority="0" w:unhideWhenUsed="0"/>
-    <w:lsdException w:name="Table 3D effects 3" w:semiHidden="0" w:uiPriority="0" w:unhideWhenUsed="0"/>
-    <w:lsdException w:name="Table Contemporary" w:semiHidden="0" w:uiPriority="0" w:unhideWhenUsed="0"/>
-    <w:lsdException w:name="Table Elegant" w:semiHidden="0" w:uiPriority="0" w:unhideWhenUsed="0"/>
-    <w:lsdException w:name="Table Professional" w:semiHidden="0" w:uiPriority="0" w:unhideWhenUsed="0"/>
-    <w:lsdException w:name="Table Subtle 1" w:semiHidden="0" w:uiPriority="0" w:unhideWhenUsed="0"/>
-    <w:lsdException w:name="Table Subtle 2" w:semiHidden="0" w:uiPriority="0" w:unhideWhenUsed="0"/>
-    <w:lsdException w:name="Table Web 1" w:semiHidden="0" w:uiPriority="0" w:unhideWhenUsed="0"/>
-    <w:lsdException w:name="Table Web 2" w:semiHidden="0" w:uiPriority="0" w:unhideWhenUsed="0"/>
-    <w:lsdException w:name="Table Web 3" w:semiHidden="0" w:uiPriority="0" w:unhideWhenUsed="0"/>
-    <w:lsdException w:name="Balloon Text" w:semiHidden="0" w:uiPriority="0" w:unhideWhenUsed="0"/>
-    <w:lsdException w:name="Table Grid" w:semiHidden="0" w:uiPriority="0" w:unhideWhenUsed="0" w:qFormat="1"/>
-    <w:lsdException w:name="Table Theme" w:semiHidden="0" w:uiPriority="0" w:unhideWhenUsed="0"/>
-    <w:lsdException w:name="Light Shading" w:semiHidden="0" w:uiPriority="60" w:unhideWhenUsed="0"/>
-    <w:lsdException w:name="Light List" w:semiHidden="0" w:uiPriority="61" w:unhideWhenUsed="0"/>
-    <w:lsdException w:name="Light Grid" w:semiHidden="0" w:uiPriority="62" w:unhideWhenUsed="0"/>
-    <w:lsdException w:name="Medium Shading 1" w:semiHidden="0" w:uiPriority="63" w:unhideWhenUsed="0"/>
-    <w:lsdException w:name="Medium Shading 2" w:semiHidden="0" w:uiPriority="64" w:unhideWhenUsed="0"/>
-    <w:lsdException w:name="Medium List 1" w:semiHidden="0" w:uiPriority="65" w:unhideWhenUsed="0"/>
-    <w:lsdException w:name="Medium List 2" w:semiHidden="0" w:uiPriority="66" w:unhideWhenUsed="0"/>
-    <w:lsdException w:name="Medium Grid 1" w:semiHidden="0" w:uiPriority="67" w:unhideWhenUsed="0"/>
-    <w:lsdException w:name="Medium Grid 2" w:semiHidden="0" w:uiPriority="68" w:unhideWhenUsed="0"/>
-    <w:lsdException w:name="Medium Grid 3" w:semiHidden="0" w:uiPriority="69" w:unhideWhenUsed="0"/>
-    <w:lsdException w:name="Dark List" w:semiHidden="0" w:uiPriority="70" w:unhideWhenUsed="0"/>
-    <w:lsdException w:name="Colorful Shading" w:semiHidden="0" w:uiPriority="71" w:unhideWhenUsed="0"/>
-    <w:lsdException w:name="Colorful List" w:semiHidden="0" w:uiPriority="72" w:unhideWhenUsed="0"/>
-    <w:lsdException w:name="Colorful Grid" w:semiHidden="0" w:uiPriority="73" w:unhideWhenUsed="0"/>
-    <w:lsdException w:name="Light Shading Accent 1" w:semiHidden="0" w:uiPriority="60" w:unhideWhenUsed="0"/>
-    <w:lsdException w:name="Light List Accent 1" w:semiHidden="0" w:uiPriority="61" w:unhideWhenUsed="0"/>
-    <w:lsdException w:name="Light Grid Accent 1" w:semiHidden="0" w:uiPriority="62" w:unhideWhenUsed="0"/>
-    <w:lsdException w:name="Medium Shading 1 Accent 1" w:semiHidden="0" w:uiPriority="63" w:unhideWhenUsed="0"/>
-    <w:lsdException w:name="Medium Shading 2 Accent 1" w:semiHidden="0" w:uiPriority="64" w:unhideWhenUsed="0"/>
-    <w:lsdException w:name="Medium List 1 Accent 1" w:semiHidden="0" w:uiPriority="65" w:unhideWhenUsed="0"/>
-    <w:lsdException w:name="List Paragraph" w:semiHidden="0" w:unhideWhenUsed="0" w:qFormat="1"/>
-    <w:lsdException w:name="Medium List 2 Accent 1" w:semiHidden="0" w:uiPriority="66" w:unhideWhenUsed="0"/>
-    <w:lsdException w:name="Medium Grid 1 Accent 1" w:semiHidden="0" w:uiPriority="67" w:unhideWhenUsed="0"/>
-    <w:lsdException w:name="Medium Grid 2 Accent 1" w:semiHidden="0" w:uiPriority="68" w:unhideWhenUsed="0"/>
-    <w:lsdException w:name="Medium Grid 3 Accent 1" w:semiHidden="0" w:uiPriority="69" w:unhideWhenUsed="0"/>
-    <w:lsdException w:name="Dark List Accent 1" w:semiHidden="0" w:uiPriority="70" w:unhideWhenUsed="0"/>
-    <w:lsdException w:name="Colorful Shading Accent 1" w:semiHidden="0" w:uiPriority="71" w:unhideWhenUsed="0"/>
-    <w:lsdException w:name="Colorful List Accent 1" w:semiHidden="0" w:uiPriority="72" w:unhideWhenUsed="0"/>
-    <w:lsdException w:name="Colorful Grid Accent 1" w:semiHidden="0" w:uiPriority="73" w:unhideWhenUsed="0"/>
-    <w:lsdException w:name="Light Shading Accent 2" w:semiHidden="0" w:uiPriority="60" w:unhideWhenUsed="0"/>
-    <w:lsdException w:name="Light List Accent 2" w:semiHidden="0" w:uiPriority="61" w:unhideWhenUsed="0"/>
-    <w:lsdException w:name="Light Grid Accent 2" w:semiHidden="0" w:uiPriority="62" w:unhideWhenUsed="0"/>
-    <w:lsdException w:name="Medium Shading 1 Accent 2" w:semiHidden="0" w:uiPriority="63" w:unhideWhenUsed="0"/>
-    <w:lsdException w:name="Medium Shading 2 Accent 2" w:semiHidden="0" w:uiPriority="64" w:unhideWhenUsed="0"/>
-    <w:lsdException w:name="Medium List 1 Accent 2" w:semiHidden="0" w:uiPriority="65" w:unhideWhenUsed="0"/>
-    <w:lsdException w:name="Medium List 2 Accent 2" w:semiHidden="0" w:uiPriority="66" w:unhideWhenUsed="0"/>
-    <w:lsdException w:name="Medium Grid 1 Accent 2" w:semiHidden="0" w:uiPriority="67" w:unhideWhenUsed="0"/>
-    <w:lsdException w:name="Medium Grid 2 Accent 2" w:semiHidden="0" w:uiPriority="68" w:unhideWhenUsed="0"/>
-    <w:lsdException w:name="Medium Grid 3 Accent 2" w:semiHidden="0" w:uiPriority="69" w:unhideWhenUsed="0"/>
-    <w:lsdException w:name="Dark List Accent 2" w:semiHidden="0" w:uiPriority="70" w:unhideWhenUsed="0"/>
-    <w:lsdException w:name="Colorful Shading Accent 2" w:semiHidden="0" w:uiPriority="71" w:unhideWhenUsed="0"/>
-    <w:lsdException w:name="Colorful List Accent 2" w:semiHidden="0" w:uiPriority="72" w:unhideWhenUsed="0"/>
-    <w:lsdException w:name="Colorful Grid Accent 2" w:semiHidden="0" w:uiPriority="73" w:unhideWhenUsed="0"/>
-    <w:lsdException w:name="Light Shading Accent 3" w:semiHidden="0" w:uiPriority="60" w:unhideWhenUsed="0"/>
-    <w:lsdException w:name="Light List Accent 3" w:semiHidden="0" w:uiPriority="61" w:unhideWhenUsed="0"/>
-    <w:lsdException w:name="Light Grid Accent 3" w:semiHidden="0" w:uiPriority="62" w:unhideWhenUsed="0"/>
-    <w:lsdException w:name="Medium Shading 1 Accent 3" w:semiHidden="0" w:uiPriority="63" w:unhideWhenUsed="0"/>
-    <w:lsdException w:name="Medium Shading 2 Accent 3" w:semiHidden="0" w:uiPriority="64" w:unhideWhenUsed="0"/>
-    <w:lsdException w:name="Medium List 1 Accent 3" w:semiHidden="0" w:uiPriority="65" w:unhideWhenUsed="0"/>
-    <w:lsdException w:name="Medium List 2 Accent 3" w:semiHidden="0" w:uiPriority="66" w:unhideWhenUsed="0"/>
-    <w:lsdException w:name="Medium Grid 1 Accent 3" w:semiHidden="0" w:uiPriority="67" w:unhideWhenUsed="0"/>
-    <w:lsdException w:name="Medium Grid 2 Accent 3" w:semiHidden="0" w:uiPriority="68" w:unhideWhenUsed="0"/>
-    <w:lsdException w:name="Medium Grid 3 Accent 3" w:semiHidden="0" w:uiPriority="69" w:unhideWhenUsed="0"/>
-    <w:lsdException w:name="Dark List Accent 3" w:semiHidden="0" w:uiPriority="70" w:unhideWhenUsed="0"/>
-    <w:lsdException w:name="Colorful Shading Accent 3" w:semiHidden="0" w:uiPriority="71" w:unhideWhenUsed="0"/>
-    <w:lsdException w:name="Colorful List Accent 3" w:semiHidden="0" w:uiPriority="72" w:unhideWhenUsed="0"/>
-    <w:lsdException w:name="Colorful Grid Accent 3" w:semiHidden="0" w:uiPriority="73" w:unhideWhenUsed="0"/>
-    <w:lsdException w:name="Light Shading Accent 4" w:semiHidden="0" w:uiPriority="60" w:unhideWhenUsed="0"/>
-    <w:lsdException w:name="Light List Accent 4" w:semiHidden="0" w:uiPriority="61" w:unhideWhenUsed="0"/>
-    <w:lsdException w:name="Light Grid Accent 4" w:semiHidden="0" w:uiPriority="62" w:unhideWhenUsed="0"/>
-    <w:lsdException w:name="Medium Shading 1 Accent 4" w:semiHidden="0" w:uiPriority="63" w:unhideWhenUsed="0"/>
-    <w:lsdException w:name="Medium Shading 2 Accent 4" w:semiHidden="0" w:uiPriority="64" w:unhideWhenUsed="0"/>
-    <w:lsdException w:name="Medium List 1 Accent 4" w:semiHidden="0" w:uiPriority="65" w:unhideWhenUsed="0"/>
-    <w:lsdException w:name="Medium List 2 Accent 4" w:semiHidden="0" w:uiPriority="66" w:unhideWhenUsed="0"/>
-    <w:lsdException w:name="Medium Grid 1 Accent 4" w:semiHidden="0" w:uiPriority="67" w:unhideWhenUsed="0"/>
-    <w:lsdException w:name="Medium Grid 2 Accent 4" w:semiHidden="0" w:uiPriority="68" w:unhideWhenUsed="0"/>
-    <w:lsdException w:name="Medium Grid 3 Accent 4" w:semiHidden="0" w:uiPriority="69" w:unhideWhenUsed="0"/>
-    <w:lsdException w:name="Dark List Accent 4" w:semiHidden="0" w:uiPriority="70" w:unhideWhenUsed="0"/>
-    <w:lsdException w:name="Colorful Shading Accent 4" w:semiHidden="0" w:uiPriority="71" w:unhideWhenUsed="0"/>
-    <w:lsdException w:name="Colorful List Accent 4" w:semiHidden="0" w:uiPriority="72" w:unhideWhenUsed="0"/>
-    <w:lsdException w:name="Colorful Grid Accent 4" w:semiHidden="0" w:uiPriority="73" w:unhideWhenUsed="0"/>
-    <w:lsdException w:name="Light Shading Accent 5" w:semiHidden="0" w:uiPriority="60" w:unhideWhenUsed="0"/>
-    <w:lsdException w:name="Light List Accent 5" w:semiHidden="0" w:uiPriority="61" w:unhideWhenUsed="0"/>
-    <w:lsdException w:name="Light Grid Accent 5" w:semiHidden="0" w:uiPriority="62" w:unhideWhenUsed="0"/>
-    <w:lsdException w:name="Medium Shading 1 Accent 5" w:semiHidden="0" w:uiPriority="63" w:unhideWhenUsed="0"/>
-    <w:lsdException w:name="Medium Shading 2 Accent 5" w:semiHidden="0" w:uiPriority="64" w:unhideWhenUsed="0"/>
-    <w:lsdException w:name="Medium List 1 Accent 5" w:semiHidden="0" w:uiPriority="65" w:unhideWhenUsed="0"/>
-    <w:lsdException w:name="Medium List 2 Accent 5" w:semiHidden="0" w:uiPriority="66" w:unhideWhenUsed="0"/>
-    <w:lsdException w:name="Medium Grid 1 Accent 5" w:semiHidden="0" w:uiPriority="67" w:unhideWhenUsed="0"/>
-    <w:lsdException w:name="Medium Grid 2 Accent 5" w:semiHidden="0" w:uiPriority="68" w:unhideWhenUsed="0"/>
-    <w:lsdException w:name="Medium Grid 3 Accent 5" w:semiHidden="0" w:uiPriority="69" w:unhideWhenUsed="0"/>
-    <w:lsdException w:name="Dark List Accent 5" w:semiHidden="0" w:uiPriority="70" w:unhideWhenUsed="0"/>
-    <w:lsdException w:name="Colorful Shading Accent 5" w:semiHidden="0" w:uiPriority="71" w:unhideWhenUsed="0"/>
-    <w:lsdException w:name="Colorful List Accent 5" w:semiHidden="0" w:uiPriority="72" w:unhideWhenUsed="0"/>
-    <w:lsdException w:name="Colorful Grid Accent 5" w:semiHidden="0" w:uiPriority="73" w:unhideWhenUsed="0"/>
-    <w:lsdException w:name="Light Shading Accent 6" w:semiHidden="0" w:uiPriority="60" w:unhideWhenUsed="0"/>
-    <w:lsdException w:name="Light List Accent 6" w:semiHidden="0" w:uiPriority="61" w:unhideWhenUsed="0"/>
-    <w:lsdException w:name="Light Grid Accent 6" w:semiHidden="0" w:uiPriority="62" w:unhideWhenUsed="0"/>
-    <w:lsdException w:name="Medium Shading 1 Accent 6" w:semiHidden="0" w:uiPriority="63" w:unhideWhenUsed="0"/>
-    <w:lsdException w:name="Medium Shading 2 Accent 6" w:semiHidden="0" w:uiPriority="64" w:unhideWhenUsed="0"/>
-    <w:lsdException w:name="Medium List 1 Accent 6" w:semiHidden="0" w:uiPriority="65" w:unhideWhenUsed="0"/>
-    <w:lsdException w:name="Medium List 2 Accent 6" w:semiHidden="0" w:uiPriority="66" w:unhideWhenUsed="0"/>
-    <w:lsdException w:name="Medium Grid 1 Accent 6" w:semiHidden="0" w:uiPriority="67" w:unhideWhenUsed="0"/>
-    <w:lsdException w:name="Medium Grid 2 Accent 6" w:semiHidden="0" w:uiPriority="68" w:unhideWhenUsed="0"/>
-    <w:lsdException w:name="Medium Grid 3 Accent 6" w:semiHidden="0" w:uiPriority="69" w:unhideWhenUsed="0"/>
-    <w:lsdException w:name="Dark List Accent 6" w:semiHidden="0" w:uiPriority="70" w:unhideWhenUsed="0"/>
-    <w:lsdException w:name="Colorful Shading Accent 6" w:semiHidden="0" w:uiPriority="71" w:unhideWhenUsed="0"/>
-    <w:lsdException w:name="Colorful List Accent 6" w:semiHidden="0" w:uiPriority="72" w:unhideWhenUsed="0"/>
-    <w:lsdException w:name="Colorful Grid Accent 6" w:semiHidden="0" w:uiPriority="73" w:unhideWhenUsed="0"/>
+  <w:latentStyles w:count="260" w:defQFormat="0" w:defUnhideWhenUsed="1" w:defSemiHidden="1" w:defUIPriority="99" w:defLockedState="0">
+    <w:lsdException w:qFormat="1" w:unhideWhenUsed="0" w:uiPriority="0" w:semiHidden="0" w:name="Normal"/>
+    <w:lsdException w:qFormat="1" w:unhideWhenUsed="0" w:uiPriority="0" w:semiHidden="0" w:name="heading 1"/>
+    <w:lsdException w:qFormat="1" w:uiPriority="0" w:semiHidden="0" w:name="heading 2"/>
+    <w:lsdException w:qFormat="1" w:uiPriority="0" w:name="heading 3"/>
+    <w:lsdException w:qFormat="1" w:uiPriority="0" w:semiHidden="0" w:name="heading 4"/>
+    <w:lsdException w:qFormat="1" w:uiPriority="0" w:name="heading 5"/>
+    <w:lsdException w:qFormat="1" w:uiPriority="0" w:name="heading 6"/>
+    <w:lsdException w:qFormat="1" w:uiPriority="0" w:name="heading 7"/>
+    <w:lsdException w:qFormat="1" w:uiPriority="0" w:name="heading 8"/>
+    <w:lsdException w:qFormat="1" w:uiPriority="0" w:name="heading 9"/>
+    <w:lsdException w:unhideWhenUsed="0" w:uiPriority="0" w:semiHidden="0" w:name="index 1"/>
+    <w:lsdException w:unhideWhenUsed="0" w:uiPriority="0" w:semiHidden="0" w:name="index 2"/>
+    <w:lsdException w:unhideWhenUsed="0" w:uiPriority="0" w:semiHidden="0" w:name="index 3"/>
+    <w:lsdException w:unhideWhenUsed="0" w:uiPriority="0" w:semiHidden="0" w:name="index 4"/>
+    <w:lsdException w:unhideWhenUsed="0" w:uiPriority="0" w:semiHidden="0" w:name="index 5"/>
+    <w:lsdException w:unhideWhenUsed="0" w:uiPriority="0" w:semiHidden="0" w:name="index 6"/>
+    <w:lsdException w:unhideWhenUsed="0" w:uiPriority="0" w:semiHidden="0" w:name="index 7"/>
+    <w:lsdException w:unhideWhenUsed="0" w:uiPriority="0" w:semiHidden="0" w:name="index 8"/>
+    <w:lsdException w:unhideWhenUsed="0" w:uiPriority="0" w:semiHidden="0" w:name="index 9"/>
+    <w:lsdException w:qFormat="1" w:unhideWhenUsed="0" w:uiPriority="0" w:semiHidden="0" w:name="toc 1"/>
+    <w:lsdException w:qFormat="1" w:unhideWhenUsed="0" w:uiPriority="0" w:semiHidden="0" w:name="toc 2"/>
+    <w:lsdException w:qFormat="1" w:unhideWhenUsed="0" w:uiPriority="0" w:semiHidden="0" w:name="toc 3"/>
+    <w:lsdException w:unhideWhenUsed="0" w:uiPriority="0" w:semiHidden="0" w:name="toc 4"/>
+    <w:lsdException w:unhideWhenUsed="0" w:uiPriority="0" w:semiHidden="0" w:name="toc 5"/>
+    <w:lsdException w:unhideWhenUsed="0" w:uiPriority="0" w:semiHidden="0" w:name="toc 6"/>
+    <w:lsdException w:unhideWhenUsed="0" w:uiPriority="0" w:semiHidden="0" w:name="toc 7"/>
+    <w:lsdException w:unhideWhenUsed="0" w:uiPriority="0" w:semiHidden="0" w:name="toc 8"/>
+    <w:lsdException w:unhideWhenUsed="0" w:uiPriority="0" w:semiHidden="0" w:name="toc 9"/>
+    <w:lsdException w:unhideWhenUsed="0" w:uiPriority="0" w:semiHidden="0" w:name="Normal Indent"/>
+    <w:lsdException w:unhideWhenUsed="0" w:uiPriority="0" w:semiHidden="0" w:name="footnote text"/>
+    <w:lsdException w:qFormat="1" w:unhideWhenUsed="0" w:uiPriority="0" w:semiHidden="0" w:name="annotation text"/>
+    <w:lsdException w:qFormat="1" w:unhideWhenUsed="0" w:uiPriority="0" w:semiHidden="0" w:name="header"/>
+    <w:lsdException w:qFormat="1" w:unhideWhenUsed="0" w:uiPriority="0" w:semiHidden="0" w:name="footer"/>
+    <w:lsdException w:unhideWhenUsed="0" w:uiPriority="0" w:semiHidden="0" w:name="index heading"/>
+    <w:lsdException w:qFormat="1" w:uiPriority="0" w:name="caption"/>
+    <w:lsdException w:unhideWhenUsed="0" w:uiPriority="0" w:semiHidden="0" w:name="table of figures"/>
+    <w:lsdException w:unhideWhenUsed="0" w:uiPriority="0" w:semiHidden="0" w:name="envelope address"/>
+    <w:lsdException w:unhideWhenUsed="0" w:uiPriority="0" w:semiHidden="0" w:name="envelope return"/>
+    <w:lsdException w:unhideWhenUsed="0" w:uiPriority="0" w:semiHidden="0" w:name="footnote reference"/>
+    <w:lsdException w:unhideWhenUsed="0" w:uiPriority="0" w:semiHidden="0" w:name="annotation reference"/>
+    <w:lsdException w:unhideWhenUsed="0" w:uiPriority="0" w:semiHidden="0" w:name="line number"/>
+    <w:lsdException w:unhideWhenUsed="0" w:uiPriority="0" w:semiHidden="0" w:name="page number"/>
+    <w:lsdException w:unhideWhenUsed="0" w:uiPriority="0" w:semiHidden="0" w:name="endnote reference"/>
+    <w:lsdException w:unhideWhenUsed="0" w:uiPriority="0" w:semiHidden="0" w:name="endnote text"/>
+    <w:lsdException w:unhideWhenUsed="0" w:uiPriority="0" w:semiHidden="0" w:name="table of authorities"/>
+    <w:lsdException w:unhideWhenUsed="0" w:uiPriority="0" w:semiHidden="0" w:name="macro"/>
+    <w:lsdException w:unhideWhenUsed="0" w:uiPriority="0" w:semiHidden="0" w:name="toa heading"/>
+    <w:lsdException w:unhideWhenUsed="0" w:uiPriority="0" w:semiHidden="0" w:name="List"/>
+    <w:lsdException w:unhideWhenUsed="0" w:uiPriority="0" w:semiHidden="0" w:name="List Bullet"/>
+    <w:lsdException w:unhideWhenUsed="0" w:uiPriority="0" w:semiHidden="0" w:name="List Number"/>
+    <w:lsdException w:unhideWhenUsed="0" w:uiPriority="0" w:semiHidden="0" w:name="List 2"/>
+    <w:lsdException w:unhideWhenUsed="0" w:uiPriority="0" w:semiHidden="0" w:name="List 3"/>
+    <w:lsdException w:unhideWhenUsed="0" w:uiPriority="0" w:semiHidden="0" w:name="List 4"/>
+    <w:lsdException w:unhideWhenUsed="0" w:uiPriority="0" w:semiHidden="0" w:name="List 5"/>
+    <w:lsdException w:unhideWhenUsed="0" w:uiPriority="0" w:semiHidden="0" w:name="List Bullet 2"/>
+    <w:lsdException w:unhideWhenUsed="0" w:uiPriority="0" w:semiHidden="0" w:name="List Bullet 3"/>
+    <w:lsdException w:unhideWhenUsed="0" w:uiPriority="0" w:semiHidden="0" w:name="List Bullet 4"/>
+    <w:lsdException w:unhideWhenUsed="0" w:uiPriority="0" w:semiHidden="0" w:name="List Bullet 5"/>
+    <w:lsdException w:unhideWhenUsed="0" w:uiPriority="0" w:semiHidden="0" w:name="List Number 2"/>
+    <w:lsdException w:unhideWhenUsed="0" w:uiPriority="0" w:semiHidden="0" w:name="List Number 3"/>
+    <w:lsdException w:unhideWhenUsed="0" w:uiPriority="0" w:semiHidden="0" w:name="List Number 4"/>
+    <w:lsdException w:unhideWhenUsed="0" w:uiPriority="0" w:semiHidden="0" w:name="List Number 5"/>
+    <w:lsdException w:qFormat="1" w:unhideWhenUsed="0" w:uiPriority="0" w:semiHidden="0" w:name="Title"/>
+    <w:lsdException w:unhideWhenUsed="0" w:uiPriority="0" w:semiHidden="0" w:name="Closing"/>
+    <w:lsdException w:unhideWhenUsed="0" w:uiPriority="0" w:semiHidden="0" w:name="Signature"/>
+    <w:lsdException w:qFormat="1" w:unhideWhenUsed="0" w:uiPriority="0" w:name="Default Paragraph Font"/>
+    <w:lsdException w:qFormat="1" w:unhideWhenUsed="0" w:uiPriority="0" w:name="Body Text"/>
+    <w:lsdException w:unhideWhenUsed="0" w:uiPriority="0" w:semiHidden="0" w:name="Body Text Indent"/>
+    <w:lsdException w:unhideWhenUsed="0" w:uiPriority="0" w:semiHidden="0" w:name="List Continue"/>
+    <w:lsdException w:unhideWhenUsed="0" w:uiPriority="0" w:semiHidden="0" w:name="List Continue 2"/>
+    <w:lsdException w:unhideWhenUsed="0" w:uiPriority="0" w:semiHidden="0" w:name="List Continue 3"/>
+    <w:lsdException w:unhideWhenUsed="0" w:uiPriority="0" w:semiHidden="0" w:name="List Continue 4"/>
+    <w:lsdException w:unhideWhenUsed="0" w:uiPriority="0" w:semiHidden="0" w:name="List Continue 5"/>
+    <w:lsdException w:unhideWhenUsed="0" w:uiPriority="0" w:semiHidden="0" w:name="Message Header"/>
+    <w:lsdException w:qFormat="1" w:unhideWhenUsed="0" w:uiPriority="0" w:semiHidden="0" w:name="Subtitle"/>
+    <w:lsdException w:unhideWhenUsed="0" w:uiPriority="0" w:semiHidden="0" w:name="Salutation"/>
+    <w:lsdException w:unhideWhenUsed="0" w:uiPriority="0" w:semiHidden="0" w:name="Date"/>
+    <w:lsdException w:unhideWhenUsed="0" w:uiPriority="0" w:semiHidden="0" w:name="Body Text First Indent"/>
+    <w:lsdException w:unhideWhenUsed="0" w:uiPriority="0" w:semiHidden="0" w:name="Body Text First Indent 2"/>
+    <w:lsdException w:uiPriority="99" w:name="Note Heading"/>
+    <w:lsdException w:unhideWhenUsed="0" w:uiPriority="0" w:semiHidden="0" w:name="Body Text 2"/>
+    <w:lsdException w:unhideWhenUsed="0" w:uiPriority="0" w:semiHidden="0" w:name="Body Text 3"/>
+    <w:lsdException w:unhideWhenUsed="0" w:uiPriority="0" w:semiHidden="0" w:name="Body Text Indent 2"/>
+    <w:lsdException w:unhideWhenUsed="0" w:uiPriority="0" w:semiHidden="0" w:name="Body Text Indent 3"/>
+    <w:lsdException w:unhideWhenUsed="0" w:uiPriority="0" w:semiHidden="0" w:name="Block Text"/>
+    <w:lsdException w:unhideWhenUsed="0" w:uiPriority="0" w:semiHidden="0" w:name="Hyperlink"/>
+    <w:lsdException w:unhideWhenUsed="0" w:uiPriority="0" w:semiHidden="0" w:name="FollowedHyperlink"/>
+    <w:lsdException w:qFormat="1" w:unhideWhenUsed="0" w:uiPriority="0" w:semiHidden="0" w:name="Strong"/>
+    <w:lsdException w:qFormat="1" w:unhideWhenUsed="0" w:uiPriority="0" w:semiHidden="0" w:name="Emphasis"/>
+    <w:lsdException w:unhideWhenUsed="0" w:uiPriority="0" w:semiHidden="0" w:name="Document Map"/>
+    <w:lsdException w:unhideWhenUsed="0" w:uiPriority="0" w:semiHidden="0" w:name="Plain Text"/>
+    <w:lsdException w:unhideWhenUsed="0" w:uiPriority="0" w:semiHidden="0" w:name="E-mail Signature"/>
+    <w:lsdException w:qFormat="1" w:unhideWhenUsed="0" w:uiPriority="0" w:semiHidden="0" w:name="Normal (Web)"/>
+    <w:lsdException w:unhideWhenUsed="0" w:uiPriority="0" w:semiHidden="0" w:name="HTML Acronym"/>
+    <w:lsdException w:unhideWhenUsed="0" w:uiPriority="0" w:semiHidden="0" w:name="HTML Address"/>
+    <w:lsdException w:unhideWhenUsed="0" w:uiPriority="0" w:semiHidden="0" w:name="HTML Cite"/>
+    <w:lsdException w:unhideWhenUsed="0" w:uiPriority="0" w:semiHidden="0" w:name="HTML Code"/>
+    <w:lsdException w:unhideWhenUsed="0" w:uiPriority="0" w:semiHidden="0" w:name="HTML Definition"/>
+    <w:lsdException w:unhideWhenUsed="0" w:uiPriority="0" w:semiHidden="0" w:name="HTML Keyboard"/>
+    <w:lsdException w:unhideWhenUsed="0" w:uiPriority="0" w:semiHidden="0" w:name="HTML Preformatted"/>
+    <w:lsdException w:unhideWhenUsed="0" w:uiPriority="0" w:semiHidden="0" w:name="HTML Sample"/>
+    <w:lsdException w:unhideWhenUsed="0" w:uiPriority="0" w:semiHidden="0" w:name="HTML Typewriter"/>
+    <w:lsdException w:unhideWhenUsed="0" w:uiPriority="0" w:semiHidden="0" w:name="HTML Variable"/>
+    <w:lsdException w:qFormat="1" w:unhideWhenUsed="0" w:uiPriority="0" w:name="Normal Table"/>
+    <w:lsdException w:unhideWhenUsed="0" w:uiPriority="0" w:semiHidden="0" w:name="annotation subject"/>
+    <w:lsdException w:unhideWhenUsed="0" w:uiPriority="0" w:semiHidden="0" w:name="Table Simple 1"/>
+    <w:lsdException w:unhideWhenUsed="0" w:uiPriority="0" w:semiHidden="0" w:name="Table Simple 2"/>
+    <w:lsdException w:unhideWhenUsed="0" w:uiPriority="0" w:semiHidden="0" w:name="Table Simple 3"/>
+    <w:lsdException w:unhideWhenUsed="0" w:uiPriority="0" w:semiHidden="0" w:name="Table Classic 1"/>
+    <w:lsdException w:unhideWhenUsed="0" w:uiPriority="0" w:semiHidden="0" w:name="Table Classic 2"/>
+    <w:lsdException w:unhideWhenUsed="0" w:uiPriority="0" w:semiHidden="0" w:name="Table Classic 3"/>
+    <w:lsdException w:unhideWhenUsed="0" w:uiPriority="0" w:semiHidden="0" w:name="Table Classic 4"/>
+    <w:lsdException w:unhideWhenUsed="0" w:uiPriority="0" w:semiHidden="0" w:name="Table Colorful 1"/>
+    <w:lsdException w:unhideWhenUsed="0" w:uiPriority="0" w:semiHidden="0" w:name="Table Colorful 2"/>
+    <w:lsdException w:unhideWhenUsed="0" w:uiPriority="0" w:semiHidden="0" w:name="Table Colorful 3"/>
+    <w:lsdException w:unhideWhenUsed="0" w:uiPriority="0" w:semiHidden="0" w:name="Table Columns 1"/>
+    <w:lsdException w:unhideWhenUsed="0" w:uiPriority="0" w:semiHidden="0" w:name="Table Columns 2"/>
+    <w:lsdException w:unhideWhenUsed="0" w:uiPriority="0" w:semiHidden="0" w:name="Table Columns 3"/>
+    <w:lsdException w:unhideWhenUsed="0" w:uiPriority="0" w:semiHidden="0" w:name="Table Columns 4"/>
+    <w:lsdException w:unhideWhenUsed="0" w:uiPriority="0" w:semiHidden="0" w:name="Table Columns 5"/>
+    <w:lsdException w:unhideWhenUsed="0" w:uiPriority="0" w:semiHidden="0" w:name="Table Grid 1"/>
+    <w:lsdException w:unhideWhenUsed="0" w:uiPriority="0" w:semiHidden="0" w:name="Table Grid 2"/>
+    <w:lsdException w:unhideWhenUsed="0" w:uiPriority="0" w:semiHidden="0" w:name="Table Grid 3"/>
+    <w:lsdException w:unhideWhenUsed="0" w:uiPriority="0" w:semiHidden="0" w:name="Table Grid 4"/>
+    <w:lsdException w:unhideWhenUsed="0" w:uiPriority="0" w:semiHidden="0" w:name="Table Grid 5"/>
+    <w:lsdException w:unhideWhenUsed="0" w:uiPriority="0" w:semiHidden="0" w:name="Table Grid 6"/>
+    <w:lsdException w:unhideWhenUsed="0" w:uiPriority="0" w:semiHidden="0" w:name="Table Grid 7"/>
+    <w:lsdException w:unhideWhenUsed="0" w:uiPriority="0" w:semiHidden="0" w:name="Table Grid 8"/>
+    <w:lsdException w:unhideWhenUsed="0" w:uiPriority="0" w:semiHidden="0" w:name="Table List 1"/>
+    <w:lsdException w:unhideWhenUsed="0" w:uiPriority="0" w:semiHidden="0" w:name="Table List 2"/>
+    <w:lsdException w:unhideWhenUsed="0" w:uiPriority="0" w:semiHidden="0" w:name="Table List 3"/>
+    <w:lsdException w:unhideWhenUsed="0" w:uiPriority="0" w:semiHidden="0" w:name="Table List 4"/>
+    <w:lsdException w:unhideWhenUsed="0" w:uiPriority="0" w:semiHidden="0" w:name="Table List 5"/>
+    <w:lsdException w:unhideWhenUsed="0" w:uiPriority="0" w:semiHidden="0" w:name="Table List 6"/>
+    <w:lsdException w:unhideWhenUsed="0" w:uiPriority="0" w:semiHidden="0" w:name="Table List 7"/>
+    <w:lsdException w:unhideWhenUsed="0" w:uiPriority="0" w:semiHidden="0" w:name="Table List 8"/>
+    <w:lsdException w:unhideWhenUsed="0" w:uiPriority="0" w:semiHidden="0" w:name="Table 3D effects 1"/>
+    <w:lsdException w:unhideWhenUsed="0" w:uiPriority="0" w:semiHidden="0" w:name="Table 3D effects 2"/>
+    <w:lsdException w:unhideWhenUsed="0" w:uiPriority="0" w:semiHidden="0" w:name="Table 3D effects 3"/>
+    <w:lsdException w:unhideWhenUsed="0" w:uiPriority="0" w:semiHidden="0" w:name="Table Contemporary"/>
+    <w:lsdException w:unhideWhenUsed="0" w:uiPriority="0" w:semiHidden="0" w:name="Table Elegant"/>
+    <w:lsdException w:unhideWhenUsed="0" w:uiPriority="0" w:semiHidden="0" w:name="Table Professional"/>
+    <w:lsdException w:unhideWhenUsed="0" w:uiPriority="0" w:semiHidden="0" w:name="Table Subtle 1"/>
+    <w:lsdException w:unhideWhenUsed="0" w:uiPriority="0" w:semiHidden="0" w:name="Table Subtle 2"/>
+    <w:lsdException w:unhideWhenUsed="0" w:uiPriority="0" w:semiHidden="0" w:name="Table Web 1"/>
+    <w:lsdException w:unhideWhenUsed="0" w:uiPriority="0" w:semiHidden="0" w:name="Table Web 2"/>
+    <w:lsdException w:unhideWhenUsed="0" w:uiPriority="0" w:semiHidden="0" w:name="Table Web 3"/>
+    <w:lsdException w:unhideWhenUsed="0" w:uiPriority="0" w:semiHidden="0" w:name="Balloon Text"/>
+    <w:lsdException w:qFormat="1" w:unhideWhenUsed="0" w:uiPriority="0" w:semiHidden="0" w:name="Table Grid"/>
+    <w:lsdException w:unhideWhenUsed="0" w:uiPriority="0" w:semiHidden="0" w:name="Table Theme"/>
+    <w:lsdException w:unhideWhenUsed="0" w:uiPriority="60" w:semiHidden="0" w:name="Light Shading"/>
+    <w:lsdException w:unhideWhenUsed="0" w:uiPriority="61" w:semiHidden="0" w:name="Light List"/>
+    <w:lsdException w:unhideWhenUsed="0" w:uiPriority="62" w:semiHidden="0" w:name="Light Grid"/>
+    <w:lsdException w:unhideWhenUsed="0" w:uiPriority="63" w:semiHidden="0" w:name="Medium Shading 1"/>
+    <w:lsdException w:unhideWhenUsed="0" w:uiPriority="64" w:semiHidden="0" w:name="Medium Shading 2"/>
+    <w:lsdException w:unhideWhenUsed="0" w:uiPriority="65" w:semiHidden="0" w:name="Medium List 1"/>
+    <w:lsdException w:unhideWhenUsed="0" w:uiPriority="66" w:semiHidden="0" w:name="Medium List 2"/>
+    <w:lsdException w:unhideWhenUsed="0" w:uiPriority="67" w:semiHidden="0" w:name="Medium Grid 1"/>
+    <w:lsdException w:unhideWhenUsed="0" w:uiPriority="68" w:semiHidden="0" w:name="Medium Grid 2"/>
+    <w:lsdException w:unhideWhenUsed="0" w:uiPriority="69" w:semiHidden="0" w:name="Medium Grid 3"/>
+    <w:lsdException w:unhideWhenUsed="0" w:uiPriority="70" w:semiHidden="0" w:name="Dark List"/>
+    <w:lsdException w:unhideWhenUsed="0" w:uiPriority="71" w:semiHidden="0" w:name="Colorful Shading"/>
+    <w:lsdException w:unhideWhenUsed="0" w:uiPriority="72" w:semiHidden="0" w:name="Colorful List"/>
+    <w:lsdException w:unhideWhenUsed="0" w:uiPriority="73" w:semiHidden="0" w:name="Colorful Grid"/>
+    <w:lsdException w:unhideWhenUsed="0" w:uiPriority="60" w:semiHidden="0" w:name="Light Shading Accent 1"/>
+    <w:lsdException w:unhideWhenUsed="0" w:uiPriority="61" w:semiHidden="0" w:name="Light List Accent 1"/>
+    <w:lsdException w:unhideWhenUsed="0" w:uiPriority="62" w:semiHidden="0" w:name="Light Grid Accent 1"/>
+    <w:lsdException w:unhideWhenUsed="0" w:uiPriority="63" w:semiHidden="0" w:name="Medium Shading 1 Accent 1"/>
+    <w:lsdException w:unhideWhenUsed="0" w:uiPriority="64" w:semiHidden="0" w:name="Medium Shading 2 Accent 1"/>
+    <w:lsdException w:unhideWhenUsed="0" w:uiPriority="65" w:semiHidden="0" w:name="Medium List 1 Accent 1"/>
+    <w:lsdException w:qFormat="1" w:unhideWhenUsed="0" w:uiPriority="99" w:semiHidden="0" w:name="List Paragraph"/>
+    <w:lsdException w:unhideWhenUsed="0" w:uiPriority="66" w:semiHidden="0" w:name="Medium List 2 Accent 1"/>
+    <w:lsdException w:unhideWhenUsed="0" w:uiPriority="67" w:semiHidden="0" w:name="Medium Grid 1 Accent 1"/>
+    <w:lsdException w:unhideWhenUsed="0" w:uiPriority="68" w:semiHidden="0" w:name="Medium Grid 2 Accent 1"/>
+    <w:lsdException w:unhideWhenUsed="0" w:uiPriority="69" w:semiHidden="0" w:name="Medium Grid 3 Accent 1"/>
+    <w:lsdException w:unhideWhenUsed="0" w:uiPriority="70" w:semiHidden="0" w:name="Dark List Accent 1"/>
+    <w:lsdException w:unhideWhenUsed="0" w:uiPriority="71" w:semiHidden="0" w:name="Colorful Shading Accent 1"/>
+    <w:lsdException w:unhideWhenUsed="0" w:uiPriority="72" w:semiHidden="0" w:name="Colorful List Accent 1"/>
+    <w:lsdException w:unhideWhenUsed="0" w:uiPriority="73" w:semiHidden="0" w:name="Colorful Grid Accent 1"/>
+    <w:lsdException w:unhideWhenUsed="0" w:uiPriority="60" w:semiHidden="0" w:name="Light Shading Accent 2"/>
+    <w:lsdException w:unhideWhenUsed="0" w:uiPriority="61" w:semiHidden="0" w:name="Light List Accent 2"/>
+    <w:lsdException w:unhideWhenUsed="0" w:uiPriority="62" w:semiHidden="0" w:name="Light Grid Accent 2"/>
+    <w:lsdException w:unhideWhenUsed="0" w:uiPriority="63" w:semiHidden="0" w:name="Medium Shading 1 Accent 2"/>
+    <w:lsdException w:unhideWhenUsed="0" w:uiPriority="64" w:semiHidden="0" w:name="Medium Shading 2 Accent 2"/>
+    <w:lsdException w:unhideWhenUsed="0" w:uiPriority="65" w:semiHidden="0" w:name="Medium List 1 Accent 2"/>
+    <w:lsdException w:unhideWhenUsed="0" w:uiPriority="66" w:semiHidden="0" w:name="Medium List 2 Accent 2"/>
+    <w:lsdException w:unhideWhenUsed="0" w:uiPriority="67" w:semiHidden="0" w:name="Medium Grid 1 Accent 2"/>
+    <w:lsdException w:unhideWhenUsed="0" w:uiPriority="68" w:semiHidden="0" w:name="Medium Grid 2 Accent 2"/>
+    <w:lsdException w:unhideWhenUsed="0" w:uiPriority="69" w:semiHidden="0" w:name="Medium Grid 3 Accent 2"/>
+    <w:lsdException w:unhideWhenUsed="0" w:uiPriority="70" w:semiHidden="0" w:name="Dark List Accent 2"/>
+    <w:lsdException w:unhideWhenUsed="0" w:uiPriority="71" w:semiHidden="0" w:name="Colorful Shading Accent 2"/>
+    <w:lsdException w:unhideWhenUsed="0" w:uiPriority="72" w:semiHidden="0" w:name="Colorful List Accent 2"/>
+    <w:lsdException w:unhideWhenUsed="0" w:uiPriority="73" w:semiHidden="0" w:name="Colorful Grid Accent 2"/>
+    <w:lsdException w:unhideWhenUsed="0" w:uiPriority="60" w:semiHidden="0" w:name="Light Shading Accent 3"/>
+    <w:lsdException w:unhideWhenUsed="0" w:uiPriority="61" w:semiHidden="0" w:name="Light List Accent 3"/>
+    <w:lsdException w:unhideWhenUsed="0" w:uiPriority="62" w:semiHidden="0" w:name="Light Grid Accent 3"/>
+    <w:lsdException w:unhideWhenUsed="0" w:uiPriority="63" w:semiHidden="0" w:name="Medium Shading 1 Accent 3"/>
+    <w:lsdException w:unhideWhenUsed="0" w:uiPriority="64" w:semiHidden="0" w:name="Medium Shading 2 Accent 3"/>
+    <w:lsdException w:unhideWhenUsed="0" w:uiPriority="65" w:semiHidden="0" w:name="Medium List 1 Accent 3"/>
+    <w:lsdException w:unhideWhenUsed="0" w:uiPriority="66" w:semiHidden="0" w:name="Medium List 2 Accent 3"/>
+    <w:lsdException w:unhideWhenUsed="0" w:uiPriority="67" w:semiHidden="0" w:name="Medium Grid 1 Accent 3"/>
+    <w:lsdException w:unhideWhenUsed="0" w:uiPriority="68" w:semiHidden="0" w:name="Medium Grid 2 Accent 3"/>
+    <w:lsdException w:unhideWhenUsed="0" w:uiPriority="69" w:semiHidden="0" w:name="Medium Grid 3 Accent 3"/>
+    <w:lsdException w:unhideWhenUsed="0" w:uiPriority="70" w:semiHidden="0" w:name="Dark List Accent 3"/>
+    <w:lsdException w:unhideWhenUsed="0" w:uiPriority="71" w:semiHidden="0" w:name="Colorful Shading Accent 3"/>
+    <w:lsdException w:unhideWhenUsed="0" w:uiPriority="72" w:semiHidden="0" w:name="Colorful List Accent 3"/>
+    <w:lsdException w:unhideWhenUsed="0" w:uiPriority="73" w:semiHidden="0" w:name="Colorful Grid Accent 3"/>
+    <w:lsdException w:unhideWhenUsed="0" w:uiPriority="60" w:semiHidden="0" w:name="Light Shading Accent 4"/>
+    <w:lsdException w:unhideWhenUsed="0" w:uiPriority="61" w:semiHidden="0" w:name="Light List Accent 4"/>
+    <w:lsdException w:unhideWhenUsed="0" w:uiPriority="62" w:semiHidden="0" w:name="Light Grid Accent 4"/>
+    <w:lsdException w:unhideWhenUsed="0" w:uiPriority="63" w:semiHidden="0" w:name="Medium Shading 1 Accent 4"/>
+    <w:lsdException w:unhideWhenUsed="0" w:uiPriority="64" w:semiHidden="0" w:name="Medium Shading 2 Accent 4"/>
+    <w:lsdException w:unhideWhenUsed="0" w:uiPriority="65" w:semiHidden="0" w:name="Medium List 1 Accent 4"/>
+    <w:lsdException w:unhideWhenUsed="0" w:uiPriority="66" w:semiHidden="0" w:name="Medium List 2 Accent 4"/>
+    <w:lsdException w:unhideWhenUsed="0" w:uiPriority="67" w:semiHidden="0" w:name="Medium Grid 1 Accent 4"/>
+    <w:lsdException w:unhideWhenUsed="0" w:uiPriority="68" w:semiHidden="0" w:name="Medium Grid 2 Accent 4"/>
+    <w:lsdException w:unhideWhenUsed="0" w:uiPriority="69" w:semiHidden="0" w:name="Medium Grid 3 Accent 4"/>
+    <w:lsdException w:unhideWhenUsed="0" w:uiPriority="70" w:semiHidden="0" w:name="Dark List Accent 4"/>
+    <w:lsdException w:unhideWhenUsed="0" w:uiPriority="71" w:semiHidden="0" w:name="Colorful Shading Accent 4"/>
+    <w:lsdException w:unhideWhenUsed="0" w:uiPriority="72" w:semiHidden="0" w:name="Colorful List Accent 4"/>
+    <w:lsdException w:unhideWhenUsed="0" w:uiPriority="73" w:semiHidden="0" w:name="Colorful Grid Accent 4"/>
+    <w:lsdException w:unhideWhenUsed="0" w:uiPriority="60" w:semiHidden="0" w:name="Light Shading Accent 5"/>
+    <w:lsdException w:unhideWhenUsed="0" w:uiPriority="61" w:semiHidden="0" w:name="Light List Accent 5"/>
+    <w:lsdException w:unhideWhenUsed="0" w:uiPriority="62" w:semiHidden="0" w:name="Light Grid Accent 5"/>
+    <w:lsdException w:unhideWhenUsed="0" w:uiPriority="63" w:semiHidden="0" w:name="Medium Shading 1 Accent 5"/>
+    <w:lsdException w:unhideWhenUsed="0" w:uiPriority="64" w:semiHidden="0" w:name="Medium Shading 2 Accent 5"/>
+    <w:lsdException w:unhideWhenUsed="0" w:uiPriority="65" w:semiHidden="0" w:name="Medium List 1 Accent 5"/>
+    <w:lsdException w:unhideWhenUsed="0" w:uiPriority="66" w:semiHidden="0" w:name="Medium List 2 Accent 5"/>
+    <w:lsdException w:unhideWhenUsed="0" w:uiPriority="67" w:semiHidden="0" w:name="Medium Grid 1 Accent 5"/>
+    <w:lsdException w:unhideWhenUsed="0" w:uiPriority="68" w:semiHidden="0" w:name="Medium Grid 2 Accent 5"/>
+    <w:lsdException w:unhideWhenUsed="0" w:uiPriority="69" w:semiHidden="0" w:name="Medium Grid 3 Accent 5"/>
+    <w:lsdException w:unhideWhenUsed="0" w:uiPriority="70" w:semiHidden="0" w:name="Dark List Accent 5"/>
+    <w:lsdException w:unhideWhenUsed="0" w:uiPriority="71" w:semiHidden="0" w:name="Colorful Shading Accent 5"/>
+    <w:lsdException w:unhideWhenUsed="0" w:uiPriority="72" w:semiHidden="0" w:name="Colorful List Accent 5"/>
+    <w:lsdException w:unhideWhenUsed="0" w:uiPriority="73" w:semiHidden="0" w:name="Colorful Grid Accent 5"/>
+    <w:lsdException w:unhideWhenUsed="0" w:uiPriority="60" w:semiHidden="0" w:name="Light Shading Accent 6"/>
+    <w:lsdException w:unhideWhenUsed="0" w:uiPriority="61" w:semiHidden="0" w:name="Light List Accent 6"/>
+    <w:lsdException w:unhideWhenUsed="0" w:uiPriority="62" w:semiHidden="0" w:name="Light Grid Accent 6"/>
+    <w:lsdException w:unhideWhenUsed="0" w:uiPriority="63" w:semiHidden="0" w:name="Medium Shading 1 Accent 6"/>
+    <w:lsdException w:unhideWhenUsed="0" w:uiPriority="64" w:semiHidden="0" w:name="Medium Shading 2 Accent 6"/>
+    <w:lsdException w:unhideWhenUsed="0" w:uiPriority="65" w:semiHidden="0" w:name="Medium List 1 Accent 6"/>
+    <w:lsdException w:unhideWhenUsed="0" w:uiPriority="66" w:semiHidden="0" w:name="Medium List 2 Accent 6"/>
+    <w:lsdException w:unhideWhenUsed="0" w:uiPriority="67" w:semiHidden="0" w:name="Medium Grid 1 Accent 6"/>
+    <w:lsdException w:unhideWhenUsed="0" w:uiPriority="68" w:semiHidden="0" w:name="Medium Grid 2 Accent 6"/>
+    <w:lsdException w:unhideWhenUsed="0" w:uiPriority="69" w:semiHidden="0" w:name="Medium Grid 3 Accent 6"/>
+    <w:lsdException w:unhideWhenUsed="0" w:uiPriority="70" w:semiHidden="0" w:name="Dark List Accent 6"/>
+    <w:lsdException w:unhideWhenUsed="0" w:uiPriority="71" w:semiHidden="0" w:name="Colorful Shading Accent 6"/>
+    <w:lsdException w:unhideWhenUsed="0" w:uiPriority="72" w:semiHidden="0" w:name="Colorful List Accent 6"/>
+    <w:lsdException w:unhideWhenUsed="0" w:uiPriority="73" w:semiHidden="0" w:name="Colorful Grid Accent 6"/>
   </w:latentStyles>
-  <w:style w:type="paragraph" w:default="1" w:styleId="Normal">
+  <w:style w:type="paragraph" w:default="1" w:styleId="1">
     <w:name w:val="Normal"/>
     <w:qFormat/>
+    <w:uiPriority w:val="0"/>
     <w:pPr>
       <w:kinsoku w:val="0"/>
       <w:autoSpaceDE w:val="0"/>
@@ -7202,7 +7415,7 @@
       <w:textAlignment w:val="baseline"/>
     </w:pPr>
     <w:rPr>
-      <w:rFonts w:ascii="Arial" w:eastAsia="宋体" w:hAnsi="Arial" w:cs="Arial"/>
+      <w:rFonts w:ascii="Arial" w:hAnsi="Arial" w:eastAsia="宋体" w:cs="Arial"/>
       <w:snapToGrid w:val="0"/>
       <w:color w:val="000000"/>
       <w:kern w:val="0"/>
@@ -7211,11 +7424,12 @@
       <w:lang w:val="en-US" w:eastAsia="en-US" w:bidi="ar-SA"/>
     </w:rPr>
   </w:style>
-  <w:style w:type="paragraph" w:styleId="Heading1">
+  <w:style w:type="paragraph" w:styleId="2">
     <w:name w:val="heading 1"/>
-    <w:basedOn w:val="Normal"/>
-    <w:next w:val="Normal"/>
+    <w:basedOn w:val="1"/>
+    <w:next w:val="1"/>
     <w:qFormat/>
+    <w:uiPriority w:val="0"/>
     <w:pPr>
       <w:keepNext/>
       <w:keepLines/>
@@ -7233,12 +7447,13 @@
       <w:sz w:val="44"/>
     </w:rPr>
   </w:style>
-  <w:style w:type="paragraph" w:styleId="Heading2">
+  <w:style w:type="paragraph" w:styleId="3">
     <w:name w:val="heading 2"/>
-    <w:basedOn w:val="Normal"/>
-    <w:next w:val="Normal"/>
+    <w:basedOn w:val="1"/>
+    <w:next w:val="1"/>
     <w:unhideWhenUsed/>
     <w:qFormat/>
+    <w:uiPriority w:val="0"/>
     <w:pPr>
       <w:keepNext/>
       <w:keepLines/>
@@ -7251,18 +7466,19 @@
       <w:outlineLvl w:val="1"/>
     </w:pPr>
     <w:rPr>
-      <w:rFonts w:ascii="Arial" w:eastAsia="黑体" w:hAnsi="Arial"/>
+      <w:rFonts w:ascii="Arial" w:hAnsi="Arial" w:eastAsia="黑体"/>
       <w:b/>
       <w:sz w:val="32"/>
     </w:rPr>
   </w:style>
-  <w:style w:type="paragraph" w:styleId="Heading3">
+  <w:style w:type="paragraph" w:styleId="4">
     <w:name w:val="heading 3"/>
-    <w:basedOn w:val="Normal"/>
-    <w:next w:val="Normal"/>
+    <w:basedOn w:val="1"/>
+    <w:next w:val="1"/>
     <w:semiHidden/>
     <w:unhideWhenUsed/>
     <w:qFormat/>
+    <w:uiPriority w:val="0"/>
     <w:pPr>
       <w:keepNext/>
       <w:keepLines/>
@@ -7279,12 +7495,13 @@
       <w:sz w:val="32"/>
     </w:rPr>
   </w:style>
-  <w:style w:type="paragraph" w:styleId="Heading4">
+  <w:style w:type="paragraph" w:styleId="5">
     <w:name w:val="heading 4"/>
-    <w:basedOn w:val="Normal"/>
-    <w:next w:val="Normal"/>
+    <w:basedOn w:val="1"/>
+    <w:next w:val="1"/>
     <w:unhideWhenUsed/>
     <w:qFormat/>
+    <w:uiPriority w:val="0"/>
     <w:pPr>
       <w:keepNext/>
       <w:keepLines/>
@@ -7297,18 +7514,19 @@
       <w:outlineLvl w:val="3"/>
     </w:pPr>
     <w:rPr>
-      <w:rFonts w:ascii="Arial" w:eastAsia="黑体" w:hAnsi="Arial"/>
+      <w:rFonts w:ascii="Arial" w:hAnsi="Arial" w:eastAsia="黑体"/>
       <w:b/>
       <w:sz w:val="28"/>
     </w:rPr>
   </w:style>
-  <w:style w:type="paragraph" w:styleId="Heading5">
+  <w:style w:type="paragraph" w:styleId="6">
     <w:name w:val="heading 5"/>
-    <w:basedOn w:val="Normal"/>
-    <w:next w:val="Normal"/>
+    <w:basedOn w:val="1"/>
+    <w:next w:val="1"/>
     <w:semiHidden/>
     <w:unhideWhenUsed/>
     <w:qFormat/>
+    <w:uiPriority w:val="0"/>
     <w:pPr>
       <w:keepNext/>
       <w:keepLines/>
@@ -7325,13 +7543,14 @@
       <w:sz w:val="28"/>
     </w:rPr>
   </w:style>
-  <w:style w:type="paragraph" w:styleId="Heading6">
+  <w:style w:type="paragraph" w:styleId="7">
     <w:name w:val="heading 6"/>
-    <w:basedOn w:val="Normal"/>
-    <w:next w:val="Normal"/>
+    <w:basedOn w:val="1"/>
+    <w:next w:val="1"/>
     <w:semiHidden/>
     <w:unhideWhenUsed/>
     <w:qFormat/>
+    <w:uiPriority w:val="0"/>
     <w:pPr>
       <w:keepNext/>
       <w:keepLines/>
@@ -7344,18 +7563,19 @@
       <w:outlineLvl w:val="5"/>
     </w:pPr>
     <w:rPr>
-      <w:rFonts w:ascii="Arial" w:eastAsia="黑体" w:hAnsi="Arial"/>
+      <w:rFonts w:ascii="Arial" w:hAnsi="Arial" w:eastAsia="黑体"/>
       <w:b/>
       <w:sz w:val="24"/>
     </w:rPr>
   </w:style>
-  <w:style w:type="paragraph" w:styleId="Heading7">
+  <w:style w:type="paragraph" w:styleId="8">
     <w:name w:val="heading 7"/>
-    <w:basedOn w:val="Normal"/>
-    <w:next w:val="Normal"/>
+    <w:basedOn w:val="1"/>
+    <w:next w:val="1"/>
     <w:semiHidden/>
     <w:unhideWhenUsed/>
     <w:qFormat/>
+    <w:uiPriority w:val="0"/>
     <w:pPr>
       <w:keepNext/>
       <w:keepLines/>
@@ -7372,13 +7592,14 @@
       <w:sz w:val="24"/>
     </w:rPr>
   </w:style>
-  <w:style w:type="paragraph" w:styleId="Heading8">
+  <w:style w:type="paragraph" w:styleId="9">
     <w:name w:val="heading 8"/>
-    <w:basedOn w:val="Normal"/>
-    <w:next w:val="Normal"/>
+    <w:basedOn w:val="1"/>
+    <w:next w:val="1"/>
     <w:semiHidden/>
     <w:unhideWhenUsed/>
     <w:qFormat/>
+    <w:uiPriority w:val="0"/>
     <w:pPr>
       <w:keepNext/>
       <w:keepLines/>
@@ -7391,17 +7612,18 @@
       <w:outlineLvl w:val="7"/>
     </w:pPr>
     <w:rPr>
-      <w:rFonts w:ascii="Arial" w:eastAsia="黑体" w:hAnsi="Arial"/>
+      <w:rFonts w:ascii="Arial" w:hAnsi="Arial" w:eastAsia="黑体"/>
       <w:sz w:val="24"/>
     </w:rPr>
   </w:style>
-  <w:style w:type="paragraph" w:styleId="Heading9">
+  <w:style w:type="paragraph" w:styleId="10">
     <w:name w:val="heading 9"/>
-    <w:basedOn w:val="Normal"/>
-    <w:next w:val="Normal"/>
+    <w:basedOn w:val="1"/>
+    <w:next w:val="1"/>
     <w:semiHidden/>
     <w:unhideWhenUsed/>
     <w:qFormat/>
+    <w:uiPriority w:val="0"/>
     <w:pPr>
       <w:keepNext/>
       <w:keepLines/>
@@ -7414,19 +7636,21 @@
       <w:outlineLvl w:val="8"/>
     </w:pPr>
     <w:rPr>
-      <w:rFonts w:ascii="Arial" w:eastAsia="黑体" w:hAnsi="Arial"/>
+      <w:rFonts w:ascii="Arial" w:hAnsi="Arial" w:eastAsia="黑体"/>
       <w:sz w:val="21"/>
     </w:rPr>
   </w:style>
-  <w:style w:type="character" w:default="1" w:styleId="DefaultParagraphFont">
+  <w:style w:type="character" w:default="1" w:styleId="22">
     <w:name w:val="Default Paragraph Font"/>
     <w:semiHidden/>
     <w:qFormat/>
+    <w:uiPriority w:val="0"/>
   </w:style>
-  <w:style w:type="table" w:default="1" w:styleId="TableNormal">
+  <w:style w:type="table" w:default="1" w:styleId="20">
     <w:name w:val="Normal Table"/>
     <w:semiHidden/>
     <w:qFormat/>
+    <w:uiPriority w:val="0"/>
     <w:tblPr>
       <w:tblCellMar>
         <w:top w:w="0" w:type="dxa"/>
@@ -7436,39 +7660,43 @@
       </w:tblCellMar>
     </w:tblPr>
   </w:style>
-  <w:style w:type="paragraph" w:styleId="CommentText">
+  <w:style w:type="paragraph" w:styleId="11">
     <w:name w:val="annotation text"/>
-    <w:basedOn w:val="Normal"/>
+    <w:basedOn w:val="1"/>
     <w:qFormat/>
+    <w:uiPriority w:val="0"/>
     <w:pPr>
       <w:jc w:val="left"/>
     </w:pPr>
   </w:style>
-  <w:style w:type="paragraph" w:styleId="BodyText">
+  <w:style w:type="paragraph" w:styleId="12">
     <w:name w:val="Body Text"/>
-    <w:basedOn w:val="Normal"/>
+    <w:basedOn w:val="1"/>
     <w:semiHidden/>
     <w:qFormat/>
+    <w:uiPriority w:val="0"/>
     <w:rPr>
-      <w:rFonts w:ascii="Arial" w:eastAsia="Arial" w:hAnsi="Arial" w:cs="Arial"/>
+      <w:rFonts w:ascii="Arial" w:hAnsi="Arial" w:eastAsia="Arial" w:cs="Arial"/>
       <w:sz w:val="21"/>
       <w:szCs w:val="21"/>
       <w:lang w:val="en-US" w:eastAsia="en-US" w:bidi="ar-SA"/>
     </w:rPr>
   </w:style>
-  <w:style w:type="paragraph" w:styleId="TOC3">
+  <w:style w:type="paragraph" w:styleId="13">
     <w:name w:val="toc 3"/>
-    <w:basedOn w:val="Normal"/>
-    <w:next w:val="Normal"/>
+    <w:basedOn w:val="1"/>
+    <w:next w:val="1"/>
     <w:qFormat/>
+    <w:uiPriority w:val="0"/>
     <w:pPr>
       <w:ind w:left="840" w:leftChars="400"/>
     </w:pPr>
   </w:style>
-  <w:style w:type="paragraph" w:styleId="Footer">
+  <w:style w:type="paragraph" w:styleId="14">
     <w:name w:val="footer"/>
-    <w:basedOn w:val="Normal"/>
+    <w:basedOn w:val="1"/>
     <w:qFormat/>
+    <w:uiPriority w:val="0"/>
     <w:pPr>
       <w:tabs>
         <w:tab w:val="center" w:pos="4153"/>
@@ -7481,16 +7709,17 @@
       <w:sz w:val="18"/>
     </w:rPr>
   </w:style>
-  <w:style w:type="paragraph" w:styleId="Header">
+  <w:style w:type="paragraph" w:styleId="15">
     <w:name w:val="header"/>
-    <w:basedOn w:val="Normal"/>
+    <w:basedOn w:val="1"/>
     <w:qFormat/>
+    <w:uiPriority w:val="0"/>
     <w:pPr>
       <w:pBdr>
-        <w:top w:val="nil"/>
-        <w:left w:val="nil"/>
-        <w:bottom w:val="nil"/>
-        <w:right w:val="nil"/>
+        <w:top w:val="none" w:color="auto" w:sz="0" w:space="0"/>
+        <w:left w:val="none" w:color="auto" w:sz="0" w:space="0"/>
+        <w:bottom w:val="none" w:color="auto" w:sz="0" w:space="0"/>
+        <w:right w:val="none" w:color="auto" w:sz="0" w:space="0"/>
       </w:pBdr>
       <w:tabs>
         <w:tab w:val="center" w:pos="4153"/>
@@ -7505,37 +7734,41 @@
       <w:sz w:val="18"/>
     </w:rPr>
   </w:style>
-  <w:style w:type="paragraph" w:styleId="TOC1">
+  <w:style w:type="paragraph" w:styleId="16">
     <w:name w:val="toc 1"/>
-    <w:basedOn w:val="Normal"/>
-    <w:next w:val="Normal"/>
+    <w:basedOn w:val="1"/>
+    <w:next w:val="1"/>
     <w:qFormat/>
+    <w:uiPriority w:val="0"/>
     <w:rPr>
-      <w:rFonts w:ascii="Arial" w:eastAsia="Microsoft JhengHei" w:hAnsi="Arial"/>
+      <w:rFonts w:ascii="Arial" w:hAnsi="Arial" w:eastAsia="Microsoft JhengHei"/>
       <w:sz w:val="24"/>
     </w:rPr>
   </w:style>
-  <w:style w:type="paragraph" w:styleId="TOC2">
+  <w:style w:type="paragraph" w:styleId="17">
     <w:name w:val="toc 2"/>
-    <w:basedOn w:val="Normal"/>
-    <w:next w:val="Normal"/>
+    <w:basedOn w:val="1"/>
+    <w:next w:val="1"/>
     <w:qFormat/>
+    <w:uiPriority w:val="0"/>
     <w:pPr>
       <w:ind w:left="420" w:leftChars="200"/>
     </w:pPr>
   </w:style>
-  <w:style w:type="paragraph" w:styleId="NormalWeb">
+  <w:style w:type="paragraph" w:styleId="18">
     <w:name w:val="Normal (Web)"/>
-    <w:basedOn w:val="Normal"/>
+    <w:basedOn w:val="1"/>
     <w:qFormat/>
+    <w:uiPriority w:val="0"/>
     <w:rPr>
       <w:sz w:val="24"/>
     </w:rPr>
   </w:style>
-  <w:style w:type="paragraph" w:styleId="Title">
+  <w:style w:type="paragraph" w:styleId="19">
     <w:name w:val="Title"/>
-    <w:basedOn w:val="Normal"/>
+    <w:basedOn w:val="1"/>
     <w:qFormat/>
+    <w:uiPriority w:val="0"/>
     <w:pPr>
       <w:spacing w:before="240" w:beforeLines="0" w:beforeAutospacing="0" w:after="60" w:afterLines="0" w:afterAutospacing="0"/>
       <w:jc w:val="center"/>
@@ -7547,68 +7780,73 @@
       <w:sz w:val="32"/>
     </w:rPr>
   </w:style>
-  <w:style w:type="table" w:styleId="TableGrid">
+  <w:style w:type="table" w:styleId="21">
     <w:name w:val="Table Grid"/>
-    <w:basedOn w:val="TableNormal"/>
+    <w:basedOn w:val="20"/>
     <w:qFormat/>
+    <w:uiPriority w:val="0"/>
     <w:pPr>
       <w:widowControl w:val="0"/>
       <w:jc w:val="both"/>
     </w:pPr>
     <w:tblPr>
       <w:tblBorders>
-        <w:top w:val="single" w:sz="4" w:space="0" w:color="auto"/>
-        <w:left w:val="single" w:sz="4" w:space="0" w:color="auto"/>
-        <w:bottom w:val="single" w:sz="4" w:space="0" w:color="auto"/>
-        <w:right w:val="single" w:sz="4" w:space="0" w:color="auto"/>
-        <w:insideH w:val="single" w:sz="4" w:space="0" w:color="auto"/>
-        <w:insideV w:val="single" w:sz="4" w:space="0" w:color="auto"/>
+        <w:top w:val="single" w:color="auto" w:sz="4" w:space="0"/>
+        <w:left w:val="single" w:color="auto" w:sz="4" w:space="0"/>
+        <w:bottom w:val="single" w:color="auto" w:sz="4" w:space="0"/>
+        <w:right w:val="single" w:color="auto" w:sz="4" w:space="0"/>
+        <w:insideH w:val="single" w:color="auto" w:sz="4" w:space="0"/>
+        <w:insideV w:val="single" w:color="auto" w:sz="4" w:space="0"/>
       </w:tblBorders>
     </w:tblPr>
   </w:style>
-  <w:style w:type="character" w:styleId="Strong">
+  <w:style w:type="character" w:styleId="23">
     <w:name w:val="Strong"/>
-    <w:basedOn w:val="DefaultParagraphFont"/>
+    <w:basedOn w:val="22"/>
     <w:qFormat/>
+    <w:uiPriority w:val="0"/>
     <w:rPr>
       <w:b/>
     </w:rPr>
   </w:style>
-  <w:style w:type="paragraph" w:customStyle="1" w:styleId="a">
+  <w:style w:type="paragraph" w:customStyle="1" w:styleId="24">
     <w:name w:val="柴_公司名"/>
-    <w:basedOn w:val="Title"/>
+    <w:basedOn w:val="19"/>
     <w:qFormat/>
+    <w:uiPriority w:val="0"/>
     <w:pPr>
       <w:spacing w:after="600" w:afterLines="600"/>
     </w:pPr>
     <w:rPr>
-      <w:rFonts w:ascii="宋体" w:eastAsia="宋体" w:hAnsi="宋体" w:cs="宋体" w:hint="eastAsia"/>
+      <w:rFonts w:hint="eastAsia" w:ascii="宋体" w:hAnsi="宋体" w:eastAsia="宋体" w:cs="宋体"/>
       <w:bCs/>
       <w:spacing w:val="-6"/>
       <w:sz w:val="52"/>
       <w:szCs w:val="52"/>
     </w:rPr>
   </w:style>
-  <w:style w:type="paragraph" w:customStyle="1" w:styleId="a0">
+  <w:style w:type="paragraph" w:customStyle="1" w:styleId="25">
     <w:name w:val="柴_文档名"/>
-    <w:basedOn w:val="Title"/>
+    <w:basedOn w:val="19"/>
     <w:qFormat/>
+    <w:uiPriority w:val="0"/>
     <w:pPr>
       <w:spacing w:after="900" w:afterLines="900"/>
     </w:pPr>
     <w:rPr>
-      <w:rFonts w:ascii="黑体" w:eastAsia="黑体" w:hAnsi="黑体" w:cs="黑体"/>
+      <w:rFonts w:ascii="黑体" w:hAnsi="黑体" w:eastAsia="黑体" w:cs="黑体"/>
       <w:bCs/>
       <w:spacing w:val="-7"/>
       <w:sz w:val="52"/>
       <w:szCs w:val="52"/>
     </w:rPr>
   </w:style>
-  <w:style w:type="table" w:customStyle="1" w:styleId="TableNormal0">
+  <w:style w:type="table" w:customStyle="1" w:styleId="26">
     <w:name w:val="Table Normal_0"/>
     <w:semiHidden/>
     <w:unhideWhenUsed/>
     <w:qFormat/>
+    <w:uiPriority w:val="0"/>
     <w:tblPr>
       <w:tblCellMar>
         <w:top w:w="0" w:type="dxa"/>
@@ -7618,82 +7856,88 @@
       </w:tblCellMar>
     </w:tblPr>
   </w:style>
-  <w:style w:type="paragraph" w:customStyle="1" w:styleId="TableText">
+  <w:style w:type="paragraph" w:customStyle="1" w:styleId="27">
     <w:name w:val="Table Text"/>
-    <w:basedOn w:val="Normal"/>
+    <w:basedOn w:val="1"/>
     <w:semiHidden/>
     <w:qFormat/>
+    <w:uiPriority w:val="0"/>
     <w:rPr>
-      <w:rFonts w:ascii="宋体" w:eastAsia="宋体" w:hAnsi="宋体" w:cs="宋体"/>
+      <w:rFonts w:ascii="宋体" w:hAnsi="宋体" w:eastAsia="宋体" w:cs="宋体"/>
       <w:sz w:val="21"/>
       <w:szCs w:val="21"/>
       <w:lang w:val="en-US" w:eastAsia="en-US" w:bidi="ar-SA"/>
     </w:rPr>
   </w:style>
-  <w:style w:type="paragraph" w:customStyle="1" w:styleId="1">
+  <w:style w:type="paragraph" w:customStyle="1" w:styleId="28">
     <w:name w:val="柴_标题1"/>
-    <w:basedOn w:val="Heading1"/>
-    <w:next w:val="a1"/>
-    <w:link w:val="1Char"/>
+    <w:basedOn w:val="2"/>
+    <w:next w:val="29"/>
+    <w:link w:val="38"/>
     <w:qFormat/>
+    <w:uiPriority w:val="0"/>
     <w:pPr>
       <w:spacing w:before="100" w:after="90" w:line="360" w:lineRule="auto"/>
     </w:pPr>
     <w:rPr>
-      <w:rFonts w:ascii="Arial" w:eastAsia="宋体" w:hAnsi="Arial"/>
+      <w:rFonts w:ascii="Arial" w:hAnsi="Arial" w:eastAsia="宋体"/>
       <w:sz w:val="32"/>
     </w:rPr>
   </w:style>
-  <w:style w:type="paragraph" w:customStyle="1" w:styleId="a1">
+  <w:style w:type="paragraph" w:customStyle="1" w:styleId="29">
     <w:name w:val="柴_正文"/>
-    <w:basedOn w:val="BodyText"/>
-    <w:link w:val="Char"/>
+    <w:basedOn w:val="12"/>
+    <w:link w:val="42"/>
     <w:qFormat/>
+    <w:uiPriority w:val="0"/>
     <w:pPr>
       <w:spacing w:line="360" w:lineRule="auto"/>
       <w:ind w:firstLine="470" w:firstLineChars="200"/>
     </w:pPr>
     <w:rPr>
-      <w:rFonts w:ascii="Arial" w:eastAsia="宋体" w:hAnsi="Arial"/>
+      <w:rFonts w:ascii="Arial" w:hAnsi="Arial" w:eastAsia="宋体"/>
       <w:sz w:val="24"/>
       <w:lang w:eastAsia="zh-CN"/>
     </w:rPr>
   </w:style>
-  <w:style w:type="paragraph" w:customStyle="1" w:styleId="2">
+  <w:style w:type="paragraph" w:customStyle="1" w:styleId="30">
     <w:name w:val="柴_标题2"/>
-    <w:basedOn w:val="Heading2"/>
-    <w:next w:val="a1"/>
-    <w:link w:val="2Char"/>
+    <w:basedOn w:val="3"/>
+    <w:next w:val="29"/>
+    <w:link w:val="44"/>
     <w:qFormat/>
+    <w:uiPriority w:val="0"/>
     <w:pPr>
       <w:spacing w:line="360" w:lineRule="auto"/>
     </w:pPr>
     <w:rPr>
-      <w:rFonts w:ascii="Arial" w:eastAsia="宋体" w:hAnsi="Arial"/>
+      <w:rFonts w:ascii="Arial" w:hAnsi="Arial" w:eastAsia="宋体"/>
       <w:sz w:val="28"/>
     </w:rPr>
   </w:style>
-  <w:style w:type="paragraph" w:customStyle="1" w:styleId="3">
+  <w:style w:type="paragraph" w:customStyle="1" w:styleId="31">
     <w:name w:val="柴_标题3"/>
-    <w:basedOn w:val="Heading3"/>
-    <w:next w:val="a1"/>
+    <w:basedOn w:val="4"/>
+    <w:next w:val="29"/>
     <w:qFormat/>
+    <w:uiPriority w:val="0"/>
     <w:pPr>
       <w:spacing w:line="360" w:lineRule="auto"/>
       <w:ind w:left="0" w:firstLine="472" w:firstLineChars="200"/>
     </w:pPr>
     <w:rPr>
-      <w:rFonts w:ascii="宋体" w:eastAsia="宋体" w:hAnsi="宋体" w:cs="宋体"/>
+      <w:rFonts w:ascii="宋体" w:hAnsi="宋体" w:eastAsia="宋体" w:cs="宋体"/>
       <w:spacing w:val="-2"/>
       <w:sz w:val="24"/>
       <w:szCs w:val="24"/>
     </w:rPr>
   </w:style>
-  <w:style w:type="paragraph" w:customStyle="1" w:styleId="a2">
+  <w:style w:type="paragraph" w:customStyle="1" w:styleId="32">
     <w:name w:val="柴_目录"/>
-    <w:basedOn w:val="Normal"/>
-    <w:next w:val="BodyText"/>
+    <w:basedOn w:val="1"/>
+    <w:next w:val="12"/>
     <w:qFormat/>
+    <w:uiPriority w:val="0"/>
     <w:pPr>
       <w:tabs>
         <w:tab w:val="right" w:leader="dot" w:pos="8442"/>
@@ -7701,59 +7945,64 @@
       <w:ind w:left="0" w:leftChars="0"/>
     </w:pPr>
     <w:rPr>
-      <w:rFonts w:ascii="Arial" w:eastAsia="Microsoft JhengHei" w:hAnsi="Arial"/>
+      <w:rFonts w:ascii="Arial" w:hAnsi="Arial" w:eastAsia="Microsoft JhengHei"/>
       <w:sz w:val="24"/>
     </w:rPr>
   </w:style>
-  <w:style w:type="paragraph" w:customStyle="1" w:styleId="WPSOffice1">
+  <w:style w:type="paragraph" w:customStyle="1" w:styleId="33">
     <w:name w:val="WPSOffice手动目录 1"/>
     <w:qFormat/>
+    <w:uiPriority w:val="0"/>
     <w:pPr>
       <w:ind w:leftChars="0"/>
     </w:pPr>
     <w:rPr>
-      <w:rFonts w:ascii="Times New Roman" w:eastAsia="宋体" w:hAnsi="Times New Roman" w:cs="Times New Roman"/>
+      <w:rFonts w:ascii="Times New Roman" w:hAnsi="Times New Roman" w:eastAsia="宋体" w:cs="Times New Roman"/>
       <w:sz w:val="20"/>
       <w:szCs w:val="20"/>
     </w:rPr>
   </w:style>
-  <w:style w:type="paragraph" w:customStyle="1" w:styleId="WPSOffice2">
+  <w:style w:type="paragraph" w:customStyle="1" w:styleId="34">
     <w:name w:val="WPSOffice手动目录 2"/>
     <w:qFormat/>
+    <w:uiPriority w:val="0"/>
     <w:pPr>
       <w:ind w:leftChars="200"/>
     </w:pPr>
     <w:rPr>
-      <w:rFonts w:ascii="Times New Roman" w:eastAsia="宋体" w:hAnsi="Times New Roman" w:cs="Times New Roman"/>
+      <w:rFonts w:ascii="Times New Roman" w:hAnsi="Times New Roman" w:eastAsia="宋体" w:cs="Times New Roman"/>
       <w:sz w:val="20"/>
       <w:szCs w:val="20"/>
     </w:rPr>
   </w:style>
-  <w:style w:type="paragraph" w:customStyle="1" w:styleId="WPSOffice3">
+  <w:style w:type="paragraph" w:customStyle="1" w:styleId="35">
     <w:name w:val="WPSOffice手动目录 3"/>
     <w:qFormat/>
+    <w:uiPriority w:val="0"/>
     <w:pPr>
       <w:ind w:leftChars="400"/>
     </w:pPr>
     <w:rPr>
-      <w:rFonts w:ascii="Times New Roman" w:eastAsia="宋体" w:hAnsi="Times New Roman" w:cs="Times New Roman"/>
+      <w:rFonts w:ascii="Times New Roman" w:hAnsi="Times New Roman" w:eastAsia="宋体" w:cs="Times New Roman"/>
       <w:sz w:val="20"/>
       <w:szCs w:val="20"/>
     </w:rPr>
   </w:style>
-  <w:style w:type="paragraph" w:customStyle="1" w:styleId="Compact">
+  <w:style w:type="paragraph" w:customStyle="1" w:styleId="36">
     <w:name w:val="Compact"/>
-    <w:basedOn w:val="BodyText"/>
+    <w:basedOn w:val="12"/>
     <w:qFormat/>
+    <w:uiPriority w:val="0"/>
     <w:pPr>
       <w:spacing w:before="36" w:after="36"/>
     </w:pPr>
   </w:style>
-  <w:style w:type="table" w:customStyle="1" w:styleId="Table">
+  <w:style w:type="table" w:customStyle="1" w:styleId="37">
     <w:name w:val="Table"/>
     <w:semiHidden/>
     <w:unhideWhenUsed/>
     <w:qFormat/>
+    <w:uiPriority w:val="0"/>
     <w:tblPr>
       <w:tblCellMar>
         <w:top w:w="0" w:type="dxa"/>
@@ -7765,26 +8014,28 @@
     <w:tblStylePr w:type="firstRow">
       <w:tcPr>
         <w:tcBorders>
-          <w:bottom w:val="single" w:sz="0" w:space="0" w:color="auto"/>
+          <w:bottom w:val="single" w:color="auto" w:sz="0" w:space="0"/>
         </w:tcBorders>
         <w:vAlign w:val="bottom"/>
       </w:tcPr>
     </w:tblStylePr>
   </w:style>
-  <w:style w:type="character" w:customStyle="1" w:styleId="1Char">
+  <w:style w:type="character" w:customStyle="1" w:styleId="38">
     <w:name w:val="柴_标题1 Char"/>
-    <w:link w:val="1"/>
+    <w:link w:val="28"/>
     <w:qFormat/>
+    <w:uiPriority w:val="0"/>
     <w:rPr>
-      <w:rFonts w:ascii="Arial" w:eastAsia="宋体" w:hAnsi="Arial"/>
+      <w:rFonts w:ascii="Arial" w:hAnsi="Arial" w:eastAsia="宋体"/>
       <w:sz w:val="32"/>
     </w:rPr>
   </w:style>
-  <w:style w:type="table" w:customStyle="1" w:styleId="TableNormal1">
+  <w:style w:type="table" w:customStyle="1" w:styleId="39">
     <w:name w:val="Table Normal_1"/>
     <w:semiHidden/>
     <w:unhideWhenUsed/>
     <w:qFormat/>
+    <w:uiPriority w:val="0"/>
     <w:tblPr>
       <w:tblCellMar>
         <w:top w:w="0" w:type="dxa"/>
@@ -7794,10 +8045,11 @@
       </w:tblCellMar>
     </w:tblPr>
   </w:style>
-  <w:style w:type="paragraph" w:customStyle="1" w:styleId="a3">
+  <w:style w:type="paragraph" w:customStyle="1" w:styleId="40">
     <w:name w:val="柴_正文_无缩进"/>
-    <w:basedOn w:val="Normal"/>
+    <w:basedOn w:val="1"/>
     <w:qFormat/>
+    <w:uiPriority w:val="0"/>
     <w:pPr>
       <w:ind w:firstLine="0" w:firstLineChars="0"/>
     </w:pPr>
@@ -7807,48 +8059,51 @@
       <w:lang w:eastAsia="zh-CN"/>
     </w:rPr>
   </w:style>
-  <w:style w:type="paragraph" w:customStyle="1" w:styleId="4">
+  <w:style w:type="paragraph" w:customStyle="1" w:styleId="41">
     <w:name w:val="柴_标题4"/>
-    <w:basedOn w:val="Heading4"/>
-    <w:next w:val="Normal"/>
+    <w:basedOn w:val="5"/>
+    <w:next w:val="1"/>
     <w:qFormat/>
+    <w:uiPriority w:val="0"/>
     <w:pPr>
       <w:widowControl w:val="0"/>
       <w:spacing w:before="160" w:line="360" w:lineRule="auto"/>
-      <w:ind w:left="981" w:hanging="862" w:leftChars="300"/>
+      <w:ind w:left="981" w:leftChars="300" w:hanging="862"/>
     </w:pPr>
     <w:rPr>
-      <w:rFonts w:ascii="Calibri" w:eastAsia="宋体" w:hAnsi="Calibri" w:cs="宋体" w:hint="eastAsia"/>
+      <w:rFonts w:hint="eastAsia" w:ascii="Calibri" w:hAnsi="Calibri" w:eastAsia="宋体" w:cs="宋体"/>
       <w:sz w:val="24"/>
       <w:szCs w:val="24"/>
       <w:lang w:eastAsia="zh-CN" w:bidi="zh-CN"/>
     </w:rPr>
   </w:style>
-  <w:style w:type="character" w:customStyle="1" w:styleId="Char">
+  <w:style w:type="character" w:customStyle="1" w:styleId="42">
     <w:name w:val="柴_正文 Char"/>
-    <w:link w:val="a1"/>
+    <w:link w:val="29"/>
     <w:qFormat/>
+    <w:uiPriority w:val="0"/>
     <w:rPr>
-      <w:rFonts w:ascii="Arial" w:eastAsia="宋体" w:hAnsi="Arial"/>
+      <w:rFonts w:ascii="Arial" w:hAnsi="Arial" w:eastAsia="宋体"/>
       <w:sz w:val="24"/>
       <w:lang w:eastAsia="zh-CN"/>
     </w:rPr>
   </w:style>
-  <w:style w:type="paragraph" w:styleId="ListParagraph">
+  <w:style w:type="paragraph" w:styleId="43">
     <w:name w:val="List Paragraph"/>
-    <w:basedOn w:val="Normal"/>
+    <w:basedOn w:val="1"/>
+    <w:qFormat/>
     <w:uiPriority w:val="99"/>
-    <w:qFormat/>
     <w:pPr>
       <w:ind w:firstLine="420" w:firstLineChars="200"/>
     </w:pPr>
   </w:style>
-  <w:style w:type="character" w:customStyle="1" w:styleId="2Char">
+  <w:style w:type="character" w:customStyle="1" w:styleId="44">
     <w:name w:val="柴_标题2 Char"/>
-    <w:link w:val="2"/>
+    <w:link w:val="30"/>
     <w:qFormat/>
+    <w:uiPriority w:val="0"/>
     <w:rPr>
-      <w:rFonts w:ascii="Arial" w:eastAsia="宋体" w:hAnsi="Arial"/>
+      <w:rFonts w:ascii="Arial" w:hAnsi="Arial" w:eastAsia="宋体"/>
       <w:sz w:val="28"/>
     </w:rPr>
   </w:style>
